--- a/Project.docx
+++ b/Project.docx
@@ -5,123 +5,6 @@
     <w:p>
       <w:pPr>
         <w:spacing w:after="0" w:line="240" w:lineRule="auto"/>
-        <w:jc w:val="center"/>
-        <w:rPr>
-          <w:rFonts w:ascii="Arial Narrow" w:hAnsi="Arial Narrow"/>
-          <w:b/>
-          <w:bCs/>
-          <w:sz w:val="32"/>
-          <w:szCs w:val="32"/>
-          <w:lang w:bidi="ar-JO"/>
-        </w:rPr>
-      </w:pPr>
-      <w:r>
-        <w:rPr>
-          <w:rFonts w:ascii="Arial Narrow" w:hAnsi="Arial Narrow"/>
-          <w:b/>
-          <w:bCs/>
-          <w:noProof/>
-          <w:sz w:val="32"/>
-          <w:szCs w:val="32"/>
-          <w:lang w:bidi="ar-JO"/>
-        </w:rPr>
-        <w:drawing>
-          <wp:anchor distT="0" distB="0" distL="114300" distR="114300" simplePos="0" relativeHeight="251659264" behindDoc="0" locked="0" layoutInCell="1" allowOverlap="1" wp14:anchorId="3901221B" wp14:editId="74372796">
-            <wp:simplePos x="0" y="0"/>
-            <wp:positionH relativeFrom="column">
-              <wp:posOffset>5461635</wp:posOffset>
-            </wp:positionH>
-            <wp:positionV relativeFrom="paragraph">
-              <wp:posOffset>-234315</wp:posOffset>
-            </wp:positionV>
-            <wp:extent cx="653415" cy="828040"/>
-            <wp:effectExtent l="0" t="0" r="0" b="0"/>
-            <wp:wrapNone/>
-            <wp:docPr id="1" name="Picture 1"/>
-            <wp:cNvGraphicFramePr>
-              <a:graphicFrameLocks xmlns:a="http://schemas.openxmlformats.org/drawingml/2006/main" noChangeAspect="1"/>
-            </wp:cNvGraphicFramePr>
-            <a:graphic xmlns:a="http://schemas.openxmlformats.org/drawingml/2006/main">
-              <a:graphicData uri="http://schemas.openxmlformats.org/drawingml/2006/picture">
-                <pic:pic xmlns:pic="http://schemas.openxmlformats.org/drawingml/2006/picture">
-                  <pic:nvPicPr>
-                    <pic:cNvPr id="1" name="University_of_Jordan_Logo.svg.png"/>
-                    <pic:cNvPicPr/>
-                  </pic:nvPicPr>
-                  <pic:blipFill>
-                    <a:blip r:embed="rId11" cstate="print">
-                      <a:extLst>
-                        <a:ext uri="{28A0092B-C50C-407E-A947-70E740481C1C}">
-                          <a14:useLocalDpi xmlns:a14="http://schemas.microsoft.com/office/drawing/2010/main" val="0"/>
-                        </a:ext>
-                      </a:extLst>
-                    </a:blip>
-                    <a:stretch>
-                      <a:fillRect/>
-                    </a:stretch>
-                  </pic:blipFill>
-                  <pic:spPr>
-                    <a:xfrm>
-                      <a:off x="0" y="0"/>
-                      <a:ext cx="653415" cy="828040"/>
-                    </a:xfrm>
-                    <a:prstGeom prst="rect">
-                      <a:avLst/>
-                    </a:prstGeom>
-                  </pic:spPr>
-                </pic:pic>
-              </a:graphicData>
-            </a:graphic>
-            <wp14:sizeRelH relativeFrom="page">
-              <wp14:pctWidth>0</wp14:pctWidth>
-            </wp14:sizeRelH>
-            <wp14:sizeRelV relativeFrom="page">
-              <wp14:pctHeight>0</wp14:pctHeight>
-            </wp14:sizeRelV>
-          </wp:anchor>
-        </w:drawing>
-      </w:r>
-      <w:r>
-        <w:rPr>
-          <w:rFonts w:ascii="Arial Narrow" w:hAnsi="Arial Narrow"/>
-          <w:b/>
-          <w:bCs/>
-          <w:sz w:val="32"/>
-          <w:szCs w:val="32"/>
-          <w:lang w:bidi="ar-JO"/>
-        </w:rPr>
-        <w:t>University of Jordan</w:t>
-      </w:r>
-    </w:p>
-    <w:p>
-      <w:pPr>
-        <w:spacing w:after="0" w:line="240" w:lineRule="auto"/>
-        <w:jc w:val="center"/>
-        <w:rPr>
-          <w:rFonts w:ascii="Arial Narrow" w:hAnsi="Arial Narrow"/>
-          <w:b/>
-          <w:bCs/>
-          <w:sz w:val="32"/>
-          <w:szCs w:val="32"/>
-          <w:lang w:bidi="ar-JO"/>
-        </w:rPr>
-      </w:pPr>
-      <w:r>
-        <w:rPr>
-          <w:rFonts w:ascii="Arial Narrow" w:hAnsi="Arial Narrow"/>
-          <w:b/>
-          <w:bCs/>
-          <w:sz w:val="32"/>
-          <w:szCs w:val="32"/>
-          <w:lang w:bidi="ar-JO"/>
-        </w:rPr>
-        <w:t>School of Engineering</w:t>
-      </w:r>
-    </w:p>
-    <w:p>
-      <w:pPr>
-        <w:spacing w:after="0" w:line="240" w:lineRule="auto"/>
-        <w:jc w:val="center"/>
         <w:rPr>
           <w:rFonts w:ascii="Arial Narrow" w:hAnsi="Arial Narrow"/>
           <w:b/>
@@ -131,17 +14,6 @@
           <w:lang w:bidi="ar-JO"/>
         </w:rPr>
       </w:pPr>
-      <w:r>
-        <w:rPr>
-          <w:rFonts w:ascii="Arial Narrow" w:hAnsi="Arial Narrow"/>
-          <w:b/>
-          <w:bCs/>
-          <w:sz w:val="32"/>
-          <w:szCs w:val="32"/>
-          <w:lang w:bidi="ar-JO"/>
-        </w:rPr>
-        <w:t>Computer Engineering Department</w:t>
-      </w:r>
       <w:r>
         <w:rPr>
           <w:rFonts w:ascii="Arial Narrow" w:hAnsi="Arial Narrow"/>
@@ -179,19 +51,7 @@
           <w:szCs w:val="28"/>
           <w:lang w:bidi="ar-JO"/>
         </w:rPr>
-        <w:t xml:space="preserve">GP01 – </w:t>
-      </w:r>
-      <w:r>
-        <w:rPr>
-          <w:rFonts w:ascii="Arial Narrow" w:hAnsi="Arial Narrow"/>
-          <w:b/>
-          <w:bCs/>
-          <w:color w:val="FFFFFF" w:themeColor="background1"/>
-          <w:sz w:val="28"/>
-          <w:szCs w:val="28"/>
-          <w:lang w:bidi="ar-JO"/>
-        </w:rPr>
-        <w:t>Graduation Project Proposal</w:t>
+        <w:t xml:space="preserve"> Project Proposal</w:t>
       </w:r>
     </w:p>
     <w:p>
@@ -206,800 +66,12 @@
         </w:rPr>
       </w:pPr>
     </w:p>
-    <w:tbl>
-      <w:tblPr>
-        <w:tblStyle w:val="TableGrid"/>
-        <w:bidiVisual/>
-        <w:tblW w:w="9865" w:type="dxa"/>
-        <w:jc w:val="center"/>
-        <w:tblLook w:val="04A0" w:firstRow="1" w:lastRow="0" w:firstColumn="1" w:lastColumn="0" w:noHBand="0" w:noVBand="1"/>
-      </w:tblPr>
-      <w:tblGrid>
-        <w:gridCol w:w="2041"/>
-        <w:gridCol w:w="2041"/>
-        <w:gridCol w:w="3912"/>
-        <w:gridCol w:w="1871"/>
-      </w:tblGrid>
-      <w:tr>
-        <w:trPr>
-          <w:trHeight w:val="340"/>
-          <w:jc w:val="center"/>
-        </w:trPr>
-        <w:tc>
-          <w:tcPr>
-            <w:tcW w:w="2041" w:type="dxa"/>
-            <w:tcBorders>
-              <w:bottom w:val="single" w:sz="4" w:space="0" w:color="auto"/>
-            </w:tcBorders>
-          </w:tcPr>
-          <w:p>
-            <w:pPr>
-              <w:rPr>
-                <w:rFonts w:ascii="Arial Narrow" w:hAnsi="Arial Narrow"/>
-                <w:i/>
-                <w:iCs/>
-                <w:sz w:val="26"/>
-                <w:szCs w:val="26"/>
-                <w:rtl/>
-                <w:lang w:bidi="ar-JO"/>
-              </w:rPr>
-            </w:pPr>
-            <w:r>
-              <w:rPr>
-                <w:rFonts w:ascii="Arial Narrow" w:hAnsi="Arial Narrow"/>
-                <w:i/>
-                <w:iCs/>
-                <w:sz w:val="24"/>
-                <w:szCs w:val="24"/>
-                <w:lang w:bidi="ar-JO"/>
-              </w:rPr>
-              <w:t xml:space="preserve">  </w:t>
-            </w:r>
-            <w:r>
-              <w:rPr>
-                <w:rFonts w:ascii="Arial Narrow" w:hAnsi="Arial Narrow"/>
-                <w:i/>
-                <w:iCs/>
-                <w:sz w:val="24"/>
-                <w:szCs w:val="24"/>
-                <w:lang w:bidi="ar-JO"/>
-              </w:rPr>
-              <w:t>1</w:t>
-            </w:r>
-            <w:r>
-              <w:rPr>
-                <w:rFonts w:ascii="Arial Narrow" w:hAnsi="Arial Narrow"/>
-                <w:i/>
-                <w:iCs/>
-                <w:sz w:val="24"/>
-                <w:szCs w:val="24"/>
-                <w:vertAlign w:val="superscript"/>
-                <w:lang w:bidi="ar-JO"/>
-              </w:rPr>
-              <w:t>st</w:t>
-            </w:r>
-            <w:r>
-              <w:rPr>
-                <w:rFonts w:ascii="Arial Narrow" w:hAnsi="Arial Narrow"/>
-                <w:i/>
-                <w:iCs/>
-                <w:sz w:val="24"/>
-                <w:szCs w:val="24"/>
-                <w:lang w:bidi="ar-JO"/>
-              </w:rPr>
-              <w:t xml:space="preserve"> / 202</w:t>
-            </w:r>
-            <w:r>
-              <w:rPr>
-                <w:rFonts w:ascii="Arial Narrow" w:hAnsi="Arial Narrow"/>
-                <w:i/>
-                <w:iCs/>
-                <w:sz w:val="24"/>
-                <w:szCs w:val="24"/>
-                <w:lang w:bidi="ar-JO"/>
-              </w:rPr>
-              <w:t>5</w:t>
-            </w:r>
-          </w:p>
-        </w:tc>
-        <w:tc>
-          <w:tcPr>
-            <w:tcW w:w="2041" w:type="dxa"/>
-            <w:tcBorders>
-              <w:bottom w:val="single" w:sz="4" w:space="0" w:color="auto"/>
-            </w:tcBorders>
-            <w:shd w:val="clear" w:color="auto" w:fill="DBE5F1" w:themeFill="accent1" w:themeFillTint="33"/>
-            <w:vAlign w:val="center"/>
-          </w:tcPr>
-          <w:p>
-            <w:pPr>
-              <w:jc w:val="center"/>
-              <w:rPr>
-                <w:rFonts w:ascii="Arial Narrow" w:hAnsi="Arial Narrow"/>
-                <w:b/>
-                <w:bCs/>
-                <w:sz w:val="26"/>
-                <w:szCs w:val="26"/>
-                <w:rtl/>
-                <w:lang w:bidi="ar-JO"/>
-              </w:rPr>
-            </w:pPr>
-            <w:r>
-              <w:rPr>
-                <w:rFonts w:ascii="Arial Narrow" w:hAnsi="Arial Narrow"/>
-                <w:b/>
-                <w:bCs/>
-                <w:sz w:val="26"/>
-                <w:szCs w:val="26"/>
-                <w:lang w:bidi="ar-JO"/>
-              </w:rPr>
-              <w:t>Semester / Year</w:t>
-            </w:r>
-          </w:p>
-        </w:tc>
-        <w:tc>
-          <w:tcPr>
-            <w:tcW w:w="3912" w:type="dxa"/>
-            <w:tcBorders>
-              <w:bottom w:val="single" w:sz="4" w:space="0" w:color="auto"/>
-            </w:tcBorders>
-          </w:tcPr>
-          <w:p>
-            <w:pPr>
-              <w:rPr>
-                <w:rFonts w:ascii="Arial Narrow" w:hAnsi="Arial Narrow"/>
-                <w:b/>
-                <w:bCs/>
-                <w:sz w:val="26"/>
-                <w:szCs w:val="26"/>
-                <w:rtl/>
-                <w:lang w:bidi="ar-JO"/>
-              </w:rPr>
-            </w:pPr>
-            <w:r>
-              <w:rPr>
-                <w:rFonts w:ascii="Arial Narrow" w:hAnsi="Arial Narrow"/>
-                <w:b/>
-                <w:bCs/>
-                <w:sz w:val="26"/>
-                <w:szCs w:val="26"/>
-                <w:lang w:bidi="ar-JO"/>
-              </w:rPr>
-              <w:t>Iyad Jafar</w:t>
-            </w:r>
-          </w:p>
-        </w:tc>
-        <w:tc>
-          <w:tcPr>
-            <w:tcW w:w="1871" w:type="dxa"/>
-            <w:tcBorders>
-              <w:bottom w:val="single" w:sz="4" w:space="0" w:color="auto"/>
-            </w:tcBorders>
-            <w:shd w:val="clear" w:color="auto" w:fill="DBE5F1" w:themeFill="accent1" w:themeFillTint="33"/>
-          </w:tcPr>
-          <w:p>
-            <w:pPr>
-              <w:jc w:val="center"/>
-              <w:rPr>
-                <w:rFonts w:ascii="Arial Narrow" w:hAnsi="Arial Narrow"/>
-                <w:b/>
-                <w:bCs/>
-                <w:sz w:val="26"/>
-                <w:szCs w:val="26"/>
-                <w:rtl/>
-                <w:lang w:bidi="ar-JO"/>
-              </w:rPr>
-            </w:pPr>
-            <w:r>
-              <w:rPr>
-                <w:rFonts w:ascii="Arial Narrow" w:hAnsi="Arial Narrow"/>
-                <w:b/>
-                <w:bCs/>
-                <w:sz w:val="26"/>
-                <w:szCs w:val="26"/>
-                <w:lang w:bidi="ar-JO"/>
-              </w:rPr>
-              <w:t>Supervisor</w:t>
-            </w:r>
-          </w:p>
-        </w:tc>
-      </w:tr>
-    </w:tbl>
     <w:p>
       <w:pPr>
         <w:pStyle w:val="NoSpacing"/>
         <w:bidi/>
       </w:pPr>
     </w:p>
-    <w:tbl>
-      <w:tblPr>
-        <w:tblStyle w:val="TableGrid"/>
-        <w:bidiVisual/>
-        <w:tblW w:w="0" w:type="auto"/>
-        <w:jc w:val="center"/>
-        <w:tblLook w:val="04A0" w:firstRow="1" w:lastRow="0" w:firstColumn="1" w:lastColumn="0" w:noHBand="0" w:noVBand="1"/>
-      </w:tblPr>
-      <w:tblGrid>
-        <w:gridCol w:w="1844"/>
-        <w:gridCol w:w="908"/>
-        <w:gridCol w:w="2431"/>
-        <w:gridCol w:w="1375"/>
-        <w:gridCol w:w="2454"/>
-        <w:gridCol w:w="617"/>
-      </w:tblGrid>
-      <w:tr>
-        <w:trPr>
-          <w:trHeight w:val="340"/>
-          <w:jc w:val="center"/>
-        </w:trPr>
-        <w:tc>
-          <w:tcPr>
-            <w:tcW w:w="1888" w:type="dxa"/>
-            <w:tcBorders>
-              <w:top w:val="single" w:sz="4" w:space="0" w:color="auto"/>
-            </w:tcBorders>
-            <w:shd w:val="clear" w:color="auto" w:fill="DBE5F1" w:themeFill="accent1" w:themeFillTint="33"/>
-          </w:tcPr>
-          <w:p>
-            <w:pPr>
-              <w:bidi/>
-              <w:jc w:val="center"/>
-              <w:rPr>
-                <w:rFonts w:ascii="Arial Narrow" w:hAnsi="Arial Narrow"/>
-                <w:b/>
-                <w:bCs/>
-                <w:sz w:val="26"/>
-                <w:szCs w:val="26"/>
-                <w:lang w:bidi="ar-JO"/>
-              </w:rPr>
-            </w:pPr>
-            <w:r>
-              <w:rPr>
-                <w:rFonts w:ascii="Arial Narrow" w:hAnsi="Arial Narrow"/>
-                <w:b/>
-                <w:bCs/>
-                <w:sz w:val="26"/>
-                <w:szCs w:val="26"/>
-                <w:lang w:bidi="ar-JO"/>
-              </w:rPr>
-              <w:t>Signature</w:t>
-            </w:r>
-          </w:p>
-        </w:tc>
-        <w:tc>
-          <w:tcPr>
-            <w:tcW w:w="924" w:type="dxa"/>
-            <w:tcBorders>
-              <w:top w:val="single" w:sz="4" w:space="0" w:color="auto"/>
-            </w:tcBorders>
-            <w:shd w:val="clear" w:color="auto" w:fill="DBE5F1" w:themeFill="accent1" w:themeFillTint="33"/>
-          </w:tcPr>
-          <w:p>
-            <w:pPr>
-              <w:bidi/>
-              <w:jc w:val="center"/>
-              <w:rPr>
-                <w:rFonts w:ascii="Arial Narrow" w:hAnsi="Arial Narrow"/>
-                <w:b/>
-                <w:bCs/>
-                <w:sz w:val="26"/>
-                <w:szCs w:val="26"/>
-                <w:rtl/>
-                <w:lang w:bidi="ar-JO"/>
-              </w:rPr>
-            </w:pPr>
-            <w:r>
-              <w:rPr>
-                <w:rFonts w:ascii="Arial Narrow" w:hAnsi="Arial Narrow"/>
-                <w:b/>
-                <w:bCs/>
-                <w:sz w:val="26"/>
-                <w:szCs w:val="26"/>
-                <w:lang w:bidi="ar-JO"/>
-              </w:rPr>
-              <w:t>GPA</w:t>
-            </w:r>
-          </w:p>
-        </w:tc>
-        <w:tc>
-          <w:tcPr>
-            <w:tcW w:w="2505" w:type="dxa"/>
-            <w:tcBorders>
-              <w:top w:val="single" w:sz="4" w:space="0" w:color="auto"/>
-            </w:tcBorders>
-            <w:shd w:val="clear" w:color="auto" w:fill="DBE5F1" w:themeFill="accent1" w:themeFillTint="33"/>
-          </w:tcPr>
-          <w:p>
-            <w:pPr>
-              <w:bidi/>
-              <w:jc w:val="center"/>
-              <w:rPr>
-                <w:rFonts w:ascii="Arial Narrow" w:hAnsi="Arial Narrow"/>
-                <w:b/>
-                <w:bCs/>
-                <w:sz w:val="26"/>
-                <w:szCs w:val="26"/>
-                <w:lang w:bidi="ar-JO"/>
-              </w:rPr>
-            </w:pPr>
-            <w:r>
-              <w:rPr>
-                <w:rFonts w:ascii="Arial Narrow" w:hAnsi="Arial Narrow"/>
-                <w:b/>
-                <w:bCs/>
-                <w:sz w:val="26"/>
-                <w:szCs w:val="26"/>
-                <w:lang w:bidi="ar-JO"/>
-              </w:rPr>
-              <w:t>Dept.</w:t>
-            </w:r>
-          </w:p>
-        </w:tc>
-        <w:tc>
-          <w:tcPr>
-            <w:tcW w:w="1397" w:type="dxa"/>
-            <w:tcBorders>
-              <w:top w:val="single" w:sz="4" w:space="0" w:color="auto"/>
-            </w:tcBorders>
-            <w:shd w:val="clear" w:color="auto" w:fill="DBE5F1" w:themeFill="accent1" w:themeFillTint="33"/>
-          </w:tcPr>
-          <w:p>
-            <w:pPr>
-              <w:bidi/>
-              <w:jc w:val="center"/>
-              <w:rPr>
-                <w:rFonts w:ascii="Arial Narrow" w:hAnsi="Arial Narrow"/>
-                <w:b/>
-                <w:bCs/>
-                <w:sz w:val="26"/>
-                <w:szCs w:val="26"/>
-                <w:rtl/>
-                <w:lang w:bidi="ar-JO"/>
-              </w:rPr>
-            </w:pPr>
-            <w:r>
-              <w:rPr>
-                <w:rFonts w:ascii="Arial Narrow" w:hAnsi="Arial Narrow"/>
-                <w:b/>
-                <w:bCs/>
-                <w:sz w:val="26"/>
-                <w:szCs w:val="26"/>
-                <w:lang w:bidi="ar-JO"/>
-              </w:rPr>
-              <w:t>ID Number</w:t>
-            </w:r>
-          </w:p>
-        </w:tc>
-        <w:tc>
-          <w:tcPr>
-            <w:tcW w:w="2520" w:type="dxa"/>
-            <w:tcBorders>
-              <w:top w:val="single" w:sz="4" w:space="0" w:color="auto"/>
-            </w:tcBorders>
-            <w:shd w:val="clear" w:color="auto" w:fill="DBE5F1" w:themeFill="accent1" w:themeFillTint="33"/>
-          </w:tcPr>
-          <w:p>
-            <w:pPr>
-              <w:bidi/>
-              <w:jc w:val="center"/>
-              <w:rPr>
-                <w:rFonts w:ascii="Arial Narrow" w:hAnsi="Arial Narrow"/>
-                <w:b/>
-                <w:bCs/>
-                <w:sz w:val="26"/>
-                <w:szCs w:val="26"/>
-                <w:rtl/>
-                <w:lang w:bidi="ar-JO"/>
-              </w:rPr>
-            </w:pPr>
-            <w:r>
-              <w:rPr>
-                <w:rFonts w:ascii="Arial Narrow" w:hAnsi="Arial Narrow"/>
-                <w:b/>
-                <w:bCs/>
-                <w:sz w:val="26"/>
-                <w:szCs w:val="26"/>
-                <w:lang w:bidi="ar-JO"/>
-              </w:rPr>
-              <w:t>Student Name</w:t>
-            </w:r>
-          </w:p>
-        </w:tc>
-        <w:tc>
-          <w:tcPr>
-            <w:tcW w:w="621" w:type="dxa"/>
-            <w:tcBorders>
-              <w:top w:val="single" w:sz="4" w:space="0" w:color="auto"/>
-            </w:tcBorders>
-            <w:shd w:val="clear" w:color="auto" w:fill="DBE5F1" w:themeFill="accent1" w:themeFillTint="33"/>
-          </w:tcPr>
-          <w:p>
-            <w:pPr>
-              <w:bidi/>
-              <w:jc w:val="center"/>
-              <w:rPr>
-                <w:rFonts w:ascii="Arial Narrow" w:hAnsi="Arial Narrow"/>
-                <w:b/>
-                <w:bCs/>
-                <w:sz w:val="26"/>
-                <w:szCs w:val="26"/>
-                <w:lang w:bidi="ar-JO"/>
-              </w:rPr>
-            </w:pPr>
-            <w:r>
-              <w:rPr>
-                <w:rFonts w:ascii="Arial Narrow" w:hAnsi="Arial Narrow"/>
-                <w:b/>
-                <w:bCs/>
-                <w:sz w:val="26"/>
-                <w:szCs w:val="26"/>
-                <w:lang w:bidi="ar-JO"/>
-              </w:rPr>
-              <w:t>No.</w:t>
-            </w:r>
-          </w:p>
-        </w:tc>
-      </w:tr>
-      <w:tr>
-        <w:trPr>
-          <w:trHeight w:val="340"/>
-          <w:jc w:val="center"/>
-        </w:trPr>
-        <w:tc>
-          <w:tcPr>
-            <w:tcW w:w="1888" w:type="dxa"/>
-          </w:tcPr>
-          <w:p>
-            <w:pPr>
-              <w:rPr>
-                <w:rFonts w:ascii="Arial Narrow" w:hAnsi="Arial Narrow"/>
-                <w:b/>
-                <w:bCs/>
-                <w:sz w:val="26"/>
-                <w:szCs w:val="26"/>
-                <w:rtl/>
-                <w:lang w:bidi="ar-JO"/>
-              </w:rPr>
-            </w:pPr>
-          </w:p>
-        </w:tc>
-        <w:tc>
-          <w:tcPr>
-            <w:tcW w:w="924" w:type="dxa"/>
-          </w:tcPr>
-          <w:p>
-            <w:pPr>
-              <w:rPr>
-                <w:rFonts w:ascii="Arial Narrow" w:hAnsi="Arial Narrow"/>
-                <w:b/>
-                <w:bCs/>
-                <w:sz w:val="26"/>
-                <w:szCs w:val="26"/>
-                <w:rtl/>
-                <w:lang w:bidi="ar-JO"/>
-              </w:rPr>
-            </w:pPr>
-            <w:r>
-              <w:rPr>
-                <w:rFonts w:ascii="Arial Narrow" w:hAnsi="Arial Narrow"/>
-                <w:b/>
-                <w:bCs/>
-                <w:sz w:val="26"/>
-                <w:szCs w:val="26"/>
-                <w:lang w:bidi="ar-JO"/>
-              </w:rPr>
-              <w:t>2.</w:t>
-            </w:r>
-            <w:r>
-              <w:rPr>
-                <w:rFonts w:ascii="Arial Narrow" w:hAnsi="Arial Narrow"/>
-                <w:b/>
-                <w:bCs/>
-                <w:sz w:val="26"/>
-                <w:szCs w:val="26"/>
-                <w:lang w:bidi="ar-JO"/>
-              </w:rPr>
-              <w:t>7</w:t>
-            </w:r>
-          </w:p>
-        </w:tc>
-        <w:tc>
-          <w:tcPr>
-            <w:tcW w:w="2505" w:type="dxa"/>
-          </w:tcPr>
-          <w:p>
-            <w:pPr>
-              <w:rPr>
-                <w:rFonts w:ascii="Arial Narrow" w:hAnsi="Arial Narrow"/>
-                <w:sz w:val="26"/>
-                <w:szCs w:val="26"/>
-                <w:rtl/>
-                <w:lang w:bidi="ar-JO"/>
-              </w:rPr>
-            </w:pPr>
-            <w:r>
-              <w:rPr>
-                <w:rFonts w:ascii="Arial Narrow" w:hAnsi="Arial Narrow"/>
-                <w:sz w:val="26"/>
-                <w:szCs w:val="26"/>
-                <w:lang w:bidi="ar-JO"/>
-              </w:rPr>
-              <w:t>Computer Engineering</w:t>
-            </w:r>
-          </w:p>
-        </w:tc>
-        <w:tc>
-          <w:tcPr>
-            <w:tcW w:w="1397" w:type="dxa"/>
-          </w:tcPr>
-          <w:p>
-            <w:pPr>
-              <w:rPr>
-                <w:rFonts w:ascii="Arial Narrow" w:hAnsi="Arial Narrow"/>
-                <w:sz w:val="26"/>
-                <w:szCs w:val="26"/>
-                <w:rtl/>
-                <w:lang w:bidi="ar-JO"/>
-              </w:rPr>
-            </w:pPr>
-            <w:r>
-              <w:rPr>
-                <w:rFonts w:ascii="Arial Narrow" w:hAnsi="Arial Narrow"/>
-                <w:sz w:val="26"/>
-                <w:szCs w:val="26"/>
-                <w:lang w:bidi="ar-JO"/>
-              </w:rPr>
-              <w:t>02</w:t>
-            </w:r>
-            <w:r>
-              <w:rPr>
-                <w:rFonts w:ascii="Arial Narrow" w:hAnsi="Arial Narrow"/>
-                <w:sz w:val="26"/>
-                <w:szCs w:val="26"/>
-                <w:lang w:bidi="ar-JO"/>
-              </w:rPr>
-              <w:t>14649</w:t>
-            </w:r>
-          </w:p>
-        </w:tc>
-        <w:tc>
-          <w:tcPr>
-            <w:tcW w:w="2520" w:type="dxa"/>
-          </w:tcPr>
-          <w:p>
-            <w:pPr>
-              <w:rPr>
-                <w:rFonts w:ascii="Arial Narrow" w:hAnsi="Arial Narrow"/>
-                <w:sz w:val="26"/>
-                <w:szCs w:val="26"/>
-                <w:rtl/>
-                <w:lang w:bidi="ar-JO"/>
-              </w:rPr>
-            </w:pPr>
-            <w:r>
-              <w:rPr>
-                <w:rFonts w:ascii="Arial Narrow" w:hAnsi="Arial Narrow"/>
-                <w:sz w:val="26"/>
-                <w:szCs w:val="26"/>
-                <w:lang w:bidi="ar-JO"/>
-              </w:rPr>
-              <w:t>Abdulrahman Ashraf</w:t>
-            </w:r>
-          </w:p>
-        </w:tc>
-        <w:tc>
-          <w:tcPr>
-            <w:tcW w:w="621" w:type="dxa"/>
-            <w:vMerge w:val="restart"/>
-            <w:vAlign w:val="center"/>
-          </w:tcPr>
-          <w:p>
-            <w:pPr>
-              <w:jc w:val="center"/>
-              <w:rPr>
-                <w:rFonts w:ascii="Arial Narrow" w:hAnsi="Arial Narrow"/>
-                <w:b/>
-                <w:bCs/>
-                <w:color w:val="FF0000"/>
-                <w:sz w:val="26"/>
-                <w:szCs w:val="26"/>
-                <w:rtl/>
-                <w:lang w:bidi="ar-JO"/>
-              </w:rPr>
-            </w:pPr>
-            <w:r>
-              <w:rPr>
-                <w:rFonts w:ascii="Arial Narrow" w:hAnsi="Arial Narrow"/>
-                <w:b/>
-                <w:bCs/>
-                <w:color w:val="FF0000"/>
-                <w:sz w:val="26"/>
-                <w:szCs w:val="26"/>
-                <w:lang w:bidi="ar-JO"/>
-              </w:rPr>
-              <w:t>2</w:t>
-            </w:r>
-          </w:p>
-        </w:tc>
-      </w:tr>
-      <w:tr>
-        <w:trPr>
-          <w:trHeight w:val="340"/>
-          <w:jc w:val="center"/>
-        </w:trPr>
-        <w:tc>
-          <w:tcPr>
-            <w:tcW w:w="1888" w:type="dxa"/>
-          </w:tcPr>
-          <w:p>
-            <w:pPr>
-              <w:rPr>
-                <w:rFonts w:ascii="Arial Narrow" w:hAnsi="Arial Narrow"/>
-                <w:b/>
-                <w:bCs/>
-                <w:sz w:val="26"/>
-                <w:szCs w:val="26"/>
-                <w:u w:val="single"/>
-                <w:rtl/>
-                <w:lang w:bidi="ar-JO"/>
-              </w:rPr>
-            </w:pPr>
-          </w:p>
-        </w:tc>
-        <w:tc>
-          <w:tcPr>
-            <w:tcW w:w="924" w:type="dxa"/>
-          </w:tcPr>
-          <w:p>
-            <w:pPr>
-              <w:rPr>
-                <w:rFonts w:ascii="Arial Narrow" w:hAnsi="Arial Narrow"/>
-                <w:b/>
-                <w:bCs/>
-                <w:sz w:val="26"/>
-                <w:szCs w:val="26"/>
-                <w:rtl/>
-                <w:lang w:bidi="ar-JO"/>
-              </w:rPr>
-            </w:pPr>
-            <w:r>
-              <w:rPr>
-                <w:rFonts w:ascii="Arial Narrow" w:hAnsi="Arial Narrow"/>
-                <w:b/>
-                <w:bCs/>
-                <w:sz w:val="26"/>
-                <w:szCs w:val="26"/>
-                <w:lang w:bidi="ar-JO"/>
-              </w:rPr>
-              <w:t>2.</w:t>
-            </w:r>
-            <w:r>
-              <w:rPr>
-                <w:rFonts w:ascii="Arial Narrow" w:hAnsi="Arial Narrow"/>
-                <w:b/>
-                <w:bCs/>
-                <w:sz w:val="26"/>
-                <w:szCs w:val="26"/>
-                <w:lang w:bidi="ar-JO"/>
-              </w:rPr>
-              <w:t>91</w:t>
-            </w:r>
-          </w:p>
-        </w:tc>
-        <w:tc>
-          <w:tcPr>
-            <w:tcW w:w="2505" w:type="dxa"/>
-          </w:tcPr>
-          <w:p>
-            <w:pPr>
-              <w:rPr>
-                <w:rFonts w:ascii="Arial Narrow" w:hAnsi="Arial Narrow"/>
-                <w:sz w:val="26"/>
-                <w:szCs w:val="26"/>
-                <w:rtl/>
-                <w:lang w:bidi="ar-JO"/>
-              </w:rPr>
-            </w:pPr>
-            <w:r>
-              <w:rPr>
-                <w:rFonts w:ascii="Arial Narrow" w:hAnsi="Arial Narrow"/>
-                <w:sz w:val="26"/>
-                <w:szCs w:val="26"/>
-                <w:lang w:bidi="ar-JO"/>
-              </w:rPr>
-              <w:t>Computer Engineering</w:t>
-            </w:r>
-          </w:p>
-        </w:tc>
-        <w:tc>
-          <w:tcPr>
-            <w:tcW w:w="1397" w:type="dxa"/>
-          </w:tcPr>
-          <w:p>
-            <w:pPr>
-              <w:rPr>
-                <w:rFonts w:ascii="Arial Narrow" w:hAnsi="Arial Narrow"/>
-                <w:sz w:val="26"/>
-                <w:szCs w:val="26"/>
-                <w:rtl/>
-                <w:lang w:bidi="ar-JO"/>
-              </w:rPr>
-            </w:pPr>
-            <w:r>
-              <w:rPr>
-                <w:rFonts w:ascii="Arial Narrow" w:hAnsi="Arial Narrow" w:hint="cs"/>
-                <w:sz w:val="26"/>
-                <w:szCs w:val="26"/>
-                <w:rtl/>
-                <w:lang w:bidi="ar-JO"/>
-              </w:rPr>
-              <w:t>0216025</w:t>
-            </w:r>
-          </w:p>
-        </w:tc>
-        <w:tc>
-          <w:tcPr>
-            <w:tcW w:w="2520" w:type="dxa"/>
-          </w:tcPr>
-          <w:p>
-            <w:pPr>
-              <w:rPr>
-                <w:rFonts w:ascii="Arial Narrow" w:hAnsi="Arial Narrow"/>
-                <w:sz w:val="26"/>
-                <w:szCs w:val="26"/>
-                <w:rtl/>
-                <w:lang w:bidi="ar-JO"/>
-              </w:rPr>
-            </w:pPr>
-            <w:r>
-              <w:rPr>
-                <w:rFonts w:ascii="Arial Narrow" w:hAnsi="Arial Narrow"/>
-                <w:sz w:val="26"/>
-                <w:szCs w:val="26"/>
-                <w:lang w:bidi="ar-JO"/>
-              </w:rPr>
-              <w:t>Ahmad Abdu</w:t>
-            </w:r>
-            <w:r>
-              <w:rPr>
-                <w:rFonts w:ascii="Arial Narrow" w:hAnsi="Arial Narrow"/>
-                <w:sz w:val="26"/>
-                <w:szCs w:val="26"/>
-                <w:lang w:bidi="ar-JO"/>
-              </w:rPr>
-              <w:t>l</w:t>
-            </w:r>
-            <w:r>
-              <w:rPr>
-                <w:rFonts w:ascii="Arial Narrow" w:hAnsi="Arial Narrow"/>
-                <w:sz w:val="26"/>
-                <w:szCs w:val="26"/>
-                <w:lang w:bidi="ar-JO"/>
-              </w:rPr>
-              <w:t>salam</w:t>
-            </w:r>
-          </w:p>
-        </w:tc>
-        <w:tc>
-          <w:tcPr>
-            <w:tcW w:w="621" w:type="dxa"/>
-            <w:vMerge/>
-          </w:tcPr>
-          <w:p>
-            <w:pPr>
-              <w:rPr>
-                <w:rFonts w:ascii="Arial Narrow" w:hAnsi="Arial Narrow"/>
-                <w:sz w:val="26"/>
-                <w:szCs w:val="26"/>
-                <w:u w:val="single"/>
-                <w:rtl/>
-                <w:lang w:bidi="ar-JO"/>
-              </w:rPr>
-            </w:pPr>
-          </w:p>
-        </w:tc>
-      </w:tr>
-    </w:tbl>
     <w:p>
       <w:pPr>
         <w:bidi/>
@@ -1025,39 +97,6 @@
           <w:lang w:bidi="ar-JO"/>
         </w:rPr>
       </w:pPr>
-      <w:r>
-        <w:rPr>
-          <w:rFonts w:ascii="Arial Narrow" w:hAnsi="Arial Narrow"/>
-          <w:b/>
-          <w:bCs/>
-          <w:sz w:val="26"/>
-          <w:szCs w:val="26"/>
-          <w:lang w:bidi="ar-JO"/>
-        </w:rPr>
-        <w:t>Emails</w:t>
-      </w:r>
-      <w:r>
-        <w:rPr>
-          <w:rFonts w:ascii="Arial Narrow" w:hAnsi="Arial Narrow"/>
-          <w:b/>
-          <w:bCs/>
-          <w:sz w:val="26"/>
-          <w:szCs w:val="26"/>
-          <w:lang w:bidi="ar-JO"/>
-        </w:rPr>
-        <w:t xml:space="preserve"> (To contact you - if needed - after graduation)</w:t>
-      </w:r>
-      <w:r>
-        <w:rPr>
-          <w:rFonts w:ascii="Arial Narrow" w:hAnsi="Arial Narrow"/>
-          <w:b/>
-          <w:bCs/>
-          <w:sz w:val="26"/>
-          <w:szCs w:val="26"/>
-          <w:lang w:bidi="ar-JO"/>
-        </w:rPr>
-        <w:t>:</w:t>
-      </w:r>
     </w:p>
     <w:p>
       <w:pPr>
@@ -1071,627 +110,7 @@
           <w:lang w:bidi="ar-JO"/>
         </w:rPr>
       </w:pPr>
-      <w:r>
-        <w:rPr>
-          <w:rFonts w:ascii="Arial Narrow" w:hAnsi="Arial Narrow"/>
-          <w:b/>
-          <w:bCs/>
-          <w:sz w:val="26"/>
-          <w:szCs w:val="26"/>
-          <w:lang w:bidi="ar-JO"/>
-        </w:rPr>
-        <w:t>Student 1:</w:t>
-      </w:r>
-      <w:r>
-        <w:rPr>
-          <w:rFonts w:ascii="Arial Narrow" w:hAnsi="Arial Narrow"/>
-          <w:b/>
-          <w:bCs/>
-          <w:sz w:val="26"/>
-          <w:szCs w:val="26"/>
-          <w:lang w:bidi="ar-JO"/>
-        </w:rPr>
-        <w:t xml:space="preserve"> </w:t>
-      </w:r>
-      <w:r>
-        <w:rPr>
-          <w:rFonts w:ascii="Arial Narrow" w:hAnsi="Arial Narrow"/>
-          <w:b/>
-          <w:bCs/>
-          <w:sz w:val="26"/>
-          <w:szCs w:val="26"/>
-          <w:lang w:bidi="ar-JO"/>
-        </w:rPr>
-        <w:t>ABD0214649@JU.EDU.JO</w:t>
-      </w:r>
-      <w:r>
-        <w:rPr>
-          <w:rFonts w:ascii="Arial Narrow" w:hAnsi="Arial Narrow"/>
-          <w:b/>
-          <w:bCs/>
-          <w:sz w:val="26"/>
-          <w:szCs w:val="26"/>
-          <w:lang w:bidi="ar-JO"/>
-        </w:rPr>
-        <w:br/>
-        <w:t>Student 2:</w:t>
-      </w:r>
-      <w:r>
-        <w:rPr>
-          <w:rFonts w:ascii="Arial Narrow" w:hAnsi="Arial Narrow"/>
-          <w:b/>
-          <w:bCs/>
-          <w:sz w:val="26"/>
-          <w:szCs w:val="26"/>
-          <w:lang w:bidi="ar-JO"/>
-        </w:rPr>
-        <w:t xml:space="preserve"> </w:t>
-      </w:r>
-      <w:r>
-        <w:rPr>
-          <w:rFonts w:ascii="Arial Narrow" w:hAnsi="Arial Narrow"/>
-          <w:b/>
-          <w:bCs/>
-          <w:sz w:val="26"/>
-          <w:szCs w:val="26"/>
-          <w:lang w:bidi="ar-JO"/>
-        </w:rPr>
-        <w:t>ahmad_shqah@outlook.com</w:t>
-      </w:r>
     </w:p>
-    <w:p>
-      <w:pPr>
-        <w:spacing w:after="0"/>
-        <w:rPr>
-          <w:rFonts w:ascii="Arial Narrow" w:hAnsi="Arial Narrow"/>
-          <w:b/>
-          <w:bCs/>
-          <w:sz w:val="26"/>
-          <w:szCs w:val="26"/>
-          <w:lang w:bidi="ar-JO"/>
-        </w:rPr>
-      </w:pPr>
-    </w:p>
-    <w:p>
-      <w:pPr>
-        <w:spacing w:after="0"/>
-        <w:rPr>
-          <w:rFonts w:ascii="Arial Narrow" w:hAnsi="Arial Narrow"/>
-          <w:b/>
-          <w:bCs/>
-          <w:sz w:val="26"/>
-          <w:szCs w:val="26"/>
-          <w:lang w:bidi="ar-JO"/>
-        </w:rPr>
-      </w:pPr>
-      <w:r>
-        <w:rPr>
-          <w:rFonts w:ascii="Arial Narrow" w:hAnsi="Arial Narrow"/>
-          <w:b/>
-          <w:bCs/>
-          <w:sz w:val="26"/>
-          <w:szCs w:val="26"/>
-          <w:lang w:bidi="ar-JO"/>
-        </w:rPr>
-        <w:t>Choose all that appl</w:t>
-      </w:r>
-      <w:r>
-        <w:rPr>
-          <w:rFonts w:ascii="Arial Narrow" w:hAnsi="Arial Narrow"/>
-          <w:b/>
-          <w:bCs/>
-          <w:sz w:val="26"/>
-          <w:szCs w:val="26"/>
-          <w:lang w:bidi="ar-JO"/>
-        </w:rPr>
-        <w:t>ies:</w:t>
-      </w:r>
-    </w:p>
-    <w:tbl>
-      <w:tblPr>
-        <w:tblStyle w:val="TableGrid"/>
-        <w:tblW w:w="9861" w:type="dxa"/>
-        <w:tblLook w:val="04A0" w:firstRow="1" w:lastRow="0" w:firstColumn="1" w:lastColumn="0" w:noHBand="0" w:noVBand="1"/>
-      </w:tblPr>
-      <w:tblGrid>
-        <w:gridCol w:w="1701"/>
-        <w:gridCol w:w="1809"/>
-        <w:gridCol w:w="4253"/>
-        <w:gridCol w:w="2098"/>
-      </w:tblGrid>
-      <w:tr>
-        <w:trPr>
-          <w:trHeight w:val="397"/>
-        </w:trPr>
-        <w:tc>
-          <w:tcPr>
-            <w:tcW w:w="1701" w:type="dxa"/>
-            <w:shd w:val="clear" w:color="auto" w:fill="DBE5F1" w:themeFill="accent1" w:themeFillTint="33"/>
-            <w:vAlign w:val="center"/>
-          </w:tcPr>
-          <w:p>
-            <w:pPr>
-              <w:rPr>
-                <w:rFonts w:ascii="Arial Narrow" w:hAnsi="Arial Narrow"/>
-                <w:b/>
-                <w:bCs/>
-                <w:sz w:val="26"/>
-                <w:szCs w:val="26"/>
-                <w:lang w:bidi="ar-JO"/>
-              </w:rPr>
-            </w:pPr>
-            <w:r>
-              <w:rPr>
-                <w:rFonts w:ascii="Arial Narrow" w:hAnsi="Arial Narrow"/>
-                <w:b/>
-                <w:bCs/>
-                <w:sz w:val="26"/>
-                <w:szCs w:val="26"/>
-                <w:lang w:bidi="ar-JO"/>
-              </w:rPr>
-              <w:t>Project Type</w:t>
-            </w:r>
-          </w:p>
-        </w:tc>
-        <w:tc>
-          <w:tcPr>
-            <w:tcW w:w="1809" w:type="dxa"/>
-            <w:vAlign w:val="center"/>
-          </w:tcPr>
-          <w:p>
-            <w:pPr>
-              <w:jc w:val="center"/>
-              <w:rPr>
-                <w:rFonts w:ascii="Arial Narrow" w:hAnsi="Arial Narrow"/>
-                <w:b/>
-                <w:bCs/>
-                <w:sz w:val="26"/>
-                <w:szCs w:val="26"/>
-                <w:lang w:bidi="ar-JO"/>
-              </w:rPr>
-            </w:pPr>
-            <w:r>
-              <w:rPr>
-                <w:rFonts w:ascii="Arial Narrow" w:hAnsi="Arial Narrow"/>
-                <w:b/>
-                <w:bCs/>
-                <w:noProof/>
-                <w:sz w:val="26"/>
-                <w:szCs w:val="26"/>
-                <w:lang w:bidi="ar-JO"/>
-              </w:rPr>
-              <mc:AlternateContent>
-                <mc:Choice Requires="wps">
-                  <w:drawing>
-                    <wp:anchor distT="0" distB="0" distL="114300" distR="114300" simplePos="0" relativeHeight="251661312" behindDoc="0" locked="0" layoutInCell="1" allowOverlap="1" wp14:anchorId="1CCE7793" wp14:editId="3711A3AA">
-                      <wp:simplePos x="0" y="0"/>
-                      <wp:positionH relativeFrom="column">
-                        <wp:posOffset>5715</wp:posOffset>
-                      </wp:positionH>
-                      <wp:positionV relativeFrom="paragraph">
-                        <wp:posOffset>3810</wp:posOffset>
-                      </wp:positionV>
-                      <wp:extent cx="171450" cy="161925"/>
-                      <wp:effectExtent l="5715" t="5715" r="13335" b="13335"/>
-                      <wp:wrapNone/>
-                      <wp:docPr id="2103559269" name="Rectangle 4"/>
-                      <wp:cNvGraphicFramePr>
-                        <a:graphicFrameLocks xmlns:a="http://schemas.openxmlformats.org/drawingml/2006/main"/>
-                      </wp:cNvGraphicFramePr>
-                      <a:graphic xmlns:a="http://schemas.openxmlformats.org/drawingml/2006/main">
-                        <a:graphicData uri="http://schemas.microsoft.com/office/word/2010/wordprocessingShape">
-                          <wps:wsp>
-                            <wps:cNvSpPr>
-                              <a:spLocks noChangeArrowheads="1"/>
-                            </wps:cNvSpPr>
-                            <wps:spPr bwMode="auto">
-                              <a:xfrm>
-                                <a:off x="0" y="0"/>
-                                <a:ext cx="171450" cy="161925"/>
-                              </a:xfrm>
-                              <a:prstGeom prst="rect">
-                                <a:avLst/>
-                              </a:prstGeom>
-                              <a:solidFill>
-                                <a:srgbClr val="FFFFFF"/>
-                              </a:solidFill>
-                              <a:ln w="9525">
-                                <a:solidFill>
-                                  <a:srgbClr val="000000"/>
-                                </a:solidFill>
-                                <a:miter lim="800000"/>
-                                <a:headEnd/>
-                                <a:tailEnd/>
-                              </a:ln>
-                            </wps:spPr>
-                            <wps:bodyPr rot="0" vert="horz" wrap="square" lIns="91440" tIns="45720" rIns="91440" bIns="45720" anchor="t" anchorCtr="0" upright="1">
-                              <a:noAutofit/>
-                            </wps:bodyPr>
-                          </wps:wsp>
-                        </a:graphicData>
-                      </a:graphic>
-                      <wp14:sizeRelH relativeFrom="page">
-                        <wp14:pctWidth>0</wp14:pctWidth>
-                      </wp14:sizeRelH>
-                      <wp14:sizeRelV relativeFrom="page">
-                        <wp14:pctHeight>0</wp14:pctHeight>
-                      </wp14:sizeRelV>
-                    </wp:anchor>
-                  </w:drawing>
-                </mc:Choice>
-                <mc:Fallback>
-                  <w:pict>
-                    <v:rect w14:anchorId="52F2ED73" id="Rectangle 4" o:spid="_x0000_s1026" style="position:absolute;margin-left:.45pt;margin-top:.3pt;width:13.5pt;height:12.75pt;z-index:251661312;visibility:visible;mso-wrap-style:square;mso-width-percent:0;mso-height-percent:0;mso-wrap-distance-left:9pt;mso-wrap-distance-top:0;mso-wrap-distance-right:9pt;mso-wrap-distance-bottom:0;mso-position-horizontal:absolute;mso-position-horizontal-relative:text;mso-position-vertical:absolute;mso-position-vertical-relative:text;mso-width-percent:0;mso-height-percent:0;mso-width-relative:page;mso-height-relative:page;v-text-anchor:top" o:gfxdata="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"/>
-                  </w:pict>
-                </mc:Fallback>
-              </mc:AlternateContent>
-            </w:r>
-            <w:r>
-              <w:rPr>
-                <w:rFonts w:ascii="Arial Narrow" w:hAnsi="Arial Narrow"/>
-                <w:b/>
-                <w:bCs/>
-                <w:sz w:val="26"/>
-                <w:szCs w:val="26"/>
-                <w:lang w:bidi="ar-JO"/>
-              </w:rPr>
-              <w:t xml:space="preserve">          </w:t>
-            </w:r>
-            <w:r>
-              <w:rPr>
-                <w:rFonts w:ascii="Arial Narrow" w:hAnsi="Arial Narrow"/>
-                <w:b/>
-                <w:bCs/>
-                <w:sz w:val="26"/>
-                <w:szCs w:val="26"/>
-                <w:lang w:bidi="ar-JO"/>
-              </w:rPr>
-              <w:t>Hardware</w:t>
-            </w:r>
-          </w:p>
-        </w:tc>
-        <w:tc>
-          <w:tcPr>
-            <w:tcW w:w="4253" w:type="dxa"/>
-            <w:vAlign w:val="center"/>
-          </w:tcPr>
-          <w:p>
-            <w:pPr>
-              <w:jc w:val="center"/>
-              <w:rPr>
-                <w:rFonts w:ascii="Arial Narrow" w:hAnsi="Arial Narrow"/>
-                <w:b/>
-                <w:bCs/>
-                <w:sz w:val="26"/>
-                <w:szCs w:val="26"/>
-                <w:lang w:bidi="ar-JO"/>
-              </w:rPr>
-            </w:pPr>
-            <w:r>
-              <w:rPr>
-                <w:rFonts w:ascii="Arial Narrow" w:hAnsi="Arial Narrow"/>
-                <w:b/>
-                <w:bCs/>
-                <w:noProof/>
-                <w:sz w:val="26"/>
-                <w:szCs w:val="26"/>
-                <w:lang w:bidi="ar-JO"/>
-              </w:rPr>
-              <mc:AlternateContent>
-                <mc:Choice Requires="wps">
-                  <w:drawing>
-                    <wp:anchor distT="0" distB="0" distL="114300" distR="114300" simplePos="0" relativeHeight="251662336" behindDoc="0" locked="0" layoutInCell="1" allowOverlap="1" wp14:anchorId="1CCE7793" wp14:editId="12BD795D">
-                      <wp:simplePos x="0" y="0"/>
-                      <wp:positionH relativeFrom="column">
-                        <wp:posOffset>9525</wp:posOffset>
-                      </wp:positionH>
-                      <wp:positionV relativeFrom="paragraph">
-                        <wp:posOffset>6985</wp:posOffset>
-                      </wp:positionV>
-                      <wp:extent cx="171450" cy="161925"/>
-                      <wp:effectExtent l="24765" t="24765" r="32385" b="51435"/>
-                      <wp:wrapNone/>
-                      <wp:docPr id="1958377082" name="Rectangle 5"/>
-                      <wp:cNvGraphicFramePr>
-                        <a:graphicFrameLocks xmlns:a="http://schemas.openxmlformats.org/drawingml/2006/main"/>
-                      </wp:cNvGraphicFramePr>
-                      <a:graphic xmlns:a="http://schemas.openxmlformats.org/drawingml/2006/main">
-                        <a:graphicData uri="http://schemas.microsoft.com/office/word/2010/wordprocessingShape">
-                          <wps:wsp>
-                            <wps:cNvSpPr>
-                              <a:spLocks noChangeArrowheads="1"/>
-                            </wps:cNvSpPr>
-                            <wps:spPr bwMode="auto">
-                              <a:xfrm>
-                                <a:off x="0" y="0"/>
-                                <a:ext cx="171450" cy="161925"/>
-                              </a:xfrm>
-                              <a:prstGeom prst="rect">
-                                <a:avLst/>
-                              </a:prstGeom>
-                              <a:solidFill>
-                                <a:schemeClr val="accent1">
-                                  <a:lumMod val="100000"/>
-                                  <a:lumOff val="0"/>
-                                </a:schemeClr>
-                              </a:solidFill>
-                              <a:ln w="38100" cmpd="sng">
-                                <a:solidFill>
-                                  <a:schemeClr val="lt1">
-                                    <a:lumMod val="95000"/>
-                                    <a:lumOff val="0"/>
-                                  </a:schemeClr>
-                                </a:solidFill>
-                                <a:prstDash val="solid"/>
-                                <a:miter lim="800000"/>
-                                <a:headEnd/>
-                                <a:tailEnd/>
-                              </a:ln>
-                              <a:effectLst>
-                                <a:outerShdw dist="28398" dir="3806097" algn="ctr" rotWithShape="0">
-                                  <a:schemeClr val="accent1">
-                                    <a:lumMod val="50000"/>
-                                    <a:lumOff val="0"/>
-                                    <a:alpha val="50000"/>
-                                  </a:schemeClr>
-                                </a:outerShdw>
-                              </a:effectLst>
-                            </wps:spPr>
-                            <wps:bodyPr rot="0" vert="horz" wrap="square" lIns="91440" tIns="45720" rIns="91440" bIns="45720" anchor="t" anchorCtr="0" upright="1">
-                              <a:noAutofit/>
-                            </wps:bodyPr>
-                          </wps:wsp>
-                        </a:graphicData>
-                      </a:graphic>
-                      <wp14:sizeRelH relativeFrom="page">
-                        <wp14:pctWidth>0</wp14:pctWidth>
-                      </wp14:sizeRelH>
-                      <wp14:sizeRelV relativeFrom="page">
-                        <wp14:pctHeight>0</wp14:pctHeight>
-                      </wp14:sizeRelV>
-                    </wp:anchor>
-                  </w:drawing>
-                </mc:Choice>
-                <mc:Fallback>
-                  <w:pict>
-                    <v:rect w14:anchorId="36A07A27" id="Rectangle 5" o:spid="_x0000_s1026" style="position:absolute;margin-left:.75pt;margin-top:.55pt;width:13.5pt;height:12.75pt;z-index:251662336;visibility:visible;mso-wrap-style:square;mso-width-percent:0;mso-height-percent:0;mso-wrap-distance-left:9pt;mso-wrap-distance-top:0;mso-wrap-distance-right:9pt;mso-wrap-distance-bottom:0;mso-position-horizontal:absolute;mso-position-horizontal-relative:text;mso-position-vertical:absolute;mso-position-vertical-relative:text;mso-width-percent:0;mso-height-percent:0;mso-width-relative:page;mso-height-relative:page;v-text-anchor:top" o:gfxdata="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" fillcolor="#4f81bd [3204]" strokecolor="#f2f2f2 [3041]" strokeweight="3pt">
-                      <v:shadow on="t" color="#243f60 [1604]" opacity=".5" offset="1pt"/>
-                    </v:rect>
-                  </w:pict>
-                </mc:Fallback>
-              </mc:AlternateContent>
-            </w:r>
-            <w:r>
-              <w:rPr>
-                <w:rFonts w:ascii="Arial Narrow" w:hAnsi="Arial Narrow"/>
-                <w:b/>
-                <w:bCs/>
-                <w:sz w:val="26"/>
-                <w:szCs w:val="26"/>
-                <w:lang w:bidi="ar-JO"/>
-              </w:rPr>
-              <w:t xml:space="preserve">      </w:t>
-            </w:r>
-            <w:r>
-              <w:rPr>
-                <w:rFonts w:ascii="Arial Narrow" w:hAnsi="Arial Narrow"/>
-                <w:b/>
-                <w:bCs/>
-                <w:sz w:val="26"/>
-                <w:szCs w:val="26"/>
-                <w:lang w:bidi="ar-JO"/>
-              </w:rPr>
-              <w:t>S</w:t>
-            </w:r>
-            <w:r>
-              <w:rPr>
-                <w:rFonts w:ascii="Arial Narrow" w:hAnsi="Arial Narrow"/>
-                <w:b/>
-                <w:bCs/>
-                <w:sz w:val="26"/>
-                <w:szCs w:val="26"/>
-                <w:lang w:bidi="ar-JO"/>
-              </w:rPr>
-              <w:t xml:space="preserve">oftware </w:t>
-            </w:r>
-            <w:r>
-              <w:rPr>
-                <w:rFonts w:ascii="Arial Narrow" w:hAnsi="Arial Narrow"/>
-                <w:b/>
-                <w:bCs/>
-                <w:sz w:val="26"/>
-                <w:szCs w:val="26"/>
-                <w:lang w:bidi="ar-JO"/>
-              </w:rPr>
-              <w:t>/</w:t>
-            </w:r>
-            <w:r>
-              <w:rPr>
-                <w:rFonts w:ascii="Arial Narrow" w:hAnsi="Arial Narrow"/>
-                <w:b/>
-                <w:bCs/>
-                <w:sz w:val="26"/>
-                <w:szCs w:val="26"/>
-                <w:lang w:bidi="ar-JO"/>
-              </w:rPr>
-              <w:t xml:space="preserve"> </w:t>
-            </w:r>
-            <w:r>
-              <w:rPr>
-                <w:rFonts w:ascii="Arial Narrow" w:hAnsi="Arial Narrow"/>
-                <w:b/>
-                <w:bCs/>
-                <w:sz w:val="26"/>
-                <w:szCs w:val="26"/>
-                <w:lang w:bidi="ar-JO"/>
-              </w:rPr>
-              <w:t>App</w:t>
-            </w:r>
-            <w:r>
-              <w:rPr>
-                <w:rFonts w:ascii="Arial Narrow" w:hAnsi="Arial Narrow"/>
-                <w:b/>
-                <w:bCs/>
-                <w:sz w:val="26"/>
-                <w:szCs w:val="26"/>
-                <w:lang w:bidi="ar-JO"/>
-              </w:rPr>
-              <w:t xml:space="preserve"> </w:t>
-            </w:r>
-            <w:r>
-              <w:rPr>
-                <w:rFonts w:ascii="Arial Narrow" w:hAnsi="Arial Narrow"/>
-                <w:b/>
-                <w:bCs/>
-                <w:sz w:val="26"/>
-                <w:szCs w:val="26"/>
-                <w:lang w:bidi="ar-JO"/>
-              </w:rPr>
-              <w:t>/</w:t>
-            </w:r>
-            <w:r>
-              <w:rPr>
-                <w:rFonts w:ascii="Arial Narrow" w:hAnsi="Arial Narrow"/>
-                <w:b/>
-                <w:bCs/>
-                <w:sz w:val="26"/>
-                <w:szCs w:val="26"/>
-                <w:lang w:bidi="ar-JO"/>
-              </w:rPr>
-              <w:t xml:space="preserve"> </w:t>
-            </w:r>
-            <w:r>
-              <w:rPr>
-                <w:rFonts w:ascii="Arial Narrow" w:hAnsi="Arial Narrow"/>
-                <w:b/>
-                <w:bCs/>
-                <w:sz w:val="26"/>
-                <w:szCs w:val="26"/>
-                <w:lang w:bidi="ar-JO"/>
-              </w:rPr>
-              <w:t>Web Development</w:t>
-            </w:r>
-          </w:p>
-        </w:tc>
-        <w:tc>
-          <w:tcPr>
-            <w:tcW w:w="2098" w:type="dxa"/>
-            <w:vAlign w:val="center"/>
-          </w:tcPr>
-          <w:p>
-            <w:pPr>
-              <w:jc w:val="center"/>
-              <w:rPr>
-                <w:rFonts w:ascii="Arial Narrow" w:hAnsi="Arial Narrow"/>
-                <w:b/>
-                <w:bCs/>
-                <w:sz w:val="26"/>
-                <w:szCs w:val="26"/>
-                <w:lang w:bidi="ar-JO"/>
-              </w:rPr>
-            </w:pPr>
-            <w:r>
-              <w:rPr>
-                <w:rFonts w:ascii="Arial Narrow" w:hAnsi="Arial Narrow"/>
-                <w:b/>
-                <w:bCs/>
-                <w:noProof/>
-                <w:sz w:val="26"/>
-                <w:szCs w:val="26"/>
-                <w:lang w:bidi="ar-JO"/>
-              </w:rPr>
-              <mc:AlternateContent>
-                <mc:Choice Requires="wps">
-                  <w:drawing>
-                    <wp:anchor distT="0" distB="0" distL="114300" distR="114300" simplePos="0" relativeHeight="251663360" behindDoc="0" locked="0" layoutInCell="1" allowOverlap="1" wp14:anchorId="1CCE7793" wp14:editId="34B47828">
-                      <wp:simplePos x="0" y="0"/>
-                      <wp:positionH relativeFrom="column">
-                        <wp:posOffset>5715</wp:posOffset>
-                      </wp:positionH>
-                      <wp:positionV relativeFrom="paragraph">
-                        <wp:posOffset>11430</wp:posOffset>
-                      </wp:positionV>
-                      <wp:extent cx="171450" cy="161925"/>
-                      <wp:effectExtent l="6985" t="13335" r="12065" b="5715"/>
-                      <wp:wrapNone/>
-                      <wp:docPr id="1692067229" name="Rectangle 6"/>
-                      <wp:cNvGraphicFramePr>
-                        <a:graphicFrameLocks xmlns:a="http://schemas.openxmlformats.org/drawingml/2006/main"/>
-                      </wp:cNvGraphicFramePr>
-                      <a:graphic xmlns:a="http://schemas.openxmlformats.org/drawingml/2006/main">
-                        <a:graphicData uri="http://schemas.microsoft.com/office/word/2010/wordprocessingShape">
-                          <wps:wsp>
-                            <wps:cNvSpPr>
-                              <a:spLocks noChangeArrowheads="1"/>
-                            </wps:cNvSpPr>
-                            <wps:spPr bwMode="auto">
-                              <a:xfrm>
-                                <a:off x="0" y="0"/>
-                                <a:ext cx="171450" cy="161925"/>
-                              </a:xfrm>
-                              <a:prstGeom prst="rect">
-                                <a:avLst/>
-                              </a:prstGeom>
-                              <a:solidFill>
-                                <a:srgbClr val="FFFFFF"/>
-                              </a:solidFill>
-                              <a:ln w="9525">
-                                <a:solidFill>
-                                  <a:srgbClr val="000000"/>
-                                </a:solidFill>
-                                <a:miter lim="800000"/>
-                                <a:headEnd/>
-                                <a:tailEnd/>
-                              </a:ln>
-                            </wps:spPr>
-                            <wps:bodyPr rot="0" vert="horz" wrap="square" lIns="91440" tIns="45720" rIns="91440" bIns="45720" anchor="t" anchorCtr="0" upright="1">
-                              <a:noAutofit/>
-                            </wps:bodyPr>
-                          </wps:wsp>
-                        </a:graphicData>
-                      </a:graphic>
-                      <wp14:sizeRelH relativeFrom="page">
-                        <wp14:pctWidth>0</wp14:pctWidth>
-                      </wp14:sizeRelH>
-                      <wp14:sizeRelV relativeFrom="page">
-                        <wp14:pctHeight>0</wp14:pctHeight>
-                      </wp14:sizeRelV>
-                    </wp:anchor>
-                  </w:drawing>
-                </mc:Choice>
-                <mc:Fallback>
-                  <w:pict>
-                    <v:rect w14:anchorId="7E265645" id="Rectangle 6" o:spid="_x0000_s1026" style="position:absolute;margin-left:.45pt;margin-top:.9pt;width:13.5pt;height:12.75pt;z-index:251663360;visibility:visible;mso-wrap-style:square;mso-width-percent:0;mso-height-percent:0;mso-wrap-distance-left:9pt;mso-wrap-distance-top:0;mso-wrap-distance-right:9pt;mso-wrap-distance-bottom:0;mso-position-horizontal:absolute;mso-position-horizontal-relative:text;mso-position-vertical:absolute;mso-position-vertical-relative:text;mso-width-percent:0;mso-height-percent:0;mso-width-relative:page;mso-height-relative:page;v-text-anchor:top" o:gfxdata="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"/>
-                  </w:pict>
-                </mc:Fallback>
-              </mc:AlternateContent>
-            </w:r>
-            <w:r>
-              <w:rPr>
-                <w:rFonts w:ascii="Arial Narrow" w:hAnsi="Arial Narrow"/>
-                <w:b/>
-                <w:bCs/>
-                <w:sz w:val="26"/>
-                <w:szCs w:val="26"/>
-                <w:lang w:bidi="ar-JO"/>
-              </w:rPr>
-              <w:t xml:space="preserve">    </w:t>
-            </w:r>
-            <w:r>
-              <w:rPr>
-                <w:rFonts w:ascii="Arial Narrow" w:hAnsi="Arial Narrow"/>
-                <w:b/>
-                <w:bCs/>
-                <w:sz w:val="26"/>
-                <w:szCs w:val="26"/>
-                <w:lang w:bidi="ar-JO"/>
-              </w:rPr>
-              <w:t>Research</w:t>
-            </w:r>
-          </w:p>
-        </w:tc>
-      </w:tr>
-    </w:tbl>
     <w:p>
       <w:pPr>
         <w:spacing w:after="0" w:line="240" w:lineRule="auto"/>
@@ -1713,66 +132,6 @@
           <w:lang w:bidi="ar-JO"/>
         </w:rPr>
       </w:pPr>
-      <w:r>
-        <w:rPr>
-          <w:rFonts w:ascii="Arial Narrow" w:hAnsi="Arial Narrow"/>
-          <w:sz w:val="24"/>
-          <w:szCs w:val="24"/>
-          <w:lang w:bidi="ar-JO"/>
-        </w:rPr>
-        <w:t xml:space="preserve">Please completely fill all required fields </w:t>
-      </w:r>
-      <w:r>
-        <w:rPr>
-          <w:rFonts w:ascii="Arial Narrow" w:hAnsi="Arial Narrow"/>
-          <w:sz w:val="24"/>
-          <w:szCs w:val="24"/>
-          <w:lang w:bidi="ar-JO"/>
-        </w:rPr>
-        <w:t>below. D</w:t>
-      </w:r>
-      <w:r>
-        <w:rPr>
-          <w:rFonts w:ascii="Arial Narrow" w:hAnsi="Arial Narrow"/>
-          <w:sz w:val="24"/>
-          <w:szCs w:val="24"/>
-          <w:lang w:bidi="ar-JO"/>
-        </w:rPr>
-        <w:t xml:space="preserve">o not change fonts or font size. </w:t>
-      </w:r>
-      <w:r>
-        <w:rPr>
-          <w:rFonts w:ascii="Arial Narrow" w:hAnsi="Arial Narrow"/>
-          <w:b/>
-          <w:bCs/>
-          <w:sz w:val="24"/>
-          <w:szCs w:val="24"/>
-          <w:lang w:bidi="ar-JO"/>
-        </w:rPr>
-        <w:t xml:space="preserve">The form should not exceed </w:t>
-      </w:r>
-      <w:r>
-        <w:rPr>
-          <w:rFonts w:ascii="Arial Narrow" w:hAnsi="Arial Narrow"/>
-          <w:b/>
-          <w:bCs/>
-          <w:sz w:val="24"/>
-          <w:szCs w:val="24"/>
-          <w:lang w:bidi="ar-JO"/>
-        </w:rPr>
-        <w:t>four</w:t>
-      </w:r>
-      <w:r>
-        <w:rPr>
-          <w:rFonts w:ascii="Arial Narrow" w:hAnsi="Arial Narrow"/>
-          <w:b/>
-          <w:bCs/>
-          <w:sz w:val="24"/>
-          <w:szCs w:val="24"/>
-          <w:lang w:bidi="ar-JO"/>
-        </w:rPr>
-        <w:t xml:space="preserve"> pages.</w:t>
-      </w:r>
       <w:r>
         <w:rPr>
           <w:rFonts w:ascii="Arial Narrow" w:hAnsi="Arial Narrow"/>
@@ -1791,8 +150,7 @@
       </w:tblPr>
       <w:tblGrid>
         <w:gridCol w:w="2496"/>
-        <w:gridCol w:w="3539"/>
-        <w:gridCol w:w="3594"/>
+        <w:gridCol w:w="7133"/>
       </w:tblGrid>
       <w:tr>
         <w:trPr>
@@ -1800,7 +158,7 @@
         </w:trPr>
         <w:tc>
           <w:tcPr>
-            <w:tcW w:w="2518" w:type="dxa"/>
+            <w:tcW w:w="2496" w:type="dxa"/>
             <w:shd w:val="clear" w:color="auto" w:fill="DBE5F1" w:themeFill="accent1" w:themeFillTint="33"/>
             <w:vAlign w:val="center"/>
           </w:tcPr>
@@ -1825,36 +183,13 @@
                 <w:szCs w:val="24"/>
                 <w:lang w:bidi="ar-JO"/>
               </w:rPr>
-              <w:t>T</w:t>
-            </w:r>
-            <w:r>
-              <w:rPr>
-                <w:rFonts w:ascii="Arial Narrow" w:hAnsi="Arial Narrow"/>
-                <w:b/>
-                <w:bCs/>
-                <w:sz w:val="24"/>
-                <w:szCs w:val="24"/>
-                <w:lang w:bidi="ar-JO"/>
-              </w:rPr>
-              <w:t>itle</w:t>
-            </w:r>
-            <w:r>
-              <w:rPr>
-                <w:rFonts w:ascii="Arial Narrow" w:hAnsi="Arial Narrow"/>
-                <w:b/>
-                <w:bCs/>
-                <w:sz w:val="24"/>
-                <w:szCs w:val="24"/>
-                <w:lang w:bidi="ar-JO"/>
-              </w:rPr>
-              <w:t xml:space="preserve"> of Senior Year Project</w:t>
+              <w:t>Project’s title</w:t>
             </w:r>
           </w:p>
         </w:tc>
         <w:tc>
           <w:tcPr>
-            <w:tcW w:w="7337" w:type="dxa"/>
-            <w:gridSpan w:val="2"/>
+            <w:tcW w:w="7133" w:type="dxa"/>
             <w:vAlign w:val="center"/>
           </w:tcPr>
           <w:p>
@@ -1877,74 +212,6 @@
               </w:rPr>
               <w:t>AI-Powered Personalized Financial Advisor</w:t>
             </w:r>
-          </w:p>
-          <w:p>
-            <w:pPr>
-              <w:pStyle w:val="ListParagraph"/>
-              <w:rPr>
-                <w:rFonts w:ascii="Arial Narrow" w:hAnsi="Arial Narrow"/>
-                <w:lang w:bidi="ar-JO"/>
-              </w:rPr>
-            </w:pPr>
-            <w:r>
-              <w:rPr>
-                <w:rFonts w:ascii="Arial Narrow" w:hAnsi="Arial Narrow"/>
-                <w:sz w:val="24"/>
-                <w:szCs w:val="24"/>
-                <w:lang w:bidi="ar-JO"/>
-              </w:rPr>
-              <w:t>MOST IMPORTANT NOTE About this project :</w:t>
-            </w:r>
-            <w:r>
-              <w:rPr>
-                <w:rFonts w:ascii="Times New Roman" w:eastAsia="Times New Roman" w:hAnsi="Times New Roman" w:cs="Times New Roman"/>
-                <w:b/>
-                <w:bCs/>
-                <w:sz w:val="24"/>
-                <w:szCs w:val="24"/>
-              </w:rPr>
-              <w:t xml:space="preserve"> </w:t>
-            </w:r>
-            <w:r>
-              <w:rPr>
-                <w:rFonts w:ascii="Arial Narrow" w:hAnsi="Arial Narrow"/>
-                <w:lang w:bidi="ar-JO"/>
-              </w:rPr>
-              <w:br/>
-              <w:t>A full-scale, production-ready system engineered for real deployment and real users. This project is explicitly designed to deliver direct industry value, not to function as a basic academic submission. It must operate at a professional standard: complete architecture, robust infrastructure, financial-grade accuracy, high reliability, and seamless user experience.</w:t>
-            </w:r>
-          </w:p>
-          <w:p>
-            <w:pPr>
-              <w:pStyle w:val="ListParagraph"/>
-              <w:rPr>
-                <w:rFonts w:ascii="Arial Narrow" w:hAnsi="Arial Narrow"/>
-                <w:sz w:val="24"/>
-                <w:szCs w:val="24"/>
-                <w:lang w:bidi="ar-JO"/>
-              </w:rPr>
-            </w:pPr>
-            <w:r>
-              <w:rPr>
-                <w:rFonts w:ascii="Arial Narrow" w:hAnsi="Arial Narrow"/>
-                <w:sz w:val="24"/>
-                <w:szCs w:val="24"/>
-                <w:lang w:bidi="ar-JO"/>
-              </w:rPr>
-              <w:t>Its purpose is to give its creator true industry-level expertise and measurable return: a product that attracts real users, generates real revenue, and serves as a portfolio centerpiece strong enough on its own to secure employment. This is a commercially viable, end-to-end financial technology platform built to succeed in the market.</w:t>
-            </w:r>
-          </w:p>
-          <w:p>
-            <w:pPr>
-              <w:pStyle w:val="ListParagraph"/>
-              <w:ind w:left="0"/>
-              <w:rPr>
-                <w:rFonts w:ascii="Arial Narrow" w:hAnsi="Arial Narrow"/>
-                <w:sz w:val="24"/>
-                <w:szCs w:val="24"/>
-                <w:lang w:bidi="ar-JO"/>
-              </w:rPr>
-            </w:pPr>
           </w:p>
         </w:tc>
       </w:tr>
@@ -1954,7 +221,7 @@
         </w:trPr>
         <w:tc>
           <w:tcPr>
-            <w:tcW w:w="2518" w:type="dxa"/>
+            <w:tcW w:w="2496" w:type="dxa"/>
             <w:shd w:val="clear" w:color="auto" w:fill="DBE5F1" w:themeFill="accent1" w:themeFillTint="33"/>
             <w:vAlign w:val="center"/>
           </w:tcPr>
@@ -1981,15 +248,13 @@
                 <w:szCs w:val="24"/>
                 <w:lang w:bidi="ar-JO"/>
               </w:rPr>
-              <w:lastRenderedPageBreak/>
               <w:t>Project Summary</w:t>
             </w:r>
           </w:p>
         </w:tc>
         <w:tc>
           <w:tcPr>
-            <w:tcW w:w="7337" w:type="dxa"/>
-            <w:gridSpan w:val="2"/>
+            <w:tcW w:w="7133" w:type="dxa"/>
             <w:shd w:val="clear" w:color="auto" w:fill="FFFFFF" w:themeFill="background1"/>
             <w:vAlign w:val="center"/>
           </w:tcPr>
@@ -2523,6 +788,79 @@
           </w:p>
           <w:p>
             <w:pPr>
+              <w:pStyle w:val="ListParagraph"/>
+              <w:numPr>
+                <w:ilvl w:val="0"/>
+                <w:numId w:val="29"/>
+              </w:numPr>
+              <w:rPr>
+                <w:rFonts w:ascii="Arial Narrow" w:hAnsi="Arial Narrow"/>
+                <w:i/>
+                <w:iCs/>
+                <w:sz w:val="24"/>
+                <w:szCs w:val="24"/>
+                <w:lang w:bidi="ar-JO"/>
+              </w:rPr>
+            </w:pPr>
+            <w:r>
+              <w:rPr>
+                <w:rFonts w:ascii="Arial Narrow" w:hAnsi="Arial Narrow"/>
+                <w:i/>
+                <w:iCs/>
+                <w:sz w:val="24"/>
+                <w:szCs w:val="24"/>
+                <w:lang w:bidi="ar-JO"/>
+              </w:rPr>
+              <w:t xml:space="preserve">There is another Optional </w:t>
+            </w:r>
+            <w:r>
+              <w:rPr>
+                <w:rFonts w:ascii="Arial Narrow" w:hAnsi="Arial Narrow"/>
+                <w:i/>
+                <w:iCs/>
+                <w:sz w:val="24"/>
+                <w:szCs w:val="24"/>
+                <w:lang w:bidi="ar-JO"/>
+              </w:rPr>
+              <w:t>Idea,</w:t>
+            </w:r>
+            <w:r>
+              <w:rPr>
+                <w:rFonts w:ascii="Arial Narrow" w:hAnsi="Arial Narrow"/>
+                <w:i/>
+                <w:iCs/>
+                <w:sz w:val="24"/>
+                <w:szCs w:val="24"/>
+                <w:lang w:bidi="ar-JO"/>
+              </w:rPr>
+              <w:t xml:space="preserve"> </w:t>
+            </w:r>
+            <w:r>
+              <w:rPr>
+                <w:rFonts w:ascii="Arial Narrow" w:hAnsi="Arial Narrow"/>
+                <w:i/>
+                <w:iCs/>
+                <w:sz w:val="24"/>
+                <w:szCs w:val="24"/>
+                <w:lang w:bidi="ar-JO"/>
+              </w:rPr>
+              <w:t xml:space="preserve">to integrate bank account of the user , so that to somehow make a fake account with fake money, and then </w:t>
+            </w:r>
+            <w:r>
+              <w:rPr>
+                <w:rFonts w:ascii="Arial Narrow" w:hAnsi="Arial Narrow"/>
+                <w:i/>
+                <w:iCs/>
+                <w:sz w:val="24"/>
+                <w:szCs w:val="24"/>
+                <w:lang w:bidi="ar-JO"/>
+              </w:rPr>
+              <w:lastRenderedPageBreak/>
+              <w:t>the Platform should detect patterns in changing of the Account information and potentially sending alerts or emails to the user .</w:t>
+            </w:r>
+          </w:p>
+          <w:p>
+            <w:pPr>
               <w:rPr>
                 <w:rFonts w:ascii="Arial Narrow" w:hAnsi="Arial Narrow"/>
                 <w:b/>
@@ -2610,6 +948,17 @@
               </w:rPr>
               <w:t xml:space="preserve">     </w:t>
             </w:r>
+            <w:r>
+              <w:rPr>
+                <w:rFonts w:ascii="Arial Narrow" w:hAnsi="Arial Narrow"/>
+                <w:i/>
+                <w:iCs/>
+                <w:sz w:val="24"/>
+                <w:szCs w:val="24"/>
+                <w:lang w:bidi="ar-JO"/>
+              </w:rPr>
+              <w:t>Initially, there is two states or cases, first case, let’s call it “Limited Service”, when the user is unknown and considered logged out or he did not even do a signup yet, second case which called “Full service” is when the user is known.</w:t>
+            </w:r>
           </w:p>
           <w:p>
             <w:pPr>
@@ -2622,50 +971,6 @@
                 <w:lang w:bidi="ar-JO"/>
               </w:rPr>
             </w:pPr>
-            <w:r>
-              <w:rPr>
-                <w:rFonts w:ascii="Arial Narrow" w:hAnsi="Arial Narrow"/>
-                <w:i/>
-                <w:iCs/>
-                <w:sz w:val="24"/>
-                <w:szCs w:val="24"/>
-                <w:lang w:bidi="ar-JO"/>
-              </w:rPr>
-              <w:t xml:space="preserve">      Frontend collects </w:t>
-            </w:r>
-            <w:r>
-              <w:rPr>
-                <w:rFonts w:ascii="Arial Narrow" w:hAnsi="Arial Narrow"/>
-                <w:i/>
-                <w:iCs/>
-                <w:sz w:val="24"/>
-                <w:szCs w:val="24"/>
-                <w:lang w:bidi="ar-JO"/>
-              </w:rPr>
-              <w:t>user’s</w:t>
-            </w:r>
-            <w:r>
-              <w:rPr>
-                <w:rFonts w:ascii="Arial Narrow" w:hAnsi="Arial Narrow"/>
-                <w:i/>
-                <w:iCs/>
-                <w:sz w:val="24"/>
-                <w:szCs w:val="24"/>
-                <w:lang w:bidi="ar-JO"/>
-              </w:rPr>
-              <w:t xml:space="preserve"> information via form,</w:t>
-            </w:r>
-            <w:r>
-              <w:rPr>
-                <w:rFonts w:ascii="Arial Narrow" w:hAnsi="Arial Narrow"/>
-                <w:i/>
-                <w:iCs/>
-                <w:sz w:val="24"/>
-                <w:szCs w:val="24"/>
-                <w:lang w:bidi="ar-JO"/>
-              </w:rPr>
-              <w:t xml:space="preserve"> the inputs are basically a</w:t>
-            </w:r>
           </w:p>
           <w:p>
             <w:pPr>
@@ -2687,29 +992,7 @@
                 <w:szCs w:val="24"/>
                 <w:lang w:bidi="ar-JO"/>
               </w:rPr>
-              <w:t xml:space="preserve">    </w:t>
-            </w:r>
-            <w:r>
-              <w:rPr>
-                <w:rFonts w:ascii="Arial Narrow" w:hAnsi="Arial Narrow"/>
-                <w:i/>
-                <w:iCs/>
-                <w:sz w:val="24"/>
-                <w:szCs w:val="24"/>
-                <w:lang w:bidi="ar-JO"/>
-              </w:rPr>
-              <w:t xml:space="preserve"> </w:t>
-            </w:r>
-            <w:r>
-              <w:rPr>
-                <w:rFonts w:ascii="Arial Narrow" w:hAnsi="Arial Narrow"/>
-                <w:i/>
-                <w:iCs/>
-                <w:sz w:val="24"/>
-                <w:szCs w:val="24"/>
-                <w:lang w:bidi="ar-JO"/>
-              </w:rPr>
-              <w:t xml:space="preserve"> A standard Morgan Stanely-style financial questionnaire by VIEWPOINT</w:t>
+              <w:t xml:space="preserve">The Limited service is explained as follows: </w:t>
             </w:r>
           </w:p>
           <w:p>
@@ -2723,20 +1006,14 @@
                 <w:lang w:bidi="ar-JO"/>
               </w:rPr>
             </w:pPr>
-            <w:r>
-              <w:rPr>
-                <w:rFonts w:ascii="Arial Narrow" w:hAnsi="Arial Narrow"/>
-                <w:i/>
-                <w:iCs/>
-                <w:sz w:val="24"/>
-                <w:szCs w:val="24"/>
-                <w:lang w:bidi="ar-JO"/>
-              </w:rPr>
-              <w:t xml:space="preserve">      GROUP, after raw answers to those questions are obtained, they are </w:t>
-            </w:r>
           </w:p>
           <w:p>
             <w:pPr>
+              <w:pStyle w:val="ListParagraph"/>
+              <w:numPr>
+                <w:ilvl w:val="0"/>
+                <w:numId w:val="36"/>
+              </w:numPr>
               <w:rPr>
                 <w:rFonts w:ascii="Arial Narrow" w:hAnsi="Arial Narrow"/>
                 <w:i/>
@@ -2755,165 +1032,16 @@
                 <w:szCs w:val="24"/>
                 <w:lang w:bidi="ar-JO"/>
               </w:rPr>
-              <w:t xml:space="preserve">      </w:t>
-            </w:r>
-            <w:r>
-              <w:rPr>
-                <w:rFonts w:ascii="Arial Narrow" w:hAnsi="Arial Narrow"/>
-                <w:i/>
-                <w:iCs/>
-                <w:sz w:val="24"/>
-                <w:szCs w:val="24"/>
-                <w:lang w:bidi="ar-JO"/>
-              </w:rPr>
-              <w:t>sen</w:t>
-            </w:r>
-            <w:r>
-              <w:rPr>
-                <w:rFonts w:ascii="Arial Narrow" w:hAnsi="Arial Narrow"/>
-                <w:i/>
-                <w:iCs/>
-                <w:sz w:val="24"/>
-                <w:szCs w:val="24"/>
-                <w:lang w:bidi="ar-JO"/>
-              </w:rPr>
-              <w:t>t</w:t>
-            </w:r>
-            <w:r>
-              <w:rPr>
-                <w:rFonts w:ascii="Arial Narrow" w:hAnsi="Arial Narrow"/>
-                <w:i/>
-                <w:iCs/>
-                <w:sz w:val="24"/>
-                <w:szCs w:val="24"/>
-                <w:lang w:bidi="ar-JO"/>
-              </w:rPr>
-              <w:t xml:space="preserve"> </w:t>
-            </w:r>
-            <w:r>
-              <w:rPr>
-                <w:rFonts w:ascii="Arial Narrow" w:hAnsi="Arial Narrow"/>
-                <w:i/>
-                <w:iCs/>
-                <w:sz w:val="24"/>
-                <w:szCs w:val="24"/>
-                <w:lang w:bidi="ar-JO"/>
-              </w:rPr>
-              <w:t>it</w:t>
-            </w:r>
-            <w:r>
-              <w:rPr>
-                <w:rFonts w:ascii="Arial Narrow" w:hAnsi="Arial Narrow"/>
-                <w:i/>
-                <w:iCs/>
-                <w:sz w:val="24"/>
-                <w:szCs w:val="24"/>
-                <w:lang w:bidi="ar-JO"/>
-              </w:rPr>
-              <w:t xml:space="preserve"> to the </w:t>
-            </w:r>
-            <w:r>
-              <w:rPr>
-                <w:rFonts w:ascii="Arial Narrow" w:hAnsi="Arial Narrow"/>
-                <w:i/>
-                <w:iCs/>
-                <w:sz w:val="24"/>
-                <w:szCs w:val="24"/>
-                <w:lang w:bidi="ar-JO"/>
-              </w:rPr>
-              <w:t>backend using</w:t>
-            </w:r>
-            <w:r>
-              <w:rPr>
-                <w:rFonts w:ascii="Arial Narrow" w:hAnsi="Arial Narrow"/>
-                <w:i/>
-                <w:iCs/>
-                <w:sz w:val="24"/>
-                <w:szCs w:val="24"/>
-                <w:lang w:bidi="ar-JO"/>
-              </w:rPr>
-              <w:t xml:space="preserve"> Axios, then </w:t>
-            </w:r>
-            <w:r>
-              <w:rPr>
-                <w:rFonts w:ascii="Arial Narrow" w:hAnsi="Arial Narrow"/>
-                <w:i/>
-                <w:iCs/>
-                <w:sz w:val="24"/>
-                <w:szCs w:val="24"/>
-                <w:lang w:bidi="ar-JO"/>
-              </w:rPr>
-              <w:t>clean,</w:t>
-            </w:r>
-            <w:r>
-              <w:rPr>
-                <w:rFonts w:ascii="Arial Narrow" w:hAnsi="Arial Narrow"/>
-                <w:i/>
-                <w:iCs/>
-                <w:sz w:val="24"/>
-                <w:szCs w:val="24"/>
-                <w:lang w:bidi="ar-JO"/>
-              </w:rPr>
-              <w:t xml:space="preserve"> </w:t>
-            </w:r>
-            <w:r>
-              <w:rPr>
-                <w:rFonts w:ascii="Arial Narrow" w:hAnsi="Arial Narrow"/>
-                <w:i/>
-                <w:iCs/>
-                <w:sz w:val="24"/>
-                <w:szCs w:val="24"/>
-                <w:lang w:bidi="ar-JO"/>
-              </w:rPr>
-              <w:t>structure,</w:t>
-            </w:r>
-            <w:r>
-              <w:rPr>
-                <w:rFonts w:ascii="Arial Narrow" w:hAnsi="Arial Narrow"/>
-                <w:i/>
-                <w:iCs/>
-                <w:sz w:val="24"/>
-                <w:szCs w:val="24"/>
-                <w:lang w:bidi="ar-JO"/>
-              </w:rPr>
-              <w:t xml:space="preserve"> </w:t>
-            </w:r>
-            <w:r>
-              <w:rPr>
-                <w:rFonts w:ascii="Arial Narrow" w:hAnsi="Arial Narrow"/>
-                <w:i/>
-                <w:iCs/>
-                <w:sz w:val="24"/>
-                <w:szCs w:val="24"/>
-                <w:lang w:bidi="ar-JO"/>
-              </w:rPr>
-              <w:t>and compute</w:t>
-            </w:r>
-            <w:r>
-              <w:rPr>
-                <w:rFonts w:ascii="Arial Narrow" w:hAnsi="Arial Narrow"/>
-                <w:i/>
-                <w:iCs/>
-                <w:sz w:val="24"/>
-                <w:szCs w:val="24"/>
-                <w:lang w:bidi="ar-JO"/>
-              </w:rPr>
-              <w:t xml:space="preserve"> </w:t>
-            </w:r>
-            <w:r>
-              <w:rPr>
-                <w:rFonts w:ascii="Arial Narrow" w:hAnsi="Arial Narrow"/>
-                <w:i/>
-                <w:iCs/>
-                <w:sz w:val="24"/>
-                <w:szCs w:val="24"/>
-                <w:lang w:bidi="ar-JO"/>
-              </w:rPr>
-              <w:t xml:space="preserve">    </w:t>
+              <w:t>Questionnaire UI is shown to the User, after user fill answers, JSON will be produced, let’s call it JSON1, which is client-side validated JSON by React frontend, but it’s not Server-side validated yet, i.e., it’s not preprocessed yet.</w:t>
             </w:r>
           </w:p>
           <w:p>
             <w:pPr>
+              <w:pStyle w:val="ListParagraph"/>
+              <w:numPr>
+                <w:ilvl w:val="0"/>
+                <w:numId w:val="36"/>
+              </w:numPr>
               <w:rPr>
                 <w:rFonts w:ascii="Arial Narrow" w:hAnsi="Arial Narrow"/>
                 <w:i/>
@@ -2932,33 +1060,27 @@
                 <w:szCs w:val="24"/>
                 <w:lang w:bidi="ar-JO"/>
               </w:rPr>
-              <w:t xml:space="preserve">      </w:t>
-            </w:r>
-            <w:r>
-              <w:rPr>
-                <w:rFonts w:ascii="Arial Narrow" w:hAnsi="Arial Narrow"/>
-                <w:i/>
-                <w:iCs/>
-                <w:sz w:val="24"/>
-                <w:szCs w:val="24"/>
-                <w:lang w:bidi="ar-JO"/>
-              </w:rPr>
-              <w:t>what is needed before</w:t>
-            </w:r>
-            <w:r>
-              <w:rPr>
-                <w:rFonts w:ascii="Arial Narrow" w:hAnsi="Arial Narrow"/>
-                <w:i/>
-                <w:iCs/>
-                <w:sz w:val="24"/>
-                <w:szCs w:val="24"/>
-                <w:lang w:bidi="ar-JO"/>
-              </w:rPr>
-              <w:t xml:space="preserve"> sending it to the AI or database.</w:t>
+              <w:t>JSON1 is forwarded to the backend, which is considered FastAPI, then the FastAPI will preprocess JSON1 to produce a processed JSON called JSON2, this JSON2 is server-side validated, the JSON2 content’s is considered the validated-user info, and it will be stored somehow in the database</w:t>
+            </w:r>
+            <w:r>
+              <w:rPr>
+                <w:rFonts w:ascii="Arial Narrow" w:hAnsi="Arial Narrow"/>
+                <w:i/>
+                <w:iCs/>
+                <w:sz w:val="24"/>
+                <w:szCs w:val="24"/>
+                <w:lang w:bidi="ar-JO"/>
+              </w:rPr>
+              <w:t xml:space="preserve"> only and only if the user completed the signup process successfully.</w:t>
             </w:r>
           </w:p>
           <w:p>
             <w:pPr>
+              <w:pStyle w:val="ListParagraph"/>
+              <w:numPr>
+                <w:ilvl w:val="0"/>
+                <w:numId w:val="36"/>
+              </w:numPr>
               <w:rPr>
                 <w:rFonts w:ascii="Arial Narrow" w:hAnsi="Arial Narrow"/>
                 <w:i/>
@@ -2977,11 +1099,93 @@
                 <w:szCs w:val="24"/>
                 <w:lang w:bidi="ar-JO"/>
               </w:rPr>
-              <w:t xml:space="preserve">      </w:t>
+              <w:t>JSON2 will be passed as Input to the LangChain or LangGraph Modules  , the output  should be JSON that is returned by the LLM, this JSON is called JSON3, JSON3’s content will be considered the AI advice</w:t>
+            </w:r>
+            <w:r>
+              <w:rPr>
+                <w:rFonts w:ascii="Arial Narrow" w:hAnsi="Arial Narrow"/>
+                <w:i/>
+                <w:iCs/>
+                <w:sz w:val="24"/>
+                <w:szCs w:val="24"/>
+                <w:lang w:bidi="ar-JO"/>
+              </w:rPr>
+              <w:t xml:space="preserve"> that follows CFP board standards ethics , this Advice</w:t>
+            </w:r>
+            <w:r>
+              <w:rPr>
+                <w:rFonts w:ascii="Arial Narrow" w:hAnsi="Arial Narrow"/>
+                <w:i/>
+                <w:iCs/>
+                <w:sz w:val="24"/>
+                <w:szCs w:val="24"/>
+                <w:lang w:bidi="ar-JO"/>
+              </w:rPr>
+              <w:t xml:space="preserve">  will be a stored in the database</w:t>
+            </w:r>
+            <w:r>
+              <w:rPr>
+                <w:rFonts w:ascii="Arial Narrow" w:hAnsi="Arial Narrow"/>
+                <w:i/>
+                <w:iCs/>
+                <w:sz w:val="24"/>
+                <w:szCs w:val="24"/>
+                <w:lang w:bidi="ar-JO"/>
+              </w:rPr>
+              <w:t xml:space="preserve"> only and only if the user completed the signup process </w:t>
+            </w:r>
+            <w:r>
+              <w:rPr>
+                <w:rFonts w:ascii="Arial Narrow" w:hAnsi="Arial Narrow"/>
+                <w:i/>
+                <w:iCs/>
+                <w:sz w:val="24"/>
+                <w:szCs w:val="24"/>
+                <w:lang w:bidi="ar-JO"/>
+              </w:rPr>
+              <w:t xml:space="preserve"> and will be used to feed the various UI’s</w:t>
+            </w:r>
+            <w:r>
+              <w:rPr>
+                <w:rFonts w:ascii="Arial Narrow" w:hAnsi="Arial Narrow"/>
+                <w:i/>
+                <w:iCs/>
+                <w:sz w:val="24"/>
+                <w:szCs w:val="24"/>
+                <w:lang w:bidi="ar-JO"/>
+              </w:rPr>
+              <w:t xml:space="preserve"> and interfaces </w:t>
+            </w:r>
+            <w:r>
+              <w:rPr>
+                <w:rFonts w:ascii="Arial Narrow" w:hAnsi="Arial Narrow"/>
+                <w:i/>
+                <w:iCs/>
+                <w:sz w:val="24"/>
+                <w:szCs w:val="24"/>
+                <w:lang w:bidi="ar-JO"/>
+              </w:rPr>
+              <w:t xml:space="preserve"> </w:t>
+            </w:r>
+            <w:r>
+              <w:rPr>
+                <w:rFonts w:ascii="Arial Narrow" w:hAnsi="Arial Narrow"/>
+                <w:i/>
+                <w:iCs/>
+                <w:sz w:val="24"/>
+                <w:szCs w:val="24"/>
+                <w:lang w:bidi="ar-JO"/>
+              </w:rPr>
+              <w:t>and dashboards that are previously designed and implemented .</w:t>
             </w:r>
           </w:p>
           <w:p>
             <w:pPr>
+              <w:pStyle w:val="ListParagraph"/>
+              <w:numPr>
+                <w:ilvl w:val="0"/>
+                <w:numId w:val="36"/>
+              </w:numPr>
               <w:rPr>
                 <w:rFonts w:ascii="Arial Narrow" w:hAnsi="Arial Narrow"/>
                 <w:i/>
@@ -3000,33 +1204,115 @@
                 <w:szCs w:val="24"/>
                 <w:lang w:bidi="ar-JO"/>
               </w:rPr>
-              <w:t xml:space="preserve">      The backend</w:t>
-            </w:r>
-            <w:r>
-              <w:rPr>
-                <w:rFonts w:ascii="Arial Narrow" w:hAnsi="Arial Narrow"/>
-                <w:i/>
-                <w:iCs/>
-                <w:sz w:val="24"/>
-                <w:szCs w:val="24"/>
-                <w:lang w:bidi="ar-JO"/>
-              </w:rPr>
-              <w:t xml:space="preserve"> will decide when to call</w:t>
-            </w:r>
-            <w:r>
-              <w:rPr>
-                <w:rFonts w:ascii="Arial Narrow" w:hAnsi="Arial Narrow"/>
-                <w:i/>
-                <w:iCs/>
-                <w:sz w:val="24"/>
-                <w:szCs w:val="24"/>
-                <w:lang w:bidi="ar-JO"/>
-              </w:rPr>
-              <w:t xml:space="preserve"> the intermediate LangChain</w:t>
+              <w:t>The Limited Advice UI consists of just one interface, that interface will provide limited services, with some option offering signup feature to the user via button</w:t>
+            </w:r>
+            <w:r>
+              <w:rPr>
+                <w:rFonts w:ascii="Arial Narrow" w:hAnsi="Arial Narrow"/>
+                <w:i/>
+                <w:iCs/>
+                <w:sz w:val="24"/>
+                <w:szCs w:val="24"/>
+                <w:lang w:bidi="ar-JO"/>
+              </w:rPr>
+              <w:t xml:space="preserve"> that is called ‘Save and Continue’</w:t>
+            </w:r>
+            <w:r>
+              <w:rPr>
+                <w:rFonts w:ascii="Arial Narrow" w:hAnsi="Arial Narrow"/>
+                <w:i/>
+                <w:iCs/>
+                <w:sz w:val="24"/>
+                <w:szCs w:val="24"/>
+                <w:lang w:bidi="ar-JO"/>
+              </w:rPr>
+              <w:t xml:space="preserve">, then the user will be guided or routed to the signup page, if he manages to sign up successfully, the JSON2’s and JSON3’s contents should be stored in the DB  , also after successful sign up, the user will be automatically logged in so there is no need to show the log in page, </w:t>
+            </w:r>
+            <w:r>
+              <w:rPr>
+                <w:rFonts w:ascii="Arial Narrow" w:hAnsi="Arial Narrow"/>
+                <w:i/>
+                <w:iCs/>
+                <w:sz w:val="24"/>
+                <w:szCs w:val="24"/>
+                <w:lang w:bidi="ar-JO"/>
+              </w:rPr>
+              <w:t xml:space="preserve"> if the </w:t>
+            </w:r>
+            <w:r>
+              <w:rPr>
+                <w:rFonts w:ascii="Arial Narrow" w:hAnsi="Arial Narrow"/>
+                <w:i/>
+                <w:iCs/>
+                <w:sz w:val="24"/>
+                <w:szCs w:val="24"/>
+                <w:lang w:bidi="ar-JO"/>
+              </w:rPr>
+              <w:t>‘Save and Continue’</w:t>
+            </w:r>
+            <w:r>
+              <w:rPr>
+                <w:rFonts w:ascii="Arial Narrow" w:hAnsi="Arial Narrow"/>
+                <w:i/>
+                <w:iCs/>
+                <w:sz w:val="24"/>
+                <w:szCs w:val="24"/>
+                <w:lang w:bidi="ar-JO"/>
+              </w:rPr>
+              <w:t xml:space="preserve"> button is pressed and the user already has account but it happened that he is logged out , the Login Page should be shown , in either successful Signup or Successful Login , some interface must be shown , let’s call it ‘DashBoard1’, if </w:t>
+            </w:r>
+            <w:r>
+              <w:rPr>
+                <w:rFonts w:ascii="Arial Narrow" w:hAnsi="Arial Narrow"/>
+                <w:i/>
+                <w:iCs/>
+                <w:sz w:val="24"/>
+                <w:szCs w:val="24"/>
+                <w:lang w:bidi="ar-JO"/>
+              </w:rPr>
+              <w:t>‘DashBoard1’</w:t>
+            </w:r>
+            <w:r>
+              <w:rPr>
+                <w:rFonts w:ascii="Arial Narrow" w:hAnsi="Arial Narrow"/>
+                <w:i/>
+                <w:iCs/>
+                <w:sz w:val="24"/>
+                <w:szCs w:val="24"/>
+                <w:lang w:bidi="ar-JO"/>
+              </w:rPr>
+              <w:t xml:space="preserve"> is  managed to be shown, then that means the System reached the </w:t>
+            </w:r>
+            <w:r>
+              <w:rPr>
+                <w:rFonts w:ascii="Arial Narrow" w:hAnsi="Arial Narrow"/>
+                <w:i/>
+                <w:iCs/>
+                <w:sz w:val="24"/>
+                <w:szCs w:val="24"/>
+                <w:lang w:bidi="ar-JO"/>
+              </w:rPr>
+              <w:t>“Full service”</w:t>
+            </w:r>
+            <w:r>
+              <w:rPr>
+                <w:rFonts w:ascii="Arial Narrow" w:hAnsi="Arial Narrow"/>
+                <w:i/>
+                <w:iCs/>
+                <w:sz w:val="24"/>
+                <w:szCs w:val="24"/>
+                <w:lang w:bidi="ar-JO"/>
+              </w:rPr>
+              <w:t xml:space="preserve"> case or mode.</w:t>
             </w:r>
           </w:p>
           <w:p>
             <w:pPr>
+              <w:pStyle w:val="ListParagraph"/>
+              <w:numPr>
+                <w:ilvl w:val="0"/>
+                <w:numId w:val="36"/>
+              </w:numPr>
               <w:rPr>
                 <w:rFonts w:ascii="Arial Narrow" w:hAnsi="Arial Narrow"/>
                 <w:i/>
@@ -3045,55 +1331,78 @@
                 <w:szCs w:val="24"/>
                 <w:lang w:bidi="ar-JO"/>
               </w:rPr>
-              <w:t xml:space="preserve">      </w:t>
-            </w:r>
-            <w:r>
-              <w:rPr>
-                <w:rFonts w:ascii="Arial Narrow" w:hAnsi="Arial Narrow"/>
-                <w:i/>
-                <w:iCs/>
-                <w:sz w:val="24"/>
-                <w:szCs w:val="24"/>
-                <w:lang w:bidi="ar-JO"/>
-              </w:rPr>
-              <w:t>modules that</w:t>
-            </w:r>
-            <w:r>
-              <w:rPr>
-                <w:rFonts w:ascii="Arial Narrow" w:hAnsi="Arial Narrow"/>
-                <w:i/>
-                <w:iCs/>
-                <w:sz w:val="24"/>
-                <w:szCs w:val="24"/>
-                <w:lang w:bidi="ar-JO"/>
-              </w:rPr>
-              <w:t xml:space="preserve"> will automate the construction </w:t>
-            </w:r>
-            <w:r>
-              <w:rPr>
-                <w:rFonts w:ascii="Arial Narrow" w:hAnsi="Arial Narrow"/>
-                <w:i/>
-                <w:iCs/>
-                <w:sz w:val="24"/>
-                <w:szCs w:val="24"/>
-                <w:lang w:bidi="ar-JO"/>
-              </w:rPr>
-              <w:t xml:space="preserve">of Multi -step, chained </w:t>
-            </w:r>
-            <w:r>
-              <w:rPr>
-                <w:rFonts w:ascii="Arial Narrow" w:hAnsi="Arial Narrow"/>
-                <w:i/>
-                <w:iCs/>
-                <w:sz w:val="24"/>
-                <w:szCs w:val="24"/>
-                <w:lang w:bidi="ar-JO"/>
-              </w:rPr>
-              <w:t xml:space="preserve">prompts </w:t>
+              <w:t>For the “</w:t>
+            </w:r>
+            <w:r>
+              <w:rPr>
+                <w:rFonts w:ascii="Arial Narrow" w:hAnsi="Arial Narrow"/>
+                <w:i/>
+                <w:iCs/>
+                <w:sz w:val="24"/>
+                <w:szCs w:val="24"/>
+                <w:lang w:bidi="ar-JO"/>
+              </w:rPr>
+              <w:t>Full service”</w:t>
+            </w:r>
+            <w:r>
+              <w:rPr>
+                <w:rFonts w:ascii="Arial Narrow" w:hAnsi="Arial Narrow"/>
+                <w:i/>
+                <w:iCs/>
+                <w:sz w:val="24"/>
+                <w:szCs w:val="24"/>
+                <w:lang w:bidi="ar-JO"/>
+              </w:rPr>
+              <w:t xml:space="preserve"> mode or </w:t>
+            </w:r>
+            <w:r>
+              <w:rPr>
+                <w:rFonts w:ascii="Arial Narrow" w:hAnsi="Arial Narrow"/>
+                <w:i/>
+                <w:iCs/>
+                <w:sz w:val="24"/>
+                <w:szCs w:val="24"/>
+                <w:lang w:bidi="ar-JO"/>
+              </w:rPr>
+              <w:t>case,</w:t>
+            </w:r>
+            <w:r>
+              <w:rPr>
+                <w:rFonts w:ascii="Arial Narrow" w:hAnsi="Arial Narrow"/>
+                <w:i/>
+                <w:iCs/>
+                <w:sz w:val="24"/>
+                <w:szCs w:val="24"/>
+                <w:lang w:bidi="ar-JO"/>
+              </w:rPr>
+              <w:t xml:space="preserve"> it will be planned for </w:t>
+            </w:r>
+            <w:r>
+              <w:rPr>
+                <w:rFonts w:ascii="Arial Narrow" w:hAnsi="Arial Narrow"/>
+                <w:i/>
+                <w:iCs/>
+                <w:sz w:val="24"/>
+                <w:szCs w:val="24"/>
+                <w:lang w:bidi="ar-JO"/>
+              </w:rPr>
+              <w:t>later,</w:t>
+            </w:r>
+            <w:r>
+              <w:rPr>
+                <w:rFonts w:ascii="Arial Narrow" w:hAnsi="Arial Narrow"/>
+                <w:i/>
+                <w:iCs/>
+                <w:sz w:val="24"/>
+                <w:szCs w:val="24"/>
+                <w:lang w:bidi="ar-JO"/>
+              </w:rPr>
+              <w:t xml:space="preserve"> planning did not finish yet for this mode.</w:t>
             </w:r>
           </w:p>
           <w:p>
             <w:pPr>
+              <w:ind w:left="360"/>
               <w:rPr>
                 <w:rFonts w:ascii="Arial Narrow" w:hAnsi="Arial Narrow"/>
                 <w:i/>
@@ -3112,518 +1421,8 @@
                 <w:szCs w:val="24"/>
                 <w:lang w:bidi="ar-JO"/>
               </w:rPr>
-              <w:t xml:space="preserve">      where each prompt has its output to be the input of the next prompt then </w:t>
-            </w:r>
-          </w:p>
-          <w:p>
-            <w:pPr>
-              <w:rPr>
-                <w:rFonts w:ascii="Arial Narrow" w:hAnsi="Arial Narrow"/>
-                <w:i/>
-                <w:iCs/>
-                <w:sz w:val="24"/>
-                <w:szCs w:val="24"/>
-                <w:lang w:bidi="ar-JO"/>
-              </w:rPr>
-            </w:pPr>
-            <w:r>
-              <w:rPr>
-                <w:rFonts w:ascii="Arial Narrow" w:hAnsi="Arial Narrow"/>
-                <w:i/>
-                <w:iCs/>
-                <w:sz w:val="24"/>
-                <w:szCs w:val="24"/>
-                <w:lang w:bidi="ar-JO"/>
-              </w:rPr>
-              <w:t xml:space="preserve">     </w:t>
-            </w:r>
-            <w:r>
-              <w:rPr>
-                <w:rFonts w:ascii="Arial Narrow" w:hAnsi="Arial Narrow"/>
-                <w:i/>
-                <w:iCs/>
-                <w:sz w:val="24"/>
-                <w:szCs w:val="24"/>
-                <w:lang w:bidi="ar-JO"/>
-              </w:rPr>
-              <w:t xml:space="preserve"> sent</w:t>
-            </w:r>
-            <w:r>
-              <w:rPr>
-                <w:rFonts w:ascii="Arial Narrow" w:hAnsi="Arial Narrow"/>
-                <w:i/>
-                <w:iCs/>
-                <w:sz w:val="24"/>
-                <w:szCs w:val="24"/>
-                <w:lang w:bidi="ar-JO"/>
-              </w:rPr>
-              <w:t xml:space="preserve"> to the LLM for</w:t>
-            </w:r>
-            <w:r>
-              <w:rPr>
-                <w:rFonts w:ascii="Arial Narrow" w:hAnsi="Arial Narrow"/>
-                <w:i/>
-                <w:iCs/>
-                <w:sz w:val="24"/>
-                <w:szCs w:val="24"/>
-                <w:lang w:bidi="ar-JO"/>
-              </w:rPr>
               <w:t xml:space="preserve"> </w:t>
             </w:r>
-            <w:r>
-              <w:rPr>
-                <w:rFonts w:ascii="Arial Narrow" w:hAnsi="Arial Narrow"/>
-                <w:i/>
-                <w:iCs/>
-                <w:sz w:val="24"/>
-                <w:szCs w:val="24"/>
-                <w:lang w:bidi="ar-JO"/>
-              </w:rPr>
-              <w:t>reasoning, JSON file will be returned by the LLM to the</w:t>
-            </w:r>
-          </w:p>
-          <w:p>
-            <w:pPr>
-              <w:rPr>
-                <w:rFonts w:ascii="Arial Narrow" w:hAnsi="Arial Narrow"/>
-                <w:i/>
-                <w:iCs/>
-                <w:sz w:val="24"/>
-                <w:szCs w:val="24"/>
-                <w:lang w:bidi="ar-JO"/>
-              </w:rPr>
-            </w:pPr>
-            <w:r>
-              <w:rPr>
-                <w:rFonts w:ascii="Arial Narrow" w:hAnsi="Arial Narrow"/>
-                <w:i/>
-                <w:iCs/>
-                <w:sz w:val="24"/>
-                <w:szCs w:val="24"/>
-                <w:lang w:bidi="ar-JO"/>
-              </w:rPr>
-              <w:t xml:space="preserve">    </w:t>
-            </w:r>
-            <w:r>
-              <w:rPr>
-                <w:rFonts w:ascii="Arial Narrow" w:hAnsi="Arial Narrow"/>
-                <w:i/>
-                <w:iCs/>
-                <w:sz w:val="24"/>
-                <w:szCs w:val="24"/>
-                <w:lang w:bidi="ar-JO"/>
-              </w:rPr>
-              <w:t xml:space="preserve"> </w:t>
-            </w:r>
-            <w:r>
-              <w:rPr>
-                <w:rFonts w:ascii="Arial Narrow" w:hAnsi="Arial Narrow"/>
-                <w:i/>
-                <w:iCs/>
-                <w:sz w:val="24"/>
-                <w:szCs w:val="24"/>
-                <w:lang w:bidi="ar-JO"/>
-              </w:rPr>
-              <w:t xml:space="preserve"> LangChain that will</w:t>
-            </w:r>
-            <w:r>
-              <w:rPr>
-                <w:rFonts w:ascii="Arial Narrow" w:hAnsi="Arial Narrow"/>
-                <w:i/>
-                <w:iCs/>
-                <w:sz w:val="24"/>
-                <w:szCs w:val="24"/>
-                <w:lang w:bidi="ar-JO"/>
-              </w:rPr>
-              <w:t xml:space="preserve"> check the adherence to CFP</w:t>
-            </w:r>
-            <w:r>
-              <w:rPr>
-                <w:rFonts w:ascii="Arial Narrow" w:hAnsi="Arial Narrow"/>
-                <w:i/>
-                <w:iCs/>
-                <w:sz w:val="24"/>
-                <w:szCs w:val="24"/>
-                <w:lang w:bidi="ar-JO"/>
-              </w:rPr>
-              <w:t xml:space="preserve"> Board</w:t>
-            </w:r>
-            <w:r>
-              <w:rPr>
-                <w:rFonts w:ascii="Arial Narrow" w:hAnsi="Arial Narrow"/>
-                <w:i/>
-                <w:iCs/>
-                <w:sz w:val="24"/>
-                <w:szCs w:val="24"/>
-                <w:lang w:bidi="ar-JO"/>
-              </w:rPr>
-              <w:t xml:space="preserve"> ethical standards</w:t>
-            </w:r>
-            <w:r>
-              <w:rPr>
-                <w:rFonts w:ascii="Arial Narrow" w:hAnsi="Arial Narrow"/>
-                <w:i/>
-                <w:iCs/>
-                <w:sz w:val="24"/>
-                <w:szCs w:val="24"/>
-                <w:lang w:bidi="ar-JO"/>
-              </w:rPr>
-              <w:t xml:space="preserve"> </w:t>
-            </w:r>
-          </w:p>
-          <w:p>
-            <w:pPr>
-              <w:rPr>
-                <w:rFonts w:ascii="Arial Narrow" w:hAnsi="Arial Narrow"/>
-                <w:i/>
-                <w:iCs/>
-                <w:sz w:val="24"/>
-                <w:szCs w:val="24"/>
-                <w:lang w:bidi="ar-JO"/>
-              </w:rPr>
-            </w:pPr>
-            <w:r>
-              <w:rPr>
-                <w:rFonts w:ascii="Arial Narrow" w:hAnsi="Arial Narrow"/>
-                <w:i/>
-                <w:iCs/>
-                <w:sz w:val="24"/>
-                <w:szCs w:val="24"/>
-                <w:lang w:bidi="ar-JO"/>
-              </w:rPr>
-              <w:t xml:space="preserve">     </w:t>
-            </w:r>
-            <w:r>
-              <w:rPr>
-                <w:rFonts w:ascii="Arial Narrow" w:hAnsi="Arial Narrow"/>
-                <w:i/>
-                <w:iCs/>
-                <w:sz w:val="24"/>
-                <w:szCs w:val="24"/>
-                <w:lang w:bidi="ar-JO"/>
-              </w:rPr>
-              <w:t>and validates the correctness and safety of the JSON format to be parsed</w:t>
-            </w:r>
-          </w:p>
-          <w:p>
-            <w:pPr>
-              <w:rPr>
-                <w:rFonts w:ascii="Arial Narrow" w:hAnsi="Arial Narrow"/>
-                <w:i/>
-                <w:iCs/>
-                <w:sz w:val="24"/>
-                <w:szCs w:val="24"/>
-                <w:lang w:bidi="ar-JO"/>
-              </w:rPr>
-            </w:pPr>
-            <w:r>
-              <w:rPr>
-                <w:rFonts w:ascii="Arial Narrow" w:hAnsi="Arial Narrow"/>
-                <w:i/>
-                <w:iCs/>
-                <w:sz w:val="24"/>
-                <w:szCs w:val="24"/>
-                <w:lang w:bidi="ar-JO"/>
-              </w:rPr>
-              <w:lastRenderedPageBreak/>
-              <w:t xml:space="preserve">   </w:t>
-            </w:r>
-            <w:r>
-              <w:rPr>
-                <w:rFonts w:ascii="Arial Narrow" w:hAnsi="Arial Narrow"/>
-                <w:i/>
-                <w:iCs/>
-                <w:sz w:val="24"/>
-                <w:szCs w:val="24"/>
-                <w:lang w:bidi="ar-JO"/>
-              </w:rPr>
-              <w:t xml:space="preserve"> </w:t>
-            </w:r>
-            <w:r>
-              <w:rPr>
-                <w:rFonts w:ascii="Arial Narrow" w:hAnsi="Arial Narrow"/>
-                <w:i/>
-                <w:iCs/>
-                <w:sz w:val="24"/>
-                <w:szCs w:val="24"/>
-                <w:lang w:bidi="ar-JO"/>
-              </w:rPr>
-              <w:t xml:space="preserve"> </w:t>
-            </w:r>
-            <w:r>
-              <w:rPr>
-                <w:rFonts w:ascii="Arial Narrow" w:hAnsi="Arial Narrow"/>
-                <w:i/>
-                <w:iCs/>
-                <w:sz w:val="24"/>
-                <w:szCs w:val="24"/>
-                <w:lang w:bidi="ar-JO"/>
-              </w:rPr>
-              <w:t>Before redirecting the</w:t>
-            </w:r>
-            <w:r>
-              <w:rPr>
-                <w:rFonts w:ascii="Arial Narrow" w:hAnsi="Arial Narrow"/>
-                <w:i/>
-                <w:iCs/>
-                <w:sz w:val="24"/>
-                <w:szCs w:val="24"/>
-                <w:lang w:bidi="ar-JO"/>
-              </w:rPr>
-              <w:t xml:space="preserve"> AI’s structured output to the app.</w:t>
-            </w:r>
-          </w:p>
-          <w:p>
-            <w:pPr>
-              <w:rPr>
-                <w:rFonts w:ascii="Arial Narrow" w:hAnsi="Arial Narrow"/>
-                <w:i/>
-                <w:iCs/>
-                <w:sz w:val="24"/>
-                <w:szCs w:val="24"/>
-                <w:lang w:bidi="ar-JO"/>
-              </w:rPr>
-            </w:pPr>
-            <w:r>
-              <w:rPr>
-                <w:rFonts w:ascii="Arial Narrow" w:hAnsi="Arial Narrow"/>
-                <w:i/>
-                <w:iCs/>
-                <w:sz w:val="24"/>
-                <w:szCs w:val="24"/>
-                <w:lang w:bidi="ar-JO"/>
-              </w:rPr>
-              <w:t xml:space="preserve">   </w:t>
-            </w:r>
-          </w:p>
-          <w:p>
-            <w:pPr>
-              <w:rPr>
-                <w:rFonts w:ascii="Arial Narrow" w:hAnsi="Arial Narrow"/>
-                <w:i/>
-                <w:iCs/>
-                <w:sz w:val="24"/>
-                <w:szCs w:val="24"/>
-                <w:lang w:bidi="ar-JO"/>
-              </w:rPr>
-            </w:pPr>
-            <w:r>
-              <w:rPr>
-                <w:rFonts w:ascii="Arial Narrow" w:hAnsi="Arial Narrow"/>
-                <w:i/>
-                <w:iCs/>
-                <w:sz w:val="24"/>
-                <w:szCs w:val="24"/>
-                <w:lang w:bidi="ar-JO"/>
-              </w:rPr>
-              <w:t xml:space="preserve">    Finally, </w:t>
-            </w:r>
-            <w:r>
-              <w:rPr>
-                <w:rFonts w:ascii="Arial Narrow" w:hAnsi="Arial Narrow"/>
-                <w:i/>
-                <w:iCs/>
-                <w:sz w:val="24"/>
-                <w:szCs w:val="24"/>
-                <w:lang w:bidi="ar-JO"/>
-              </w:rPr>
-              <w:t>the app will save AI results to the database, display, and send</w:t>
-            </w:r>
-          </w:p>
-          <w:p>
-            <w:pPr>
-              <w:rPr>
-                <w:rFonts w:ascii="Arial Narrow" w:hAnsi="Arial Narrow"/>
-                <w:i/>
-                <w:iCs/>
-                <w:sz w:val="24"/>
-                <w:szCs w:val="24"/>
-                <w:lang w:bidi="ar-JO"/>
-              </w:rPr>
-            </w:pPr>
-            <w:r>
-              <w:rPr>
-                <w:rFonts w:ascii="Arial Narrow" w:hAnsi="Arial Narrow"/>
-                <w:i/>
-                <w:iCs/>
-                <w:sz w:val="24"/>
-                <w:szCs w:val="24"/>
-                <w:lang w:bidi="ar-JO"/>
-              </w:rPr>
-              <w:t xml:space="preserve"> </w:t>
-            </w:r>
-            <w:r>
-              <w:rPr>
-                <w:rFonts w:ascii="Arial Narrow" w:hAnsi="Arial Narrow"/>
-                <w:i/>
-                <w:iCs/>
-                <w:sz w:val="24"/>
-                <w:szCs w:val="24"/>
-                <w:lang w:bidi="ar-JO"/>
-              </w:rPr>
-              <w:t xml:space="preserve">   </w:t>
-            </w:r>
-            <w:r>
-              <w:rPr>
-                <w:rFonts w:ascii="Arial Narrow" w:hAnsi="Arial Narrow"/>
-                <w:i/>
-                <w:iCs/>
-                <w:sz w:val="24"/>
-                <w:szCs w:val="24"/>
-                <w:lang w:bidi="ar-JO"/>
-              </w:rPr>
-              <w:t>smart</w:t>
-            </w:r>
-            <w:r>
-              <w:rPr>
-                <w:rFonts w:ascii="Arial Narrow" w:hAnsi="Arial Narrow"/>
-                <w:b/>
-                <w:bCs/>
-                <w:i/>
-                <w:iCs/>
-                <w:sz w:val="24"/>
-                <w:szCs w:val="24"/>
-                <w:lang w:bidi="ar-JO"/>
-              </w:rPr>
-              <w:t>,</w:t>
-            </w:r>
-            <w:r>
-              <w:rPr>
-                <w:rFonts w:ascii="Arial Narrow" w:hAnsi="Arial Narrow"/>
-                <w:b/>
-                <w:bCs/>
-                <w:i/>
-                <w:iCs/>
-                <w:sz w:val="24"/>
-                <w:szCs w:val="24"/>
-                <w:lang w:bidi="ar-JO"/>
-              </w:rPr>
-              <w:t xml:space="preserve"> </w:t>
-            </w:r>
-            <w:r>
-              <w:rPr>
-                <w:rFonts w:ascii="Arial Narrow" w:hAnsi="Arial Narrow"/>
-                <w:i/>
-                <w:iCs/>
-                <w:sz w:val="24"/>
-                <w:szCs w:val="24"/>
-                <w:lang w:bidi="ar-JO"/>
-              </w:rPr>
-              <w:t>via</w:t>
-            </w:r>
-            <w:r>
-              <w:rPr>
-                <w:rFonts w:ascii="Arial Narrow" w:hAnsi="Arial Narrow"/>
-                <w:i/>
-                <w:iCs/>
-                <w:sz w:val="24"/>
-                <w:szCs w:val="24"/>
-                <w:lang w:bidi="ar-JO"/>
-              </w:rPr>
-              <w:t xml:space="preserve"> </w:t>
-            </w:r>
-            <w:r>
-              <w:rPr>
-                <w:rFonts w:ascii="Arial Narrow" w:hAnsi="Arial Narrow"/>
-                <w:i/>
-                <w:iCs/>
-                <w:sz w:val="24"/>
-                <w:szCs w:val="24"/>
-                <w:lang w:bidi="ar-JO"/>
-              </w:rPr>
-              <w:t>email</w:t>
-            </w:r>
-            <w:r>
-              <w:rPr>
-                <w:rFonts w:ascii="Arial Narrow" w:hAnsi="Arial Narrow"/>
-                <w:i/>
-                <w:iCs/>
-                <w:sz w:val="24"/>
-                <w:szCs w:val="24"/>
-                <w:lang w:bidi="ar-JO"/>
-              </w:rPr>
-              <w:t xml:space="preserve"> based on spending trends, goal </w:t>
-            </w:r>
-          </w:p>
-          <w:p>
-            <w:pPr>
-              <w:rPr>
-                <w:rFonts w:ascii="Arial Narrow" w:hAnsi="Arial Narrow"/>
-                <w:i/>
-                <w:iCs/>
-                <w:sz w:val="24"/>
-                <w:szCs w:val="24"/>
-                <w:rtl/>
-                <w:lang w:bidi="ar-JO"/>
-              </w:rPr>
-            </w:pPr>
-            <w:r>
-              <w:rPr>
-                <w:rFonts w:ascii="Arial Narrow" w:hAnsi="Arial Narrow"/>
-                <w:i/>
-                <w:iCs/>
-                <w:sz w:val="24"/>
-                <w:szCs w:val="24"/>
-                <w:lang w:bidi="ar-JO"/>
-              </w:rPr>
-              <w:t xml:space="preserve">    </w:t>
-            </w:r>
-            <w:r>
-              <w:rPr>
-                <w:rFonts w:ascii="Arial Narrow" w:hAnsi="Arial Narrow"/>
-                <w:i/>
-                <w:iCs/>
-                <w:sz w:val="24"/>
-                <w:szCs w:val="24"/>
-                <w:lang w:bidi="ar-JO"/>
-              </w:rPr>
-              <w:t>progress, and AI advice,</w:t>
-            </w:r>
-            <w:r>
-              <w:rPr>
-                <w:rFonts w:ascii="Arial Narrow" w:hAnsi="Arial Narrow"/>
-                <w:i/>
-                <w:iCs/>
-                <w:sz w:val="24"/>
-                <w:szCs w:val="24"/>
-                <w:lang w:bidi="ar-JO"/>
-              </w:rPr>
-              <w:t xml:space="preserve"> </w:t>
-            </w:r>
-            <w:r>
-              <w:rPr>
-                <w:rFonts w:ascii="Arial Narrow" w:hAnsi="Arial Narrow"/>
-                <w:i/>
-                <w:iCs/>
-                <w:sz w:val="24"/>
-                <w:szCs w:val="24"/>
-                <w:lang w:bidi="ar-JO"/>
-              </w:rPr>
-              <w:t>not fixed rules.</w:t>
-            </w:r>
-            <w:r>
-              <w:rPr>
-                <w:rFonts w:ascii="Arial Narrow" w:hAnsi="Arial Narrow"/>
-                <w:i/>
-                <w:iCs/>
-                <w:sz w:val="24"/>
-                <w:szCs w:val="24"/>
-                <w:lang w:bidi="ar-JO"/>
-              </w:rPr>
-              <w:t xml:space="preserve"> </w:t>
-            </w:r>
-          </w:p>
-          <w:p>
-            <w:pPr>
-              <w:rPr>
-                <w:rFonts w:ascii="Arial Narrow" w:hAnsi="Arial Narrow"/>
-                <w:i/>
-                <w:iCs/>
-                <w:sz w:val="24"/>
-                <w:szCs w:val="24"/>
-                <w:lang w:bidi="ar-JO"/>
-              </w:rPr>
-            </w:pPr>
           </w:p>
           <w:p>
             <w:pPr>
@@ -3959,6 +1758,7 @@
                 <w:szCs w:val="24"/>
                 <w:lang w:bidi="ar-JO"/>
               </w:rPr>
+              <w:lastRenderedPageBreak/>
               <w:t xml:space="preserve">      </w:t>
             </w:r>
             <w:r>
@@ -4340,6 +2140,19 @@
                 <w:lang w:bidi="ar-JO"/>
               </w:rPr>
               <w:t xml:space="preserve"> </w:t>
+            </w:r>
+            <w:r>
+              <w:rPr>
+                <w:rFonts w:ascii="Arial Narrow" w:hAnsi="Arial Narrow"/>
+                <w:b/>
+                <w:bCs/>
+                <w:i/>
+                <w:iCs/>
+                <w:sz w:val="24"/>
+                <w:szCs w:val="24"/>
+                <w:lang w:bidi="ar-JO"/>
+              </w:rPr>
+              <w:t xml:space="preserve">Important </w:t>
             </w:r>
             <w:r>
               <w:rPr>
@@ -4383,7 +2196,7 @@
               </w:rPr>
               <w:t>Morgan Stanly</w:t>
             </w:r>
-            <w:hyperlink r:id="rId12" w:history="1">
+            <w:hyperlink r:id="rId11" w:history="1">
               <w:r>
                 <w:rPr>
                   <w:rStyle w:val="Hyperlink"/>
@@ -4448,7 +2261,7 @@
               </w:rPr>
               <w:t xml:space="preserve">Board standards </w:t>
             </w:r>
-            <w:hyperlink r:id="rId13" w:history="1">
+            <w:hyperlink r:id="rId12" w:history="1">
               <w:r>
                 <w:rPr>
                   <w:rStyle w:val="Hyperlink"/>
@@ -4491,7 +2304,7 @@
               </w:rPr>
               <w:t xml:space="preserve">React </w:t>
             </w:r>
-            <w:hyperlink r:id="rId14" w:history="1">
+            <w:hyperlink r:id="rId13" w:history="1">
               <w:r>
                 <w:rPr>
                   <w:rStyle w:val="Hyperlink"/>
@@ -4545,7 +2358,7 @@
               </w:rPr>
               <w:t xml:space="preserve">Fast API </w:t>
             </w:r>
-            <w:hyperlink r:id="rId15" w:anchor="dependency-injection" w:history="1">
+            <w:hyperlink r:id="rId14" w:anchor="dependency-injection" w:history="1">
               <w:r>
                 <w:rPr>
                   <w:rStyle w:val="Hyperlink"/>
@@ -4588,7 +2401,7 @@
               </w:rPr>
               <w:t xml:space="preserve">LangChain </w:t>
             </w:r>
-            <w:hyperlink r:id="rId16" w:history="1">
+            <w:hyperlink r:id="rId15" w:history="1">
               <w:r>
                 <w:rPr>
                   <w:rStyle w:val="Hyperlink"/>
@@ -4631,7 +2444,7 @@
               </w:rPr>
               <w:t xml:space="preserve">OpenAI  </w:t>
             </w:r>
-            <w:hyperlink r:id="rId17" w:history="1">
+            <w:hyperlink r:id="rId16" w:history="1">
               <w:r>
                 <w:rPr>
                   <w:rStyle w:val="Hyperlink"/>
@@ -4646,122 +2459,15 @@
               </w:r>
             </w:hyperlink>
           </w:p>
-          <w:p>
-            <w:pPr>
-              <w:pStyle w:val="ListParagraph"/>
-              <w:jc w:val="both"/>
-              <w:rPr>
-                <w:rFonts w:ascii="Arial Narrow" w:hAnsi="Arial Narrow"/>
-                <w:i/>
-                <w:iCs/>
-                <w:sz w:val="24"/>
-                <w:szCs w:val="24"/>
-                <w:lang w:bidi="ar-JO"/>
-              </w:rPr>
-            </w:pPr>
-          </w:p>
-          <w:p>
-            <w:pPr>
-              <w:ind w:left="360"/>
-              <w:jc w:val="both"/>
-              <w:rPr>
-                <w:rFonts w:ascii="Arial Narrow" w:hAnsi="Arial Narrow"/>
-                <w:i/>
-                <w:iCs/>
-                <w:sz w:val="24"/>
-                <w:szCs w:val="24"/>
-                <w:lang w:bidi="ar-JO"/>
-              </w:rPr>
-            </w:pPr>
-          </w:p>
-          <w:p>
-            <w:pPr>
-              <w:ind w:left="360"/>
-              <w:jc w:val="both"/>
-              <w:rPr>
-                <w:rFonts w:ascii="Arial Narrow" w:hAnsi="Arial Narrow"/>
-                <w:i/>
-                <w:iCs/>
-                <w:sz w:val="24"/>
-                <w:szCs w:val="24"/>
-                <w:lang w:bidi="ar-JO"/>
-              </w:rPr>
-            </w:pPr>
-          </w:p>
-          <w:p>
-            <w:pPr>
-              <w:rPr>
-                <w:rFonts w:ascii="Arial Narrow" w:hAnsi="Arial Narrow"/>
-                <w:b/>
-                <w:bCs/>
-                <w:i/>
-                <w:iCs/>
-                <w:sz w:val="24"/>
-                <w:szCs w:val="24"/>
-                <w:lang w:bidi="ar-JO"/>
-              </w:rPr>
-            </w:pPr>
-          </w:p>
-          <w:p>
-            <w:pPr>
-              <w:rPr>
-                <w:rFonts w:ascii="Arial Narrow" w:hAnsi="Arial Narrow"/>
-                <w:b/>
-                <w:bCs/>
-                <w:i/>
-                <w:iCs/>
-                <w:sz w:val="24"/>
-                <w:szCs w:val="24"/>
-                <w:lang w:bidi="ar-JO"/>
-              </w:rPr>
-            </w:pPr>
-          </w:p>
-          <w:p>
-            <w:pPr>
-              <w:rPr>
-                <w:rFonts w:ascii="Arial Narrow" w:hAnsi="Arial Narrow"/>
-                <w:b/>
-                <w:bCs/>
-                <w:i/>
-                <w:iCs/>
-                <w:sz w:val="24"/>
-                <w:szCs w:val="24"/>
-                <w:lang w:bidi="ar-JO"/>
-              </w:rPr>
-            </w:pPr>
-          </w:p>
-          <w:p>
-            <w:pPr>
-              <w:rPr>
-                <w:rFonts w:ascii="Arial Narrow" w:hAnsi="Arial Narrow"/>
-                <w:i/>
-                <w:iCs/>
-                <w:sz w:val="24"/>
-                <w:szCs w:val="24"/>
-                <w:lang w:bidi="ar-JO"/>
-              </w:rPr>
-            </w:pPr>
-            <w:r>
-              <w:rPr>
-                <w:rFonts w:ascii="Arial Narrow" w:hAnsi="Arial Narrow"/>
-                <w:i/>
-                <w:iCs/>
-                <w:sz w:val="24"/>
-                <w:szCs w:val="24"/>
-                <w:lang w:bidi="ar-JO"/>
-              </w:rPr>
-              <w:t xml:space="preserve"> </w:t>
-            </w:r>
-          </w:p>
         </w:tc>
       </w:tr>
       <w:tr>
         <w:trPr>
-          <w:trHeight w:val="840"/>
+          <w:trHeight w:val="701"/>
         </w:trPr>
         <w:tc>
           <w:tcPr>
-            <w:tcW w:w="2518" w:type="dxa"/>
+            <w:tcW w:w="2496" w:type="dxa"/>
             <w:shd w:val="clear" w:color="auto" w:fill="DBE5F1" w:themeFill="accent1" w:themeFillTint="33"/>
             <w:vAlign w:val="center"/>
           </w:tcPr>
@@ -4776,6 +2482,7 @@
                 <w:bCs/>
                 <w:sz w:val="24"/>
                 <w:szCs w:val="24"/>
+                <w:rtl/>
                 <w:lang w:bidi="ar-JO"/>
               </w:rPr>
             </w:pPr>
@@ -4789,7 +2496,7 @@
                 <w:lang w:bidi="ar-JO"/>
               </w:rPr>
               <w:lastRenderedPageBreak/>
-              <w:t>Project</w:t>
+              <w:t>Engineering Standards to be used</w:t>
             </w:r>
             <w:r>
               <w:rPr>
@@ -4800,25 +2507,29 @@
                 <w:szCs w:val="24"/>
                 <w:lang w:bidi="ar-JO"/>
               </w:rPr>
-              <w:t xml:space="preserve"> </w:t>
-            </w:r>
-            <w:r>
+              <w:t xml:space="preserve"> (if any)</w:t>
+            </w:r>
+          </w:p>
+          <w:p>
+            <w:pPr>
+              <w:pStyle w:val="ListParagraph"/>
+              <w:ind w:left="0"/>
+              <w:jc w:val="center"/>
               <w:rPr>
                 <w:rFonts w:ascii="Arial Narrow" w:hAnsi="Arial Narrow"/>
                 <w:b/>
                 <w:bCs/>
                 <w:sz w:val="24"/>
                 <w:szCs w:val="24"/>
-                <w:lang w:bidi="ar-JO"/>
-              </w:rPr>
-              <w:t>Impact</w:t>
-            </w:r>
+                <w:rtl/>
+                <w:lang w:bidi="ar-JO"/>
+              </w:rPr>
+            </w:pPr>
           </w:p>
         </w:tc>
         <w:tc>
           <w:tcPr>
-            <w:tcW w:w="7337" w:type="dxa"/>
-            <w:gridSpan w:val="2"/>
+            <w:tcW w:w="7133" w:type="dxa"/>
             <w:shd w:val="clear" w:color="auto" w:fill="FFFFFF" w:themeFill="background1"/>
             <w:vAlign w:val="center"/>
           </w:tcPr>
@@ -4826,6 +2537,14 @@
             <w:pPr>
               <w:pStyle w:val="ListParagraph"/>
               <w:ind w:left="0"/>
+              <w:rPr>
+                <w:rFonts w:ascii="Arial Narrow" w:hAnsi="Arial Narrow"/>
+                <w:i/>
+                <w:iCs/>
+                <w:sz w:val="24"/>
+                <w:szCs w:val="24"/>
+                <w:lang w:bidi="ar-JO"/>
+              </w:rPr>
             </w:pPr>
             <w:r>
               <w:rPr>
@@ -4836,309 +2555,84 @@
                 <w:szCs w:val="24"/>
                 <w:lang w:bidi="ar-JO"/>
               </w:rPr>
-              <w:t>Financial advice is often seen as something for the wealthy only, but all kinds of people would benefit from more tailored information on saving and investing for the future</w:t>
-            </w:r>
-            <w:r>
-              <w:rPr>
-                <w:rFonts w:ascii="Arial Narrow" w:hAnsi="Arial Narrow"/>
-                <w:i/>
-                <w:iCs/>
-                <w:sz w:val="24"/>
-                <w:szCs w:val="24"/>
-                <w:lang w:bidi="ar-JO"/>
-              </w:rPr>
-              <w:t>,</w:t>
-            </w:r>
-            <w:r>
-              <w:t xml:space="preserve"> </w:t>
-            </w:r>
-            <w:r>
-              <w:rPr>
-                <w:rFonts w:ascii="Arial Narrow" w:hAnsi="Arial Narrow"/>
-                <w:i/>
-                <w:iCs/>
-                <w:sz w:val="24"/>
-                <w:szCs w:val="24"/>
-                <w:lang w:bidi="ar-JO"/>
-              </w:rPr>
-              <w:t>only 35% of Americans have a financial plan – a surprising statistic in one of the world’s wealthiest nations. The reasons? High costs, limited access to advisors and discomfort discussing finances</w:t>
-            </w:r>
-            <w:r>
-              <w:rPr>
-                <w:rFonts w:ascii="Arial Narrow" w:hAnsi="Arial Narrow"/>
-                <w:i/>
-                <w:iCs/>
-                <w:sz w:val="24"/>
-                <w:szCs w:val="24"/>
-                <w:lang w:bidi="ar-JO"/>
-              </w:rPr>
-              <w:t>,</w:t>
-            </w:r>
-            <w:r>
-              <w:t xml:space="preserve"> </w:t>
-            </w:r>
-            <w:r>
-              <w:rPr>
-                <w:rFonts w:ascii="Arial Narrow" w:hAnsi="Arial Narrow"/>
-                <w:i/>
-                <w:iCs/>
-                <w:sz w:val="24"/>
-                <w:szCs w:val="24"/>
-                <w:lang w:bidi="ar-JO"/>
-              </w:rPr>
-              <w:t>Artificial intelligence can help advisers give more holistic financial advice or support people researching their own savings and investment plans, AI-driven financial advice could create a more equitable financial landscape so that everyone can build a meaningful and resilient financial plan</w:t>
-            </w:r>
-            <w:r>
-              <w:rPr>
-                <w:rFonts w:ascii="Arial Narrow" w:hAnsi="Arial Narrow"/>
-                <w:i/>
-                <w:iCs/>
-                <w:sz w:val="24"/>
-                <w:szCs w:val="24"/>
-                <w:lang w:bidi="ar-JO"/>
-              </w:rPr>
-              <w:t xml:space="preserve"> [1].</w:t>
-            </w:r>
-          </w:p>
-          <w:p>
-            <w:pPr>
-              <w:pStyle w:val="ListParagraph"/>
-              <w:ind w:left="0"/>
-              <w:rPr>
-                <w:rFonts w:ascii="Arial Narrow" w:hAnsi="Arial Narrow"/>
-                <w:i/>
-                <w:iCs/>
-                <w:sz w:val="24"/>
-                <w:szCs w:val="24"/>
-                <w:lang w:bidi="ar-JO"/>
-              </w:rPr>
-            </w:pPr>
-          </w:p>
-          <w:p>
-            <w:pPr>
-              <w:rPr>
-                <w:rFonts w:ascii="Arial Narrow" w:hAnsi="Arial Narrow"/>
-                <w:i/>
-                <w:iCs/>
-                <w:sz w:val="24"/>
-                <w:szCs w:val="24"/>
-                <w:rtl/>
-                <w:lang w:bidi="ar-JO"/>
-              </w:rPr>
-            </w:pPr>
-            <w:r>
-              <w:rPr>
-                <w:rFonts w:ascii="Arial Narrow" w:hAnsi="Arial Narrow"/>
-                <w:i/>
-                <w:iCs/>
-                <w:sz w:val="20"/>
-                <w:szCs w:val="20"/>
-                <w:lang w:bidi="ar-JO"/>
-              </w:rPr>
-              <w:lastRenderedPageBreak/>
-              <w:t xml:space="preserve"> </w:t>
-            </w:r>
-            <w:r>
-              <w:rPr>
-                <w:rFonts w:ascii="Arial Narrow" w:hAnsi="Arial Narrow"/>
-                <w:i/>
-                <w:iCs/>
-                <w:sz w:val="20"/>
-                <w:szCs w:val="20"/>
-                <w:lang w:bidi="ar-JO"/>
-              </w:rPr>
-              <w:t>[</w:t>
-            </w:r>
-            <w:r>
-              <w:rPr>
-                <w:rFonts w:ascii="Arial Narrow" w:hAnsi="Arial Narrow"/>
-                <w:i/>
-                <w:iCs/>
-                <w:sz w:val="20"/>
-                <w:szCs w:val="20"/>
-                <w:lang w:bidi="ar-JO"/>
-              </w:rPr>
-              <w:t>1</w:t>
-            </w:r>
-            <w:r>
-              <w:rPr>
-                <w:rFonts w:ascii="Arial Narrow" w:hAnsi="Arial Narrow"/>
-                <w:i/>
-                <w:iCs/>
-                <w:sz w:val="20"/>
-                <w:szCs w:val="20"/>
-                <w:lang w:bidi="ar-JO"/>
-              </w:rPr>
-              <w:t xml:space="preserve">] </w:t>
-            </w:r>
-            <w:hyperlink r:id="rId18" w:history="1">
-              <w:r>
-                <w:rPr>
-                  <w:rStyle w:val="Hyperlink"/>
-                  <w:rFonts w:ascii="Arial Narrow" w:hAnsi="Arial Narrow"/>
-                  <w:i/>
-                  <w:iCs/>
-                  <w:sz w:val="20"/>
-                  <w:szCs w:val="20"/>
-                  <w:lang w:bidi="ar-JO"/>
-                </w:rPr>
-                <w:t>https://www.weforum.org/stories/2025/06/ai-financial-advice-accessible/?utm_source=chatgpt.com</w:t>
-              </w:r>
-            </w:hyperlink>
-          </w:p>
-        </w:tc>
-      </w:tr>
-      <w:tr>
-        <w:trPr>
-          <w:trHeight w:val="701"/>
-        </w:trPr>
-        <w:tc>
-          <w:tcPr>
-            <w:tcW w:w="2518" w:type="dxa"/>
-            <w:shd w:val="clear" w:color="auto" w:fill="DBE5F1" w:themeFill="accent1" w:themeFillTint="33"/>
-            <w:vAlign w:val="center"/>
-          </w:tcPr>
-          <w:p>
-            <w:pPr>
-              <w:pStyle w:val="ListParagraph"/>
-              <w:ind w:left="0"/>
-              <w:jc w:val="center"/>
-              <w:rPr>
-                <w:rFonts w:ascii="Arial Narrow" w:hAnsi="Arial Narrow"/>
-                <w:b/>
-                <w:bCs/>
-                <w:sz w:val="24"/>
-                <w:szCs w:val="24"/>
-                <w:rtl/>
-                <w:lang w:bidi="ar-JO"/>
-              </w:rPr>
-            </w:pPr>
-            <w:r>
-              <w:rPr>
-                <w:rFonts w:ascii="Arial Narrow" w:hAnsi="Arial Narrow"/>
-                <w:b/>
-                <w:bCs/>
-                <w:sz w:val="24"/>
-                <w:szCs w:val="24"/>
-                <w:lang w:bidi="ar-JO"/>
-              </w:rPr>
-              <w:lastRenderedPageBreak/>
-              <w:t>Engineering Standards to be used</w:t>
-            </w:r>
-            <w:r>
-              <w:rPr>
-                <w:rFonts w:ascii="Arial Narrow" w:hAnsi="Arial Narrow"/>
-                <w:b/>
-                <w:bCs/>
-                <w:sz w:val="24"/>
-                <w:szCs w:val="24"/>
-                <w:lang w:bidi="ar-JO"/>
-              </w:rPr>
-              <w:t xml:space="preserve"> (if any)</w:t>
-            </w:r>
-          </w:p>
-          <w:p>
-            <w:pPr>
-              <w:pStyle w:val="ListParagraph"/>
-              <w:ind w:left="0"/>
-              <w:jc w:val="center"/>
-              <w:rPr>
-                <w:rFonts w:ascii="Arial Narrow" w:hAnsi="Arial Narrow"/>
-                <w:b/>
-                <w:bCs/>
-                <w:sz w:val="24"/>
-                <w:szCs w:val="24"/>
-                <w:rtl/>
-                <w:lang w:bidi="ar-JO"/>
-              </w:rPr>
-            </w:pPr>
-          </w:p>
-        </w:tc>
-        <w:tc>
-          <w:tcPr>
-            <w:tcW w:w="7337" w:type="dxa"/>
-            <w:gridSpan w:val="2"/>
-            <w:shd w:val="clear" w:color="auto" w:fill="FFFFFF" w:themeFill="background1"/>
-            <w:vAlign w:val="center"/>
-          </w:tcPr>
-          <w:p>
-            <w:pPr>
-              <w:pStyle w:val="ListParagraph"/>
-              <w:ind w:left="0"/>
-              <w:rPr>
-                <w:rFonts w:ascii="Arial Narrow" w:hAnsi="Arial Narrow"/>
-                <w:i/>
-                <w:iCs/>
-                <w:sz w:val="24"/>
-                <w:szCs w:val="24"/>
-                <w:lang w:bidi="ar-JO"/>
-              </w:rPr>
-            </w:pPr>
-            <w:r>
-              <w:rPr>
-                <w:rFonts w:ascii="Arial Narrow" w:hAnsi="Arial Narrow"/>
-                <w:i/>
-                <w:iCs/>
-                <w:sz w:val="24"/>
-                <w:szCs w:val="24"/>
-                <w:lang w:bidi="ar-JO"/>
-              </w:rPr>
-              <w:t xml:space="preserve"> </w:t>
-            </w:r>
-            <w:r>
-              <w:rPr>
-                <w:rFonts w:ascii="Arial Narrow" w:hAnsi="Arial Narrow"/>
-                <w:i/>
-                <w:iCs/>
-                <w:sz w:val="24"/>
-                <w:szCs w:val="24"/>
-                <w:lang w:bidi="ar-JO"/>
-              </w:rPr>
-              <w:t>React,</w:t>
-            </w:r>
-            <w:r>
-              <w:rPr>
-                <w:rFonts w:ascii="Arial Narrow" w:hAnsi="Arial Narrow"/>
-                <w:i/>
-                <w:iCs/>
-                <w:sz w:val="24"/>
-                <w:szCs w:val="24"/>
-                <w:lang w:bidi="ar-JO"/>
-              </w:rPr>
-              <w:t xml:space="preserve"> </w:t>
-            </w:r>
-            <w:r>
-              <w:rPr>
-                <w:rFonts w:ascii="Arial Narrow" w:hAnsi="Arial Narrow"/>
-                <w:i/>
-                <w:iCs/>
-                <w:sz w:val="24"/>
-                <w:szCs w:val="24"/>
-                <w:lang w:bidi="ar-JO"/>
-              </w:rPr>
-              <w:t xml:space="preserve">LangChain, Redux Tool Kit, Material </w:t>
-            </w:r>
-            <w:r>
-              <w:rPr>
-                <w:rFonts w:ascii="Arial Narrow" w:hAnsi="Arial Narrow"/>
-                <w:i/>
-                <w:iCs/>
-                <w:sz w:val="24"/>
-                <w:szCs w:val="24"/>
-                <w:lang w:bidi="ar-JO"/>
-              </w:rPr>
-              <w:t>UI, Backend</w:t>
-            </w:r>
-            <w:r>
-              <w:rPr>
-                <w:rFonts w:ascii="Arial Narrow" w:hAnsi="Arial Narrow"/>
-                <w:i/>
-                <w:iCs/>
-                <w:sz w:val="24"/>
-                <w:szCs w:val="24"/>
-                <w:lang w:bidi="ar-JO"/>
-              </w:rPr>
-              <w:t xml:space="preserve"> framework</w:t>
+              <w:t>LangChain,</w:t>
+            </w:r>
+            <w:r>
+              <w:rPr>
+                <w:rFonts w:ascii="Arial Narrow" w:hAnsi="Arial Narrow"/>
+                <w:i/>
+                <w:iCs/>
+                <w:sz w:val="24"/>
+                <w:szCs w:val="24"/>
+                <w:lang w:bidi="ar-JO"/>
+              </w:rPr>
+              <w:t xml:space="preserve"> LangGraph, </w:t>
+            </w:r>
+            <w:r>
+              <w:rPr>
+                <w:rFonts w:ascii="Arial Narrow" w:hAnsi="Arial Narrow"/>
+                <w:i/>
+                <w:iCs/>
+                <w:sz w:val="24"/>
+                <w:szCs w:val="24"/>
+                <w:lang w:bidi="ar-JO"/>
+              </w:rPr>
+              <w:t>FastAPI</w:t>
+            </w:r>
+            <w:r>
+              <w:rPr>
+                <w:rFonts w:ascii="Arial Narrow" w:hAnsi="Arial Narrow"/>
+                <w:i/>
+                <w:iCs/>
+                <w:sz w:val="24"/>
+                <w:szCs w:val="24"/>
+                <w:lang w:bidi="ar-JO"/>
+              </w:rPr>
+              <w:t xml:space="preserve">, </w:t>
+            </w:r>
+            <w:r>
+              <w:rPr>
+                <w:rFonts w:ascii="Arial Narrow" w:hAnsi="Arial Narrow"/>
+                <w:i/>
+                <w:iCs/>
+                <w:sz w:val="24"/>
+                <w:szCs w:val="24"/>
+                <w:lang w:bidi="ar-JO"/>
+              </w:rPr>
+              <w:t>PostgreSQL</w:t>
+            </w:r>
+            <w:r>
+              <w:rPr>
+                <w:rFonts w:ascii="Arial Narrow" w:hAnsi="Arial Narrow"/>
+                <w:i/>
+                <w:iCs/>
+                <w:sz w:val="24"/>
+                <w:szCs w:val="24"/>
+                <w:lang w:bidi="ar-JO"/>
+              </w:rPr>
+              <w:t xml:space="preserve">, </w:t>
+            </w:r>
+            <w:r>
+              <w:rPr>
+                <w:rFonts w:ascii="Arial Narrow" w:hAnsi="Arial Narrow"/>
+                <w:i/>
+                <w:iCs/>
+                <w:sz w:val="24"/>
+                <w:szCs w:val="24"/>
+                <w:lang w:bidi="ar-JO"/>
+              </w:rPr>
+              <w:t>React</w:t>
+            </w:r>
+            <w:r>
+              <w:rPr>
+                <w:rFonts w:ascii="Arial Narrow" w:hAnsi="Arial Narrow"/>
+                <w:i/>
+                <w:iCs/>
+                <w:sz w:val="24"/>
+                <w:szCs w:val="24"/>
+                <w:lang w:bidi="ar-JO"/>
+              </w:rPr>
+              <w:t xml:space="preserve">. </w:t>
             </w:r>
           </w:p>
         </w:tc>
@@ -5149,7 +2643,7 @@
         </w:trPr>
         <w:tc>
           <w:tcPr>
-            <w:tcW w:w="2518" w:type="dxa"/>
+            <w:tcW w:w="2496" w:type="dxa"/>
             <w:shd w:val="clear" w:color="auto" w:fill="DBE5F1" w:themeFill="accent1" w:themeFillTint="33"/>
             <w:vAlign w:val="center"/>
           </w:tcPr>
@@ -5251,8 +2745,7 @@
         </w:tc>
         <w:tc>
           <w:tcPr>
-            <w:tcW w:w="7337" w:type="dxa"/>
-            <w:gridSpan w:val="2"/>
+            <w:tcW w:w="7133" w:type="dxa"/>
             <w:shd w:val="clear" w:color="auto" w:fill="FFFFFF" w:themeFill="background1"/>
             <w:vAlign w:val="center"/>
           </w:tcPr>
@@ -5333,7 +2826,7 @@
         </w:trPr>
         <w:tc>
           <w:tcPr>
-            <w:tcW w:w="2518" w:type="dxa"/>
+            <w:tcW w:w="2496" w:type="dxa"/>
             <w:shd w:val="clear" w:color="auto" w:fill="DBE5F1" w:themeFill="accent1" w:themeFillTint="33"/>
             <w:vAlign w:val="center"/>
           </w:tcPr>
@@ -5418,18 +2911,7 @@
                 <w:szCs w:val="24"/>
                 <w:lang w:bidi="ar-JO"/>
               </w:rPr>
-              <w:t>Libraries</w:t>
-            </w:r>
-            <w:r>
-              <w:rPr>
-                <w:rFonts w:ascii="Arial Narrow" w:hAnsi="Arial Narrow"/>
-                <w:b/>
-                <w:bCs/>
-                <w:sz w:val="24"/>
-                <w:szCs w:val="24"/>
-                <w:lang w:bidi="ar-JO"/>
-              </w:rPr>
-              <w:t>/Drivers</w:t>
+              <w:t>Databases</w:t>
             </w:r>
           </w:p>
           <w:p>
@@ -5457,52 +2939,20 @@
                 <w:szCs w:val="24"/>
                 <w:lang w:bidi="ar-JO"/>
               </w:rPr>
-              <w:t>Databases</w:t>
-            </w:r>
-          </w:p>
-          <w:p>
-            <w:pPr>
-              <w:pStyle w:val="ListParagraph"/>
-              <w:numPr>
-                <w:ilvl w:val="0"/>
-                <w:numId w:val="2"/>
-              </w:numPr>
-              <w:rPr>
-                <w:rFonts w:ascii="Arial Narrow" w:hAnsi="Arial Narrow"/>
-                <w:b/>
-                <w:bCs/>
-                <w:sz w:val="24"/>
-                <w:szCs w:val="24"/>
-                <w:lang w:bidi="ar-JO"/>
-              </w:rPr>
-            </w:pPr>
-            <w:r>
-              <w:rPr>
-                <w:rFonts w:ascii="Arial Narrow" w:hAnsi="Arial Narrow"/>
-                <w:b/>
-                <w:bCs/>
-                <w:sz w:val="24"/>
-                <w:szCs w:val="24"/>
-                <w:lang w:bidi="ar-JO"/>
-              </w:rPr>
               <w:t>Data Sets</w:t>
             </w:r>
           </w:p>
         </w:tc>
         <w:tc>
           <w:tcPr>
-            <w:tcW w:w="7337" w:type="dxa"/>
-            <w:gridSpan w:val="2"/>
+            <w:tcW w:w="7133" w:type="dxa"/>
             <w:shd w:val="clear" w:color="auto" w:fill="FFFFFF" w:themeFill="background1"/>
             <w:vAlign w:val="center"/>
           </w:tcPr>
           <w:p>
             <w:pPr>
               <w:pStyle w:val="ListParagraph"/>
-              <w:numPr>
-                <w:ilvl w:val="0"/>
-                <w:numId w:val="2"/>
-              </w:numPr>
+              <w:ind w:left="360"/>
               <w:rPr>
                 <w:rFonts w:ascii="Arial Narrow" w:hAnsi="Arial Narrow"/>
                 <w:b/>
@@ -5525,9 +2975,99 @@
                 <w:szCs w:val="24"/>
                 <w:lang w:bidi="ar-JO"/>
               </w:rPr>
-              <w:t xml:space="preserve">For </w:t>
-            </w:r>
-            <w:r>
+              <w:br/>
+            </w:r>
+            <w:r>
+              <w:rPr>
+                <w:rFonts w:ascii="Arial Narrow" w:hAnsi="Arial Narrow"/>
+                <w:i/>
+                <w:iCs/>
+                <w:sz w:val="24"/>
+                <w:szCs w:val="24"/>
+                <w:lang w:bidi="ar-JO"/>
+              </w:rPr>
+              <w:t xml:space="preserve">IDEs and tools: </w:t>
+            </w:r>
+            <w:r>
+              <w:rPr>
+                <w:rFonts w:ascii="Arial Narrow" w:hAnsi="Arial Narrow"/>
+                <w:i/>
+                <w:iCs/>
+                <w:sz w:val="24"/>
+                <w:szCs w:val="24"/>
+                <w:lang w:bidi="ar-JO"/>
+              </w:rPr>
+              <w:t xml:space="preserve">Visual Studio </w:t>
+            </w:r>
+            <w:r>
+              <w:rPr>
+                <w:rFonts w:ascii="Arial Narrow" w:hAnsi="Arial Narrow"/>
+                <w:i/>
+                <w:iCs/>
+                <w:sz w:val="24"/>
+                <w:szCs w:val="24"/>
+                <w:lang w:bidi="ar-JO"/>
+              </w:rPr>
+              <w:t>Code,</w:t>
+            </w:r>
+            <w:r>
+              <w:rPr>
+                <w:rFonts w:ascii="Arial Narrow" w:hAnsi="Arial Narrow"/>
+                <w:i/>
+                <w:iCs/>
+                <w:sz w:val="24"/>
+                <w:szCs w:val="24"/>
+                <w:lang w:bidi="ar-JO"/>
+              </w:rPr>
+              <w:t xml:space="preserve"> </w:t>
+            </w:r>
+            <w:r>
+              <w:rPr>
+                <w:rFonts w:ascii="Arial Narrow" w:hAnsi="Arial Narrow"/>
+                <w:i/>
+                <w:iCs/>
+                <w:sz w:val="24"/>
+                <w:szCs w:val="24"/>
+                <w:lang w:bidi="ar-JO"/>
+              </w:rPr>
+              <w:t>pg</w:t>
+            </w:r>
+            <w:r>
+              <w:rPr>
+                <w:rFonts w:ascii="Arial Narrow" w:hAnsi="Arial Narrow"/>
+                <w:i/>
+                <w:iCs/>
+                <w:sz w:val="24"/>
+                <w:szCs w:val="24"/>
+                <w:lang w:bidi="ar-JO"/>
+              </w:rPr>
+              <w:t>M</w:t>
+            </w:r>
+            <w:r>
+              <w:rPr>
+                <w:rFonts w:ascii="Arial Narrow" w:hAnsi="Arial Narrow"/>
+                <w:i/>
+                <w:iCs/>
+                <w:sz w:val="24"/>
+                <w:szCs w:val="24"/>
+                <w:lang w:bidi="ar-JO"/>
+              </w:rPr>
+              <w:t>odeler</w:t>
+            </w:r>
+            <w:r>
+              <w:rPr>
+                <w:rFonts w:ascii="Arial Narrow" w:hAnsi="Arial Narrow"/>
+                <w:i/>
+                <w:iCs/>
+                <w:sz w:val="24"/>
+                <w:szCs w:val="24"/>
+                <w:lang w:bidi="ar-JO"/>
+              </w:rPr>
+              <w:t>, etc.</w:t>
+            </w:r>
+          </w:p>
+          <w:p>
+            <w:pPr>
               <w:rPr>
                 <w:rFonts w:ascii="Arial Narrow" w:hAnsi="Arial Narrow"/>
                 <w:b/>
@@ -5538,141 +3078,55 @@
                 <w:szCs w:val="24"/>
                 <w:lang w:bidi="ar-JO"/>
               </w:rPr>
-              <w:t>Frontend</w:t>
-            </w:r>
-            <w:r>
-              <w:rPr>
-                <w:rFonts w:ascii="Arial Narrow" w:hAnsi="Arial Narrow"/>
-                <w:b/>
-                <w:bCs/>
-                <w:i/>
-                <w:iCs/>
-                <w:sz w:val="24"/>
-                <w:szCs w:val="24"/>
-                <w:lang w:bidi="ar-JO"/>
-              </w:rPr>
-              <w:t>:</w:t>
-            </w:r>
-            <w:r>
-              <w:rPr>
-                <w:rFonts w:ascii="Arial Narrow" w:hAnsi="Arial Narrow"/>
-                <w:b/>
-                <w:bCs/>
-                <w:i/>
-                <w:iCs/>
-                <w:sz w:val="24"/>
-                <w:szCs w:val="24"/>
-                <w:lang w:bidi="ar-JO"/>
-              </w:rPr>
-              <w:br/>
-            </w:r>
-            <w:r>
-              <w:rPr>
-                <w:rFonts w:ascii="Arial Narrow" w:hAnsi="Arial Narrow"/>
-                <w:i/>
-                <w:iCs/>
-                <w:sz w:val="24"/>
-                <w:szCs w:val="24"/>
-                <w:lang w:bidi="ar-JO"/>
-              </w:rPr>
-              <w:t xml:space="preserve">We will use Visual Studio </w:t>
-            </w:r>
-            <w:r>
-              <w:rPr>
-                <w:rFonts w:ascii="Arial Narrow" w:hAnsi="Arial Narrow"/>
-                <w:i/>
-                <w:iCs/>
-                <w:sz w:val="24"/>
-                <w:szCs w:val="24"/>
-                <w:lang w:bidi="ar-JO"/>
-              </w:rPr>
-              <w:t>Code, T</w:t>
-            </w:r>
-            <w:r>
-              <w:rPr>
-                <w:rFonts w:ascii="Arial Narrow" w:hAnsi="Arial Narrow"/>
-                <w:i/>
-                <w:iCs/>
-                <w:sz w:val="24"/>
-                <w:szCs w:val="24"/>
-                <w:lang w:bidi="ar-JO"/>
-              </w:rPr>
-              <w:t>ypescript</w:t>
-            </w:r>
-            <w:r>
-              <w:rPr>
-                <w:rFonts w:ascii="Arial Narrow" w:hAnsi="Arial Narrow"/>
-                <w:i/>
-                <w:iCs/>
-                <w:sz w:val="24"/>
-                <w:szCs w:val="24"/>
-                <w:lang w:bidi="ar-JO"/>
-              </w:rPr>
-              <w:t>,</w:t>
-            </w:r>
-            <w:r>
-              <w:rPr>
-                <w:rFonts w:ascii="Arial Narrow" w:hAnsi="Arial Narrow"/>
-                <w:i/>
-                <w:iCs/>
-                <w:sz w:val="24"/>
-                <w:szCs w:val="24"/>
-                <w:lang w:bidi="ar-JO"/>
-              </w:rPr>
-              <w:t xml:space="preserve"> </w:t>
-            </w:r>
-            <w:r>
-              <w:rPr>
-                <w:rFonts w:ascii="Arial Narrow" w:hAnsi="Arial Narrow"/>
-                <w:i/>
-                <w:iCs/>
-                <w:sz w:val="24"/>
-                <w:szCs w:val="24"/>
-                <w:lang w:bidi="ar-JO"/>
-              </w:rPr>
-              <w:t>Redux</w:t>
-            </w:r>
-            <w:r>
-              <w:rPr>
-                <w:rFonts w:ascii="Arial Narrow" w:hAnsi="Arial Narrow"/>
-                <w:i/>
-                <w:iCs/>
-                <w:sz w:val="24"/>
-                <w:szCs w:val="24"/>
-                <w:lang w:bidi="ar-JO"/>
-              </w:rPr>
-              <w:t xml:space="preserve">, </w:t>
-            </w:r>
-            <w:r>
-              <w:rPr>
-                <w:rFonts w:ascii="Arial Narrow" w:hAnsi="Arial Narrow"/>
-                <w:i/>
-                <w:iCs/>
-                <w:sz w:val="24"/>
-                <w:szCs w:val="24"/>
-                <w:lang w:bidi="ar-JO"/>
-              </w:rPr>
-              <w:t xml:space="preserve">Material </w:t>
-            </w:r>
-            <w:r>
-              <w:rPr>
-                <w:rFonts w:ascii="Arial Narrow" w:hAnsi="Arial Narrow"/>
-                <w:i/>
-                <w:iCs/>
-                <w:sz w:val="24"/>
-                <w:szCs w:val="24"/>
-                <w:lang w:bidi="ar-JO"/>
-              </w:rPr>
-              <w:t xml:space="preserve">UI, Axios which will connect Frontend to Backend via HTTP request, and React Router </w:t>
+            </w:pPr>
+            <w:r>
+              <w:rPr>
+                <w:rFonts w:ascii="Arial Narrow" w:hAnsi="Arial Narrow"/>
+                <w:i/>
+                <w:iCs/>
+                <w:sz w:val="24"/>
+                <w:szCs w:val="24"/>
+                <w:lang w:bidi="ar-JO"/>
+              </w:rPr>
+              <w:t xml:space="preserve">      </w:t>
+            </w:r>
+            <w:r>
+              <w:rPr>
+                <w:rFonts w:ascii="Arial Narrow" w:hAnsi="Arial Narrow"/>
+                <w:i/>
+                <w:iCs/>
+                <w:sz w:val="24"/>
+                <w:szCs w:val="24"/>
+                <w:lang w:bidi="ar-JO"/>
+              </w:rPr>
+              <w:t>Programming Languages:</w:t>
+            </w:r>
+            <w:r>
+              <w:rPr>
+                <w:rFonts w:ascii="Arial Narrow" w:hAnsi="Arial Narrow"/>
+                <w:i/>
+                <w:iCs/>
+                <w:sz w:val="24"/>
+                <w:szCs w:val="24"/>
+                <w:lang w:bidi="ar-JO"/>
+              </w:rPr>
+              <w:t xml:space="preserve"> TypeScript, TSX, CSS, Python, SQL, etc.</w:t>
             </w:r>
           </w:p>
           <w:p>
             <w:pPr>
               <w:pStyle w:val="ListParagraph"/>
-              <w:numPr>
-                <w:ilvl w:val="0"/>
-                <w:numId w:val="2"/>
-              </w:numPr>
+              <w:ind w:left="360"/>
+              <w:rPr>
+                <w:rFonts w:ascii="Arial Narrow" w:hAnsi="Arial Narrow"/>
+                <w:i/>
+                <w:iCs/>
+                <w:sz w:val="24"/>
+                <w:szCs w:val="24"/>
+                <w:lang w:bidi="ar-JO"/>
+              </w:rPr>
+            </w:pPr>
+            <w:r>
               <w:rPr>
                 <w:rFonts w:ascii="Arial Narrow" w:hAnsi="Arial Narrow"/>
                 <w:b/>
@@ -5683,172 +3137,13 @@
                 <w:szCs w:val="24"/>
                 <w:lang w:bidi="ar-JO"/>
               </w:rPr>
-            </w:pPr>
-            <w:r>
-              <w:rPr>
-                <w:rFonts w:ascii="Arial Narrow" w:hAnsi="Arial Narrow"/>
-                <w:b/>
-                <w:bCs/>
-                <w:i/>
-                <w:iCs/>
-                <w:sz w:val="24"/>
-                <w:szCs w:val="24"/>
-                <w:lang w:bidi="ar-JO"/>
-              </w:rPr>
-              <w:t xml:space="preserve">For </w:t>
-            </w:r>
-            <w:r>
-              <w:rPr>
-                <w:rFonts w:ascii="Arial Narrow" w:hAnsi="Arial Narrow"/>
-                <w:b/>
-                <w:bCs/>
-                <w:i/>
-                <w:iCs/>
-                <w:sz w:val="24"/>
-                <w:szCs w:val="24"/>
-                <w:lang w:bidi="ar-JO"/>
-              </w:rPr>
-              <w:t>Backend</w:t>
-            </w:r>
-            <w:r>
-              <w:rPr>
-                <w:rFonts w:ascii="Arial Narrow" w:hAnsi="Arial Narrow"/>
-                <w:b/>
-                <w:bCs/>
-                <w:i/>
-                <w:iCs/>
-                <w:sz w:val="24"/>
-                <w:szCs w:val="24"/>
-                <w:lang w:bidi="ar-JO"/>
-              </w:rPr>
-              <w:t>:</w:t>
-            </w:r>
-            <w:r>
-              <w:rPr>
-                <w:rFonts w:ascii="Arial Narrow" w:hAnsi="Arial Narrow"/>
-                <w:b/>
-                <w:bCs/>
-                <w:i/>
-                <w:iCs/>
-                <w:sz w:val="24"/>
-                <w:szCs w:val="24"/>
-                <w:lang w:bidi="ar-JO"/>
-              </w:rPr>
               <w:br/>
             </w:r>
-            <w:r>
-              <w:rPr>
-                <w:rFonts w:ascii="Arial Narrow" w:hAnsi="Arial Narrow"/>
-                <w:i/>
-                <w:iCs/>
-                <w:sz w:val="24"/>
-                <w:szCs w:val="24"/>
-                <w:lang w:bidi="ar-JO"/>
-              </w:rPr>
-              <w:t xml:space="preserve">FastAPI, </w:t>
-            </w:r>
-            <w:r>
-              <w:rPr>
-                <w:rFonts w:ascii="Arial Narrow" w:hAnsi="Arial Narrow"/>
-                <w:i/>
-                <w:iCs/>
-                <w:sz w:val="24"/>
-                <w:szCs w:val="24"/>
-                <w:lang w:bidi="ar-JO"/>
-              </w:rPr>
-              <w:t>LangChain,</w:t>
-            </w:r>
-            <w:r>
-              <w:rPr>
-                <w:rFonts w:ascii="Arial Narrow" w:hAnsi="Arial Narrow"/>
-                <w:i/>
-                <w:iCs/>
-                <w:sz w:val="24"/>
-                <w:szCs w:val="24"/>
-                <w:lang w:bidi="ar-JO"/>
-              </w:rPr>
-              <w:t xml:space="preserve"> OpenAI API, PostgreSQL</w:t>
-            </w:r>
           </w:p>
-        </w:tc>
-      </w:tr>
-      <w:tr>
-        <w:trPr>
-          <w:trHeight w:val="1252"/>
-        </w:trPr>
-        <w:tc>
-          <w:tcPr>
-            <w:tcW w:w="2518" w:type="dxa"/>
-            <w:shd w:val="clear" w:color="auto" w:fill="DBE5F1" w:themeFill="accent1" w:themeFillTint="33"/>
-            <w:vAlign w:val="center"/>
-          </w:tcPr>
           <w:p>
             <w:pPr>
-              <w:jc w:val="center"/>
-              <w:rPr>
-                <w:rFonts w:ascii="Arial Narrow" w:hAnsi="Arial Narrow"/>
-                <w:b/>
-                <w:bCs/>
-                <w:sz w:val="24"/>
-                <w:szCs w:val="24"/>
-                <w:lang w:bidi="ar-JO"/>
-              </w:rPr>
-            </w:pPr>
-            <w:r>
-              <w:rPr>
-                <w:rFonts w:ascii="Arial Narrow" w:hAnsi="Arial Narrow"/>
-                <w:b/>
-                <w:bCs/>
-                <w:sz w:val="24"/>
-                <w:szCs w:val="24"/>
-                <w:lang w:bidi="ar-JO"/>
-              </w:rPr>
-              <w:t>Project</w:t>
-            </w:r>
-            <w:r>
-              <w:rPr>
-                <w:rFonts w:ascii="Arial Narrow" w:hAnsi="Arial Narrow"/>
-                <w:b/>
-                <w:bCs/>
-                <w:sz w:val="24"/>
-                <w:szCs w:val="24"/>
-                <w:lang w:bidi="ar-JO"/>
-              </w:rPr>
-              <w:t xml:space="preserve"> Constraints</w:t>
-            </w:r>
-            <w:r>
-              <w:rPr>
-                <w:rFonts w:ascii="Arial Narrow" w:hAnsi="Arial Narrow"/>
-                <w:b/>
-                <w:bCs/>
-                <w:sz w:val="24"/>
-                <w:szCs w:val="24"/>
-                <w:lang w:bidi="ar-JO"/>
-              </w:rPr>
-              <w:t xml:space="preserve">, </w:t>
-            </w:r>
-            <w:r>
-              <w:rPr>
-                <w:rFonts w:ascii="Arial Narrow" w:hAnsi="Arial Narrow"/>
-                <w:b/>
-                <w:bCs/>
-                <w:sz w:val="24"/>
-                <w:szCs w:val="24"/>
-                <w:lang w:bidi="ar-JO"/>
-              </w:rPr>
-              <w:t>if any.</w:t>
-            </w:r>
-          </w:p>
-        </w:tc>
-        <w:tc>
-          <w:tcPr>
-            <w:tcW w:w="7337" w:type="dxa"/>
-            <w:gridSpan w:val="2"/>
-            <w:shd w:val="clear" w:color="auto" w:fill="FFFFFF" w:themeFill="background1"/>
-            <w:vAlign w:val="center"/>
-          </w:tcPr>
-          <w:p>
-            <w:pPr>
+              <w:pStyle w:val="ListParagraph"/>
+              <w:ind w:left="360"/>
               <w:rPr>
                 <w:rFonts w:ascii="Arial Narrow" w:hAnsi="Arial Narrow"/>
                 <w:i/>
@@ -5862,10 +3157,7 @@
           <w:p>
             <w:pPr>
               <w:pStyle w:val="ListParagraph"/>
-              <w:numPr>
-                <w:ilvl w:val="0"/>
-                <w:numId w:val="32"/>
-              </w:numPr>
+              <w:ind w:left="360"/>
               <w:rPr>
                 <w:rFonts w:ascii="Arial Narrow" w:hAnsi="Arial Narrow"/>
                 <w:i/>
@@ -5878,205 +3170,43 @@
             <w:r>
               <w:rPr>
                 <w:rFonts w:ascii="Arial Narrow" w:hAnsi="Arial Narrow"/>
-                <w:b/>
-                <w:bCs/>
-                <w:i/>
-                <w:iCs/>
-                <w:sz w:val="24"/>
-                <w:szCs w:val="24"/>
-                <w:lang w:bidi="ar-JO"/>
-              </w:rPr>
-              <w:t>Technical challenges</w:t>
-            </w:r>
-            <w:r>
-              <w:rPr>
-                <w:rFonts w:ascii="Arial Narrow" w:hAnsi="Arial Narrow"/>
-                <w:i/>
-                <w:iCs/>
-                <w:sz w:val="24"/>
-                <w:szCs w:val="24"/>
-                <w:lang w:bidi="ar-JO"/>
-              </w:rPr>
-              <w:t xml:space="preserve"> </w:t>
-            </w:r>
-            <w:r>
-              <w:rPr>
-                <w:rFonts w:ascii="Arial Narrow" w:hAnsi="Arial Narrow"/>
-                <w:i/>
-                <w:iCs/>
-                <w:sz w:val="24"/>
-                <w:szCs w:val="24"/>
-                <w:lang w:bidi="ar-JO"/>
-              </w:rPr>
-              <w:t>involve learning a lot of tools and technologies</w:t>
-            </w:r>
-            <w:r>
-              <w:rPr>
-                <w:rFonts w:ascii="Arial Narrow" w:hAnsi="Arial Narrow"/>
-                <w:i/>
-                <w:iCs/>
-                <w:sz w:val="24"/>
-                <w:szCs w:val="24"/>
-                <w:lang w:bidi="ar-JO"/>
-              </w:rPr>
-              <w:t xml:space="preserve">, </w:t>
-            </w:r>
-            <w:r>
-              <w:rPr>
-                <w:rFonts w:ascii="Arial Narrow" w:hAnsi="Arial Narrow"/>
-                <w:i/>
-                <w:iCs/>
-                <w:sz w:val="24"/>
-                <w:szCs w:val="24"/>
-                <w:lang w:bidi="ar-JO"/>
-              </w:rPr>
-              <w:t>Alerts depend on system Uptime and database availability</w:t>
-            </w:r>
-            <w:r>
-              <w:rPr>
-                <w:rFonts w:ascii="Arial Narrow" w:hAnsi="Arial Narrow"/>
-                <w:i/>
-                <w:iCs/>
-                <w:sz w:val="24"/>
-                <w:szCs w:val="24"/>
-                <w:lang w:bidi="ar-JO"/>
-              </w:rPr>
-              <w:t>,</w:t>
-            </w:r>
-            <w:r>
-              <w:rPr>
-                <w:rFonts w:ascii="Arial Narrow" w:hAnsi="Arial Narrow"/>
-                <w:i/>
-                <w:iCs/>
-                <w:sz w:val="24"/>
-                <w:szCs w:val="24"/>
-                <w:lang w:bidi="ar-JO"/>
-              </w:rPr>
-              <w:t xml:space="preserve"> limited students’ budget,</w:t>
-            </w:r>
-            <w:r>
-              <w:t xml:space="preserve"> </w:t>
-            </w:r>
-            <w:r>
-              <w:t>f</w:t>
-            </w:r>
-            <w:r>
-              <w:rPr>
-                <w:rFonts w:ascii="Arial Narrow" w:hAnsi="Arial Narrow"/>
-                <w:i/>
-                <w:iCs/>
-                <w:sz w:val="24"/>
-                <w:szCs w:val="24"/>
-                <w:lang w:bidi="ar-JO"/>
-              </w:rPr>
-              <w:t>ull bank integration for live financial data</w:t>
-            </w:r>
-            <w:r>
-              <w:rPr>
-                <w:rFonts w:ascii="Arial Narrow" w:hAnsi="Arial Narrow"/>
-                <w:i/>
-                <w:iCs/>
-                <w:sz w:val="24"/>
-                <w:szCs w:val="24"/>
-                <w:lang w:bidi="ar-JO"/>
-              </w:rPr>
-              <w:t xml:space="preserve">, and </w:t>
-            </w:r>
-            <w:r>
-              <w:rPr>
-                <w:rFonts w:ascii="Arial Narrow" w:hAnsi="Arial Narrow"/>
-                <w:i/>
-                <w:iCs/>
-                <w:sz w:val="24"/>
-                <w:szCs w:val="24"/>
-                <w:lang w:bidi="ar-JO"/>
-              </w:rPr>
-              <w:t>AI reasoning requires careful testing to avoid incorrect or misleading recommendations.</w:t>
+                <w:i/>
+                <w:iCs/>
+                <w:sz w:val="24"/>
+                <w:szCs w:val="24"/>
+                <w:lang w:bidi="ar-JO"/>
+              </w:rPr>
+              <w:t xml:space="preserve">Database: </w:t>
+            </w:r>
+            <w:r>
+              <w:rPr>
+                <w:rFonts w:ascii="Arial Narrow" w:hAnsi="Arial Narrow"/>
+                <w:i/>
+                <w:iCs/>
+                <w:sz w:val="24"/>
+                <w:szCs w:val="24"/>
+                <w:lang w:bidi="ar-JO"/>
+              </w:rPr>
+              <w:t>PostgreSQL</w:t>
+            </w:r>
+            <w:r>
+              <w:rPr>
+                <w:rFonts w:ascii="Arial Narrow" w:hAnsi="Arial Narrow"/>
+                <w:i/>
+                <w:iCs/>
+                <w:sz w:val="24"/>
+                <w:szCs w:val="24"/>
+                <w:lang w:bidi="ar-JO"/>
+              </w:rPr>
+              <w:t>.</w:t>
             </w:r>
           </w:p>
           <w:p>
             <w:pPr>
               <w:pStyle w:val="ListParagraph"/>
-              <w:numPr>
-                <w:ilvl w:val="0"/>
-                <w:numId w:val="32"/>
-              </w:numPr>
-              <w:rPr>
-                <w:rFonts w:ascii="Arial Narrow" w:hAnsi="Arial Narrow"/>
-                <w:i/>
-                <w:iCs/>
-                <w:sz w:val="24"/>
-                <w:szCs w:val="24"/>
-                <w:lang w:bidi="ar-JO"/>
-              </w:rPr>
-            </w:pPr>
-            <w:r>
-              <w:rPr>
-                <w:rFonts w:ascii="Arial Narrow" w:hAnsi="Arial Narrow"/>
-                <w:b/>
-                <w:bCs/>
-                <w:i/>
-                <w:iCs/>
-                <w:sz w:val="24"/>
-                <w:szCs w:val="24"/>
-                <w:lang w:bidi="ar-JO"/>
-              </w:rPr>
-              <w:t>Social challenges</w:t>
-            </w:r>
-            <w:r>
-              <w:rPr>
-                <w:rFonts w:ascii="Arial Narrow" w:hAnsi="Arial Narrow"/>
-                <w:i/>
-                <w:iCs/>
-                <w:sz w:val="24"/>
-                <w:szCs w:val="24"/>
-                <w:lang w:bidi="ar-JO"/>
-              </w:rPr>
-              <w:t xml:space="preserve"> </w:t>
-            </w:r>
-            <w:r>
-              <w:rPr>
-                <w:rFonts w:ascii="Arial Narrow" w:hAnsi="Arial Narrow"/>
-                <w:i/>
-                <w:iCs/>
-                <w:sz w:val="24"/>
-                <w:szCs w:val="24"/>
-                <w:lang w:bidi="ar-JO"/>
-              </w:rPr>
-              <w:t xml:space="preserve">involve </w:t>
-            </w:r>
-            <w:r>
-              <w:rPr>
-                <w:rFonts w:ascii="Arial Narrow" w:hAnsi="Arial Narrow"/>
-                <w:i/>
-                <w:iCs/>
-                <w:sz w:val="24"/>
-                <w:szCs w:val="24"/>
-                <w:lang w:bidi="ar-JO"/>
-              </w:rPr>
-              <w:t xml:space="preserve">the fact that </w:t>
-            </w:r>
-            <w:r>
-              <w:rPr>
-                <w:rFonts w:ascii="Arial Narrow" w:hAnsi="Arial Narrow"/>
-                <w:i/>
-                <w:iCs/>
-                <w:sz w:val="24"/>
-                <w:szCs w:val="24"/>
-                <w:lang w:bidi="ar-JO"/>
-              </w:rPr>
-              <w:t>Accurate recommendations require correct user-provided data.</w:t>
-            </w:r>
-          </w:p>
-          <w:p>
-            <w:pPr>
-              <w:pStyle w:val="ListParagraph"/>
-              <w:ind w:left="0"/>
-              <w:jc w:val="both"/>
-              <w:rPr>
-                <w:rFonts w:ascii="Arial Narrow" w:hAnsi="Arial Narrow"/>
-                <w:b/>
-                <w:bCs/>
+              <w:ind w:left="360"/>
+              <w:rPr>
+                <w:rFonts w:ascii="Arial Narrow" w:hAnsi="Arial Narrow"/>
                 <w:i/>
                 <w:iCs/>
                 <w:sz w:val="24"/>
@@ -6088,152 +3218,39 @@
           <w:p>
             <w:pPr>
               <w:pStyle w:val="ListParagraph"/>
-              <w:ind w:left="0"/>
-              <w:jc w:val="both"/>
-              <w:rPr>
-                <w:rFonts w:ascii="Arial Narrow" w:hAnsi="Arial Narrow"/>
-                <w:i/>
-                <w:iCs/>
-                <w:sz w:val="24"/>
-                <w:szCs w:val="24"/>
-                <w:lang w:bidi="ar-JO"/>
-              </w:rPr>
-            </w:pPr>
-            <w:r>
-              <w:rPr>
-                <w:rFonts w:ascii="Arial Narrow" w:hAnsi="Arial Narrow"/>
-                <w:i/>
-                <w:iCs/>
-                <w:sz w:val="24"/>
-                <w:szCs w:val="24"/>
-                <w:lang w:bidi="ar-JO"/>
-              </w:rPr>
-              <w:t>We believe our project can be completed within the graduation submission time frame</w:t>
-            </w:r>
-            <w:r>
-              <w:rPr>
-                <w:rFonts w:ascii="Arial Narrow" w:hAnsi="Arial Narrow"/>
-                <w:i/>
-                <w:iCs/>
-                <w:sz w:val="24"/>
-                <w:szCs w:val="24"/>
-                <w:lang w:bidi="ar-JO"/>
-              </w:rPr>
-              <w:t xml:space="preserve">, </w:t>
-            </w:r>
-            <w:r>
-              <w:rPr>
-                <w:rFonts w:ascii="Arial Narrow" w:hAnsi="Arial Narrow"/>
-                <w:i/>
-                <w:iCs/>
-                <w:sz w:val="24"/>
-                <w:szCs w:val="24"/>
-                <w:lang w:bidi="ar-JO"/>
-              </w:rPr>
-              <w:t>we</w:t>
-            </w:r>
-            <w:r>
-              <w:rPr>
-                <w:rFonts w:ascii="Arial Narrow" w:hAnsi="Arial Narrow"/>
-                <w:i/>
-                <w:iCs/>
-                <w:sz w:val="24"/>
-                <w:szCs w:val="24"/>
-                <w:lang w:bidi="ar-JO"/>
-              </w:rPr>
-              <w:t xml:space="preserve"> will prioritize thorough testing and optimization during the development</w:t>
-            </w:r>
-            <w:r>
-              <w:rPr>
-                <w:rFonts w:ascii="Arial Narrow" w:hAnsi="Arial Narrow"/>
-                <w:i/>
-                <w:iCs/>
-                <w:sz w:val="24"/>
-                <w:szCs w:val="24"/>
-                <w:lang w:bidi="ar-JO"/>
-              </w:rPr>
-              <w:t xml:space="preserve"> </w:t>
-            </w:r>
-            <w:r>
-              <w:rPr>
-                <w:rFonts w:ascii="Arial Narrow" w:hAnsi="Arial Narrow"/>
-                <w:i/>
-                <w:iCs/>
-                <w:sz w:val="24"/>
-                <w:szCs w:val="24"/>
-                <w:lang w:bidi="ar-JO"/>
-              </w:rPr>
-              <w:t>process.</w:t>
-            </w:r>
-          </w:p>
-        </w:tc>
-      </w:tr>
-      <w:tr>
-        <w:trPr>
-          <w:trHeight w:val="50"/>
-        </w:trPr>
-        <w:tc>
-          <w:tcPr>
-            <w:tcW w:w="2518" w:type="dxa"/>
-            <w:shd w:val="clear" w:color="auto" w:fill="DBE5F1" w:themeFill="accent1" w:themeFillTint="33"/>
-            <w:vAlign w:val="center"/>
-          </w:tcPr>
-          <w:p>
-            <w:pPr>
-              <w:jc w:val="center"/>
+              <w:ind w:left="360"/>
               <w:rPr>
                 <w:rFonts w:ascii="Arial Narrow" w:hAnsi="Arial Narrow"/>
                 <w:b/>
                 <w:bCs/>
-                <w:sz w:val="24"/>
-                <w:szCs w:val="24"/>
-                <w:highlight w:val="red"/>
+                <w:i/>
+                <w:iCs/>
+                <w:sz w:val="24"/>
+                <w:szCs w:val="24"/>
                 <w:lang w:bidi="ar-JO"/>
               </w:rPr>
             </w:pPr>
             <w:r>
               <w:rPr>
                 <w:rFonts w:ascii="Arial Narrow" w:hAnsi="Arial Narrow"/>
-                <w:b/>
-                <w:bCs/>
-                <w:sz w:val="24"/>
-                <w:szCs w:val="24"/>
-                <w:lang w:bidi="ar-JO"/>
-              </w:rPr>
-              <w:t>Gantt Chart</w:t>
-            </w:r>
-          </w:p>
-        </w:tc>
-        <w:tc>
-          <w:tcPr>
-            <w:tcW w:w="7337" w:type="dxa"/>
-            <w:gridSpan w:val="2"/>
-            <w:shd w:val="clear" w:color="auto" w:fill="FFFFFF" w:themeFill="background1"/>
-            <w:vAlign w:val="center"/>
-          </w:tcPr>
-          <w:p>
-            <w:pPr>
-              <w:pStyle w:val="ListParagraph"/>
-              <w:ind w:left="0"/>
-              <w:rPr>
-                <w:rFonts w:ascii="Arial Narrow" w:hAnsi="Arial Narrow"/>
-                <w:i/>
-                <w:iCs/>
-                <w:sz w:val="24"/>
-                <w:szCs w:val="24"/>
-                <w:lang w:bidi="ar-JO"/>
-              </w:rPr>
-            </w:pPr>
-            <w:r>
-              <w:rPr>
-                <w:rFonts w:ascii="Arial Narrow" w:hAnsi="Arial Narrow"/>
-                <w:i/>
-                <w:iCs/>
-                <w:sz w:val="24"/>
-                <w:szCs w:val="24"/>
-                <w:lang w:bidi="ar-JO"/>
-              </w:rPr>
-              <w:t>Attached.</w:t>
+                <w:i/>
+                <w:iCs/>
+                <w:sz w:val="24"/>
+                <w:szCs w:val="24"/>
+                <w:lang w:bidi="ar-JO"/>
+              </w:rPr>
+              <w:t xml:space="preserve">Data: AI advice will be based on history of user info and all past AI recommendations. </w:t>
+            </w:r>
+            <w:r>
+              <w:rPr>
+                <w:rFonts w:ascii="Arial Narrow" w:hAnsi="Arial Narrow"/>
+                <w:i/>
+                <w:iCs/>
+                <w:sz w:val="24"/>
+                <w:szCs w:val="24"/>
+                <w:lang w:bidi="ar-JO"/>
+              </w:rPr>
+              <w:t xml:space="preserve"> </w:t>
             </w:r>
           </w:p>
         </w:tc>
@@ -6244,8 +3261,7 @@
         </w:trPr>
         <w:tc>
           <w:tcPr>
-            <w:tcW w:w="2518" w:type="dxa"/>
-            <w:vMerge w:val="restart"/>
+            <w:tcW w:w="2496" w:type="dxa"/>
             <w:shd w:val="clear" w:color="auto" w:fill="DBE5F1" w:themeFill="accent1" w:themeFillTint="33"/>
             <w:vAlign w:val="center"/>
           </w:tcPr>
@@ -6298,206 +3314,31 @@
         </w:tc>
         <w:tc>
           <w:tcPr>
-            <w:tcW w:w="7337" w:type="dxa"/>
-            <w:gridSpan w:val="2"/>
+            <w:tcW w:w="7133" w:type="dxa"/>
             <w:shd w:val="clear" w:color="auto" w:fill="FFFFFF" w:themeFill="background1"/>
             <w:vAlign w:val="center"/>
           </w:tcPr>
           <w:p>
             <w:pPr>
-              <w:jc w:val="both"/>
-              <w:rPr>
-                <w:rFonts w:ascii="Arial Narrow" w:hAnsi="Arial Narrow"/>
-                <w:i/>
-                <w:iCs/>
-                <w:sz w:val="24"/>
-                <w:szCs w:val="24"/>
+              <w:pStyle w:val="ListParagraph"/>
+              <w:rPr>
+                <w:rFonts w:ascii="Arial Narrow" w:hAnsi="Arial Narrow"/>
                 <w:lang w:bidi="ar-JO"/>
               </w:rPr>
             </w:pPr>
             <w:r>
               <w:rPr>
                 <w:rFonts w:ascii="Arial Narrow" w:hAnsi="Arial Narrow"/>
-                <w:i/>
-                <w:iCs/>
-                <w:sz w:val="24"/>
-                <w:szCs w:val="24"/>
-                <w:lang w:bidi="ar-JO"/>
-              </w:rPr>
-              <w:t>The committee expects a web application that provides AI-powered personalized financial recommendations, adaptive alerts, interactive dashboards, and what-if financial simulations</w:t>
-            </w:r>
-          </w:p>
-          <w:p>
-            <w:pPr>
-              <w:jc w:val="both"/>
-              <w:rPr>
-                <w:rFonts w:ascii="Arial Narrow" w:hAnsi="Arial Narrow"/>
-                <w:i/>
-                <w:iCs/>
-                <w:sz w:val="24"/>
-                <w:szCs w:val="24"/>
-                <w:lang w:bidi="ar-JO"/>
-              </w:rPr>
-            </w:pPr>
-          </w:p>
-          <w:p>
-            <w:pPr>
-              <w:jc w:val="both"/>
-              <w:rPr>
-                <w:rFonts w:ascii="Arial Narrow" w:hAnsi="Arial Narrow"/>
-                <w:i/>
-                <w:iCs/>
-                <w:sz w:val="24"/>
-                <w:szCs w:val="24"/>
-                <w:lang w:bidi="ar-JO"/>
-              </w:rPr>
-            </w:pPr>
-            <w:r>
-              <w:rPr>
-                <w:rFonts w:ascii="Arial Narrow" w:hAnsi="Arial Narrow"/>
-                <w:i/>
-                <w:iCs/>
-                <w:sz w:val="24"/>
-                <w:szCs w:val="24"/>
-                <w:lang w:bidi="ar-JO"/>
-              </w:rPr>
-              <w:t>To present the project, we will create demonstration videos showcasing the app's functionality and a poster outlining the research background, methodology, and results.</w:t>
-            </w:r>
-          </w:p>
-        </w:tc>
-      </w:tr>
-      <w:tr>
-        <w:trPr>
-          <w:trHeight w:val="964"/>
-        </w:trPr>
-        <w:tc>
-          <w:tcPr>
-            <w:tcW w:w="2518" w:type="dxa"/>
-            <w:vMerge/>
-            <w:tcBorders>
-              <w:bottom w:val="single" w:sz="4" w:space="0" w:color="auto"/>
-            </w:tcBorders>
-            <w:shd w:val="clear" w:color="auto" w:fill="DBE5F1" w:themeFill="accent1" w:themeFillTint="33"/>
-            <w:vAlign w:val="center"/>
-          </w:tcPr>
-          <w:p>
-            <w:pPr>
-              <w:jc w:val="center"/>
-              <w:rPr>
-                <w:rFonts w:ascii="Arial Narrow" w:hAnsi="Arial Narrow"/>
-                <w:b/>
-                <w:bCs/>
-                <w:sz w:val="24"/>
-                <w:szCs w:val="24"/>
-                <w:lang w:bidi="ar-JO"/>
-              </w:rPr>
-            </w:pPr>
-          </w:p>
-        </w:tc>
-        <w:tc>
-          <w:tcPr>
-            <w:tcW w:w="3668" w:type="dxa"/>
-            <w:tcBorders>
-              <w:bottom w:val="single" w:sz="4" w:space="0" w:color="auto"/>
-            </w:tcBorders>
-            <w:shd w:val="clear" w:color="auto" w:fill="DBE5F1" w:themeFill="accent1" w:themeFillTint="33"/>
-            <w:vAlign w:val="center"/>
-          </w:tcPr>
-          <w:p>
-            <w:pPr>
-              <w:jc w:val="center"/>
-              <w:rPr>
-                <w:rFonts w:ascii="Arial Narrow" w:hAnsi="Arial Narrow"/>
-                <w:b/>
-                <w:bCs/>
-                <w:sz w:val="24"/>
-                <w:szCs w:val="24"/>
-                <w:lang w:bidi="ar-JO"/>
-              </w:rPr>
-            </w:pPr>
-            <w:r>
-              <w:rPr>
-                <w:rFonts w:ascii="Arial Narrow" w:hAnsi="Arial Narrow"/>
-                <w:b/>
-                <w:bCs/>
-                <w:sz w:val="24"/>
-                <w:szCs w:val="24"/>
-                <w:lang w:bidi="ar-JO"/>
-              </w:rPr>
-              <w:t>Compulsory Deliverables:</w:t>
-            </w:r>
-          </w:p>
-        </w:tc>
-        <w:tc>
-          <w:tcPr>
-            <w:tcW w:w="3669" w:type="dxa"/>
-            <w:tcBorders>
-              <w:bottom w:val="single" w:sz="4" w:space="0" w:color="auto"/>
-            </w:tcBorders>
-            <w:shd w:val="clear" w:color="auto" w:fill="DBE5F1" w:themeFill="accent1" w:themeFillTint="33"/>
-            <w:vAlign w:val="center"/>
-          </w:tcPr>
-          <w:p>
-            <w:pPr>
-              <w:pStyle w:val="ListParagraph"/>
-              <w:numPr>
-                <w:ilvl w:val="0"/>
-                <w:numId w:val="5"/>
-              </w:numPr>
-              <w:rPr>
-                <w:rFonts w:ascii="Arial Narrow" w:hAnsi="Arial Narrow"/>
-                <w:b/>
-                <w:bCs/>
-                <w:sz w:val="24"/>
-                <w:szCs w:val="24"/>
-                <w:lang w:bidi="ar-JO"/>
-              </w:rPr>
-            </w:pPr>
-            <w:r>
-              <w:rPr>
-                <w:rFonts w:ascii="Arial Narrow" w:hAnsi="Arial Narrow"/>
-                <w:b/>
-                <w:bCs/>
-                <w:sz w:val="24"/>
-                <w:szCs w:val="24"/>
-                <w:lang w:bidi="ar-JO"/>
-              </w:rPr>
-              <w:t xml:space="preserve">Project </w:t>
-            </w:r>
-            <w:r>
-              <w:rPr>
-                <w:rFonts w:ascii="Arial Narrow" w:hAnsi="Arial Narrow"/>
-                <w:b/>
-                <w:bCs/>
-                <w:sz w:val="24"/>
-                <w:szCs w:val="24"/>
-                <w:lang w:bidi="ar-JO"/>
-              </w:rPr>
-              <w:t>1</w:t>
-            </w:r>
-            <w:r>
-              <w:rPr>
-                <w:rFonts w:ascii="Arial Narrow" w:hAnsi="Arial Narrow"/>
-                <w:b/>
-                <w:bCs/>
-                <w:sz w:val="24"/>
-                <w:szCs w:val="24"/>
-                <w:lang w:bidi="ar-JO"/>
-              </w:rPr>
-              <w:t xml:space="preserve"> Progress Report</w:t>
+                <w:lang w:bidi="ar-JO"/>
+              </w:rPr>
+              <w:t>A full-scale, production-ready system engineered for real deployment and real users. This project is explicitly designed to deliver direct industry value, not to function as a basic academic submission. It must operate at a professional standard: complete architecture, robust infrastructure, financial-grade accuracy, high reliability, and seamless user experience.</w:t>
             </w:r>
           </w:p>
           <w:p>
             <w:pPr>
               <w:pStyle w:val="ListParagraph"/>
-              <w:numPr>
-                <w:ilvl w:val="0"/>
-                <w:numId w:val="5"/>
-              </w:numPr>
-              <w:rPr>
-                <w:rFonts w:ascii="Arial Narrow" w:hAnsi="Arial Narrow"/>
-                <w:b/>
-                <w:bCs/>
+              <w:rPr>
+                <w:rFonts w:ascii="Arial Narrow" w:hAnsi="Arial Narrow"/>
                 <w:sz w:val="24"/>
                 <w:szCs w:val="24"/>
                 <w:lang w:bidi="ar-JO"/>
@@ -6506,41 +3347,11 @@
             <w:r>
               <w:rPr>
                 <w:rFonts w:ascii="Arial Narrow" w:hAnsi="Arial Narrow"/>
-                <w:b/>
-                <w:bCs/>
-                <w:sz w:val="24"/>
-                <w:szCs w:val="24"/>
-                <w:lang w:bidi="ar-JO"/>
-              </w:rPr>
-              <w:t>Final Documentation</w:t>
-            </w:r>
-          </w:p>
-          <w:p>
-            <w:pPr>
-              <w:pStyle w:val="ListParagraph"/>
-              <w:numPr>
-                <w:ilvl w:val="0"/>
-                <w:numId w:val="5"/>
-              </w:numPr>
-              <w:rPr>
-                <w:rFonts w:ascii="Arial Narrow" w:hAnsi="Arial Narrow"/>
-                <w:b/>
-                <w:bCs/>
-                <w:sz w:val="24"/>
-                <w:szCs w:val="24"/>
-                <w:lang w:bidi="ar-JO"/>
-              </w:rPr>
-            </w:pPr>
-            <w:r>
-              <w:rPr>
-                <w:rFonts w:ascii="Arial Narrow" w:hAnsi="Arial Narrow"/>
-                <w:b/>
-                <w:bCs/>
-                <w:sz w:val="24"/>
-                <w:szCs w:val="24"/>
-                <w:lang w:bidi="ar-JO"/>
-              </w:rPr>
-              <w:t>Presentation Slides</w:t>
+                <w:sz w:val="24"/>
+                <w:szCs w:val="24"/>
+                <w:lang w:bidi="ar-JO"/>
+              </w:rPr>
+              <w:t>Its purpose is to give its creator true industry-level expertise and measurable return: a product that attracts real users, generates real revenue, and serves as a portfolio centerpiece strong enough on its own to secure employment. This is a commercially viable, end-to-end financial technology platform built to succeed in the market.</w:t>
             </w:r>
           </w:p>
         </w:tc>
@@ -6567,127 +3378,6 @@
           <w:lang w:bidi="ar-JO"/>
         </w:rPr>
       </w:pPr>
-      <w:r>
-        <w:rPr>
-          <w:rFonts w:ascii="Arial Narrow" w:hAnsi="Arial Narrow"/>
-          <w:sz w:val="24"/>
-          <w:szCs w:val="24"/>
-          <w:lang w:bidi="ar-JO"/>
-        </w:rPr>
-        <w:t xml:space="preserve">For </w:t>
-      </w:r>
-      <w:r>
-        <w:rPr>
-          <w:rFonts w:ascii="Arial Narrow" w:hAnsi="Arial Narrow"/>
-          <w:sz w:val="24"/>
-          <w:szCs w:val="24"/>
-          <w:lang w:bidi="ar-JO"/>
-        </w:rPr>
-        <w:t>g</w:t>
-      </w:r>
-      <w:r>
-        <w:rPr>
-          <w:rFonts w:ascii="Arial Narrow" w:hAnsi="Arial Narrow"/>
-          <w:sz w:val="24"/>
-          <w:szCs w:val="24"/>
-          <w:lang w:bidi="ar-JO"/>
-        </w:rPr>
-        <w:t xml:space="preserve">raduation </w:t>
-      </w:r>
-      <w:r>
-        <w:rPr>
-          <w:rFonts w:ascii="Arial Narrow" w:hAnsi="Arial Narrow"/>
-          <w:sz w:val="24"/>
-          <w:szCs w:val="24"/>
-          <w:lang w:bidi="ar-JO"/>
-        </w:rPr>
-        <w:t>project c</w:t>
-      </w:r>
-      <w:r>
-        <w:rPr>
-          <w:rFonts w:ascii="Arial Narrow" w:hAnsi="Arial Narrow"/>
-          <w:sz w:val="24"/>
-          <w:szCs w:val="24"/>
-          <w:lang w:bidi="ar-JO"/>
-        </w:rPr>
-        <w:t>ommittee use (please do not write below</w:t>
-      </w:r>
-      <w:r>
-        <w:rPr>
-          <w:rFonts w:ascii="Arial Narrow" w:hAnsi="Arial Narrow"/>
-          <w:sz w:val="24"/>
-          <w:szCs w:val="24"/>
-          <w:lang w:bidi="ar-JO"/>
-        </w:rPr>
-        <w:t xml:space="preserve"> </w:t>
-      </w:r>
-      <w:r>
-        <w:rPr>
-          <w:rFonts w:ascii="Arial Narrow" w:hAnsi="Arial Narrow"/>
-          <w:sz w:val="24"/>
-          <w:szCs w:val="24"/>
-          <w:lang w:bidi="ar-JO"/>
-        </w:rPr>
-        <w:t>this point</w:t>
-      </w:r>
-      <w:r>
-        <w:rPr>
-          <w:rFonts w:ascii="Arial Narrow" w:hAnsi="Arial Narrow"/>
-          <w:sz w:val="24"/>
-          <w:szCs w:val="24"/>
-          <w:lang w:bidi="ar-JO"/>
-        </w:rPr>
-        <w:t>):</w:t>
-      </w:r>
-    </w:p>
-    <w:p>
-      <w:pPr>
-        <w:spacing w:after="0" w:line="240" w:lineRule="auto"/>
-        <w:rPr>
-          <w:rFonts w:ascii="Arial Narrow" w:hAnsi="Arial Narrow"/>
-          <w:sz w:val="24"/>
-          <w:szCs w:val="24"/>
-          <w:lang w:bidi="ar-JO"/>
-        </w:rPr>
-      </w:pPr>
-    </w:p>
-    <w:p>
-      <w:pPr>
-        <w:spacing w:after="0" w:line="240" w:lineRule="auto"/>
-        <w:rPr>
-          <w:rFonts w:ascii="Arial Narrow" w:hAnsi="Arial Narrow"/>
-          <w:b/>
-          <w:bCs/>
-          <w:color w:val="FF0000"/>
-          <w:sz w:val="24"/>
-          <w:szCs w:val="24"/>
-          <w:lang w:bidi="ar-JO"/>
-        </w:rPr>
-      </w:pPr>
-      <w:r>
-        <w:rPr>
-          <w:rFonts w:ascii="Arial Narrow" w:hAnsi="Arial Narrow"/>
-          <w:b/>
-          <w:bCs/>
-          <w:color w:val="FF0000"/>
-          <w:sz w:val="24"/>
-          <w:szCs w:val="24"/>
-          <w:lang w:bidi="ar-JO"/>
-        </w:rPr>
-        <w:t xml:space="preserve">Final </w:t>
-      </w:r>
-      <w:r>
-        <w:rPr>
-          <w:rFonts w:ascii="Arial Narrow" w:hAnsi="Arial Narrow"/>
-          <w:b/>
-          <w:bCs/>
-          <w:color w:val="FF0000"/>
-          <w:sz w:val="24"/>
-          <w:szCs w:val="24"/>
-          <w:lang w:bidi="ar-JO"/>
-        </w:rPr>
-        <w:t xml:space="preserve">Committee Decision: </w:t>
-      </w:r>
     </w:p>
     <w:p>
       <w:pPr>
@@ -6696,6 +3386,7 @@
           <w:rFonts w:ascii="Arial Narrow" w:hAnsi="Arial Narrow"/>
           <w:sz w:val="24"/>
           <w:szCs w:val="24"/>
+          <w:rtl/>
           <w:lang w:bidi="ar-JO"/>
         </w:rPr>
       </w:pPr>
@@ -6708,2731 +3399,23 @@
             <w:lang w:bidi="ar-JO"/>
           </w:rPr>
           <w:id w:val="1923837255"/>
+          <w:showingPlcHdr/>
         </w:sdtPr>
         <w:sdtContent>
           <w:r>
             <w:rPr>
-              <w:rFonts w:ascii="Segoe UI Symbol" w:eastAsia="MS Gothic" w:hAnsi="Segoe UI Symbol" w:cs="Segoe UI Symbol"/>
+              <w:rFonts w:ascii="Arial Narrow" w:hAnsi="Arial Narrow"/>
               <w:sz w:val="24"/>
               <w:szCs w:val="24"/>
               <w:lang w:bidi="ar-JO"/>
             </w:rPr>
-            <w:t>☐</w:t>
-          </w:r>
-          <w:r>
-            <w:rPr>
-              <w:rFonts w:ascii="Segoe UI Symbol" w:eastAsia="MS Gothic" w:hAnsi="Segoe UI Symbol" w:cs="Segoe UI Symbol"/>
-              <w:sz w:val="24"/>
-              <w:szCs w:val="24"/>
-              <w:lang w:bidi="ar-JO"/>
-            </w:rPr>
-            <w:t xml:space="preserve">  </w:t>
+            <w:t xml:space="preserve">     </w:t>
           </w:r>
         </w:sdtContent>
       </w:sdt>
-      <w:r>
-        <w:rPr>
-          <w:rFonts w:ascii="Arial Narrow" w:hAnsi="Arial Narrow"/>
-          <w:sz w:val="24"/>
-          <w:szCs w:val="24"/>
-          <w:lang w:bidi="ar-JO"/>
-        </w:rPr>
-        <w:t>App</w:t>
-      </w:r>
-      <w:r>
-        <w:rPr>
-          <w:rFonts w:ascii="Arial Narrow" w:hAnsi="Arial Narrow"/>
-          <w:sz w:val="24"/>
-          <w:szCs w:val="24"/>
-          <w:lang w:bidi="ar-JO"/>
-        </w:rPr>
-        <w:t>roved</w:t>
-      </w:r>
-      <w:r>
-        <w:rPr>
-          <w:rFonts w:ascii="Arial Narrow" w:hAnsi="Arial Narrow"/>
-          <w:sz w:val="24"/>
-          <w:szCs w:val="24"/>
-          <w:lang w:bidi="ar-JO"/>
-        </w:rPr>
-        <w:tab/>
-      </w:r>
-      <w:r>
-        <w:rPr>
-          <w:rFonts w:ascii="Arial Narrow" w:hAnsi="Arial Narrow"/>
-          <w:sz w:val="24"/>
-          <w:szCs w:val="24"/>
-          <w:lang w:bidi="ar-JO"/>
-        </w:rPr>
-        <w:tab/>
-      </w:r>
-      <w:r>
-        <w:rPr>
-          <w:rFonts w:ascii="Arial Narrow" w:hAnsi="Arial Narrow"/>
-          <w:sz w:val="24"/>
-          <w:szCs w:val="24"/>
-          <w:lang w:bidi="ar-JO"/>
-        </w:rPr>
-        <w:tab/>
-      </w:r>
-      <w:r>
-        <w:rPr>
-          <w:rFonts w:ascii="Arial Narrow" w:hAnsi="Arial Narrow"/>
-          <w:sz w:val="24"/>
-          <w:szCs w:val="24"/>
-          <w:lang w:bidi="ar-JO"/>
-        </w:rPr>
-        <w:tab/>
-      </w:r>
-      <w:r>
-        <w:rPr>
-          <w:rFonts w:ascii="Arial Narrow" w:hAnsi="Arial Narrow"/>
-          <w:sz w:val="24"/>
-          <w:szCs w:val="24"/>
-          <w:lang w:bidi="ar-JO"/>
-        </w:rPr>
-        <w:tab/>
-      </w:r>
-      <w:r>
-        <w:rPr>
-          <w:rFonts w:ascii="Arial Narrow" w:hAnsi="Arial Narrow"/>
-          <w:sz w:val="24"/>
-          <w:szCs w:val="24"/>
-          <w:lang w:bidi="ar-JO"/>
-        </w:rPr>
-        <w:tab/>
-      </w:r>
-      <w:r>
-        <w:rPr>
-          <w:rFonts w:ascii="Arial Narrow" w:hAnsi="Arial Narrow"/>
-          <w:sz w:val="24"/>
-          <w:szCs w:val="24"/>
-          <w:lang w:bidi="ar-JO"/>
-        </w:rPr>
-        <w:tab/>
-      </w:r>
-      <w:sdt>
-        <w:sdtPr>
-          <w:rPr>
-            <w:rFonts w:ascii="Arial Narrow" w:hAnsi="Arial Narrow"/>
-            <w:sz w:val="24"/>
-            <w:szCs w:val="24"/>
-            <w:lang w:bidi="ar-JO"/>
-          </w:rPr>
-          <w:id w:val="-265773310"/>
-        </w:sdtPr>
-        <w:sdtContent>
-          <w:r>
-            <w:rPr>
-              <w:rFonts w:ascii="Segoe UI Symbol" w:eastAsia="MS Gothic" w:hAnsi="Segoe UI Symbol" w:cs="Segoe UI Symbol"/>
-              <w:sz w:val="24"/>
-              <w:szCs w:val="24"/>
-              <w:lang w:bidi="ar-JO"/>
-            </w:rPr>
-            <w:t xml:space="preserve">☐  </w:t>
-          </w:r>
-        </w:sdtContent>
-      </w:sdt>
-      <w:r>
-        <w:rPr>
-          <w:rFonts w:ascii="Arial Narrow" w:hAnsi="Arial Narrow"/>
-          <w:sz w:val="24"/>
-          <w:szCs w:val="24"/>
-          <w:lang w:bidi="ar-JO"/>
-        </w:rPr>
-        <w:t>Language modifications required</w:t>
-      </w:r>
-      <w:r>
-        <w:rPr>
-          <w:rFonts w:ascii="Arial Narrow" w:hAnsi="Arial Narrow"/>
-          <w:sz w:val="24"/>
-          <w:szCs w:val="24"/>
-          <w:lang w:bidi="ar-JO"/>
-        </w:rPr>
-        <w:br/>
-      </w:r>
-      <w:sdt>
-        <w:sdtPr>
-          <w:rPr>
-            <w:rFonts w:ascii="Arial Narrow" w:hAnsi="Arial Narrow"/>
-            <w:sz w:val="24"/>
-            <w:szCs w:val="24"/>
-            <w:lang w:bidi="ar-JO"/>
-          </w:rPr>
-          <w:id w:val="-1218980277"/>
-        </w:sdtPr>
-        <w:sdtContent>
-          <w:r>
-            <w:rPr>
-              <w:rFonts w:ascii="Segoe UI Symbol" w:eastAsia="MS Gothic" w:hAnsi="Segoe UI Symbol" w:cs="Segoe UI Symbol"/>
-              <w:sz w:val="24"/>
-              <w:szCs w:val="24"/>
-              <w:lang w:bidi="ar-JO"/>
-            </w:rPr>
-            <w:t xml:space="preserve">☐  </w:t>
-          </w:r>
-        </w:sdtContent>
-      </w:sdt>
-      <w:r>
-        <w:rPr>
-          <w:rFonts w:ascii="Arial Narrow" w:hAnsi="Arial Narrow"/>
-          <w:sz w:val="24"/>
-          <w:szCs w:val="24"/>
-          <w:lang w:bidi="ar-JO"/>
-        </w:rPr>
-        <w:t xml:space="preserve">Approved, with </w:t>
-      </w:r>
-      <w:r>
-        <w:rPr>
-          <w:rFonts w:ascii="Arial Narrow" w:hAnsi="Arial Narrow"/>
-          <w:b/>
-          <w:bCs/>
-          <w:sz w:val="24"/>
-          <w:szCs w:val="24"/>
-          <w:u w:val="single"/>
-          <w:lang w:bidi="ar-JO"/>
-        </w:rPr>
-        <w:t>minor</w:t>
-      </w:r>
-      <w:r>
-        <w:rPr>
-          <w:rFonts w:ascii="Arial Narrow" w:hAnsi="Arial Narrow"/>
-          <w:sz w:val="24"/>
-          <w:szCs w:val="24"/>
-          <w:lang w:bidi="ar-JO"/>
-        </w:rPr>
-        <w:t xml:space="preserve"> modifications.</w:t>
-      </w:r>
-      <w:r>
-        <w:rPr>
-          <w:rFonts w:ascii="Arial Narrow" w:hAnsi="Arial Narrow"/>
-          <w:sz w:val="24"/>
-          <w:szCs w:val="24"/>
-          <w:lang w:bidi="ar-JO"/>
-        </w:rPr>
-        <w:br/>
-      </w:r>
-      <w:sdt>
-        <w:sdtPr>
-          <w:rPr>
-            <w:rFonts w:ascii="Arial Narrow" w:hAnsi="Arial Narrow"/>
-            <w:sz w:val="24"/>
-            <w:szCs w:val="24"/>
-            <w:lang w:bidi="ar-JO"/>
-          </w:rPr>
-          <w:id w:val="527457922"/>
-        </w:sdtPr>
-        <w:sdtContent>
-          <w:r>
-            <w:rPr>
-              <w:rFonts w:ascii="Segoe UI Symbol" w:eastAsia="MS Gothic" w:hAnsi="Segoe UI Symbol" w:cs="Segoe UI Symbol"/>
-              <w:sz w:val="24"/>
-              <w:szCs w:val="24"/>
-              <w:lang w:bidi="ar-JO"/>
-            </w:rPr>
-            <w:t xml:space="preserve">☐  </w:t>
-          </w:r>
-        </w:sdtContent>
-      </w:sdt>
-      <w:r>
-        <w:rPr>
-          <w:rFonts w:ascii="Arial Narrow" w:hAnsi="Arial Narrow"/>
-          <w:sz w:val="24"/>
-          <w:szCs w:val="24"/>
-          <w:lang w:bidi="ar-JO"/>
-        </w:rPr>
-        <w:t xml:space="preserve">Approved, with </w:t>
-      </w:r>
-      <w:r>
-        <w:rPr>
-          <w:rFonts w:ascii="Arial Narrow" w:hAnsi="Arial Narrow"/>
-          <w:b/>
-          <w:bCs/>
-          <w:sz w:val="24"/>
-          <w:szCs w:val="24"/>
-          <w:u w:val="single"/>
-          <w:lang w:bidi="ar-JO"/>
-        </w:rPr>
-        <w:t>major</w:t>
-      </w:r>
-      <w:r>
-        <w:rPr>
-          <w:rFonts w:ascii="Arial Narrow" w:hAnsi="Arial Narrow"/>
-          <w:sz w:val="24"/>
-          <w:szCs w:val="24"/>
-          <w:lang w:bidi="ar-JO"/>
-        </w:rPr>
-        <w:t xml:space="preserve"> modifications.</w:t>
-      </w:r>
-      <w:r>
-        <w:rPr>
-          <w:rFonts w:ascii="Arial Narrow" w:hAnsi="Arial Narrow"/>
-          <w:sz w:val="24"/>
-          <w:szCs w:val="24"/>
-          <w:lang w:bidi="ar-JO"/>
-        </w:rPr>
-        <w:br/>
-      </w:r>
-      <w:sdt>
-        <w:sdtPr>
-          <w:rPr>
-            <w:rFonts w:ascii="Arial Narrow" w:hAnsi="Arial Narrow"/>
-            <w:sz w:val="24"/>
-            <w:szCs w:val="24"/>
-            <w:lang w:bidi="ar-JO"/>
-          </w:rPr>
-          <w:id w:val="-1678563710"/>
-        </w:sdtPr>
-        <w:sdtContent>
-          <w:r>
-            <w:rPr>
-              <w:rFonts w:ascii="Segoe UI Symbol" w:eastAsia="MS Gothic" w:hAnsi="Segoe UI Symbol" w:cs="Segoe UI Symbol"/>
-              <w:sz w:val="24"/>
-              <w:szCs w:val="24"/>
-              <w:lang w:bidi="ar-JO"/>
-            </w:rPr>
-            <w:t xml:space="preserve">☐  </w:t>
-          </w:r>
-        </w:sdtContent>
-      </w:sdt>
-      <w:r>
-        <w:rPr>
-          <w:rFonts w:ascii="Arial Narrow" w:hAnsi="Arial Narrow"/>
-          <w:b/>
-          <w:bCs/>
-          <w:sz w:val="24"/>
-          <w:szCs w:val="24"/>
-          <w:lang w:bidi="ar-JO"/>
-        </w:rPr>
-        <w:t>Rejected</w:t>
-      </w:r>
-      <w:r>
-        <w:rPr>
-          <w:rFonts w:ascii="Arial Narrow" w:hAnsi="Arial Narrow"/>
-          <w:sz w:val="24"/>
-          <w:szCs w:val="24"/>
-          <w:lang w:bidi="ar-JO"/>
-        </w:rPr>
-        <w:t>, submit new project idea.</w:t>
-      </w:r>
-      <w:r>
-        <w:rPr>
-          <w:rFonts w:ascii="Arial Narrow" w:hAnsi="Arial Narrow"/>
-          <w:sz w:val="24"/>
-          <w:szCs w:val="24"/>
-          <w:lang w:bidi="ar-JO"/>
-        </w:rPr>
-        <w:tab/>
-      </w:r>
-      <w:r>
-        <w:rPr>
-          <w:rFonts w:ascii="Arial Narrow" w:hAnsi="Arial Narrow"/>
-          <w:sz w:val="24"/>
-          <w:szCs w:val="24"/>
-          <w:lang w:bidi="ar-JO"/>
-        </w:rPr>
-        <w:tab/>
-      </w:r>
-      <w:r>
-        <w:rPr>
-          <w:rFonts w:ascii="Arial Narrow" w:hAnsi="Arial Narrow"/>
-          <w:sz w:val="24"/>
-          <w:szCs w:val="24"/>
-          <w:lang w:bidi="ar-JO"/>
-        </w:rPr>
-        <w:tab/>
-      </w:r>
-      <w:r>
-        <w:rPr>
-          <w:rFonts w:ascii="Arial Narrow" w:hAnsi="Arial Narrow"/>
-          <w:sz w:val="24"/>
-          <w:szCs w:val="24"/>
-          <w:lang w:bidi="ar-JO"/>
-        </w:rPr>
-        <w:tab/>
-      </w:r>
-      <w:r>
-        <w:rPr>
-          <w:rFonts w:ascii="Arial Narrow" w:hAnsi="Arial Narrow"/>
-          <w:sz w:val="24"/>
-          <w:szCs w:val="24"/>
-          <w:lang w:bidi="ar-JO"/>
-        </w:rPr>
-        <w:tab/>
-      </w:r>
-      <w:r>
-        <w:rPr>
-          <w:rFonts w:ascii="Arial Narrow" w:hAnsi="Arial Narrow"/>
-          <w:sz w:val="24"/>
-          <w:szCs w:val="24"/>
-          <w:lang w:bidi="ar-JO"/>
-        </w:rPr>
-        <w:tab/>
-      </w:r>
-      <w:r>
-        <w:rPr>
-          <w:rFonts w:ascii="Arial Narrow" w:hAnsi="Arial Narrow"/>
-          <w:sz w:val="24"/>
-          <w:szCs w:val="24"/>
-          <w:lang w:bidi="ar-JO"/>
-        </w:rPr>
-        <w:tab/>
-        <w:t xml:space="preserve"> </w:t>
-      </w:r>
-    </w:p>
-    <w:tbl>
-      <w:tblPr>
-        <w:tblStyle w:val="TableGrid"/>
-        <w:tblW w:w="0" w:type="auto"/>
-        <w:jc w:val="center"/>
-        <w:tblLook w:val="04A0" w:firstRow="1" w:lastRow="0" w:firstColumn="1" w:lastColumn="0" w:noHBand="0" w:noVBand="1"/>
-      </w:tblPr>
-      <w:tblGrid>
-        <w:gridCol w:w="2128"/>
-        <w:gridCol w:w="2858"/>
-        <w:gridCol w:w="2739"/>
-        <w:gridCol w:w="1904"/>
-      </w:tblGrid>
-      <w:tr>
-        <w:trPr>
-          <w:jc w:val="center"/>
-        </w:trPr>
-        <w:tc>
-          <w:tcPr>
-            <w:tcW w:w="2171" w:type="dxa"/>
-            <w:shd w:val="clear" w:color="auto" w:fill="DBE5F1" w:themeFill="accent1" w:themeFillTint="33"/>
-          </w:tcPr>
-          <w:p>
-            <w:pPr>
-              <w:jc w:val="center"/>
-              <w:rPr>
-                <w:rFonts w:ascii="Arial Narrow" w:hAnsi="Arial Narrow"/>
-                <w:b/>
-                <w:bCs/>
-                <w:sz w:val="24"/>
-                <w:szCs w:val="24"/>
-                <w:lang w:bidi="ar-JO"/>
-              </w:rPr>
-            </w:pPr>
-          </w:p>
-        </w:tc>
-        <w:tc>
-          <w:tcPr>
-            <w:tcW w:w="2936" w:type="dxa"/>
-            <w:shd w:val="clear" w:color="auto" w:fill="DBE5F1" w:themeFill="accent1" w:themeFillTint="33"/>
-          </w:tcPr>
-          <w:p>
-            <w:pPr>
-              <w:jc w:val="center"/>
-              <w:rPr>
-                <w:rFonts w:ascii="Arial Narrow" w:hAnsi="Arial Narrow"/>
-                <w:b/>
-                <w:bCs/>
-                <w:sz w:val="24"/>
-                <w:szCs w:val="24"/>
-                <w:lang w:bidi="ar-JO"/>
-              </w:rPr>
-            </w:pPr>
-            <w:r>
-              <w:rPr>
-                <w:rFonts w:ascii="Arial Narrow" w:hAnsi="Arial Narrow"/>
-                <w:b/>
-                <w:bCs/>
-                <w:sz w:val="24"/>
-                <w:szCs w:val="24"/>
-                <w:lang w:bidi="ar-JO"/>
-              </w:rPr>
-              <w:t>Name</w:t>
-            </w:r>
-          </w:p>
-        </w:tc>
-        <w:tc>
-          <w:tcPr>
-            <w:tcW w:w="2798" w:type="dxa"/>
-            <w:shd w:val="clear" w:color="auto" w:fill="DBE5F1" w:themeFill="accent1" w:themeFillTint="33"/>
-          </w:tcPr>
-          <w:p>
-            <w:pPr>
-              <w:jc w:val="center"/>
-              <w:rPr>
-                <w:rFonts w:ascii="Arial Narrow" w:hAnsi="Arial Narrow"/>
-                <w:b/>
-                <w:bCs/>
-                <w:sz w:val="24"/>
-                <w:szCs w:val="24"/>
-                <w:lang w:bidi="ar-JO"/>
-              </w:rPr>
-            </w:pPr>
-            <w:r>
-              <w:rPr>
-                <w:rFonts w:ascii="Arial Narrow" w:hAnsi="Arial Narrow"/>
-                <w:b/>
-                <w:bCs/>
-                <w:sz w:val="24"/>
-                <w:szCs w:val="24"/>
-                <w:lang w:bidi="ar-JO"/>
-              </w:rPr>
-              <w:t>Signature</w:t>
-            </w:r>
-          </w:p>
-        </w:tc>
-        <w:tc>
-          <w:tcPr>
-            <w:tcW w:w="1950" w:type="dxa"/>
-            <w:shd w:val="clear" w:color="auto" w:fill="DBE5F1" w:themeFill="accent1" w:themeFillTint="33"/>
-          </w:tcPr>
-          <w:p>
-            <w:pPr>
-              <w:jc w:val="center"/>
-              <w:rPr>
-                <w:rFonts w:ascii="Arial Narrow" w:hAnsi="Arial Narrow"/>
-                <w:b/>
-                <w:bCs/>
-                <w:sz w:val="24"/>
-                <w:szCs w:val="24"/>
-                <w:lang w:bidi="ar-JO"/>
-              </w:rPr>
-            </w:pPr>
-            <w:r>
-              <w:rPr>
-                <w:rFonts w:ascii="Arial Narrow" w:hAnsi="Arial Narrow"/>
-                <w:b/>
-                <w:bCs/>
-                <w:sz w:val="24"/>
-                <w:szCs w:val="24"/>
-                <w:lang w:bidi="ar-JO"/>
-              </w:rPr>
-              <w:t>Date</w:t>
-            </w:r>
-          </w:p>
-        </w:tc>
-      </w:tr>
-      <w:tr>
-        <w:trPr>
-          <w:trHeight w:val="446"/>
-          <w:jc w:val="center"/>
-        </w:trPr>
-        <w:tc>
-          <w:tcPr>
-            <w:tcW w:w="2171" w:type="dxa"/>
-            <w:vAlign w:val="center"/>
-          </w:tcPr>
-          <w:p>
-            <w:pPr>
-              <w:rPr>
-                <w:rFonts w:ascii="Arial Narrow" w:hAnsi="Arial Narrow"/>
-                <w:b/>
-                <w:bCs/>
-                <w:sz w:val="24"/>
-                <w:szCs w:val="24"/>
-                <w:lang w:bidi="ar-JO"/>
-              </w:rPr>
-            </w:pPr>
-            <w:r>
-              <w:rPr>
-                <w:rFonts w:ascii="Arial Narrow" w:hAnsi="Arial Narrow"/>
-                <w:b/>
-                <w:bCs/>
-                <w:sz w:val="24"/>
-                <w:szCs w:val="24"/>
-                <w:lang w:bidi="ar-JO"/>
-              </w:rPr>
-              <w:t xml:space="preserve">Chair </w:t>
-            </w:r>
-          </w:p>
-        </w:tc>
-        <w:tc>
-          <w:tcPr>
-            <w:tcW w:w="2936" w:type="dxa"/>
-          </w:tcPr>
-          <w:p>
-            <w:pPr>
-              <w:rPr>
-                <w:rFonts w:ascii="Arial Narrow" w:hAnsi="Arial Narrow"/>
-                <w:sz w:val="24"/>
-                <w:szCs w:val="24"/>
-                <w:lang w:bidi="ar-JO"/>
-              </w:rPr>
-            </w:pPr>
-          </w:p>
-        </w:tc>
-        <w:tc>
-          <w:tcPr>
-            <w:tcW w:w="2798" w:type="dxa"/>
-          </w:tcPr>
-          <w:p>
-            <w:pPr>
-              <w:rPr>
-                <w:rFonts w:ascii="Arial Narrow" w:hAnsi="Arial Narrow"/>
-                <w:sz w:val="24"/>
-                <w:szCs w:val="24"/>
-                <w:lang w:bidi="ar-JO"/>
-              </w:rPr>
-            </w:pPr>
-          </w:p>
-        </w:tc>
-        <w:tc>
-          <w:tcPr>
-            <w:tcW w:w="1950" w:type="dxa"/>
-          </w:tcPr>
-          <w:p>
-            <w:pPr>
-              <w:rPr>
-                <w:rFonts w:ascii="Arial Narrow" w:hAnsi="Arial Narrow"/>
-                <w:sz w:val="24"/>
-                <w:szCs w:val="24"/>
-                <w:lang w:bidi="ar-JO"/>
-              </w:rPr>
-            </w:pPr>
-          </w:p>
-        </w:tc>
-      </w:tr>
-      <w:tr>
-        <w:trPr>
-          <w:trHeight w:val="410"/>
-          <w:jc w:val="center"/>
-        </w:trPr>
-        <w:tc>
-          <w:tcPr>
-            <w:tcW w:w="2171" w:type="dxa"/>
-            <w:vAlign w:val="center"/>
-          </w:tcPr>
-          <w:p>
-            <w:pPr>
-              <w:rPr>
-                <w:rFonts w:ascii="Arial Narrow" w:hAnsi="Arial Narrow"/>
-                <w:b/>
-                <w:bCs/>
-                <w:sz w:val="24"/>
-                <w:szCs w:val="24"/>
-                <w:lang w:bidi="ar-JO"/>
-              </w:rPr>
-            </w:pPr>
-            <w:r>
-              <w:rPr>
-                <w:rFonts w:ascii="Arial Narrow" w:hAnsi="Arial Narrow"/>
-                <w:b/>
-                <w:bCs/>
-                <w:sz w:val="24"/>
-                <w:szCs w:val="24"/>
-                <w:lang w:bidi="ar-JO"/>
-              </w:rPr>
-              <w:t xml:space="preserve">Member </w:t>
-            </w:r>
-            <w:r>
-              <w:rPr>
-                <w:rFonts w:ascii="Arial Narrow" w:hAnsi="Arial Narrow"/>
-                <w:b/>
-                <w:bCs/>
-                <w:sz w:val="24"/>
-                <w:szCs w:val="24"/>
-                <w:lang w:bidi="ar-JO"/>
-              </w:rPr>
-              <w:t>I</w:t>
-            </w:r>
-          </w:p>
-        </w:tc>
-        <w:tc>
-          <w:tcPr>
-            <w:tcW w:w="2936" w:type="dxa"/>
-          </w:tcPr>
-          <w:p>
-            <w:pPr>
-              <w:rPr>
-                <w:rFonts w:ascii="Arial Narrow" w:hAnsi="Arial Narrow"/>
-                <w:sz w:val="24"/>
-                <w:szCs w:val="24"/>
-                <w:lang w:bidi="ar-JO"/>
-              </w:rPr>
-            </w:pPr>
-          </w:p>
-        </w:tc>
-        <w:tc>
-          <w:tcPr>
-            <w:tcW w:w="2798" w:type="dxa"/>
-          </w:tcPr>
-          <w:p>
-            <w:pPr>
-              <w:rPr>
-                <w:rFonts w:ascii="Arial Narrow" w:hAnsi="Arial Narrow"/>
-                <w:sz w:val="24"/>
-                <w:szCs w:val="24"/>
-                <w:lang w:bidi="ar-JO"/>
-              </w:rPr>
-            </w:pPr>
-          </w:p>
-        </w:tc>
-        <w:tc>
-          <w:tcPr>
-            <w:tcW w:w="1950" w:type="dxa"/>
-          </w:tcPr>
-          <w:p>
-            <w:pPr>
-              <w:rPr>
-                <w:rFonts w:ascii="Arial Narrow" w:hAnsi="Arial Narrow"/>
-                <w:sz w:val="24"/>
-                <w:szCs w:val="24"/>
-                <w:lang w:bidi="ar-JO"/>
-              </w:rPr>
-            </w:pPr>
-          </w:p>
-        </w:tc>
-      </w:tr>
-      <w:tr>
-        <w:trPr>
-          <w:trHeight w:val="417"/>
-          <w:jc w:val="center"/>
-        </w:trPr>
-        <w:tc>
-          <w:tcPr>
-            <w:tcW w:w="2171" w:type="dxa"/>
-            <w:vAlign w:val="center"/>
-          </w:tcPr>
-          <w:p>
-            <w:pPr>
-              <w:rPr>
-                <w:rFonts w:ascii="Arial Narrow" w:hAnsi="Arial Narrow"/>
-                <w:b/>
-                <w:bCs/>
-                <w:sz w:val="24"/>
-                <w:szCs w:val="24"/>
-                <w:lang w:bidi="ar-JO"/>
-              </w:rPr>
-            </w:pPr>
-            <w:r>
-              <w:rPr>
-                <w:rFonts w:ascii="Arial Narrow" w:hAnsi="Arial Narrow"/>
-                <w:b/>
-                <w:bCs/>
-                <w:sz w:val="24"/>
-                <w:szCs w:val="24"/>
-                <w:lang w:bidi="ar-JO"/>
-              </w:rPr>
-              <w:t xml:space="preserve">Member </w:t>
-            </w:r>
-            <w:r>
-              <w:rPr>
-                <w:rFonts w:ascii="Arial Narrow" w:hAnsi="Arial Narrow"/>
-                <w:b/>
-                <w:bCs/>
-                <w:sz w:val="24"/>
-                <w:szCs w:val="24"/>
-                <w:lang w:bidi="ar-JO"/>
-              </w:rPr>
-              <w:t>II</w:t>
-            </w:r>
-          </w:p>
-        </w:tc>
-        <w:tc>
-          <w:tcPr>
-            <w:tcW w:w="2936" w:type="dxa"/>
-          </w:tcPr>
-          <w:p>
-            <w:pPr>
-              <w:rPr>
-                <w:rFonts w:ascii="Arial Narrow" w:hAnsi="Arial Narrow"/>
-                <w:sz w:val="24"/>
-                <w:szCs w:val="24"/>
-                <w:lang w:bidi="ar-JO"/>
-              </w:rPr>
-            </w:pPr>
-          </w:p>
-        </w:tc>
-        <w:tc>
-          <w:tcPr>
-            <w:tcW w:w="2798" w:type="dxa"/>
-          </w:tcPr>
-          <w:p>
-            <w:pPr>
-              <w:rPr>
-                <w:rFonts w:ascii="Arial Narrow" w:hAnsi="Arial Narrow"/>
-                <w:sz w:val="24"/>
-                <w:szCs w:val="24"/>
-                <w:lang w:bidi="ar-JO"/>
-              </w:rPr>
-            </w:pPr>
-          </w:p>
-        </w:tc>
-        <w:tc>
-          <w:tcPr>
-            <w:tcW w:w="1950" w:type="dxa"/>
-          </w:tcPr>
-          <w:p>
-            <w:pPr>
-              <w:rPr>
-                <w:rFonts w:ascii="Arial Narrow" w:hAnsi="Arial Narrow"/>
-                <w:sz w:val="24"/>
-                <w:szCs w:val="24"/>
-                <w:lang w:bidi="ar-JO"/>
-              </w:rPr>
-            </w:pPr>
-          </w:p>
-        </w:tc>
-      </w:tr>
-    </w:tbl>
-    <w:p>
-      <w:pPr>
-        <w:jc w:val="center"/>
-        <w:rPr>
-          <w:rFonts w:ascii="Arial Narrow" w:hAnsi="Arial Narrow"/>
-          <w:b/>
-          <w:bCs/>
-          <w:sz w:val="24"/>
-          <w:szCs w:val="24"/>
-          <w:lang w:bidi="ar-JO"/>
-        </w:rPr>
-      </w:pPr>
-    </w:p>
-    <w:p>
-      <w:pPr>
-        <w:jc w:val="center"/>
-        <w:rPr>
-          <w:rFonts w:ascii="Arial Narrow" w:hAnsi="Arial Narrow"/>
-          <w:b/>
-          <w:bCs/>
-          <w:sz w:val="24"/>
-          <w:szCs w:val="24"/>
-          <w:lang w:bidi="ar-JO"/>
-        </w:rPr>
-      </w:pPr>
-      <w:r>
-        <w:rPr>
-          <w:rFonts w:ascii="Arial Narrow" w:hAnsi="Arial Narrow"/>
-          <w:b/>
-          <w:bCs/>
-          <w:sz w:val="24"/>
-          <w:szCs w:val="24"/>
-          <w:lang w:bidi="ar-JO"/>
-        </w:rPr>
-        <w:t>D</w:t>
-      </w:r>
-      <w:r>
-        <w:rPr>
-          <w:rFonts w:ascii="Arial Narrow" w:hAnsi="Arial Narrow"/>
-          <w:b/>
-          <w:bCs/>
-          <w:sz w:val="24"/>
-          <w:szCs w:val="24"/>
-          <w:lang w:bidi="ar-JO"/>
-        </w:rPr>
-        <w:t>etailed Committee Members Remarks</w:t>
-      </w:r>
-    </w:p>
-    <w:tbl>
-      <w:tblPr>
-        <w:tblStyle w:val="TableGrid"/>
-        <w:tblW w:w="0" w:type="auto"/>
-        <w:tblLook w:val="04A0" w:firstRow="1" w:lastRow="0" w:firstColumn="1" w:lastColumn="0" w:noHBand="0" w:noVBand="1"/>
-      </w:tblPr>
-      <w:tblGrid>
-        <w:gridCol w:w="971"/>
-        <w:gridCol w:w="6308"/>
-        <w:gridCol w:w="2350"/>
-      </w:tblGrid>
-      <w:tr>
-        <w:tc>
-          <w:tcPr>
-            <w:tcW w:w="971" w:type="dxa"/>
-            <w:vAlign w:val="center"/>
-          </w:tcPr>
-          <w:p>
-            <w:pPr>
-              <w:jc w:val="center"/>
-              <w:rPr>
-                <w:rFonts w:ascii="Arial Narrow" w:hAnsi="Arial Narrow"/>
-                <w:b/>
-                <w:bCs/>
-                <w:sz w:val="24"/>
-                <w:szCs w:val="24"/>
-                <w:lang w:bidi="ar-JO"/>
-              </w:rPr>
-            </w:pPr>
-          </w:p>
-        </w:tc>
-        <w:tc>
-          <w:tcPr>
-            <w:tcW w:w="6508" w:type="dxa"/>
-          </w:tcPr>
-          <w:p>
-            <w:pPr>
-              <w:jc w:val="center"/>
-              <w:rPr>
-                <w:rFonts w:ascii="Arial Narrow" w:hAnsi="Arial Narrow"/>
-                <w:b/>
-                <w:bCs/>
-                <w:sz w:val="24"/>
-                <w:szCs w:val="24"/>
-                <w:lang w:bidi="ar-JO"/>
-              </w:rPr>
-            </w:pPr>
-            <w:r>
-              <w:rPr>
-                <w:rFonts w:ascii="Arial Narrow" w:hAnsi="Arial Narrow"/>
-                <w:b/>
-                <w:bCs/>
-                <w:sz w:val="24"/>
-                <w:szCs w:val="24"/>
-                <w:lang w:bidi="ar-JO"/>
-              </w:rPr>
-              <w:t>Comments</w:t>
-            </w:r>
-          </w:p>
-        </w:tc>
-        <w:tc>
-          <w:tcPr>
-            <w:tcW w:w="2376" w:type="dxa"/>
-          </w:tcPr>
-          <w:p>
-            <w:pPr>
-              <w:jc w:val="center"/>
-              <w:rPr>
-                <w:rFonts w:ascii="Arial Narrow" w:hAnsi="Arial Narrow"/>
-                <w:b/>
-                <w:bCs/>
-                <w:sz w:val="24"/>
-                <w:szCs w:val="24"/>
-                <w:lang w:bidi="ar-JO"/>
-              </w:rPr>
-            </w:pPr>
-            <w:r>
-              <w:rPr>
-                <w:rFonts w:ascii="Arial Narrow" w:hAnsi="Arial Narrow"/>
-                <w:b/>
-                <w:bCs/>
-                <w:sz w:val="24"/>
-                <w:szCs w:val="24"/>
-                <w:lang w:bidi="ar-JO"/>
-              </w:rPr>
-              <w:t>Recommendation</w:t>
-            </w:r>
-          </w:p>
-        </w:tc>
-      </w:tr>
-      <w:tr>
-        <w:tc>
-          <w:tcPr>
-            <w:tcW w:w="971" w:type="dxa"/>
-            <w:vAlign w:val="center"/>
-          </w:tcPr>
-          <w:p>
-            <w:pPr>
-              <w:jc w:val="center"/>
-              <w:rPr>
-                <w:rFonts w:ascii="Arial Narrow" w:hAnsi="Arial Narrow"/>
-                <w:b/>
-                <w:bCs/>
-                <w:sz w:val="24"/>
-                <w:szCs w:val="24"/>
-                <w:lang w:bidi="ar-JO"/>
-              </w:rPr>
-            </w:pPr>
-            <w:r>
-              <w:rPr>
-                <w:rFonts w:ascii="Arial Narrow" w:hAnsi="Arial Narrow"/>
-                <w:b/>
-                <w:bCs/>
-                <w:sz w:val="24"/>
-                <w:szCs w:val="24"/>
-                <w:lang w:bidi="ar-JO"/>
-              </w:rPr>
-              <w:t>Chair</w:t>
-            </w:r>
-          </w:p>
-        </w:tc>
-        <w:tc>
-          <w:tcPr>
-            <w:tcW w:w="6508" w:type="dxa"/>
-          </w:tcPr>
-          <w:p>
-            <w:pPr>
-              <w:rPr>
-                <w:rFonts w:ascii="Arial Narrow" w:hAnsi="Arial Narrow"/>
-                <w:b/>
-                <w:bCs/>
-                <w:sz w:val="24"/>
-                <w:szCs w:val="24"/>
-                <w:lang w:bidi="ar-JO"/>
-              </w:rPr>
-            </w:pPr>
-          </w:p>
-          <w:p>
-            <w:pPr>
-              <w:rPr>
-                <w:rFonts w:ascii="Arial Narrow" w:hAnsi="Arial Narrow"/>
-                <w:b/>
-                <w:bCs/>
-                <w:sz w:val="24"/>
-                <w:szCs w:val="24"/>
-                <w:lang w:bidi="ar-JO"/>
-              </w:rPr>
-            </w:pPr>
-            <w:r>
-              <w:rPr>
-                <w:rFonts w:ascii="Arial Narrow" w:hAnsi="Arial Narrow"/>
-                <w:b/>
-                <w:bCs/>
-                <w:sz w:val="24"/>
-                <w:szCs w:val="24"/>
-                <w:lang w:bidi="ar-JO"/>
-              </w:rPr>
-              <w:t>Please add more technical details about the project execution</w:t>
-            </w:r>
-          </w:p>
-          <w:p>
-            <w:pPr>
-              <w:rPr>
-                <w:rFonts w:ascii="Arial Narrow" w:hAnsi="Arial Narrow"/>
-                <w:b/>
-                <w:bCs/>
-                <w:sz w:val="24"/>
-                <w:szCs w:val="24"/>
-                <w:lang w:bidi="ar-JO"/>
-              </w:rPr>
-            </w:pPr>
-          </w:p>
-          <w:p>
-            <w:pPr>
-              <w:rPr>
-                <w:rFonts w:ascii="Arial Narrow" w:hAnsi="Arial Narrow"/>
-                <w:b/>
-                <w:bCs/>
-                <w:sz w:val="24"/>
-                <w:szCs w:val="24"/>
-                <w:lang w:bidi="ar-JO"/>
-              </w:rPr>
-            </w:pPr>
-          </w:p>
-          <w:p>
-            <w:pPr>
-              <w:rPr>
-                <w:rFonts w:ascii="Arial Narrow" w:hAnsi="Arial Narrow"/>
-                <w:b/>
-                <w:bCs/>
-                <w:sz w:val="24"/>
-                <w:szCs w:val="24"/>
-                <w:lang w:bidi="ar-JO"/>
-              </w:rPr>
-            </w:pPr>
-          </w:p>
-          <w:p>
-            <w:pPr>
-              <w:rPr>
-                <w:rFonts w:ascii="Arial Narrow" w:hAnsi="Arial Narrow"/>
-                <w:b/>
-                <w:bCs/>
-                <w:sz w:val="24"/>
-                <w:szCs w:val="24"/>
-                <w:lang w:bidi="ar-JO"/>
-              </w:rPr>
-            </w:pPr>
-          </w:p>
-          <w:p>
-            <w:pPr>
-              <w:rPr>
-                <w:rFonts w:ascii="Arial Narrow" w:hAnsi="Arial Narrow"/>
-                <w:b/>
-                <w:bCs/>
-                <w:sz w:val="24"/>
-                <w:szCs w:val="24"/>
-                <w:lang w:bidi="ar-JO"/>
-              </w:rPr>
-            </w:pPr>
-          </w:p>
-          <w:p>
-            <w:pPr>
-              <w:rPr>
-                <w:rFonts w:ascii="Arial Narrow" w:hAnsi="Arial Narrow"/>
-                <w:b/>
-                <w:bCs/>
-                <w:sz w:val="24"/>
-                <w:szCs w:val="24"/>
-                <w:lang w:bidi="ar-JO"/>
-              </w:rPr>
-            </w:pPr>
-          </w:p>
-          <w:p>
-            <w:pPr>
-              <w:rPr>
-                <w:rFonts w:ascii="Arial Narrow" w:hAnsi="Arial Narrow"/>
-                <w:b/>
-                <w:bCs/>
-                <w:sz w:val="24"/>
-                <w:szCs w:val="24"/>
-                <w:lang w:bidi="ar-JO"/>
-              </w:rPr>
-            </w:pPr>
-          </w:p>
-          <w:p>
-            <w:pPr>
-              <w:rPr>
-                <w:rFonts w:ascii="Arial Narrow" w:hAnsi="Arial Narrow"/>
-                <w:b/>
-                <w:bCs/>
-                <w:sz w:val="24"/>
-                <w:szCs w:val="24"/>
-                <w:lang w:bidi="ar-JO"/>
-              </w:rPr>
-            </w:pPr>
-          </w:p>
-          <w:p>
-            <w:pPr>
-              <w:rPr>
-                <w:rFonts w:ascii="Arial Narrow" w:hAnsi="Arial Narrow"/>
-                <w:b/>
-                <w:bCs/>
-                <w:sz w:val="24"/>
-                <w:szCs w:val="24"/>
-                <w:lang w:bidi="ar-JO"/>
-              </w:rPr>
-            </w:pPr>
-          </w:p>
-          <w:p>
-            <w:pPr>
-              <w:rPr>
-                <w:rFonts w:ascii="Arial Narrow" w:hAnsi="Arial Narrow"/>
-                <w:b/>
-                <w:bCs/>
-                <w:sz w:val="24"/>
-                <w:szCs w:val="24"/>
-                <w:lang w:bidi="ar-JO"/>
-              </w:rPr>
-            </w:pPr>
-          </w:p>
-          <w:p>
-            <w:pPr>
-              <w:rPr>
-                <w:rFonts w:ascii="Arial Narrow" w:hAnsi="Arial Narrow"/>
-                <w:b/>
-                <w:bCs/>
-                <w:sz w:val="24"/>
-                <w:szCs w:val="24"/>
-                <w:lang w:bidi="ar-JO"/>
-              </w:rPr>
-            </w:pPr>
-          </w:p>
-          <w:p>
-            <w:pPr>
-              <w:rPr>
-                <w:rFonts w:ascii="Arial Narrow" w:hAnsi="Arial Narrow"/>
-                <w:b/>
-                <w:bCs/>
-                <w:sz w:val="24"/>
-                <w:szCs w:val="24"/>
-                <w:lang w:bidi="ar-JO"/>
-              </w:rPr>
-            </w:pPr>
-          </w:p>
-          <w:p>
-            <w:pPr>
-              <w:rPr>
-                <w:rFonts w:ascii="Arial Narrow" w:hAnsi="Arial Narrow"/>
-                <w:b/>
-                <w:bCs/>
-                <w:sz w:val="24"/>
-                <w:szCs w:val="24"/>
-                <w:lang w:bidi="ar-JO"/>
-              </w:rPr>
-            </w:pPr>
-          </w:p>
-          <w:p>
-            <w:pPr>
-              <w:rPr>
-                <w:rFonts w:ascii="Arial Narrow" w:hAnsi="Arial Narrow"/>
-                <w:b/>
-                <w:bCs/>
-                <w:sz w:val="24"/>
-                <w:szCs w:val="24"/>
-                <w:lang w:bidi="ar-JO"/>
-              </w:rPr>
-            </w:pPr>
-          </w:p>
-          <w:p>
-            <w:pPr>
-              <w:rPr>
-                <w:rFonts w:ascii="Arial Narrow" w:hAnsi="Arial Narrow"/>
-                <w:b/>
-                <w:bCs/>
-                <w:sz w:val="24"/>
-                <w:szCs w:val="24"/>
-                <w:lang w:bidi="ar-JO"/>
-              </w:rPr>
-            </w:pPr>
-          </w:p>
-        </w:tc>
-        <w:tc>
-          <w:tcPr>
-            <w:tcW w:w="2376" w:type="dxa"/>
-            <w:vAlign w:val="center"/>
-          </w:tcPr>
-          <w:p>
-            <w:pPr>
-              <w:rPr>
-                <w:rFonts w:ascii="Arial Narrow" w:hAnsi="Arial Narrow"/>
-                <w:sz w:val="24"/>
-                <w:szCs w:val="24"/>
-                <w:lang w:bidi="ar-JO"/>
-              </w:rPr>
-            </w:pPr>
-            <w:sdt>
-              <w:sdtPr>
-                <w:rPr>
-                  <w:rFonts w:ascii="Arial Narrow" w:hAnsi="Arial Narrow"/>
-                  <w:sz w:val="24"/>
-                  <w:szCs w:val="24"/>
-                  <w:lang w:bidi="ar-JO"/>
-                </w:rPr>
-                <w:id w:val="-421419324"/>
-              </w:sdtPr>
-              <w:sdtContent>
-                <w:r>
-                  <w:rPr>
-                    <w:rFonts w:ascii="Segoe UI Symbol" w:eastAsia="MS Gothic" w:hAnsi="Segoe UI Symbol" w:cs="Segoe UI Symbol"/>
-                    <w:sz w:val="24"/>
-                    <w:szCs w:val="24"/>
-                    <w:lang w:bidi="ar-JO"/>
-                  </w:rPr>
-                  <w:t xml:space="preserve">☐  </w:t>
-                </w:r>
-              </w:sdtContent>
-            </w:sdt>
-            <w:r>
-              <w:rPr>
-                <w:rFonts w:ascii="Arial Narrow" w:hAnsi="Arial Narrow"/>
-                <w:sz w:val="24"/>
-                <w:szCs w:val="24"/>
-                <w:lang w:bidi="ar-JO"/>
-              </w:rPr>
-              <w:t>Approved</w:t>
-            </w:r>
-          </w:p>
-          <w:p>
-            <w:pPr>
-              <w:rPr>
-                <w:rFonts w:ascii="Arial Narrow" w:hAnsi="Arial Narrow"/>
-                <w:sz w:val="24"/>
-                <w:szCs w:val="24"/>
-                <w:lang w:bidi="ar-JO"/>
-              </w:rPr>
-            </w:pPr>
-            <w:r>
-              <w:rPr>
-                <w:rFonts w:ascii="Arial Narrow" w:hAnsi="Arial Narrow"/>
-                <w:sz w:val="24"/>
-                <w:szCs w:val="24"/>
-                <w:lang w:bidi="ar-JO"/>
-              </w:rPr>
-              <w:br/>
-            </w:r>
-            <w:sdt>
-              <w:sdtPr>
-                <w:rPr>
-                  <w:rFonts w:ascii="Arial Narrow" w:hAnsi="Arial Narrow"/>
-                  <w:sz w:val="24"/>
-                  <w:szCs w:val="24"/>
-                  <w:lang w:bidi="ar-JO"/>
-                </w:rPr>
-                <w:id w:val="-1064798189"/>
-              </w:sdtPr>
-              <w:sdtContent>
-                <w:r>
-                  <w:rPr>
-                    <w:rFonts w:ascii="Segoe UI Symbol" w:eastAsia="MS Gothic" w:hAnsi="Segoe UI Symbol" w:cs="Segoe UI Symbol"/>
-                    <w:sz w:val="24"/>
-                    <w:szCs w:val="24"/>
-                    <w:lang w:bidi="ar-JO"/>
-                  </w:rPr>
-                  <w:t xml:space="preserve">☐  </w:t>
-                </w:r>
-              </w:sdtContent>
-            </w:sdt>
-            <w:r>
-              <w:rPr>
-                <w:rFonts w:ascii="Arial Narrow" w:hAnsi="Arial Narrow"/>
-                <w:sz w:val="24"/>
-                <w:szCs w:val="24"/>
-                <w:lang w:bidi="ar-JO"/>
-              </w:rPr>
-              <w:t>Approved, with</w:t>
-            </w:r>
-            <w:r>
-              <w:rPr>
-                <w:rFonts w:ascii="Arial Narrow" w:hAnsi="Arial Narrow"/>
-                <w:sz w:val="24"/>
-                <w:szCs w:val="24"/>
-                <w:lang w:bidi="ar-JO"/>
-              </w:rPr>
-              <w:br/>
-              <w:t xml:space="preserve">     </w:t>
-            </w:r>
-            <w:r>
-              <w:rPr>
-                <w:rFonts w:ascii="Arial Narrow" w:hAnsi="Arial Narrow"/>
-                <w:sz w:val="24"/>
-                <w:szCs w:val="24"/>
-                <w:lang w:bidi="ar-JO"/>
-              </w:rPr>
-              <w:t xml:space="preserve"> </w:t>
-            </w:r>
-            <w:r>
-              <w:rPr>
-                <w:rFonts w:ascii="Arial Narrow" w:hAnsi="Arial Narrow"/>
-                <w:b/>
-                <w:bCs/>
-                <w:sz w:val="24"/>
-                <w:szCs w:val="24"/>
-                <w:u w:val="single"/>
-                <w:lang w:bidi="ar-JO"/>
-              </w:rPr>
-              <w:t>minor</w:t>
-            </w:r>
-            <w:r>
-              <w:rPr>
-                <w:rFonts w:ascii="Arial Narrow" w:hAnsi="Arial Narrow"/>
-                <w:sz w:val="24"/>
-                <w:szCs w:val="24"/>
-                <w:lang w:bidi="ar-JO"/>
-              </w:rPr>
-              <w:t xml:space="preserve"> </w:t>
-            </w:r>
-            <w:r>
-              <w:rPr>
-                <w:rFonts w:ascii="Arial Narrow" w:hAnsi="Arial Narrow"/>
-                <w:sz w:val="24"/>
-                <w:szCs w:val="24"/>
-                <w:lang w:bidi="ar-JO"/>
-              </w:rPr>
-              <w:t>m</w:t>
-            </w:r>
-            <w:r>
-              <w:rPr>
-                <w:rFonts w:ascii="Arial Narrow" w:hAnsi="Arial Narrow"/>
-                <w:sz w:val="24"/>
-                <w:szCs w:val="24"/>
-                <w:lang w:bidi="ar-JO"/>
-              </w:rPr>
-              <w:t>odifications</w:t>
-            </w:r>
-          </w:p>
-          <w:p>
-            <w:pPr>
-              <w:rPr>
-                <w:rFonts w:ascii="Arial Narrow" w:hAnsi="Arial Narrow"/>
-                <w:sz w:val="24"/>
-                <w:szCs w:val="24"/>
-                <w:lang w:bidi="ar-JO"/>
-              </w:rPr>
-            </w:pPr>
-            <w:r>
-              <w:rPr>
-                <w:rFonts w:ascii="Arial Narrow" w:hAnsi="Arial Narrow"/>
-                <w:sz w:val="24"/>
-                <w:szCs w:val="24"/>
-                <w:lang w:bidi="ar-JO"/>
-              </w:rPr>
-              <w:br/>
-            </w:r>
-            <w:sdt>
-              <w:sdtPr>
-                <w:rPr>
-                  <w:rFonts w:ascii="Arial Narrow" w:hAnsi="Arial Narrow"/>
-                  <w:sz w:val="24"/>
-                  <w:szCs w:val="24"/>
-                  <w:highlight w:val="yellow"/>
-                  <w:lang w:bidi="ar-JO"/>
-                </w:rPr>
-                <w:id w:val="-892959001"/>
-              </w:sdtPr>
-              <w:sdtContent>
-                <w:r>
-                  <w:rPr>
-                    <w:rFonts w:ascii="Segoe UI Symbol" w:eastAsia="MS Gothic" w:hAnsi="Segoe UI Symbol" w:cs="Segoe UI Symbol"/>
-                    <w:sz w:val="24"/>
-                    <w:szCs w:val="24"/>
-                    <w:highlight w:val="yellow"/>
-                    <w:lang w:bidi="ar-JO"/>
-                  </w:rPr>
-                  <w:t xml:space="preserve">☐  </w:t>
-                </w:r>
-              </w:sdtContent>
-            </w:sdt>
-            <w:r>
-              <w:rPr>
-                <w:rFonts w:ascii="Arial Narrow" w:hAnsi="Arial Narrow"/>
-                <w:sz w:val="24"/>
-                <w:szCs w:val="24"/>
-                <w:highlight w:val="yellow"/>
-                <w:lang w:bidi="ar-JO"/>
-              </w:rPr>
-              <w:t>Approved, with</w:t>
-            </w:r>
-            <w:r>
-              <w:rPr>
-                <w:rFonts w:ascii="Arial Narrow" w:hAnsi="Arial Narrow"/>
-                <w:sz w:val="24"/>
-                <w:szCs w:val="24"/>
-                <w:highlight w:val="yellow"/>
-                <w:lang w:bidi="ar-JO"/>
-              </w:rPr>
-              <w:br/>
-              <w:t xml:space="preserve">      </w:t>
-            </w:r>
-            <w:r>
-              <w:rPr>
-                <w:rFonts w:ascii="Arial Narrow" w:hAnsi="Arial Narrow"/>
-                <w:b/>
-                <w:bCs/>
-                <w:sz w:val="24"/>
-                <w:szCs w:val="24"/>
-                <w:highlight w:val="yellow"/>
-                <w:u w:val="single"/>
-                <w:lang w:bidi="ar-JO"/>
-              </w:rPr>
-              <w:t>major</w:t>
-            </w:r>
-            <w:r>
-              <w:rPr>
-                <w:rFonts w:ascii="Arial Narrow" w:hAnsi="Arial Narrow"/>
-                <w:sz w:val="24"/>
-                <w:szCs w:val="24"/>
-                <w:highlight w:val="yellow"/>
-                <w:lang w:bidi="ar-JO"/>
-              </w:rPr>
-              <w:t xml:space="preserve"> modifications</w:t>
-            </w:r>
-          </w:p>
-          <w:p>
-            <w:pPr>
-              <w:rPr>
-                <w:rFonts w:ascii="Arial Narrow" w:hAnsi="Arial Narrow"/>
-                <w:b/>
-                <w:bCs/>
-                <w:sz w:val="24"/>
-                <w:szCs w:val="24"/>
-                <w:lang w:bidi="ar-JO"/>
-              </w:rPr>
-            </w:pPr>
-            <w:r>
-              <w:rPr>
-                <w:rFonts w:ascii="Arial Narrow" w:hAnsi="Arial Narrow"/>
-                <w:sz w:val="24"/>
-                <w:szCs w:val="24"/>
-                <w:lang w:bidi="ar-JO"/>
-              </w:rPr>
-              <w:br/>
-            </w:r>
-            <w:sdt>
-              <w:sdtPr>
-                <w:rPr>
-                  <w:rFonts w:ascii="Arial Narrow" w:hAnsi="Arial Narrow"/>
-                  <w:sz w:val="24"/>
-                  <w:szCs w:val="24"/>
-                  <w:lang w:bidi="ar-JO"/>
-                </w:rPr>
-                <w:id w:val="-1291132565"/>
-              </w:sdtPr>
-              <w:sdtContent>
-                <w:r>
-                  <w:rPr>
-                    <w:rFonts w:ascii="Segoe UI Symbol" w:eastAsia="MS Gothic" w:hAnsi="Segoe UI Symbol" w:cs="Segoe UI Symbol"/>
-                    <w:sz w:val="24"/>
-                    <w:szCs w:val="24"/>
-                    <w:lang w:bidi="ar-JO"/>
-                  </w:rPr>
-                  <w:t xml:space="preserve">☐  </w:t>
-                </w:r>
-              </w:sdtContent>
-            </w:sdt>
-            <w:r>
-              <w:rPr>
-                <w:rFonts w:ascii="Arial Narrow" w:hAnsi="Arial Narrow"/>
-                <w:b/>
-                <w:bCs/>
-                <w:sz w:val="24"/>
-                <w:szCs w:val="24"/>
-                <w:lang w:bidi="ar-JO"/>
-              </w:rPr>
-              <w:t>Rejected</w:t>
-            </w:r>
-            <w:r>
-              <w:rPr>
-                <w:rFonts w:ascii="Arial Narrow" w:hAnsi="Arial Narrow"/>
-                <w:sz w:val="24"/>
-                <w:szCs w:val="24"/>
-                <w:lang w:bidi="ar-JO"/>
-              </w:rPr>
-              <w:t xml:space="preserve">, submit </w:t>
-            </w:r>
-            <w:r>
-              <w:rPr>
-                <w:rFonts w:ascii="Arial Narrow" w:hAnsi="Arial Narrow"/>
-                <w:sz w:val="24"/>
-                <w:szCs w:val="24"/>
-                <w:lang w:bidi="ar-JO"/>
-              </w:rPr>
-              <w:br/>
-              <w:t xml:space="preserve">      </w:t>
-            </w:r>
-            <w:r>
-              <w:rPr>
-                <w:rFonts w:ascii="Arial Narrow" w:hAnsi="Arial Narrow"/>
-                <w:sz w:val="24"/>
-                <w:szCs w:val="24"/>
-                <w:lang w:bidi="ar-JO"/>
-              </w:rPr>
-              <w:t>new project idea.</w:t>
-            </w:r>
-          </w:p>
-        </w:tc>
-      </w:tr>
-      <w:tr>
-        <w:tc>
-          <w:tcPr>
-            <w:tcW w:w="971" w:type="dxa"/>
-            <w:vAlign w:val="center"/>
-          </w:tcPr>
-          <w:p>
-            <w:pPr>
-              <w:jc w:val="center"/>
-              <w:rPr>
-                <w:rFonts w:ascii="Arial Narrow" w:hAnsi="Arial Narrow"/>
-                <w:b/>
-                <w:bCs/>
-                <w:sz w:val="24"/>
-                <w:szCs w:val="24"/>
-                <w:lang w:bidi="ar-JO"/>
-              </w:rPr>
-            </w:pPr>
-            <w:r>
-              <w:rPr>
-                <w:rFonts w:ascii="Arial Narrow" w:hAnsi="Arial Narrow"/>
-                <w:b/>
-                <w:bCs/>
-                <w:sz w:val="24"/>
-                <w:szCs w:val="24"/>
-                <w:lang w:bidi="ar-JO"/>
-              </w:rPr>
-              <w:t>Member</w:t>
-            </w:r>
-            <w:r>
-              <w:rPr>
-                <w:rFonts w:ascii="Arial Narrow" w:hAnsi="Arial Narrow"/>
-                <w:b/>
-                <w:bCs/>
-                <w:sz w:val="24"/>
-                <w:szCs w:val="24"/>
-                <w:lang w:bidi="ar-JO"/>
-              </w:rPr>
-              <w:br/>
-              <w:t>I</w:t>
-            </w:r>
-          </w:p>
-        </w:tc>
-        <w:tc>
-          <w:tcPr>
-            <w:tcW w:w="6508" w:type="dxa"/>
-          </w:tcPr>
-          <w:p>
-            <w:pPr>
-              <w:rPr>
-                <w:rFonts w:ascii="Arial Narrow" w:hAnsi="Arial Narrow"/>
-                <w:b/>
-                <w:bCs/>
-                <w:sz w:val="24"/>
-                <w:szCs w:val="24"/>
-                <w:lang w:bidi="ar-JO"/>
-              </w:rPr>
-            </w:pPr>
-          </w:p>
-          <w:p>
-            <w:pPr>
-              <w:rPr>
-                <w:rFonts w:ascii="Arial Narrow" w:hAnsi="Arial Narrow"/>
-                <w:b/>
-                <w:bCs/>
-                <w:sz w:val="24"/>
-                <w:szCs w:val="24"/>
-                <w:lang w:bidi="ar-JO"/>
-              </w:rPr>
-            </w:pPr>
-          </w:p>
-          <w:p>
-            <w:pPr>
-              <w:rPr>
-                <w:rFonts w:ascii="Arial Narrow" w:hAnsi="Arial Narrow"/>
-                <w:b/>
-                <w:bCs/>
-                <w:sz w:val="24"/>
-                <w:szCs w:val="24"/>
-                <w:lang w:bidi="ar-JO"/>
-              </w:rPr>
-            </w:pPr>
-          </w:p>
-          <w:p>
-            <w:pPr>
-              <w:rPr>
-                <w:rFonts w:ascii="Arial Narrow" w:hAnsi="Arial Narrow"/>
-                <w:b/>
-                <w:bCs/>
-                <w:sz w:val="24"/>
-                <w:szCs w:val="24"/>
-                <w:lang w:bidi="ar-JO"/>
-              </w:rPr>
-            </w:pPr>
-          </w:p>
-          <w:p>
-            <w:pPr>
-              <w:pStyle w:val="ListParagraph"/>
-              <w:numPr>
-                <w:ilvl w:val="0"/>
-                <w:numId w:val="34"/>
-              </w:numPr>
-              <w:rPr>
-                <w:rFonts w:ascii="Arial Narrow" w:hAnsi="Arial Narrow"/>
-                <w:b/>
-                <w:bCs/>
-                <w:sz w:val="24"/>
-                <w:szCs w:val="24"/>
-                <w:lang w:bidi="ar-JO"/>
-              </w:rPr>
-            </w:pPr>
-            <w:r>
-              <w:rPr>
-                <w:rFonts w:ascii="Arial Narrow" w:hAnsi="Arial Narrow"/>
-                <w:b/>
-                <w:bCs/>
-                <w:sz w:val="24"/>
-                <w:szCs w:val="24"/>
-                <w:lang w:bidi="ar-JO"/>
-              </w:rPr>
-              <w:t xml:space="preserve">The system can be very complex with too many variables to consider. The description doesn’t show how it will give the recommendation to different people. You </w:t>
-            </w:r>
-            <w:proofErr w:type="gramStart"/>
-            <w:r>
-              <w:rPr>
-                <w:rFonts w:ascii="Arial Narrow" w:hAnsi="Arial Narrow"/>
-                <w:b/>
-                <w:bCs/>
-                <w:sz w:val="24"/>
-                <w:szCs w:val="24"/>
-                <w:lang w:bidi="ar-JO"/>
-              </w:rPr>
-              <w:t>have to</w:t>
-            </w:r>
-            <w:proofErr w:type="gramEnd"/>
-            <w:r>
-              <w:rPr>
-                <w:rFonts w:ascii="Arial Narrow" w:hAnsi="Arial Narrow"/>
-                <w:b/>
-                <w:bCs/>
-                <w:sz w:val="24"/>
-                <w:szCs w:val="24"/>
-                <w:lang w:bidi="ar-JO"/>
-              </w:rPr>
-              <w:t xml:space="preserve"> describe the suggested Algorithm and show a list of the services included.</w:t>
-            </w:r>
-          </w:p>
-          <w:p>
-            <w:pPr>
-              <w:pStyle w:val="ListParagraph"/>
-              <w:numPr>
-                <w:ilvl w:val="0"/>
-                <w:numId w:val="34"/>
-              </w:numPr>
-              <w:rPr>
-                <w:rFonts w:ascii="Arial Narrow" w:hAnsi="Arial Narrow"/>
-                <w:b/>
-                <w:bCs/>
-                <w:sz w:val="24"/>
-                <w:szCs w:val="24"/>
-                <w:lang w:bidi="ar-JO"/>
-              </w:rPr>
-            </w:pPr>
-            <w:r>
-              <w:rPr>
-                <w:rFonts w:ascii="Arial Narrow" w:hAnsi="Arial Narrow"/>
-                <w:b/>
-                <w:bCs/>
-                <w:sz w:val="24"/>
-                <w:szCs w:val="24"/>
-                <w:lang w:bidi="ar-JO"/>
-              </w:rPr>
-              <w:t xml:space="preserve">Add reference </w:t>
-            </w:r>
-          </w:p>
-          <w:p>
-            <w:pPr>
-              <w:rPr>
-                <w:rFonts w:ascii="Arial Narrow" w:hAnsi="Arial Narrow"/>
-                <w:b/>
-                <w:bCs/>
-                <w:sz w:val="24"/>
-                <w:szCs w:val="24"/>
-                <w:lang w:bidi="ar-JO"/>
-              </w:rPr>
-            </w:pPr>
-          </w:p>
-          <w:p>
-            <w:pPr>
-              <w:rPr>
-                <w:rFonts w:ascii="Arial Narrow" w:hAnsi="Arial Narrow"/>
-                <w:b/>
-                <w:bCs/>
-                <w:sz w:val="24"/>
-                <w:szCs w:val="24"/>
-                <w:lang w:bidi="ar-JO"/>
-              </w:rPr>
-            </w:pPr>
-          </w:p>
-          <w:p>
-            <w:pPr>
-              <w:rPr>
-                <w:rFonts w:ascii="Arial Narrow" w:hAnsi="Arial Narrow"/>
-                <w:b/>
-                <w:bCs/>
-                <w:sz w:val="24"/>
-                <w:szCs w:val="24"/>
-                <w:lang w:bidi="ar-JO"/>
-              </w:rPr>
-            </w:pPr>
-          </w:p>
-          <w:p>
-            <w:pPr>
-              <w:rPr>
-                <w:rFonts w:ascii="Arial Narrow" w:hAnsi="Arial Narrow"/>
-                <w:b/>
-                <w:bCs/>
-                <w:sz w:val="24"/>
-                <w:szCs w:val="24"/>
-                <w:lang w:bidi="ar-JO"/>
-              </w:rPr>
-            </w:pPr>
-          </w:p>
-        </w:tc>
-        <w:tc>
-          <w:tcPr>
-            <w:tcW w:w="2376" w:type="dxa"/>
-            <w:vAlign w:val="center"/>
-          </w:tcPr>
-          <w:p>
-            <w:pPr>
-              <w:rPr>
-                <w:rFonts w:ascii="Arial Narrow" w:hAnsi="Arial Narrow"/>
-                <w:sz w:val="24"/>
-                <w:szCs w:val="24"/>
-                <w:lang w:bidi="ar-JO"/>
-              </w:rPr>
-            </w:pPr>
-            <w:sdt>
-              <w:sdtPr>
-                <w:rPr>
-                  <w:rFonts w:ascii="Arial Narrow" w:hAnsi="Arial Narrow"/>
-                  <w:sz w:val="24"/>
-                  <w:szCs w:val="24"/>
-                  <w:lang w:bidi="ar-JO"/>
-                </w:rPr>
-                <w:id w:val="-822355493"/>
-              </w:sdtPr>
-              <w:sdtContent>
-                <w:r>
-                  <w:rPr>
-                    <w:rFonts w:ascii="Segoe UI Symbol" w:eastAsia="MS Gothic" w:hAnsi="Segoe UI Symbol" w:cs="Segoe UI Symbol"/>
-                    <w:sz w:val="24"/>
-                    <w:szCs w:val="24"/>
-                    <w:lang w:bidi="ar-JO"/>
-                  </w:rPr>
-                  <w:t xml:space="preserve">☐  </w:t>
-                </w:r>
-              </w:sdtContent>
-            </w:sdt>
-            <w:r>
-              <w:rPr>
-                <w:rFonts w:ascii="Arial Narrow" w:hAnsi="Arial Narrow"/>
-                <w:sz w:val="24"/>
-                <w:szCs w:val="24"/>
-                <w:lang w:bidi="ar-JO"/>
-              </w:rPr>
-              <w:t>Approved</w:t>
-            </w:r>
-          </w:p>
-          <w:p>
-            <w:pPr>
-              <w:rPr>
-                <w:rFonts w:ascii="Arial Narrow" w:hAnsi="Arial Narrow"/>
-                <w:sz w:val="24"/>
-                <w:szCs w:val="24"/>
-                <w:lang w:bidi="ar-JO"/>
-              </w:rPr>
-            </w:pPr>
-            <w:r>
-              <w:rPr>
-                <w:rFonts w:ascii="Arial Narrow" w:hAnsi="Arial Narrow"/>
-                <w:sz w:val="24"/>
-                <w:szCs w:val="24"/>
-                <w:lang w:bidi="ar-JO"/>
-              </w:rPr>
-              <w:br/>
-            </w:r>
-            <w:sdt>
-              <w:sdtPr>
-                <w:rPr>
-                  <w:rFonts w:ascii="Arial Narrow" w:hAnsi="Arial Narrow"/>
-                  <w:sz w:val="24"/>
-                  <w:szCs w:val="24"/>
-                  <w:lang w:bidi="ar-JO"/>
-                </w:rPr>
-                <w:id w:val="173158673"/>
-              </w:sdtPr>
-              <w:sdtContent>
-                <w:r>
-                  <w:rPr>
-                    <w:rFonts w:ascii="Segoe UI Symbol" w:eastAsia="MS Gothic" w:hAnsi="Segoe UI Symbol" w:cs="Segoe UI Symbol"/>
-                    <w:sz w:val="24"/>
-                    <w:szCs w:val="24"/>
-                    <w:lang w:bidi="ar-JO"/>
-                  </w:rPr>
-                  <w:t xml:space="preserve">☐  </w:t>
-                </w:r>
-              </w:sdtContent>
-            </w:sdt>
-            <w:r>
-              <w:rPr>
-                <w:rFonts w:ascii="Arial Narrow" w:hAnsi="Arial Narrow"/>
-                <w:sz w:val="24"/>
-                <w:szCs w:val="24"/>
-                <w:lang w:bidi="ar-JO"/>
-              </w:rPr>
-              <w:t>Approved, with</w:t>
-            </w:r>
-            <w:r>
-              <w:rPr>
-                <w:rFonts w:ascii="Arial Narrow" w:hAnsi="Arial Narrow"/>
-                <w:sz w:val="24"/>
-                <w:szCs w:val="24"/>
-                <w:lang w:bidi="ar-JO"/>
-              </w:rPr>
-              <w:br/>
-              <w:t xml:space="preserve">     </w:t>
-            </w:r>
-            <w:r>
-              <w:rPr>
-                <w:rFonts w:ascii="Arial Narrow" w:hAnsi="Arial Narrow"/>
-                <w:sz w:val="24"/>
-                <w:szCs w:val="24"/>
-                <w:lang w:bidi="ar-JO"/>
-              </w:rPr>
-              <w:t xml:space="preserve"> </w:t>
-            </w:r>
-            <w:r>
-              <w:rPr>
-                <w:rFonts w:ascii="Arial Narrow" w:hAnsi="Arial Narrow"/>
-                <w:b/>
-                <w:bCs/>
-                <w:sz w:val="24"/>
-                <w:szCs w:val="24"/>
-                <w:u w:val="single"/>
-                <w:lang w:bidi="ar-JO"/>
-              </w:rPr>
-              <w:t>minor</w:t>
-            </w:r>
-            <w:r>
-              <w:rPr>
-                <w:rFonts w:ascii="Arial Narrow" w:hAnsi="Arial Narrow"/>
-                <w:sz w:val="24"/>
-                <w:szCs w:val="24"/>
-                <w:lang w:bidi="ar-JO"/>
-              </w:rPr>
-              <w:t xml:space="preserve"> </w:t>
-            </w:r>
-            <w:r>
-              <w:rPr>
-                <w:rFonts w:ascii="Arial Narrow" w:hAnsi="Arial Narrow"/>
-                <w:sz w:val="24"/>
-                <w:szCs w:val="24"/>
-                <w:lang w:bidi="ar-JO"/>
-              </w:rPr>
-              <w:t>m</w:t>
-            </w:r>
-            <w:r>
-              <w:rPr>
-                <w:rFonts w:ascii="Arial Narrow" w:hAnsi="Arial Narrow"/>
-                <w:sz w:val="24"/>
-                <w:szCs w:val="24"/>
-                <w:lang w:bidi="ar-JO"/>
-              </w:rPr>
-              <w:t>odifications</w:t>
-            </w:r>
-          </w:p>
-          <w:p>
-            <w:pPr>
-              <w:rPr>
-                <w:rFonts w:ascii="Arial Narrow" w:hAnsi="Arial Narrow"/>
-                <w:sz w:val="24"/>
-                <w:szCs w:val="24"/>
-                <w:lang w:bidi="ar-JO"/>
-              </w:rPr>
-            </w:pPr>
-            <w:r>
-              <w:rPr>
-                <w:rFonts w:ascii="Arial Narrow" w:hAnsi="Arial Narrow"/>
-                <w:sz w:val="24"/>
-                <w:szCs w:val="24"/>
-                <w:lang w:bidi="ar-JO"/>
-              </w:rPr>
-              <w:br/>
-            </w:r>
-            <w:sdt>
-              <w:sdtPr>
-                <w:rPr>
-                  <w:rFonts w:ascii="Arial Narrow" w:hAnsi="Arial Narrow"/>
-                  <w:sz w:val="24"/>
-                  <w:szCs w:val="24"/>
-                  <w:lang w:bidi="ar-JO"/>
-                </w:rPr>
-                <w:id w:val="-1322115989"/>
-              </w:sdtPr>
-              <w:sdtContent>
-                <w:r>
-                  <w:rPr>
-                    <w:rFonts w:ascii="Segoe UI Symbol" w:eastAsia="MS Gothic" w:hAnsi="Segoe UI Symbol" w:cs="Segoe UI Symbol"/>
-                    <w:sz w:val="24"/>
-                    <w:szCs w:val="24"/>
-                    <w:lang w:bidi="ar-JO"/>
-                  </w:rPr>
-                  <w:t xml:space="preserve">☐  </w:t>
-                </w:r>
-              </w:sdtContent>
-            </w:sdt>
-            <w:r>
-              <w:rPr>
-                <w:rFonts w:ascii="Arial Narrow" w:hAnsi="Arial Narrow"/>
-                <w:sz w:val="24"/>
-                <w:szCs w:val="24"/>
-                <w:lang w:bidi="ar-JO"/>
-              </w:rPr>
-              <w:t xml:space="preserve"> Approved, with</w:t>
-            </w:r>
-            <w:r>
-              <w:rPr>
-                <w:rFonts w:ascii="Arial Narrow" w:hAnsi="Arial Narrow"/>
-                <w:color w:val="EE0000"/>
-                <w:sz w:val="24"/>
-                <w:szCs w:val="24"/>
-                <w:lang w:bidi="ar-JO"/>
-              </w:rPr>
-              <w:br/>
-              <w:t xml:space="preserve">      </w:t>
-            </w:r>
-            <w:r>
-              <w:rPr>
-                <w:rFonts w:ascii="Arial Narrow" w:hAnsi="Arial Narrow"/>
-                <w:b/>
-                <w:bCs/>
-                <w:color w:val="EE0000"/>
-                <w:sz w:val="24"/>
-                <w:szCs w:val="24"/>
-                <w:u w:val="single"/>
-                <w:lang w:bidi="ar-JO"/>
-              </w:rPr>
-              <w:t>major</w:t>
-            </w:r>
-            <w:r>
-              <w:rPr>
-                <w:rFonts w:ascii="Arial Narrow" w:hAnsi="Arial Narrow"/>
-                <w:color w:val="EE0000"/>
-                <w:sz w:val="24"/>
-                <w:szCs w:val="24"/>
-                <w:lang w:bidi="ar-JO"/>
-              </w:rPr>
-              <w:t xml:space="preserve"> modi</w:t>
-            </w:r>
-            <w:r>
-              <w:rPr>
-                <w:rFonts w:ascii="Arial Narrow" w:hAnsi="Arial Narrow"/>
-                <w:sz w:val="24"/>
-                <w:szCs w:val="24"/>
-                <w:lang w:bidi="ar-JO"/>
-              </w:rPr>
-              <w:t>fications</w:t>
-            </w:r>
-          </w:p>
-          <w:p>
-            <w:pPr>
-              <w:rPr>
-                <w:rFonts w:ascii="Arial Narrow" w:hAnsi="Arial Narrow"/>
-                <w:sz w:val="24"/>
-                <w:szCs w:val="24"/>
-                <w:lang w:bidi="ar-JO"/>
-              </w:rPr>
-            </w:pPr>
-          </w:p>
-          <w:p>
-            <w:pPr>
-              <w:rPr>
-                <w:rFonts w:ascii="Arial Narrow" w:hAnsi="Arial Narrow"/>
-                <w:b/>
-                <w:bCs/>
-                <w:sz w:val="24"/>
-                <w:szCs w:val="24"/>
-                <w:lang w:bidi="ar-JO"/>
-              </w:rPr>
-            </w:pPr>
-            <w:sdt>
-              <w:sdtPr>
-                <w:rPr>
-                  <w:rFonts w:ascii="Arial Narrow" w:hAnsi="Arial Narrow"/>
-                  <w:sz w:val="24"/>
-                  <w:szCs w:val="24"/>
-                  <w:lang w:bidi="ar-JO"/>
-                </w:rPr>
-                <w:id w:val="-1897424729"/>
-              </w:sdtPr>
-              <w:sdtContent>
-                <w:r>
-                  <w:rPr>
-                    <w:rFonts w:ascii="Segoe UI Symbol" w:eastAsia="MS Gothic" w:hAnsi="Segoe UI Symbol" w:cs="Segoe UI Symbol"/>
-                    <w:sz w:val="24"/>
-                    <w:szCs w:val="24"/>
-                    <w:lang w:bidi="ar-JO"/>
-                  </w:rPr>
-                  <w:t xml:space="preserve">☐  </w:t>
-                </w:r>
-              </w:sdtContent>
-            </w:sdt>
-            <w:r>
-              <w:rPr>
-                <w:rFonts w:ascii="Arial Narrow" w:hAnsi="Arial Narrow"/>
-                <w:b/>
-                <w:bCs/>
-                <w:sz w:val="24"/>
-                <w:szCs w:val="24"/>
-                <w:lang w:bidi="ar-JO"/>
-              </w:rPr>
-              <w:t>Rejected</w:t>
-            </w:r>
-            <w:r>
-              <w:rPr>
-                <w:rFonts w:ascii="Arial Narrow" w:hAnsi="Arial Narrow"/>
-                <w:sz w:val="24"/>
-                <w:szCs w:val="24"/>
-                <w:lang w:bidi="ar-JO"/>
-              </w:rPr>
-              <w:t xml:space="preserve">, submit </w:t>
-            </w:r>
-            <w:r>
-              <w:rPr>
-                <w:rFonts w:ascii="Arial Narrow" w:hAnsi="Arial Narrow"/>
-                <w:sz w:val="24"/>
-                <w:szCs w:val="24"/>
-                <w:lang w:bidi="ar-JO"/>
-              </w:rPr>
-              <w:br/>
-              <w:t xml:space="preserve">      </w:t>
-            </w:r>
-            <w:r>
-              <w:rPr>
-                <w:rFonts w:ascii="Arial Narrow" w:hAnsi="Arial Narrow"/>
-                <w:sz w:val="24"/>
-                <w:szCs w:val="24"/>
-                <w:lang w:bidi="ar-JO"/>
-              </w:rPr>
-              <w:t>new project idea.</w:t>
-            </w:r>
-          </w:p>
-        </w:tc>
-      </w:tr>
-      <w:tr>
-        <w:tc>
-          <w:tcPr>
-            <w:tcW w:w="971" w:type="dxa"/>
-            <w:vAlign w:val="center"/>
-          </w:tcPr>
-          <w:p>
-            <w:pPr>
-              <w:jc w:val="center"/>
-              <w:rPr>
-                <w:rFonts w:ascii="Arial Narrow" w:hAnsi="Arial Narrow"/>
-                <w:b/>
-                <w:bCs/>
-                <w:sz w:val="24"/>
-                <w:szCs w:val="24"/>
-                <w:lang w:bidi="ar-JO"/>
-              </w:rPr>
-            </w:pPr>
-            <w:r>
-              <w:rPr>
-                <w:rFonts w:ascii="Arial Narrow" w:hAnsi="Arial Narrow"/>
-                <w:b/>
-                <w:bCs/>
-                <w:sz w:val="24"/>
-                <w:szCs w:val="24"/>
-                <w:lang w:bidi="ar-JO"/>
-              </w:rPr>
-              <w:t>Member</w:t>
-            </w:r>
-            <w:r>
-              <w:rPr>
-                <w:rFonts w:ascii="Arial Narrow" w:hAnsi="Arial Narrow"/>
-                <w:b/>
-                <w:bCs/>
-                <w:sz w:val="24"/>
-                <w:szCs w:val="24"/>
-                <w:lang w:bidi="ar-JO"/>
-              </w:rPr>
-              <w:br/>
-              <w:t>II</w:t>
-            </w:r>
-          </w:p>
-        </w:tc>
-        <w:tc>
-          <w:tcPr>
-            <w:tcW w:w="6508" w:type="dxa"/>
-          </w:tcPr>
-          <w:p>
-            <w:pPr>
-              <w:rPr>
-                <w:rFonts w:ascii="Arial Narrow" w:hAnsi="Arial Narrow"/>
-                <w:b/>
-                <w:bCs/>
-                <w:sz w:val="24"/>
-                <w:szCs w:val="24"/>
-                <w:lang w:bidi="ar-JO"/>
-              </w:rPr>
-            </w:pPr>
-          </w:p>
-          <w:p>
-            <w:pPr>
-              <w:rPr>
-                <w:rFonts w:ascii="Arial Narrow" w:hAnsi="Arial Narrow"/>
-                <w:b/>
-                <w:bCs/>
-                <w:sz w:val="24"/>
-                <w:szCs w:val="24"/>
-                <w:lang w:bidi="ar-JO"/>
-              </w:rPr>
-            </w:pPr>
-          </w:p>
-          <w:p>
-            <w:pPr>
-              <w:pStyle w:val="ListParagraph"/>
-              <w:numPr>
-                <w:ilvl w:val="0"/>
-                <w:numId w:val="35"/>
-              </w:numPr>
-              <w:rPr>
-                <w:rFonts w:ascii="Arial Narrow" w:hAnsi="Arial Narrow"/>
-                <w:b/>
-                <w:bCs/>
-                <w:sz w:val="24"/>
-                <w:szCs w:val="24"/>
-                <w:lang w:bidi="ar-JO"/>
-              </w:rPr>
-            </w:pPr>
-            <w:r>
-              <w:rPr>
-                <w:rFonts w:ascii="Arial Narrow" w:hAnsi="Arial Narrow"/>
-                <w:b/>
-                <w:bCs/>
-                <w:sz w:val="24"/>
-                <w:szCs w:val="24"/>
-                <w:lang w:bidi="ar-JO"/>
-              </w:rPr>
-              <w:t xml:space="preserve">The project description is so general. What </w:t>
-            </w:r>
-            <w:r>
-              <w:rPr>
-                <w:rFonts w:ascii="Arial Narrow" w:hAnsi="Arial Narrow"/>
-                <w:b/>
-                <w:bCs/>
-                <w:sz w:val="24"/>
-                <w:szCs w:val="24"/>
-                <w:lang w:bidi="ar-JO"/>
-              </w:rPr>
-              <w:t>are the specific inputs the app will take? How these inputs will be entered?</w:t>
-            </w:r>
-          </w:p>
-          <w:p>
-            <w:pPr>
-              <w:pStyle w:val="ListParagraph"/>
-              <w:numPr>
-                <w:ilvl w:val="0"/>
-                <w:numId w:val="35"/>
-              </w:numPr>
-              <w:rPr>
-                <w:rFonts w:ascii="Arial Narrow" w:hAnsi="Arial Narrow"/>
-                <w:b/>
-                <w:bCs/>
-                <w:sz w:val="24"/>
-                <w:szCs w:val="24"/>
-                <w:lang w:bidi="ar-JO"/>
-              </w:rPr>
-            </w:pPr>
-            <w:r>
-              <w:rPr>
-                <w:rFonts w:ascii="Arial Narrow" w:hAnsi="Arial Narrow"/>
-                <w:b/>
-                <w:bCs/>
-                <w:sz w:val="24"/>
-                <w:szCs w:val="24"/>
-                <w:lang w:bidi="ar-JO"/>
-              </w:rPr>
-              <w:t>What type of advice will be provided? And how will AI be integrated?</w:t>
-            </w:r>
-          </w:p>
-          <w:p>
-            <w:pPr>
-              <w:pStyle w:val="ListParagraph"/>
-              <w:numPr>
-                <w:ilvl w:val="0"/>
-                <w:numId w:val="35"/>
-              </w:numPr>
-              <w:rPr>
-                <w:rFonts w:ascii="Arial Narrow" w:hAnsi="Arial Narrow"/>
-                <w:b/>
-                <w:bCs/>
-                <w:sz w:val="24"/>
-                <w:szCs w:val="24"/>
-                <w:lang w:bidi="ar-JO"/>
-              </w:rPr>
-            </w:pPr>
-            <w:r>
-              <w:rPr>
-                <w:rFonts w:ascii="Arial Narrow" w:hAnsi="Arial Narrow"/>
-                <w:b/>
-                <w:bCs/>
-                <w:sz w:val="24"/>
-                <w:szCs w:val="24"/>
-                <w:lang w:bidi="ar-JO"/>
-              </w:rPr>
-              <w:t xml:space="preserve">Provide an overview of similar </w:t>
-            </w:r>
-            <w:r>
-              <w:rPr>
-                <w:rFonts w:ascii="Arial Narrow" w:hAnsi="Arial Narrow"/>
-                <w:b/>
-                <w:bCs/>
-                <w:sz w:val="24"/>
-                <w:szCs w:val="24"/>
-                <w:lang w:bidi="ar-JO"/>
-              </w:rPr>
-              <w:t>applications and how your application compare</w:t>
-            </w:r>
-            <w:r>
-              <w:rPr>
-                <w:rFonts w:ascii="Arial Narrow" w:hAnsi="Arial Narrow"/>
-                <w:b/>
-                <w:bCs/>
-                <w:sz w:val="24"/>
-                <w:szCs w:val="24"/>
-                <w:lang w:bidi="ar-JO"/>
-              </w:rPr>
-              <w:t>s</w:t>
-            </w:r>
-            <w:r>
-              <w:rPr>
-                <w:rFonts w:ascii="Arial Narrow" w:hAnsi="Arial Narrow"/>
-                <w:b/>
-                <w:bCs/>
-                <w:sz w:val="24"/>
-                <w:szCs w:val="24"/>
-                <w:lang w:bidi="ar-JO"/>
-              </w:rPr>
-              <w:t xml:space="preserve"> to them.</w:t>
-            </w:r>
-          </w:p>
-          <w:p>
-            <w:pPr>
-              <w:rPr>
-                <w:rFonts w:ascii="Arial Narrow" w:hAnsi="Arial Narrow"/>
-                <w:b/>
-                <w:bCs/>
-                <w:sz w:val="24"/>
-                <w:szCs w:val="24"/>
-                <w:lang w:bidi="ar-JO"/>
-              </w:rPr>
-            </w:pPr>
-          </w:p>
-          <w:p>
-            <w:pPr>
-              <w:rPr>
-                <w:rFonts w:ascii="Arial Narrow" w:hAnsi="Arial Narrow"/>
-                <w:b/>
-                <w:bCs/>
-                <w:sz w:val="24"/>
-                <w:szCs w:val="24"/>
-                <w:lang w:bidi="ar-JO"/>
-              </w:rPr>
-            </w:pPr>
-          </w:p>
-          <w:p>
-            <w:pPr>
-              <w:rPr>
-                <w:rFonts w:ascii="Arial Narrow" w:hAnsi="Arial Narrow"/>
-                <w:b/>
-                <w:bCs/>
-                <w:sz w:val="24"/>
-                <w:szCs w:val="24"/>
-                <w:lang w:bidi="ar-JO"/>
-              </w:rPr>
-            </w:pPr>
-          </w:p>
-          <w:p>
-            <w:pPr>
-              <w:rPr>
-                <w:rFonts w:ascii="Arial Narrow" w:hAnsi="Arial Narrow"/>
-                <w:b/>
-                <w:bCs/>
-                <w:sz w:val="24"/>
-                <w:szCs w:val="24"/>
-                <w:lang w:bidi="ar-JO"/>
-              </w:rPr>
-            </w:pPr>
-          </w:p>
-          <w:p>
-            <w:pPr>
-              <w:rPr>
-                <w:rFonts w:ascii="Arial Narrow" w:hAnsi="Arial Narrow"/>
-                <w:b/>
-                <w:bCs/>
-                <w:sz w:val="24"/>
-                <w:szCs w:val="24"/>
-                <w:lang w:bidi="ar-JO"/>
-              </w:rPr>
-            </w:pPr>
-          </w:p>
-          <w:p>
-            <w:pPr>
-              <w:rPr>
-                <w:rFonts w:ascii="Arial Narrow" w:hAnsi="Arial Narrow"/>
-                <w:b/>
-                <w:bCs/>
-                <w:sz w:val="24"/>
-                <w:szCs w:val="24"/>
-                <w:lang w:bidi="ar-JO"/>
-              </w:rPr>
-            </w:pPr>
-          </w:p>
-          <w:p>
-            <w:pPr>
-              <w:rPr>
-                <w:rFonts w:ascii="Arial Narrow" w:hAnsi="Arial Narrow"/>
-                <w:b/>
-                <w:bCs/>
-                <w:sz w:val="24"/>
-                <w:szCs w:val="24"/>
-                <w:lang w:bidi="ar-JO"/>
-              </w:rPr>
-            </w:pPr>
-          </w:p>
-          <w:p>
-            <w:pPr>
-              <w:rPr>
-                <w:rFonts w:ascii="Arial Narrow" w:hAnsi="Arial Narrow"/>
-                <w:b/>
-                <w:bCs/>
-                <w:sz w:val="24"/>
-                <w:szCs w:val="24"/>
-                <w:lang w:bidi="ar-JO"/>
-              </w:rPr>
-            </w:pPr>
-          </w:p>
-          <w:p>
-            <w:pPr>
-              <w:rPr>
-                <w:rFonts w:ascii="Arial Narrow" w:hAnsi="Arial Narrow"/>
-                <w:b/>
-                <w:bCs/>
-                <w:sz w:val="24"/>
-                <w:szCs w:val="24"/>
-                <w:lang w:bidi="ar-JO"/>
-              </w:rPr>
-            </w:pPr>
-          </w:p>
-          <w:p>
-            <w:pPr>
-              <w:rPr>
-                <w:rFonts w:ascii="Arial Narrow" w:hAnsi="Arial Narrow"/>
-                <w:b/>
-                <w:bCs/>
-                <w:sz w:val="24"/>
-                <w:szCs w:val="24"/>
-                <w:lang w:bidi="ar-JO"/>
-              </w:rPr>
-            </w:pPr>
-          </w:p>
-          <w:p>
-            <w:pPr>
-              <w:rPr>
-                <w:rFonts w:ascii="Arial Narrow" w:hAnsi="Arial Narrow"/>
-                <w:b/>
-                <w:bCs/>
-                <w:sz w:val="24"/>
-                <w:szCs w:val="24"/>
-                <w:lang w:bidi="ar-JO"/>
-              </w:rPr>
-            </w:pPr>
-          </w:p>
-          <w:p>
-            <w:pPr>
-              <w:rPr>
-                <w:rFonts w:ascii="Arial Narrow" w:hAnsi="Arial Narrow"/>
-                <w:b/>
-                <w:bCs/>
-                <w:sz w:val="24"/>
-                <w:szCs w:val="24"/>
-                <w:lang w:bidi="ar-JO"/>
-              </w:rPr>
-            </w:pPr>
-          </w:p>
-        </w:tc>
-        <w:tc>
-          <w:tcPr>
-            <w:tcW w:w="2376" w:type="dxa"/>
-            <w:vAlign w:val="center"/>
-          </w:tcPr>
-          <w:p>
-            <w:pPr>
-              <w:rPr>
-                <w:rFonts w:ascii="Arial Narrow" w:hAnsi="Arial Narrow"/>
-                <w:sz w:val="24"/>
-                <w:szCs w:val="24"/>
-                <w:lang w:bidi="ar-JO"/>
-              </w:rPr>
-            </w:pPr>
-            <w:sdt>
-              <w:sdtPr>
-                <w:rPr>
-                  <w:rFonts w:ascii="Arial Narrow" w:hAnsi="Arial Narrow"/>
-                  <w:sz w:val="24"/>
-                  <w:szCs w:val="24"/>
-                  <w:lang w:bidi="ar-JO"/>
-                </w:rPr>
-                <w:id w:val="-310095473"/>
-              </w:sdtPr>
-              <w:sdtContent>
-                <w:r>
-                  <w:rPr>
-                    <w:rFonts w:ascii="Segoe UI Symbol" w:eastAsia="MS Gothic" w:hAnsi="Segoe UI Symbol" w:cs="Segoe UI Symbol"/>
-                    <w:sz w:val="24"/>
-                    <w:szCs w:val="24"/>
-                    <w:lang w:bidi="ar-JO"/>
-                  </w:rPr>
-                  <w:t xml:space="preserve">☐  </w:t>
-                </w:r>
-              </w:sdtContent>
-            </w:sdt>
-            <w:r>
-              <w:rPr>
-                <w:rFonts w:ascii="Arial Narrow" w:hAnsi="Arial Narrow"/>
-                <w:sz w:val="24"/>
-                <w:szCs w:val="24"/>
-                <w:lang w:bidi="ar-JO"/>
-              </w:rPr>
-              <w:t>Approved</w:t>
-            </w:r>
-          </w:p>
-          <w:p>
-            <w:pPr>
-              <w:rPr>
-                <w:rFonts w:ascii="Arial Narrow" w:hAnsi="Arial Narrow"/>
-                <w:sz w:val="24"/>
-                <w:szCs w:val="24"/>
-                <w:lang w:bidi="ar-JO"/>
-              </w:rPr>
-            </w:pPr>
-            <w:r>
-              <w:rPr>
-                <w:rFonts w:ascii="Arial Narrow" w:hAnsi="Arial Narrow"/>
-                <w:sz w:val="24"/>
-                <w:szCs w:val="24"/>
-                <w:lang w:bidi="ar-JO"/>
-              </w:rPr>
-              <w:br/>
-            </w:r>
-            <w:sdt>
-              <w:sdtPr>
-                <w:rPr>
-                  <w:rFonts w:ascii="Arial Narrow" w:hAnsi="Arial Narrow"/>
-                  <w:sz w:val="24"/>
-                  <w:szCs w:val="24"/>
-                  <w:lang w:bidi="ar-JO"/>
-                </w:rPr>
-                <w:id w:val="732827769"/>
-              </w:sdtPr>
-              <w:sdtContent>
-                <w:r>
-                  <w:rPr>
-                    <w:rFonts w:ascii="Segoe UI Symbol" w:eastAsia="MS Gothic" w:hAnsi="Segoe UI Symbol" w:cs="Segoe UI Symbol"/>
-                    <w:sz w:val="24"/>
-                    <w:szCs w:val="24"/>
-                    <w:lang w:bidi="ar-JO"/>
-                  </w:rPr>
-                  <w:t xml:space="preserve">☐  </w:t>
-                </w:r>
-              </w:sdtContent>
-            </w:sdt>
-            <w:r>
-              <w:rPr>
-                <w:rFonts w:ascii="Arial Narrow" w:hAnsi="Arial Narrow"/>
-                <w:sz w:val="24"/>
-                <w:szCs w:val="24"/>
-                <w:lang w:bidi="ar-JO"/>
-              </w:rPr>
-              <w:t>Approved, with</w:t>
-            </w:r>
-            <w:r>
-              <w:rPr>
-                <w:rFonts w:ascii="Arial Narrow" w:hAnsi="Arial Narrow"/>
-                <w:sz w:val="24"/>
-                <w:szCs w:val="24"/>
-                <w:lang w:bidi="ar-JO"/>
-              </w:rPr>
-              <w:br/>
-              <w:t xml:space="preserve">     </w:t>
-            </w:r>
-            <w:r>
-              <w:rPr>
-                <w:rFonts w:ascii="Arial Narrow" w:hAnsi="Arial Narrow"/>
-                <w:sz w:val="24"/>
-                <w:szCs w:val="24"/>
-                <w:lang w:bidi="ar-JO"/>
-              </w:rPr>
-              <w:t xml:space="preserve"> </w:t>
-            </w:r>
-            <w:r>
-              <w:rPr>
-                <w:rFonts w:ascii="Arial Narrow" w:hAnsi="Arial Narrow"/>
-                <w:b/>
-                <w:bCs/>
-                <w:sz w:val="24"/>
-                <w:szCs w:val="24"/>
-                <w:u w:val="single"/>
-                <w:lang w:bidi="ar-JO"/>
-              </w:rPr>
-              <w:t>minor</w:t>
-            </w:r>
-            <w:r>
-              <w:rPr>
-                <w:rFonts w:ascii="Arial Narrow" w:hAnsi="Arial Narrow"/>
-                <w:sz w:val="24"/>
-                <w:szCs w:val="24"/>
-                <w:lang w:bidi="ar-JO"/>
-              </w:rPr>
-              <w:t xml:space="preserve"> </w:t>
-            </w:r>
-            <w:r>
-              <w:rPr>
-                <w:rFonts w:ascii="Arial Narrow" w:hAnsi="Arial Narrow"/>
-                <w:sz w:val="24"/>
-                <w:szCs w:val="24"/>
-                <w:lang w:bidi="ar-JO"/>
-              </w:rPr>
-              <w:t>m</w:t>
-            </w:r>
-            <w:r>
-              <w:rPr>
-                <w:rFonts w:ascii="Arial Narrow" w:hAnsi="Arial Narrow"/>
-                <w:sz w:val="24"/>
-                <w:szCs w:val="24"/>
-                <w:lang w:bidi="ar-JO"/>
-              </w:rPr>
-              <w:t>odifications</w:t>
-            </w:r>
-          </w:p>
-          <w:p>
-            <w:pPr>
-              <w:rPr>
-                <w:rFonts w:ascii="Arial Narrow" w:hAnsi="Arial Narrow"/>
-                <w:sz w:val="24"/>
-                <w:szCs w:val="24"/>
-                <w:lang w:bidi="ar-JO"/>
-              </w:rPr>
-            </w:pPr>
-            <w:r>
-              <w:rPr>
-                <w:rFonts w:ascii="Arial Narrow" w:hAnsi="Arial Narrow"/>
-                <w:sz w:val="24"/>
-                <w:szCs w:val="24"/>
-                <w:lang w:bidi="ar-JO"/>
-              </w:rPr>
-              <w:br/>
-            </w:r>
-            <w:sdt>
-              <w:sdtPr>
-                <w:rPr>
-                  <w:rFonts w:ascii="Arial Narrow" w:hAnsi="Arial Narrow"/>
-                  <w:sz w:val="24"/>
-                  <w:szCs w:val="24"/>
-                  <w:lang w:bidi="ar-JO"/>
-                </w:rPr>
-                <w:id w:val="870809805"/>
-              </w:sdtPr>
-              <w:sdtContent>
-                <w:proofErr w:type="gramStart"/>
-                <w:r>
-                  <w:rPr>
-                    <w:rFonts w:ascii="Segoe UI Symbol" w:eastAsia="MS Gothic" w:hAnsi="Segoe UI Symbol" w:cs="Segoe UI Symbol"/>
-                    <w:sz w:val="24"/>
-                    <w:szCs w:val="24"/>
-                    <w:lang w:bidi="ar-JO"/>
-                  </w:rPr>
-                  <w:t xml:space="preserve">☐  </w:t>
-                </w:r>
-                <w:r>
-                  <w:rPr>
-                    <w:rFonts w:ascii="Arial Narrow" w:hAnsi="Arial Narrow"/>
-                    <w:sz w:val="24"/>
-                    <w:szCs w:val="24"/>
-                    <w:highlight w:val="yellow"/>
-                    <w:lang w:bidi="ar-JO"/>
-                  </w:rPr>
-                  <w:t>Approved</w:t>
-                </w:r>
-                <w:proofErr w:type="gramEnd"/>
-                <w:r>
-                  <w:rPr>
-                    <w:rFonts w:ascii="Arial Narrow" w:hAnsi="Arial Narrow"/>
-                    <w:sz w:val="24"/>
-                    <w:szCs w:val="24"/>
-                    <w:highlight w:val="yellow"/>
-                    <w:lang w:bidi="ar-JO"/>
-                  </w:rPr>
-                  <w:t>, with</w:t>
-                </w:r>
-                <w:r>
-                  <w:rPr>
-                    <w:rFonts w:ascii="Arial Narrow" w:hAnsi="Arial Narrow"/>
-                    <w:sz w:val="24"/>
-                    <w:szCs w:val="24"/>
-                    <w:highlight w:val="yellow"/>
-                    <w:lang w:bidi="ar-JO"/>
-                  </w:rPr>
-                  <w:br/>
-                  <w:t xml:space="preserve">      </w:t>
-                </w:r>
-                <w:r>
-                  <w:rPr>
-                    <w:rFonts w:ascii="Arial Narrow" w:hAnsi="Arial Narrow"/>
-                    <w:b/>
-                    <w:bCs/>
-                    <w:sz w:val="24"/>
-                    <w:szCs w:val="24"/>
-                    <w:highlight w:val="yellow"/>
-                    <w:u w:val="single"/>
-                    <w:lang w:bidi="ar-JO"/>
-                  </w:rPr>
-                  <w:t>major</w:t>
-                </w:r>
-                <w:r>
-                  <w:rPr>
-                    <w:rFonts w:ascii="Arial Narrow" w:hAnsi="Arial Narrow"/>
-                    <w:sz w:val="24"/>
-                    <w:szCs w:val="24"/>
-                    <w:highlight w:val="yellow"/>
-                    <w:lang w:bidi="ar-JO"/>
-                  </w:rPr>
-                  <w:t xml:space="preserve"> modifications</w:t>
-                </w:r>
-              </w:sdtContent>
-            </w:sdt>
-          </w:p>
-          <w:p>
-            <w:pPr>
-              <w:rPr>
-                <w:rFonts w:ascii="Arial Narrow" w:hAnsi="Arial Narrow"/>
-                <w:b/>
-                <w:bCs/>
-                <w:sz w:val="24"/>
-                <w:szCs w:val="24"/>
-                <w:lang w:bidi="ar-JO"/>
-              </w:rPr>
-            </w:pPr>
-            <w:r>
-              <w:rPr>
-                <w:rFonts w:ascii="Arial Narrow" w:hAnsi="Arial Narrow"/>
-                <w:sz w:val="24"/>
-                <w:szCs w:val="24"/>
-                <w:lang w:bidi="ar-JO"/>
-              </w:rPr>
-              <w:br/>
-            </w:r>
-            <w:sdt>
-              <w:sdtPr>
-                <w:rPr>
-                  <w:rFonts w:ascii="Arial Narrow" w:hAnsi="Arial Narrow"/>
-                  <w:sz w:val="24"/>
-                  <w:szCs w:val="24"/>
-                  <w:lang w:bidi="ar-JO"/>
-                </w:rPr>
-                <w:id w:val="-1919783660"/>
-              </w:sdtPr>
-              <w:sdtContent>
-                <w:r>
-                  <w:rPr>
-                    <w:rFonts w:ascii="Segoe UI Symbol" w:eastAsia="MS Gothic" w:hAnsi="Segoe UI Symbol" w:cs="Segoe UI Symbol"/>
-                    <w:sz w:val="24"/>
-                    <w:szCs w:val="24"/>
-                    <w:lang w:bidi="ar-JO"/>
-                  </w:rPr>
-                  <w:t xml:space="preserve">☐  </w:t>
-                </w:r>
-              </w:sdtContent>
-            </w:sdt>
-            <w:r>
-              <w:rPr>
-                <w:rFonts w:ascii="Arial Narrow" w:hAnsi="Arial Narrow"/>
-                <w:b/>
-                <w:bCs/>
-                <w:sz w:val="24"/>
-                <w:szCs w:val="24"/>
-                <w:lang w:bidi="ar-JO"/>
-              </w:rPr>
-              <w:t>Rejected</w:t>
-            </w:r>
-            <w:r>
-              <w:rPr>
-                <w:rFonts w:ascii="Arial Narrow" w:hAnsi="Arial Narrow"/>
-                <w:sz w:val="24"/>
-                <w:szCs w:val="24"/>
-                <w:lang w:bidi="ar-JO"/>
-              </w:rPr>
-              <w:t xml:space="preserve">, submit </w:t>
-            </w:r>
-            <w:r>
-              <w:rPr>
-                <w:rFonts w:ascii="Arial Narrow" w:hAnsi="Arial Narrow"/>
-                <w:sz w:val="24"/>
-                <w:szCs w:val="24"/>
-                <w:lang w:bidi="ar-JO"/>
-              </w:rPr>
-              <w:br/>
-              <w:t xml:space="preserve">      </w:t>
-            </w:r>
-            <w:r>
-              <w:rPr>
-                <w:rFonts w:ascii="Arial Narrow" w:hAnsi="Arial Narrow"/>
-                <w:sz w:val="24"/>
-                <w:szCs w:val="24"/>
-                <w:lang w:bidi="ar-JO"/>
-              </w:rPr>
-              <w:t>new project idea.</w:t>
-            </w:r>
-          </w:p>
-        </w:tc>
-      </w:tr>
-    </w:tbl>
-    <w:p>
-      <w:pPr>
-        <w:rPr>
-          <w:rFonts w:ascii="Arial Narrow" w:hAnsi="Arial Narrow"/>
-          <w:sz w:val="24"/>
-          <w:szCs w:val="24"/>
-          <w:rtl/>
-          <w:lang w:bidi="ar-JO"/>
-        </w:rPr>
-      </w:pPr>
     </w:p>
     <w:sectPr>
-      <w:footerReference w:type="default" r:id="rId19"/>
+      <w:footerReference w:type="default" r:id="rId17"/>
       <w:pgSz w:w="11907" w:h="16840" w:code="9"/>
       <w:pgMar w:top="1134" w:right="1134" w:bottom="964" w:left="1134" w:header="720" w:footer="720" w:gutter="0"/>
       <w:cols w:space="720"/>
@@ -9945,6 +3928,95 @@
     </w:lvl>
   </w:abstractNum>
   <w:abstractNum w:abstractNumId="3" w15:restartNumberingAfterBreak="0">
+    <w:nsid w:val="137F251E"/>
+    <w:multiLevelType w:val="hybridMultilevel"/>
+    <w:tmpl w:val="F2A2ED10"/>
+    <w:lvl w:ilvl="0" w:tplc="0020171C">
+      <w:start w:val="1"/>
+      <w:numFmt w:val="decimal"/>
+      <w:lvlText w:val="%1-"/>
+      <w:lvlJc w:val="left"/>
+      <w:pPr>
+        <w:ind w:left="720" w:hanging="360"/>
+      </w:pPr>
+      <w:rPr>
+        <w:rFonts w:hint="default"/>
+      </w:rPr>
+    </w:lvl>
+    <w:lvl w:ilvl="1" w:tplc="04090019" w:tentative="1">
+      <w:start w:val="1"/>
+      <w:numFmt w:val="lowerLetter"/>
+      <w:lvlText w:val="%2."/>
+      <w:lvlJc w:val="left"/>
+      <w:pPr>
+        <w:ind w:left="1440" w:hanging="360"/>
+      </w:pPr>
+    </w:lvl>
+    <w:lvl w:ilvl="2" w:tplc="0409001B" w:tentative="1">
+      <w:start w:val="1"/>
+      <w:numFmt w:val="lowerRoman"/>
+      <w:lvlText w:val="%3."/>
+      <w:lvlJc w:val="right"/>
+      <w:pPr>
+        <w:ind w:left="2160" w:hanging="180"/>
+      </w:pPr>
+    </w:lvl>
+    <w:lvl w:ilvl="3" w:tplc="0409000F" w:tentative="1">
+      <w:start w:val="1"/>
+      <w:numFmt w:val="decimal"/>
+      <w:lvlText w:val="%4."/>
+      <w:lvlJc w:val="left"/>
+      <w:pPr>
+        <w:ind w:left="2880" w:hanging="360"/>
+      </w:pPr>
+    </w:lvl>
+    <w:lvl w:ilvl="4" w:tplc="04090019" w:tentative="1">
+      <w:start w:val="1"/>
+      <w:numFmt w:val="lowerLetter"/>
+      <w:lvlText w:val="%5."/>
+      <w:lvlJc w:val="left"/>
+      <w:pPr>
+        <w:ind w:left="3600" w:hanging="360"/>
+      </w:pPr>
+    </w:lvl>
+    <w:lvl w:ilvl="5" w:tplc="0409001B" w:tentative="1">
+      <w:start w:val="1"/>
+      <w:numFmt w:val="lowerRoman"/>
+      <w:lvlText w:val="%6."/>
+      <w:lvlJc w:val="right"/>
+      <w:pPr>
+        <w:ind w:left="4320" w:hanging="180"/>
+      </w:pPr>
+    </w:lvl>
+    <w:lvl w:ilvl="6" w:tplc="0409000F" w:tentative="1">
+      <w:start w:val="1"/>
+      <w:numFmt w:val="decimal"/>
+      <w:lvlText w:val="%7."/>
+      <w:lvlJc w:val="left"/>
+      <w:pPr>
+        <w:ind w:left="5040" w:hanging="360"/>
+      </w:pPr>
+    </w:lvl>
+    <w:lvl w:ilvl="7" w:tplc="04090019" w:tentative="1">
+      <w:start w:val="1"/>
+      <w:numFmt w:val="lowerLetter"/>
+      <w:lvlText w:val="%8."/>
+      <w:lvlJc w:val="left"/>
+      <w:pPr>
+        <w:ind w:left="5760" w:hanging="360"/>
+      </w:pPr>
+    </w:lvl>
+    <w:lvl w:ilvl="8" w:tplc="0409001B" w:tentative="1">
+      <w:start w:val="1"/>
+      <w:numFmt w:val="lowerRoman"/>
+      <w:lvlText w:val="%9."/>
+      <w:lvlJc w:val="right"/>
+      <w:pPr>
+        <w:ind w:left="6480" w:hanging="180"/>
+      </w:pPr>
+    </w:lvl>
+  </w:abstractNum>
+  <w:abstractNum w:abstractNumId="4" w15:restartNumberingAfterBreak="0">
     <w:nsid w:val="1B0E269C"/>
     <w:multiLevelType w:val="multilevel"/>
     <w:tmpl w:val="DA3246C2"/>
@@ -10093,7 +4165,7 @@
       </w:rPr>
     </w:lvl>
   </w:abstractNum>
-  <w:abstractNum w:abstractNumId="4" w15:restartNumberingAfterBreak="0">
+  <w:abstractNum w:abstractNumId="5" w15:restartNumberingAfterBreak="0">
     <w:nsid w:val="22B3736A"/>
     <w:multiLevelType w:val="hybridMultilevel"/>
     <w:tmpl w:val="390E39B2"/>
@@ -10182,7 +4254,7 @@
       </w:pPr>
     </w:lvl>
   </w:abstractNum>
-  <w:abstractNum w:abstractNumId="5" w15:restartNumberingAfterBreak="0">
+  <w:abstractNum w:abstractNumId="6" w15:restartNumberingAfterBreak="0">
     <w:nsid w:val="2C8E6E26"/>
     <w:multiLevelType w:val="multilevel"/>
     <w:tmpl w:val="0CC2B97A"/>
@@ -10331,7 +4403,7 @@
       </w:rPr>
     </w:lvl>
   </w:abstractNum>
-  <w:abstractNum w:abstractNumId="6" w15:restartNumberingAfterBreak="0">
+  <w:abstractNum w:abstractNumId="7" w15:restartNumberingAfterBreak="0">
     <w:nsid w:val="2D415B1A"/>
     <w:multiLevelType w:val="multilevel"/>
     <w:tmpl w:val="97CE52A6"/>
@@ -10480,7 +4552,7 @@
       </w:rPr>
     </w:lvl>
   </w:abstractNum>
-  <w:abstractNum w:abstractNumId="7" w15:restartNumberingAfterBreak="0">
+  <w:abstractNum w:abstractNumId="8" w15:restartNumberingAfterBreak="0">
     <w:nsid w:val="2DC924FC"/>
     <w:multiLevelType w:val="hybridMultilevel"/>
     <w:tmpl w:val="0AF48382"/>
@@ -10593,7 +4665,7 @@
       </w:rPr>
     </w:lvl>
   </w:abstractNum>
-  <w:abstractNum w:abstractNumId="8" w15:restartNumberingAfterBreak="0">
+  <w:abstractNum w:abstractNumId="9" w15:restartNumberingAfterBreak="0">
     <w:nsid w:val="30C37370"/>
     <w:multiLevelType w:val="multilevel"/>
     <w:tmpl w:val="C69CEE78"/>
@@ -10742,7 +4814,7 @@
       </w:rPr>
     </w:lvl>
   </w:abstractNum>
-  <w:abstractNum w:abstractNumId="9" w15:restartNumberingAfterBreak="0">
+  <w:abstractNum w:abstractNumId="10" w15:restartNumberingAfterBreak="0">
     <w:nsid w:val="3A11549E"/>
     <w:multiLevelType w:val="multilevel"/>
     <w:tmpl w:val="D07E0C38"/>
@@ -10891,7 +4963,7 @@
       </w:rPr>
     </w:lvl>
   </w:abstractNum>
-  <w:abstractNum w:abstractNumId="10" w15:restartNumberingAfterBreak="0">
+  <w:abstractNum w:abstractNumId="11" w15:restartNumberingAfterBreak="0">
     <w:nsid w:val="3A68735B"/>
     <w:multiLevelType w:val="multilevel"/>
     <w:tmpl w:val="5D9A3384"/>
@@ -11040,7 +5112,7 @@
       </w:rPr>
     </w:lvl>
   </w:abstractNum>
-  <w:abstractNum w:abstractNumId="11" w15:restartNumberingAfterBreak="0">
+  <w:abstractNum w:abstractNumId="12" w15:restartNumberingAfterBreak="0">
     <w:nsid w:val="3C5F4C28"/>
     <w:multiLevelType w:val="multilevel"/>
     <w:tmpl w:val="A328E34C"/>
@@ -11189,7 +5261,7 @@
       </w:rPr>
     </w:lvl>
   </w:abstractNum>
-  <w:abstractNum w:abstractNumId="12" w15:restartNumberingAfterBreak="0">
+  <w:abstractNum w:abstractNumId="13" w15:restartNumberingAfterBreak="0">
     <w:nsid w:val="3EFF78F3"/>
     <w:multiLevelType w:val="multilevel"/>
     <w:tmpl w:val="C6925AB2"/>
@@ -11338,7 +5410,7 @@
       </w:rPr>
     </w:lvl>
   </w:abstractNum>
-  <w:abstractNum w:abstractNumId="13" w15:restartNumberingAfterBreak="0">
+  <w:abstractNum w:abstractNumId="14" w15:restartNumberingAfterBreak="0">
     <w:nsid w:val="41EB2559"/>
     <w:multiLevelType w:val="multilevel"/>
     <w:tmpl w:val="E5B863E6"/>
@@ -11487,7 +5559,7 @@
       </w:rPr>
     </w:lvl>
   </w:abstractNum>
-  <w:abstractNum w:abstractNumId="14" w15:restartNumberingAfterBreak="0">
+  <w:abstractNum w:abstractNumId="15" w15:restartNumberingAfterBreak="0">
     <w:nsid w:val="50324FD7"/>
     <w:multiLevelType w:val="hybridMultilevel"/>
     <w:tmpl w:val="413AA9F0"/>
@@ -11573,7 +5645,7 @@
       </w:pPr>
     </w:lvl>
   </w:abstractNum>
-  <w:abstractNum w:abstractNumId="15" w15:restartNumberingAfterBreak="0">
+  <w:abstractNum w:abstractNumId="16" w15:restartNumberingAfterBreak="0">
     <w:nsid w:val="5166018C"/>
     <w:multiLevelType w:val="hybridMultilevel"/>
     <w:tmpl w:val="3230B436"/>
@@ -11686,7 +5758,7 @@
       </w:rPr>
     </w:lvl>
   </w:abstractNum>
-  <w:abstractNum w:abstractNumId="16" w15:restartNumberingAfterBreak="0">
+  <w:abstractNum w:abstractNumId="17" w15:restartNumberingAfterBreak="0">
     <w:nsid w:val="52861FF9"/>
     <w:multiLevelType w:val="multilevel"/>
     <w:tmpl w:val="98E880BC"/>
@@ -11835,7 +5907,7 @@
       </w:rPr>
     </w:lvl>
   </w:abstractNum>
-  <w:abstractNum w:abstractNumId="17" w15:restartNumberingAfterBreak="0">
+  <w:abstractNum w:abstractNumId="18" w15:restartNumberingAfterBreak="0">
     <w:nsid w:val="5E291C17"/>
     <w:multiLevelType w:val="hybridMultilevel"/>
     <w:tmpl w:val="FE209CCE"/>
@@ -11948,7 +6020,7 @@
       </w:rPr>
     </w:lvl>
   </w:abstractNum>
-  <w:abstractNum w:abstractNumId="18" w15:restartNumberingAfterBreak="0">
+  <w:abstractNum w:abstractNumId="19" w15:restartNumberingAfterBreak="0">
     <w:nsid w:val="5EFC4234"/>
     <w:multiLevelType w:val="multilevel"/>
     <w:tmpl w:val="33745FC0"/>
@@ -12097,7 +6169,7 @@
       </w:rPr>
     </w:lvl>
   </w:abstractNum>
-  <w:abstractNum w:abstractNumId="19" w15:restartNumberingAfterBreak="0">
+  <w:abstractNum w:abstractNumId="20" w15:restartNumberingAfterBreak="0">
     <w:nsid w:val="5F644B62"/>
     <w:multiLevelType w:val="multilevel"/>
     <w:tmpl w:val="435A4BA0"/>
@@ -12246,7 +6318,7 @@
       </w:rPr>
     </w:lvl>
   </w:abstractNum>
-  <w:abstractNum w:abstractNumId="20" w15:restartNumberingAfterBreak="0">
+  <w:abstractNum w:abstractNumId="21" w15:restartNumberingAfterBreak="0">
     <w:nsid w:val="5FD70394"/>
     <w:multiLevelType w:val="multilevel"/>
     <w:tmpl w:val="E62EF54E"/>
@@ -12395,7 +6467,7 @@
       </w:rPr>
     </w:lvl>
   </w:abstractNum>
-  <w:abstractNum w:abstractNumId="21" w15:restartNumberingAfterBreak="0">
+  <w:abstractNum w:abstractNumId="22" w15:restartNumberingAfterBreak="0">
     <w:nsid w:val="6150729F"/>
     <w:multiLevelType w:val="hybridMultilevel"/>
     <w:tmpl w:val="8AC8C198"/>
@@ -12508,7 +6580,7 @@
       </w:rPr>
     </w:lvl>
   </w:abstractNum>
-  <w:abstractNum w:abstractNumId="22" w15:restartNumberingAfterBreak="0">
+  <w:abstractNum w:abstractNumId="23" w15:restartNumberingAfterBreak="0">
     <w:nsid w:val="66A62CF8"/>
     <w:multiLevelType w:val="hybridMultilevel"/>
     <w:tmpl w:val="57ACCFD8"/>
@@ -12621,7 +6693,7 @@
       </w:rPr>
     </w:lvl>
   </w:abstractNum>
-  <w:abstractNum w:abstractNumId="23" w15:restartNumberingAfterBreak="0">
+  <w:abstractNum w:abstractNumId="24" w15:restartNumberingAfterBreak="0">
     <w:nsid w:val="671D01D0"/>
     <w:multiLevelType w:val="multilevel"/>
     <w:tmpl w:val="799005F6"/>
@@ -12770,7 +6842,7 @@
       </w:rPr>
     </w:lvl>
   </w:abstractNum>
-  <w:abstractNum w:abstractNumId="24" w15:restartNumberingAfterBreak="0">
+  <w:abstractNum w:abstractNumId="25" w15:restartNumberingAfterBreak="0">
     <w:nsid w:val="69744371"/>
     <w:multiLevelType w:val="hybridMultilevel"/>
     <w:tmpl w:val="FAB48194"/>
@@ -12883,7 +6955,7 @@
       </w:rPr>
     </w:lvl>
   </w:abstractNum>
-  <w:abstractNum w:abstractNumId="25" w15:restartNumberingAfterBreak="0">
+  <w:abstractNum w:abstractNumId="26" w15:restartNumberingAfterBreak="0">
     <w:nsid w:val="6B725516"/>
     <w:multiLevelType w:val="multilevel"/>
     <w:tmpl w:val="F2624B6A"/>
@@ -13032,7 +7104,7 @@
       </w:rPr>
     </w:lvl>
   </w:abstractNum>
-  <w:abstractNum w:abstractNumId="26" w15:restartNumberingAfterBreak="0">
+  <w:abstractNum w:abstractNumId="27" w15:restartNumberingAfterBreak="0">
     <w:nsid w:val="6D675BBA"/>
     <w:multiLevelType w:val="multilevel"/>
     <w:tmpl w:val="88ACB606"/>
@@ -13181,7 +7253,7 @@
       </w:rPr>
     </w:lvl>
   </w:abstractNum>
-  <w:abstractNum w:abstractNumId="27" w15:restartNumberingAfterBreak="0">
+  <w:abstractNum w:abstractNumId="28" w15:restartNumberingAfterBreak="0">
     <w:nsid w:val="74202F16"/>
     <w:multiLevelType w:val="multilevel"/>
     <w:tmpl w:val="3B16221C"/>
@@ -13330,7 +7402,7 @@
       </w:rPr>
     </w:lvl>
   </w:abstractNum>
-  <w:abstractNum w:abstractNumId="28" w15:restartNumberingAfterBreak="0">
+  <w:abstractNum w:abstractNumId="29" w15:restartNumberingAfterBreak="0">
     <w:nsid w:val="74F528FB"/>
     <w:multiLevelType w:val="multilevel"/>
     <w:tmpl w:val="9CAAB638"/>
@@ -13479,7 +7551,7 @@
       </w:rPr>
     </w:lvl>
   </w:abstractNum>
-  <w:abstractNum w:abstractNumId="29" w15:restartNumberingAfterBreak="0">
+  <w:abstractNum w:abstractNumId="30" w15:restartNumberingAfterBreak="0">
     <w:nsid w:val="75656BE6"/>
     <w:multiLevelType w:val="hybridMultilevel"/>
     <w:tmpl w:val="413AA9F0"/>
@@ -13565,7 +7637,7 @@
       </w:pPr>
     </w:lvl>
   </w:abstractNum>
-  <w:abstractNum w:abstractNumId="30" w15:restartNumberingAfterBreak="0">
+  <w:abstractNum w:abstractNumId="31" w15:restartNumberingAfterBreak="0">
     <w:nsid w:val="762D6F8C"/>
     <w:multiLevelType w:val="hybridMultilevel"/>
     <w:tmpl w:val="7168FDB2"/>
@@ -13654,7 +7726,7 @@
       </w:pPr>
     </w:lvl>
   </w:abstractNum>
-  <w:abstractNum w:abstractNumId="31" w15:restartNumberingAfterBreak="0">
+  <w:abstractNum w:abstractNumId="32" w15:restartNumberingAfterBreak="0">
     <w:nsid w:val="779D11D0"/>
     <w:multiLevelType w:val="hybridMultilevel"/>
     <w:tmpl w:val="3118E690"/>
@@ -13743,7 +7815,7 @@
       </w:pPr>
     </w:lvl>
   </w:abstractNum>
-  <w:abstractNum w:abstractNumId="32" w15:restartNumberingAfterBreak="0">
+  <w:abstractNum w:abstractNumId="33" w15:restartNumberingAfterBreak="0">
     <w:nsid w:val="77FC5B4A"/>
     <w:multiLevelType w:val="hybridMultilevel"/>
     <w:tmpl w:val="C7048394"/>
@@ -13856,7 +7928,7 @@
       </w:rPr>
     </w:lvl>
   </w:abstractNum>
-  <w:abstractNum w:abstractNumId="33" w15:restartNumberingAfterBreak="0">
+  <w:abstractNum w:abstractNumId="34" w15:restartNumberingAfterBreak="0">
     <w:nsid w:val="7B7F086F"/>
     <w:multiLevelType w:val="multilevel"/>
     <w:tmpl w:val="7680AAB8"/>
@@ -14005,7 +8077,7 @@
       </w:rPr>
     </w:lvl>
   </w:abstractNum>
-  <w:abstractNum w:abstractNumId="34" w15:restartNumberingAfterBreak="0">
+  <w:abstractNum w:abstractNumId="35" w15:restartNumberingAfterBreak="0">
     <w:nsid w:val="7D17306B"/>
     <w:multiLevelType w:val="multilevel"/>
     <w:tmpl w:val="6CB019A2"/>
@@ -14155,109 +8227,112 @@
     </w:lvl>
   </w:abstractNum>
   <w:num w:numId="1" w16cid:durableId="283388493">
-    <w:abstractNumId w:val="31"/>
+    <w:abstractNumId w:val="32"/>
   </w:num>
   <w:num w:numId="2" w16cid:durableId="1180974328">
-    <w:abstractNumId w:val="22"/>
+    <w:abstractNumId w:val="23"/>
   </w:num>
   <w:num w:numId="3" w16cid:durableId="1941646935">
-    <w:abstractNumId w:val="7"/>
+    <w:abstractNumId w:val="8"/>
   </w:num>
   <w:num w:numId="4" w16cid:durableId="1898935006">
-    <w:abstractNumId w:val="29"/>
+    <w:abstractNumId w:val="30"/>
   </w:num>
   <w:num w:numId="5" w16cid:durableId="208540098">
-    <w:abstractNumId w:val="14"/>
+    <w:abstractNumId w:val="15"/>
   </w:num>
   <w:num w:numId="6" w16cid:durableId="1981301063">
-    <w:abstractNumId w:val="4"/>
+    <w:abstractNumId w:val="5"/>
   </w:num>
   <w:num w:numId="7" w16cid:durableId="1935744618">
-    <w:abstractNumId w:val="33"/>
+    <w:abstractNumId w:val="34"/>
   </w:num>
   <w:num w:numId="8" w16cid:durableId="1888174969">
-    <w:abstractNumId w:val="34"/>
+    <w:abstractNumId w:val="35"/>
   </w:num>
   <w:num w:numId="9" w16cid:durableId="218634948">
-    <w:abstractNumId w:val="5"/>
+    <w:abstractNumId w:val="6"/>
   </w:num>
   <w:num w:numId="10" w16cid:durableId="1354574204">
-    <w:abstractNumId w:val="26"/>
+    <w:abstractNumId w:val="27"/>
   </w:num>
   <w:num w:numId="11" w16cid:durableId="126247654">
-    <w:abstractNumId w:val="8"/>
+    <w:abstractNumId w:val="9"/>
   </w:num>
   <w:num w:numId="12" w16cid:durableId="553003506">
-    <w:abstractNumId w:val="16"/>
+    <w:abstractNumId w:val="17"/>
   </w:num>
   <w:num w:numId="13" w16cid:durableId="1474639356">
-    <w:abstractNumId w:val="18"/>
+    <w:abstractNumId w:val="19"/>
   </w:num>
   <w:num w:numId="14" w16cid:durableId="840007154">
-    <w:abstractNumId w:val="11"/>
+    <w:abstractNumId w:val="12"/>
   </w:num>
   <w:num w:numId="15" w16cid:durableId="1999577902">
     <w:abstractNumId w:val="0"/>
   </w:num>
   <w:num w:numId="16" w16cid:durableId="489753411">
+    <w:abstractNumId w:val="21"/>
+  </w:num>
+  <w:num w:numId="17" w16cid:durableId="513765401">
+    <w:abstractNumId w:val="10"/>
+  </w:num>
+  <w:num w:numId="18" w16cid:durableId="362901217">
+    <w:abstractNumId w:val="7"/>
+  </w:num>
+  <w:num w:numId="19" w16cid:durableId="19549060">
+    <w:abstractNumId w:val="29"/>
+  </w:num>
+  <w:num w:numId="20" w16cid:durableId="1868061296">
+    <w:abstractNumId w:val="13"/>
+  </w:num>
+  <w:num w:numId="21" w16cid:durableId="2012564047">
+    <w:abstractNumId w:val="14"/>
+  </w:num>
+  <w:num w:numId="22" w16cid:durableId="1735664637">
+    <w:abstractNumId w:val="28"/>
+  </w:num>
+  <w:num w:numId="23" w16cid:durableId="1286275657">
+    <w:abstractNumId w:val="26"/>
+  </w:num>
+  <w:num w:numId="24" w16cid:durableId="131406531">
+    <w:abstractNumId w:val="24"/>
+  </w:num>
+  <w:num w:numId="25" w16cid:durableId="1342195951">
     <w:abstractNumId w:val="20"/>
   </w:num>
-  <w:num w:numId="17" w16cid:durableId="513765401">
-    <w:abstractNumId w:val="9"/>
+  <w:num w:numId="26" w16cid:durableId="1733888811">
+    <w:abstractNumId w:val="11"/>
   </w:num>
-  <w:num w:numId="18" w16cid:durableId="362901217">
-    <w:abstractNumId w:val="6"/>
+  <w:num w:numId="27" w16cid:durableId="1823430180">
+    <w:abstractNumId w:val="4"/>
   </w:num>
-  <w:num w:numId="19" w16cid:durableId="19549060">
-    <w:abstractNumId w:val="28"/>
+  <w:num w:numId="28" w16cid:durableId="598754807">
+    <w:abstractNumId w:val="22"/>
   </w:num>
-  <w:num w:numId="20" w16cid:durableId="1868061296">
-    <w:abstractNumId w:val="12"/>
-  </w:num>
-  <w:num w:numId="21" w16cid:durableId="2012564047">
-    <w:abstractNumId w:val="13"/>
-  </w:num>
-  <w:num w:numId="22" w16cid:durableId="1735664637">
-    <w:abstractNumId w:val="27"/>
-  </w:num>
-  <w:num w:numId="23" w16cid:durableId="1286275657">
+  <w:num w:numId="29" w16cid:durableId="732847819">
     <w:abstractNumId w:val="25"/>
   </w:num>
-  <w:num w:numId="24" w16cid:durableId="131406531">
-    <w:abstractNumId w:val="23"/>
-  </w:num>
-  <w:num w:numId="25" w16cid:durableId="1342195951">
-    <w:abstractNumId w:val="19"/>
-  </w:num>
-  <w:num w:numId="26" w16cid:durableId="1733888811">
-    <w:abstractNumId w:val="10"/>
-  </w:num>
-  <w:num w:numId="27" w16cid:durableId="1823430180">
-    <w:abstractNumId w:val="3"/>
-  </w:num>
-  <w:num w:numId="28" w16cid:durableId="598754807">
-    <w:abstractNumId w:val="21"/>
-  </w:num>
-  <w:num w:numId="29" w16cid:durableId="732847819">
-    <w:abstractNumId w:val="24"/>
-  </w:num>
   <w:num w:numId="30" w16cid:durableId="1746105994">
-    <w:abstractNumId w:val="17"/>
+    <w:abstractNumId w:val="18"/>
   </w:num>
   <w:num w:numId="31" w16cid:durableId="2124567133">
-    <w:abstractNumId w:val="32"/>
+    <w:abstractNumId w:val="33"/>
   </w:num>
   <w:num w:numId="32" w16cid:durableId="1919703828">
-    <w:abstractNumId w:val="15"/>
+    <w:abstractNumId w:val="16"/>
   </w:num>
   <w:num w:numId="33" w16cid:durableId="593706007">
     <w:abstractNumId w:val="1"/>
   </w:num>
   <w:num w:numId="34" w16cid:durableId="1687631720">
-    <w:abstractNumId w:val="30"/>
+    <w:abstractNumId w:val="31"/>
   </w:num>
   <w:num w:numId="35" w16cid:durableId="290063694">
     <w:abstractNumId w:val="2"/>
+  </w:num>
+  <w:num w:numId="36" w16cid:durableId="1729961498">
+    <w:abstractNumId w:val="3"/>
   </w:num>
 </w:numbering>
 </file>
@@ -14665,6 +8740,7 @@
   <w:style w:type="character" w:default="1" w:styleId="DefaultParagraphFont">
     <w:name w:val="Default Paragraph Font"/>
     <w:uiPriority w:val="1"/>
+    <w:semiHidden/>
     <w:unhideWhenUsed/>
   </w:style>
   <w:style w:type="table" w:default="1" w:styleId="TableNormal">
@@ -15148,22 +9224,15 @@
 </file>
 
 <file path=customXml/item1.xml><?xml version="1.0" encoding="utf-8"?>
-<p:properties xmlns:p="http://schemas.microsoft.com/office/2006/metadata/properties" xmlns:xsi="http://www.w3.org/2001/XMLSchema-instance" xmlns:pc="http://schemas.microsoft.com/office/infopath/2007/PartnerControls">
-  <documentManagement>
-    <TaxCatchAll xmlns="a8e5abd5-4a68-4532-ab4e-f8b6047c71d9" xsi:nil="true"/>
-    <ReferenceId xmlns="ffb3042e-7aa6-4477-963b-117210bb9a5a" xsi:nil="true"/>
-    <lcf76f155ced4ddcb4097134ff3c332f xmlns="ffb3042e-7aa6-4477-963b-117210bb9a5a">
-      <Terms xmlns="http://schemas.microsoft.com/office/infopath/2007/PartnerControls"/>
-    </lcf76f155ced4ddcb4097134ff3c332f>
-  </documentManagement>
-</p:properties>
+<?mso-contentType ?>
+<FormTemplates xmlns="http://schemas.microsoft.com/sharepoint/v3/contenttype/forms">
+  <Display>DocumentLibraryForm</Display>
+  <Edit>DocumentLibraryForm</Edit>
+  <New>DocumentLibraryForm</New>
+</FormTemplates>
 </file>
 
 <file path=customXml/item2.xml><?xml version="1.0" encoding="utf-8"?>
-<b:Sources xmlns:b="http://schemas.openxmlformats.org/officeDocument/2006/bibliography" xmlns="http://schemas.openxmlformats.org/officeDocument/2006/bibliography" SelectedStyle="\APA.XSL" StyleName="APA"/>
-</file>
-
-<file path=customXml/item3.xml><?xml version="1.0" encoding="utf-8"?>
 <ct:contentTypeSchema xmlns:ct="http://schemas.microsoft.com/office/2006/metadata/contentType" xmlns:ma="http://schemas.microsoft.com/office/2006/metadata/properties/metaAttributes" ct:_="" ma:_="" ma:contentTypeName="Document" ma:contentTypeID="0x010100DA604834E96D304AAFE64DE8819F0AE6" ma:contentTypeVersion="11" ma:contentTypeDescription="Create a new document." ma:contentTypeScope="" ma:versionID="ee9062911258d7acff46135caaf4a3b7">
   <xsd:schema xmlns:xsd="http://www.w3.org/2001/XMLSchema" xmlns:xs="http://www.w3.org/2001/XMLSchema" xmlns:p="http://schemas.microsoft.com/office/2006/metadata/properties" xmlns:ns2="ffb3042e-7aa6-4477-963b-117210bb9a5a" xmlns:ns3="a8e5abd5-4a68-4532-ab4e-f8b6047c71d9" targetNamespace="http://schemas.microsoft.com/office/2006/metadata/properties" ma:root="true" ma:fieldsID="a581d634fa98a3b36603a1feaba87db9" ns2:_="" ns3:_="">
     <xsd:import namespace="ffb3042e-7aa6-4477-963b-117210bb9a5a"/>
@@ -15358,35 +9427,31 @@
 </ct:contentTypeSchema>
 </file>
 
+<file path=customXml/item3.xml><?xml version="1.0" encoding="utf-8"?>
+<b:Sources xmlns:b="http://schemas.openxmlformats.org/officeDocument/2006/bibliography" xmlns="http://schemas.openxmlformats.org/officeDocument/2006/bibliography" SelectedStyle="\APA.XSL" StyleName="APA"/>
+</file>
+
 <file path=customXml/item4.xml><?xml version="1.0" encoding="utf-8"?>
-<?mso-contentType ?>
-<FormTemplates xmlns="http://schemas.microsoft.com/sharepoint/v3/contenttype/forms">
-  <Display>DocumentLibraryForm</Display>
-  <Edit>DocumentLibraryForm</Edit>
-  <New>DocumentLibraryForm</New>
-</FormTemplates>
+<p:properties xmlns:p="http://schemas.microsoft.com/office/2006/metadata/properties" xmlns:xsi="http://www.w3.org/2001/XMLSchema-instance" xmlns:pc="http://schemas.microsoft.com/office/infopath/2007/PartnerControls">
+  <documentManagement>
+    <TaxCatchAll xmlns="a8e5abd5-4a68-4532-ab4e-f8b6047c71d9" xsi:nil="true"/>
+    <ReferenceId xmlns="ffb3042e-7aa6-4477-963b-117210bb9a5a" xsi:nil="true"/>
+    <lcf76f155ced4ddcb4097134ff3c332f xmlns="ffb3042e-7aa6-4477-963b-117210bb9a5a">
+      <Terms xmlns="http://schemas.microsoft.com/office/infopath/2007/PartnerControls"/>
+    </lcf76f155ced4ddcb4097134ff3c332f>
+  </documentManagement>
+</p:properties>
 </file>
 
 <file path=customXml/itemProps1.xml><?xml version="1.0" encoding="utf-8"?>
-<ds:datastoreItem xmlns:ds="http://schemas.openxmlformats.org/officeDocument/2006/customXml" ds:itemID="{1529C74D-0684-41AA-ABD0-D96035A8C7CC}">
+<ds:datastoreItem xmlns:ds="http://schemas.openxmlformats.org/officeDocument/2006/customXml" ds:itemID="{FBAC6F0A-1C69-45E2-A44A-BCE0926327A8}">
   <ds:schemaRefs>
-    <ds:schemaRef ds:uri="http://schemas.microsoft.com/office/2006/metadata/properties"/>
-    <ds:schemaRef ds:uri="http://schemas.microsoft.com/office/infopath/2007/PartnerControls"/>
-    <ds:schemaRef ds:uri="a8e5abd5-4a68-4532-ab4e-f8b6047c71d9"/>
-    <ds:schemaRef ds:uri="ffb3042e-7aa6-4477-963b-117210bb9a5a"/>
+    <ds:schemaRef ds:uri="http://schemas.microsoft.com/sharepoint/v3/contenttype/forms"/>
   </ds:schemaRefs>
 </ds:datastoreItem>
 </file>
 
 <file path=customXml/itemProps2.xml><?xml version="1.0" encoding="utf-8"?>
-<ds:datastoreItem xmlns:ds="http://schemas.openxmlformats.org/officeDocument/2006/customXml" ds:itemID="{BE521747-BA93-43F2-A1E8-705C21D6DB3E}">
-  <ds:schemaRefs>
-    <ds:schemaRef ds:uri="http://schemas.openxmlformats.org/officeDocument/2006/bibliography"/>
-  </ds:schemaRefs>
-</ds:datastoreItem>
-</file>
-
-<file path=customXml/itemProps3.xml><?xml version="1.0" encoding="utf-8"?>
 <ds:datastoreItem xmlns:ds="http://schemas.openxmlformats.org/officeDocument/2006/customXml" ds:itemID="{14F35175-5B2A-4DCA-8C55-8298E0B40431}">
   <ds:schemaRefs>
     <ds:schemaRef ds:uri="http://schemas.microsoft.com/office/2006/metadata/contentType"/>
@@ -15405,10 +9470,21 @@
 </ds:datastoreItem>
 </file>
 
+<file path=customXml/itemProps3.xml><?xml version="1.0" encoding="utf-8"?>
+<ds:datastoreItem xmlns:ds="http://schemas.openxmlformats.org/officeDocument/2006/customXml" ds:itemID="{BE521747-BA93-43F2-A1E8-705C21D6DB3E}">
+  <ds:schemaRefs>
+    <ds:schemaRef ds:uri="http://schemas.openxmlformats.org/officeDocument/2006/bibliography"/>
+  </ds:schemaRefs>
+</ds:datastoreItem>
+</file>
+
 <file path=customXml/itemProps4.xml><?xml version="1.0" encoding="utf-8"?>
-<ds:datastoreItem xmlns:ds="http://schemas.openxmlformats.org/officeDocument/2006/customXml" ds:itemID="{FBAC6F0A-1C69-45E2-A44A-BCE0926327A8}">
+<ds:datastoreItem xmlns:ds="http://schemas.openxmlformats.org/officeDocument/2006/customXml" ds:itemID="{1529C74D-0684-41AA-ABD0-D96035A8C7CC}">
   <ds:schemaRefs>
-    <ds:schemaRef ds:uri="http://schemas.microsoft.com/sharepoint/v3/contenttype/forms"/>
+    <ds:schemaRef ds:uri="http://schemas.microsoft.com/office/2006/metadata/properties"/>
+    <ds:schemaRef ds:uri="http://schemas.microsoft.com/office/infopath/2007/PartnerControls"/>
+    <ds:schemaRef ds:uri="a8e5abd5-4a68-4532-ab4e-f8b6047c71d9"/>
+    <ds:schemaRef ds:uri="ffb3042e-7aa6-4477-963b-117210bb9a5a"/>
   </ds:schemaRefs>
 </ds:datastoreItem>
 </file>
--- a/Project.docx
+++ b/Project.docx
@@ -844,7 +844,29 @@
                 <w:szCs w:val="24"/>
                 <w:lang w:bidi="ar-JO"/>
               </w:rPr>
-              <w:t xml:space="preserve">to integrate bank account of the user , so that to somehow make a fake account with fake money, and then </w:t>
+              <w:t xml:space="preserve">to integrate bank account of the </w:t>
+            </w:r>
+            <w:r>
+              <w:rPr>
+                <w:rFonts w:ascii="Arial Narrow" w:hAnsi="Arial Narrow"/>
+                <w:i/>
+                <w:iCs/>
+                <w:sz w:val="24"/>
+                <w:szCs w:val="24"/>
+                <w:lang w:bidi="ar-JO"/>
+              </w:rPr>
+              <w:t>user,</w:t>
+            </w:r>
+            <w:r>
+              <w:rPr>
+                <w:rFonts w:ascii="Arial Narrow" w:hAnsi="Arial Narrow"/>
+                <w:i/>
+                <w:iCs/>
+                <w:sz w:val="24"/>
+                <w:szCs w:val="24"/>
+                <w:lang w:bidi="ar-JO"/>
+              </w:rPr>
+              <w:t xml:space="preserve"> so that to somehow make a fake account with fake money, and then </w:t>
             </w:r>
             <w:r>
               <w:rPr>
@@ -856,8 +878,21 @@
                 <w:lang w:bidi="ar-JO"/>
               </w:rPr>
               <w:lastRenderedPageBreak/>
-              <w:t>the Platform should detect patterns in changing of the Account information and potentially sending alerts or emails to the user .</w:t>
-            </w:r>
+              <w:t xml:space="preserve">the Platform should detect patterns in changing of the Account information and potentially sending alerts or emails to the </w:t>
+            </w:r>
+            <w:proofErr w:type="gramStart"/>
+            <w:r>
+              <w:rPr>
+                <w:rFonts w:ascii="Arial Narrow" w:hAnsi="Arial Narrow"/>
+                <w:i/>
+                <w:iCs/>
+                <w:sz w:val="24"/>
+                <w:szCs w:val="24"/>
+                <w:lang w:bidi="ar-JO"/>
+              </w:rPr>
+              <w:t>user .</w:t>
+            </w:r>
+            <w:proofErr w:type="gramEnd"/>
           </w:p>
           <w:p>
             <w:pPr>
@@ -1237,73 +1272,7 @@
                 <w:szCs w:val="24"/>
                 <w:lang w:bidi="ar-JO"/>
               </w:rPr>
-              <w:t xml:space="preserve"> if the </w:t>
-            </w:r>
-            <w:r>
-              <w:rPr>
-                <w:rFonts w:ascii="Arial Narrow" w:hAnsi="Arial Narrow"/>
-                <w:i/>
-                <w:iCs/>
-                <w:sz w:val="24"/>
-                <w:szCs w:val="24"/>
-                <w:lang w:bidi="ar-JO"/>
-              </w:rPr>
-              <w:t>‘Save and Continue’</w:t>
-            </w:r>
-            <w:r>
-              <w:rPr>
-                <w:rFonts w:ascii="Arial Narrow" w:hAnsi="Arial Narrow"/>
-                <w:i/>
-                <w:iCs/>
-                <w:sz w:val="24"/>
-                <w:szCs w:val="24"/>
-                <w:lang w:bidi="ar-JO"/>
-              </w:rPr>
-              <w:t xml:space="preserve"> button is pressed and the user already has account but it happened that he is logged out , the Login Page should be shown , in either successful Signup or Successful Login , some interface must be shown , let’s call it ‘DashBoard1’, if </w:t>
-            </w:r>
-            <w:r>
-              <w:rPr>
-                <w:rFonts w:ascii="Arial Narrow" w:hAnsi="Arial Narrow"/>
-                <w:i/>
-                <w:iCs/>
-                <w:sz w:val="24"/>
-                <w:szCs w:val="24"/>
-                <w:lang w:bidi="ar-JO"/>
-              </w:rPr>
-              <w:t>‘DashBoard1’</w:t>
-            </w:r>
-            <w:r>
-              <w:rPr>
-                <w:rFonts w:ascii="Arial Narrow" w:hAnsi="Arial Narrow"/>
-                <w:i/>
-                <w:iCs/>
-                <w:sz w:val="24"/>
-                <w:szCs w:val="24"/>
-                <w:lang w:bidi="ar-JO"/>
-              </w:rPr>
-              <w:t xml:space="preserve"> is  managed to be shown, then that means the System reached the </w:t>
-            </w:r>
-            <w:r>
-              <w:rPr>
-                <w:rFonts w:ascii="Arial Narrow" w:hAnsi="Arial Narrow"/>
-                <w:i/>
-                <w:iCs/>
-                <w:sz w:val="24"/>
-                <w:szCs w:val="24"/>
-                <w:lang w:bidi="ar-JO"/>
-              </w:rPr>
-              <w:t>“Full service”</w:t>
-            </w:r>
-            <w:r>
-              <w:rPr>
-                <w:rFonts w:ascii="Arial Narrow" w:hAnsi="Arial Narrow"/>
-                <w:i/>
-                <w:iCs/>
-                <w:sz w:val="24"/>
-                <w:szCs w:val="24"/>
-                <w:lang w:bidi="ar-JO"/>
-              </w:rPr>
-              <w:t xml:space="preserve"> case or mode.</w:t>
+              <w:t xml:space="preserve"> if the ‘Save and Continue’ button is pressed and the user already has account but it happened that he is logged out , the Login Page should be shown , in either successful Signup or Successful Login , some interface must be shown , let’s call it ‘DashBoard1’, if ‘DashBoard1’ is  managed to be shown, then that means the System reached the “Full service” case or mode.</w:t>
             </w:r>
           </w:p>
           <w:p>
@@ -1331,29 +1300,7 @@
                 <w:szCs w:val="24"/>
                 <w:lang w:bidi="ar-JO"/>
               </w:rPr>
-              <w:t>For the “</w:t>
-            </w:r>
-            <w:r>
-              <w:rPr>
-                <w:rFonts w:ascii="Arial Narrow" w:hAnsi="Arial Narrow"/>
-                <w:i/>
-                <w:iCs/>
-                <w:sz w:val="24"/>
-                <w:szCs w:val="24"/>
-                <w:lang w:bidi="ar-JO"/>
-              </w:rPr>
-              <w:t>Full service”</w:t>
-            </w:r>
-            <w:r>
-              <w:rPr>
-                <w:rFonts w:ascii="Arial Narrow" w:hAnsi="Arial Narrow"/>
-                <w:i/>
-                <w:iCs/>
-                <w:sz w:val="24"/>
-                <w:szCs w:val="24"/>
-                <w:lang w:bidi="ar-JO"/>
-              </w:rPr>
-              <w:t xml:space="preserve"> mode or </w:t>
+              <w:t xml:space="preserve">For the “Full service” mode or </w:t>
             </w:r>
             <w:r>
               <w:rPr>
@@ -1375,34 +1322,49 @@
                 <w:szCs w:val="24"/>
                 <w:lang w:bidi="ar-JO"/>
               </w:rPr>
-              <w:t xml:space="preserve"> it will be planned for </w:t>
-            </w:r>
-            <w:r>
-              <w:rPr>
-                <w:rFonts w:ascii="Arial Narrow" w:hAnsi="Arial Narrow"/>
-                <w:i/>
-                <w:iCs/>
-                <w:sz w:val="24"/>
-                <w:szCs w:val="24"/>
-                <w:lang w:bidi="ar-JO"/>
-              </w:rPr>
-              <w:t>later,</w:t>
-            </w:r>
-            <w:r>
-              <w:rPr>
-                <w:rFonts w:ascii="Arial Narrow" w:hAnsi="Arial Narrow"/>
-                <w:i/>
-                <w:iCs/>
-                <w:sz w:val="24"/>
-                <w:szCs w:val="24"/>
-                <w:lang w:bidi="ar-JO"/>
-              </w:rPr>
-              <w:t xml:space="preserve"> planning did not finish yet for this mode.</w:t>
+              <w:t xml:space="preserve"> </w:t>
+            </w:r>
+            <w:r>
+              <w:rPr>
+                <w:rFonts w:ascii="Arial Narrow" w:hAnsi="Arial Narrow"/>
+                <w:i/>
+                <w:iCs/>
+                <w:sz w:val="24"/>
+                <w:szCs w:val="24"/>
+                <w:lang w:bidi="ar-JO"/>
+              </w:rPr>
+              <w:t xml:space="preserve">it will cover two </w:t>
+            </w:r>
+            <w:r>
+              <w:rPr>
+                <w:rFonts w:ascii="Arial Narrow" w:hAnsi="Arial Narrow"/>
+                <w:i/>
+                <w:iCs/>
+                <w:sz w:val="24"/>
+                <w:szCs w:val="24"/>
+                <w:lang w:bidi="ar-JO"/>
+              </w:rPr>
+              <w:t>services,</w:t>
+            </w:r>
+            <w:r>
+              <w:rPr>
+                <w:rFonts w:ascii="Arial Narrow" w:hAnsi="Arial Narrow"/>
+                <w:i/>
+                <w:iCs/>
+                <w:sz w:val="24"/>
+                <w:szCs w:val="24"/>
+                <w:lang w:bidi="ar-JO"/>
+              </w:rPr>
+              <w:t xml:space="preserve"> they are described as follows:</w:t>
             </w:r>
           </w:p>
           <w:p>
             <w:pPr>
-              <w:ind w:left="360"/>
+              <w:pStyle w:val="ListParagraph"/>
+              <w:numPr>
+                <w:ilvl w:val="0"/>
+                <w:numId w:val="38"/>
+              </w:numPr>
               <w:rPr>
                 <w:rFonts w:ascii="Arial Narrow" w:hAnsi="Arial Narrow"/>
                 <w:i/>
@@ -1421,8 +1383,72 @@
                 <w:szCs w:val="24"/>
                 <w:lang w:bidi="ar-JO"/>
               </w:rPr>
-              <w:t xml:space="preserve"> </w:t>
-            </w:r>
+              <w:t xml:space="preserve">What-if simulation service: </w:t>
+            </w:r>
+            <w:r>
+              <w:rPr>
+                <w:rFonts w:ascii="Arial Narrow" w:hAnsi="Arial Narrow"/>
+                <w:i/>
+                <w:iCs/>
+                <w:sz w:val="24"/>
+                <w:szCs w:val="24"/>
+                <w:lang w:bidi="ar-JO"/>
+              </w:rPr>
+              <w:t>&lt;Describe here&gt;</w:t>
+            </w:r>
+          </w:p>
+          <w:p>
+            <w:pPr>
+              <w:pStyle w:val="ListParagraph"/>
+              <w:numPr>
+                <w:ilvl w:val="0"/>
+                <w:numId w:val="38"/>
+              </w:numPr>
+              <w:rPr>
+                <w:rFonts w:ascii="Arial Narrow" w:hAnsi="Arial Narrow"/>
+                <w:i/>
+                <w:iCs/>
+                <w:sz w:val="24"/>
+                <w:szCs w:val="24"/>
+                <w:lang w:bidi="ar-JO"/>
+              </w:rPr>
+            </w:pPr>
+            <w:r>
+              <w:rPr>
+                <w:rFonts w:ascii="Arial Narrow" w:hAnsi="Arial Narrow"/>
+                <w:i/>
+                <w:iCs/>
+                <w:sz w:val="24"/>
+                <w:szCs w:val="24"/>
+                <w:lang w:bidi="ar-JO"/>
+              </w:rPr>
+              <w:t xml:space="preserve">Continuous monitoring and alerts: </w:t>
+            </w:r>
+            <w:r>
+              <w:rPr>
+                <w:rFonts w:ascii="Arial Narrow" w:hAnsi="Arial Narrow"/>
+                <w:i/>
+                <w:iCs/>
+                <w:sz w:val="24"/>
+                <w:szCs w:val="24"/>
+                <w:lang w:bidi="ar-JO"/>
+              </w:rPr>
+              <w:t>&lt;Describe here&gt;</w:t>
+            </w:r>
+          </w:p>
+          <w:p>
+            <w:pPr>
+              <w:pStyle w:val="ListParagraph"/>
+              <w:ind w:left="1140"/>
+              <w:rPr>
+                <w:rFonts w:ascii="Arial Narrow" w:hAnsi="Arial Narrow"/>
+                <w:i/>
+                <w:iCs/>
+                <w:sz w:val="24"/>
+                <w:szCs w:val="24"/>
+                <w:lang w:bidi="ar-JO"/>
+              </w:rPr>
+            </w:pPr>
           </w:p>
           <w:p>
             <w:pPr>
@@ -1546,6 +1572,17 @@
                 <w:szCs w:val="24"/>
                 <w:lang w:bidi="ar-JO"/>
               </w:rPr>
+              <w:t xml:space="preserve">Continuously </w:t>
+            </w:r>
+            <w:r>
+              <w:rPr>
+                <w:rFonts w:ascii="Arial Narrow" w:hAnsi="Arial Narrow"/>
+                <w:i/>
+                <w:iCs/>
+                <w:sz w:val="24"/>
+                <w:szCs w:val="24"/>
+                <w:lang w:bidi="ar-JO"/>
+              </w:rPr>
               <w:t>Monitor goal progress and detect unusual trends</w:t>
             </w:r>
           </w:p>
@@ -1671,6 +1708,37 @@
           </w:p>
           <w:p>
             <w:pPr>
+              <w:pStyle w:val="ListParagraph"/>
+              <w:numPr>
+                <w:ilvl w:val="0"/>
+                <w:numId w:val="30"/>
+              </w:numPr>
+              <w:jc w:val="both"/>
+              <w:rPr>
+                <w:rFonts w:ascii="Arial Narrow" w:hAnsi="Arial Narrow"/>
+                <w:i/>
+                <w:iCs/>
+                <w:sz w:val="24"/>
+                <w:szCs w:val="24"/>
+                <w:lang w:bidi="ar-JO"/>
+              </w:rPr>
+            </w:pPr>
+            <w:r>
+              <w:rPr>
+                <w:rFonts w:ascii="Arial Narrow" w:hAnsi="Arial Narrow"/>
+                <w:i/>
+                <w:iCs/>
+                <w:sz w:val="24"/>
+                <w:szCs w:val="24"/>
+                <w:lang w:bidi="ar-JO"/>
+              </w:rPr>
+              <w:lastRenderedPageBreak/>
+              <w:t>What-if simulation</w:t>
+            </w:r>
+          </w:p>
+          <w:p>
+            <w:pPr>
+              <w:pStyle w:val="ListParagraph"/>
               <w:jc w:val="both"/>
               <w:rPr>
                 <w:rFonts w:ascii="Arial Narrow" w:hAnsi="Arial Narrow"/>
@@ -1684,10 +1752,9 @@
           </w:p>
           <w:p>
             <w:pPr>
-              <w:rPr>
-                <w:rFonts w:ascii="Arial Narrow" w:hAnsi="Arial Narrow"/>
-                <w:b/>
-                <w:bCs/>
+              <w:jc w:val="both"/>
+              <w:rPr>
+                <w:rFonts w:ascii="Arial Narrow" w:hAnsi="Arial Narrow"/>
                 <w:i/>
                 <w:iCs/>
                 <w:sz w:val="24"/>
@@ -1695,332 +1762,6 @@
                 <w:lang w:bidi="ar-JO"/>
               </w:rPr>
             </w:pPr>
-            <w:r>
-              <w:rPr>
-                <w:rFonts w:ascii="Arial Narrow" w:hAnsi="Arial Narrow"/>
-                <w:b/>
-                <w:bCs/>
-                <w:i/>
-                <w:iCs/>
-                <w:sz w:val="24"/>
-                <w:szCs w:val="24"/>
-                <w:lang w:bidi="ar-JO"/>
-              </w:rPr>
-              <w:t>Similar Applications and Comparison</w:t>
-            </w:r>
-          </w:p>
-          <w:p>
-            <w:pPr>
-              <w:rPr>
-                <w:rFonts w:ascii="Arial Narrow" w:hAnsi="Arial Narrow"/>
-                <w:b/>
-                <w:bCs/>
-                <w:i/>
-                <w:iCs/>
-                <w:sz w:val="24"/>
-                <w:szCs w:val="24"/>
-                <w:lang w:bidi="ar-JO"/>
-              </w:rPr>
-            </w:pPr>
-            <w:r>
-              <w:rPr>
-                <w:rFonts w:ascii="Arial Narrow" w:hAnsi="Arial Narrow"/>
-                <w:b/>
-                <w:bCs/>
-                <w:i/>
-                <w:iCs/>
-                <w:sz w:val="24"/>
-                <w:szCs w:val="24"/>
-                <w:lang w:bidi="ar-JO"/>
-              </w:rPr>
-              <w:t xml:space="preserve">      </w:t>
-            </w:r>
-          </w:p>
-          <w:p>
-            <w:pPr>
-              <w:rPr>
-                <w:rFonts w:ascii="Arial Narrow" w:hAnsi="Arial Narrow"/>
-                <w:i/>
-                <w:iCs/>
-                <w:sz w:val="24"/>
-                <w:szCs w:val="24"/>
-                <w:lang w:bidi="ar-JO"/>
-              </w:rPr>
-            </w:pPr>
-            <w:r>
-              <w:rPr>
-                <w:rFonts w:ascii="Arial Narrow" w:hAnsi="Arial Narrow"/>
-                <w:b/>
-                <w:bCs/>
-                <w:i/>
-                <w:iCs/>
-                <w:sz w:val="24"/>
-                <w:szCs w:val="24"/>
-                <w:lang w:bidi="ar-JO"/>
-              </w:rPr>
-              <w:lastRenderedPageBreak/>
-              <w:t xml:space="preserve">      </w:t>
-            </w:r>
-            <w:r>
-              <w:rPr>
-                <w:rFonts w:ascii="Arial Narrow" w:hAnsi="Arial Narrow"/>
-                <w:b/>
-                <w:bCs/>
-                <w:i/>
-                <w:iCs/>
-                <w:sz w:val="24"/>
-                <w:szCs w:val="24"/>
-                <w:lang w:bidi="ar-JO"/>
-              </w:rPr>
-              <w:t xml:space="preserve"> </w:t>
-            </w:r>
-            <w:r>
-              <w:rPr>
-                <w:rFonts w:ascii="Arial Narrow" w:hAnsi="Arial Narrow"/>
-                <w:b/>
-                <w:bCs/>
-                <w:i/>
-                <w:iCs/>
-                <w:sz w:val="24"/>
-                <w:szCs w:val="24"/>
-                <w:lang w:bidi="ar-JO"/>
-              </w:rPr>
-              <w:t>•</w:t>
-            </w:r>
-            <w:r>
-              <w:rPr>
-                <w:rFonts w:ascii="Arial Narrow" w:hAnsi="Arial Narrow"/>
-                <w:b/>
-                <w:bCs/>
-                <w:i/>
-                <w:iCs/>
-                <w:sz w:val="24"/>
-                <w:szCs w:val="24"/>
-                <w:lang w:bidi="ar-JO"/>
-              </w:rPr>
-              <w:t xml:space="preserve">     </w:t>
-            </w:r>
-            <w:r>
-              <w:rPr>
-                <w:rFonts w:ascii="Arial Narrow" w:hAnsi="Arial Narrow"/>
-                <w:i/>
-                <w:iCs/>
-                <w:sz w:val="24"/>
-                <w:szCs w:val="24"/>
-                <w:lang w:bidi="ar-JO"/>
-              </w:rPr>
-              <w:t>Cleo: chat-based assistant, focuses on polished interface with mostly</w:t>
-            </w:r>
-          </w:p>
-          <w:p>
-            <w:pPr>
-              <w:rPr>
-                <w:rFonts w:ascii="Arial Narrow" w:hAnsi="Arial Narrow"/>
-                <w:i/>
-                <w:iCs/>
-                <w:sz w:val="24"/>
-                <w:szCs w:val="24"/>
-                <w:lang w:bidi="ar-JO"/>
-              </w:rPr>
-            </w:pPr>
-            <w:r>
-              <w:rPr>
-                <w:rFonts w:ascii="Arial Narrow" w:hAnsi="Arial Narrow"/>
-                <w:i/>
-                <w:iCs/>
-                <w:sz w:val="24"/>
-                <w:szCs w:val="24"/>
-                <w:lang w:bidi="ar-JO"/>
-              </w:rPr>
-              <w:t xml:space="preserve">             rule -based alerts, our app has simplified interface but technically</w:t>
-            </w:r>
-          </w:p>
-          <w:p>
-            <w:pPr>
-              <w:rPr>
-                <w:rFonts w:ascii="Arial Narrow" w:hAnsi="Arial Narrow"/>
-                <w:i/>
-                <w:iCs/>
-                <w:sz w:val="24"/>
-                <w:szCs w:val="24"/>
-                <w:lang w:bidi="ar-JO"/>
-              </w:rPr>
-            </w:pPr>
-            <w:r>
-              <w:rPr>
-                <w:rFonts w:ascii="Arial Narrow" w:hAnsi="Arial Narrow"/>
-                <w:i/>
-                <w:iCs/>
-                <w:sz w:val="24"/>
-                <w:szCs w:val="24"/>
-                <w:lang w:bidi="ar-JO"/>
-              </w:rPr>
-              <w:t xml:space="preserve">             harder</w:t>
-            </w:r>
-            <w:r>
-              <w:rPr>
-                <w:rFonts w:ascii="Arial Narrow" w:hAnsi="Arial Narrow"/>
-                <w:i/>
-                <w:iCs/>
-                <w:sz w:val="24"/>
-                <w:szCs w:val="24"/>
-                <w:lang w:bidi="ar-JO"/>
-              </w:rPr>
-              <w:t xml:space="preserve"> due to the overhead generating clever, context-aware alerts</w:t>
-            </w:r>
-          </w:p>
-          <w:p>
-            <w:pPr>
-              <w:rPr>
-                <w:rFonts w:ascii="Arial Narrow" w:hAnsi="Arial Narrow"/>
-                <w:i/>
-                <w:iCs/>
-                <w:sz w:val="24"/>
-                <w:szCs w:val="24"/>
-                <w:lang w:bidi="ar-JO"/>
-              </w:rPr>
-            </w:pPr>
-            <w:r>
-              <w:rPr>
-                <w:rFonts w:ascii="Arial Narrow" w:hAnsi="Arial Narrow"/>
-                <w:i/>
-                <w:iCs/>
-                <w:sz w:val="24"/>
-                <w:szCs w:val="24"/>
-                <w:lang w:bidi="ar-JO"/>
-              </w:rPr>
-              <w:t xml:space="preserve">       </w:t>
-            </w:r>
-          </w:p>
-          <w:p>
-            <w:pPr>
-              <w:rPr>
-                <w:rFonts w:ascii="Arial Narrow" w:hAnsi="Arial Narrow"/>
-                <w:i/>
-                <w:iCs/>
-                <w:sz w:val="24"/>
-                <w:szCs w:val="24"/>
-                <w:lang w:bidi="ar-JO"/>
-              </w:rPr>
-            </w:pPr>
-            <w:r>
-              <w:rPr>
-                <w:rFonts w:ascii="Arial Narrow" w:hAnsi="Arial Narrow"/>
-                <w:b/>
-                <w:bCs/>
-                <w:i/>
-                <w:iCs/>
-                <w:sz w:val="24"/>
-                <w:szCs w:val="24"/>
-                <w:lang w:bidi="ar-JO"/>
-              </w:rPr>
-              <w:t xml:space="preserve">      </w:t>
-            </w:r>
-            <w:r>
-              <w:rPr>
-                <w:rFonts w:ascii="Arial Narrow" w:hAnsi="Arial Narrow"/>
-                <w:b/>
-                <w:bCs/>
-                <w:i/>
-                <w:iCs/>
-                <w:sz w:val="24"/>
-                <w:szCs w:val="24"/>
-                <w:lang w:bidi="ar-JO"/>
-              </w:rPr>
-              <w:t>•</w:t>
-            </w:r>
-            <w:r>
-              <w:rPr>
-                <w:rFonts w:ascii="Arial Narrow" w:hAnsi="Arial Narrow"/>
-                <w:b/>
-                <w:bCs/>
-                <w:i/>
-                <w:iCs/>
-                <w:sz w:val="24"/>
-                <w:szCs w:val="24"/>
-                <w:lang w:bidi="ar-JO"/>
-              </w:rPr>
-              <w:t xml:space="preserve">    </w:t>
-            </w:r>
-            <w:r>
-              <w:rPr>
-                <w:rFonts w:ascii="Arial Narrow" w:hAnsi="Arial Narrow"/>
-                <w:i/>
-                <w:iCs/>
-                <w:sz w:val="24"/>
-                <w:szCs w:val="24"/>
-                <w:lang w:bidi="ar-JO"/>
-              </w:rPr>
-              <w:t>FinantialAdvisorGPT:</w:t>
-            </w:r>
-            <w:r>
-              <w:rPr>
-                <w:rFonts w:ascii="Arial Narrow" w:hAnsi="Arial Narrow"/>
-                <w:i/>
-                <w:iCs/>
-                <w:sz w:val="24"/>
-                <w:szCs w:val="24"/>
-                <w:lang w:bidi="ar-JO"/>
-              </w:rPr>
-              <w:t xml:space="preserve"> gives a finance advice based on document </w:t>
-            </w:r>
-          </w:p>
-          <w:p>
-            <w:pPr>
-              <w:rPr>
-                <w:rFonts w:ascii="Arial Narrow" w:hAnsi="Arial Narrow"/>
-                <w:i/>
-                <w:iCs/>
-                <w:sz w:val="24"/>
-                <w:szCs w:val="24"/>
-                <w:lang w:bidi="ar-JO"/>
-              </w:rPr>
-            </w:pPr>
-            <w:r>
-              <w:rPr>
-                <w:rFonts w:ascii="Arial Narrow" w:hAnsi="Arial Narrow"/>
-                <w:i/>
-                <w:iCs/>
-                <w:sz w:val="24"/>
-                <w:szCs w:val="24"/>
-                <w:lang w:bidi="ar-JO"/>
-              </w:rPr>
-              <w:t xml:space="preserve">           </w:t>
-            </w:r>
-            <w:r>
-              <w:rPr>
-                <w:rFonts w:ascii="Arial Narrow" w:hAnsi="Arial Narrow"/>
-                <w:i/>
-                <w:iCs/>
-                <w:sz w:val="24"/>
-                <w:szCs w:val="24"/>
-                <w:lang w:bidi="ar-JO"/>
-              </w:rPr>
-              <w:t>retrieval, our solution is personalized and context-aware, not just</w:t>
-            </w:r>
-          </w:p>
-          <w:p>
-            <w:pPr>
-              <w:rPr>
-                <w:rFonts w:ascii="Arial Narrow" w:hAnsi="Arial Narrow"/>
-                <w:i/>
-                <w:iCs/>
-                <w:sz w:val="24"/>
-                <w:szCs w:val="24"/>
-                <w:lang w:bidi="ar-JO"/>
-              </w:rPr>
-            </w:pPr>
-            <w:r>
-              <w:rPr>
-                <w:rFonts w:ascii="Arial Narrow" w:hAnsi="Arial Narrow"/>
-                <w:i/>
-                <w:iCs/>
-                <w:sz w:val="24"/>
-                <w:szCs w:val="24"/>
-                <w:lang w:bidi="ar-JO"/>
-              </w:rPr>
-              <w:t xml:space="preserve">          a document-driven </w:t>
-            </w:r>
           </w:p>
           <w:p>
             <w:pPr>
@@ -2566,73 +2307,7 @@
                 <w:szCs w:val="24"/>
                 <w:lang w:bidi="ar-JO"/>
               </w:rPr>
-              <w:t xml:space="preserve"> LangGraph, </w:t>
-            </w:r>
-            <w:r>
-              <w:rPr>
-                <w:rFonts w:ascii="Arial Narrow" w:hAnsi="Arial Narrow"/>
-                <w:i/>
-                <w:iCs/>
-                <w:sz w:val="24"/>
-                <w:szCs w:val="24"/>
-                <w:lang w:bidi="ar-JO"/>
-              </w:rPr>
-              <w:t>FastAPI</w:t>
-            </w:r>
-            <w:r>
-              <w:rPr>
-                <w:rFonts w:ascii="Arial Narrow" w:hAnsi="Arial Narrow"/>
-                <w:i/>
-                <w:iCs/>
-                <w:sz w:val="24"/>
-                <w:szCs w:val="24"/>
-                <w:lang w:bidi="ar-JO"/>
-              </w:rPr>
-              <w:t xml:space="preserve">, </w:t>
-            </w:r>
-            <w:r>
-              <w:rPr>
-                <w:rFonts w:ascii="Arial Narrow" w:hAnsi="Arial Narrow"/>
-                <w:i/>
-                <w:iCs/>
-                <w:sz w:val="24"/>
-                <w:szCs w:val="24"/>
-                <w:lang w:bidi="ar-JO"/>
-              </w:rPr>
-              <w:t>PostgreSQL</w:t>
-            </w:r>
-            <w:r>
-              <w:rPr>
-                <w:rFonts w:ascii="Arial Narrow" w:hAnsi="Arial Narrow"/>
-                <w:i/>
-                <w:iCs/>
-                <w:sz w:val="24"/>
-                <w:szCs w:val="24"/>
-                <w:lang w:bidi="ar-JO"/>
-              </w:rPr>
-              <w:t xml:space="preserve">, </w:t>
-            </w:r>
-            <w:r>
-              <w:rPr>
-                <w:rFonts w:ascii="Arial Narrow" w:hAnsi="Arial Narrow"/>
-                <w:i/>
-                <w:iCs/>
-                <w:sz w:val="24"/>
-                <w:szCs w:val="24"/>
-                <w:lang w:bidi="ar-JO"/>
-              </w:rPr>
-              <w:t>React</w:t>
-            </w:r>
-            <w:r>
-              <w:rPr>
-                <w:rFonts w:ascii="Arial Narrow" w:hAnsi="Arial Narrow"/>
-                <w:i/>
-                <w:iCs/>
-                <w:sz w:val="24"/>
-                <w:szCs w:val="24"/>
-                <w:lang w:bidi="ar-JO"/>
-              </w:rPr>
-              <w:t xml:space="preserve">. </w:t>
+              <w:t xml:space="preserve"> LangGraph, FastAPI, PostgreSQL, React. </w:t>
             </w:r>
           </w:p>
         </w:tc>
@@ -3176,29 +2851,7 @@
                 <w:szCs w:val="24"/>
                 <w:lang w:bidi="ar-JO"/>
               </w:rPr>
-              <w:t xml:space="preserve">Database: </w:t>
-            </w:r>
-            <w:r>
-              <w:rPr>
-                <w:rFonts w:ascii="Arial Narrow" w:hAnsi="Arial Narrow"/>
-                <w:i/>
-                <w:iCs/>
-                <w:sz w:val="24"/>
-                <w:szCs w:val="24"/>
-                <w:lang w:bidi="ar-JO"/>
-              </w:rPr>
-              <w:t>PostgreSQL</w:t>
-            </w:r>
-            <w:r>
-              <w:rPr>
-                <w:rFonts w:ascii="Arial Narrow" w:hAnsi="Arial Narrow"/>
-                <w:i/>
-                <w:iCs/>
-                <w:sz w:val="24"/>
-                <w:szCs w:val="24"/>
-                <w:lang w:bidi="ar-JO"/>
-              </w:rPr>
-              <w:t>.</w:t>
+              <w:t>Database: PostgreSQL.</w:t>
             </w:r>
           </w:p>
           <w:p>
@@ -5908,6 +5561,119 @@
     </w:lvl>
   </w:abstractNum>
   <w:abstractNum w:abstractNumId="18" w15:restartNumberingAfterBreak="0">
+    <w:nsid w:val="571D4D5E"/>
+    <w:multiLevelType w:val="hybridMultilevel"/>
+    <w:tmpl w:val="C9C418F4"/>
+    <w:lvl w:ilvl="0" w:tplc="04090001">
+      <w:start w:val="1"/>
+      <w:numFmt w:val="bullet"/>
+      <w:lvlText w:val=""/>
+      <w:lvlJc w:val="left"/>
+      <w:pPr>
+        <w:ind w:left="1440" w:hanging="360"/>
+      </w:pPr>
+      <w:rPr>
+        <w:rFonts w:ascii="Symbol" w:hAnsi="Symbol" w:hint="default"/>
+      </w:rPr>
+    </w:lvl>
+    <w:lvl w:ilvl="1" w:tplc="04090003" w:tentative="1">
+      <w:start w:val="1"/>
+      <w:numFmt w:val="bullet"/>
+      <w:lvlText w:val="o"/>
+      <w:lvlJc w:val="left"/>
+      <w:pPr>
+        <w:ind w:left="2160" w:hanging="360"/>
+      </w:pPr>
+      <w:rPr>
+        <w:rFonts w:ascii="Courier New" w:hAnsi="Courier New" w:cs="Courier New" w:hint="default"/>
+      </w:rPr>
+    </w:lvl>
+    <w:lvl w:ilvl="2" w:tplc="04090005" w:tentative="1">
+      <w:start w:val="1"/>
+      <w:numFmt w:val="bullet"/>
+      <w:lvlText w:val=""/>
+      <w:lvlJc w:val="left"/>
+      <w:pPr>
+        <w:ind w:left="2880" w:hanging="360"/>
+      </w:pPr>
+      <w:rPr>
+        <w:rFonts w:ascii="Wingdings" w:hAnsi="Wingdings" w:hint="default"/>
+      </w:rPr>
+    </w:lvl>
+    <w:lvl w:ilvl="3" w:tplc="04090001" w:tentative="1">
+      <w:start w:val="1"/>
+      <w:numFmt w:val="bullet"/>
+      <w:lvlText w:val=""/>
+      <w:lvlJc w:val="left"/>
+      <w:pPr>
+        <w:ind w:left="3600" w:hanging="360"/>
+      </w:pPr>
+      <w:rPr>
+        <w:rFonts w:ascii="Symbol" w:hAnsi="Symbol" w:hint="default"/>
+      </w:rPr>
+    </w:lvl>
+    <w:lvl w:ilvl="4" w:tplc="04090003" w:tentative="1">
+      <w:start w:val="1"/>
+      <w:numFmt w:val="bullet"/>
+      <w:lvlText w:val="o"/>
+      <w:lvlJc w:val="left"/>
+      <w:pPr>
+        <w:ind w:left="4320" w:hanging="360"/>
+      </w:pPr>
+      <w:rPr>
+        <w:rFonts w:ascii="Courier New" w:hAnsi="Courier New" w:cs="Courier New" w:hint="default"/>
+      </w:rPr>
+    </w:lvl>
+    <w:lvl w:ilvl="5" w:tplc="04090005" w:tentative="1">
+      <w:start w:val="1"/>
+      <w:numFmt w:val="bullet"/>
+      <w:lvlText w:val=""/>
+      <w:lvlJc w:val="left"/>
+      <w:pPr>
+        <w:ind w:left="5040" w:hanging="360"/>
+      </w:pPr>
+      <w:rPr>
+        <w:rFonts w:ascii="Wingdings" w:hAnsi="Wingdings" w:hint="default"/>
+      </w:rPr>
+    </w:lvl>
+    <w:lvl w:ilvl="6" w:tplc="04090001" w:tentative="1">
+      <w:start w:val="1"/>
+      <w:numFmt w:val="bullet"/>
+      <w:lvlText w:val=""/>
+      <w:lvlJc w:val="left"/>
+      <w:pPr>
+        <w:ind w:left="5760" w:hanging="360"/>
+      </w:pPr>
+      <w:rPr>
+        <w:rFonts w:ascii="Symbol" w:hAnsi="Symbol" w:hint="default"/>
+      </w:rPr>
+    </w:lvl>
+    <w:lvl w:ilvl="7" w:tplc="04090003" w:tentative="1">
+      <w:start w:val="1"/>
+      <w:numFmt w:val="bullet"/>
+      <w:lvlText w:val="o"/>
+      <w:lvlJc w:val="left"/>
+      <w:pPr>
+        <w:ind w:left="6480" w:hanging="360"/>
+      </w:pPr>
+      <w:rPr>
+        <w:rFonts w:ascii="Courier New" w:hAnsi="Courier New" w:cs="Courier New" w:hint="default"/>
+      </w:rPr>
+    </w:lvl>
+    <w:lvl w:ilvl="8" w:tplc="04090005" w:tentative="1">
+      <w:start w:val="1"/>
+      <w:numFmt w:val="bullet"/>
+      <w:lvlText w:val=""/>
+      <w:lvlJc w:val="left"/>
+      <w:pPr>
+        <w:ind w:left="7200" w:hanging="360"/>
+      </w:pPr>
+      <w:rPr>
+        <w:rFonts w:ascii="Wingdings" w:hAnsi="Wingdings" w:hint="default"/>
+      </w:rPr>
+    </w:lvl>
+  </w:abstractNum>
+  <w:abstractNum w:abstractNumId="19" w15:restartNumberingAfterBreak="0">
     <w:nsid w:val="5E291C17"/>
     <w:multiLevelType w:val="hybridMultilevel"/>
     <w:tmpl w:val="FE209CCE"/>
@@ -6020,7 +5786,7 @@
       </w:rPr>
     </w:lvl>
   </w:abstractNum>
-  <w:abstractNum w:abstractNumId="19" w15:restartNumberingAfterBreak="0">
+  <w:abstractNum w:abstractNumId="20" w15:restartNumberingAfterBreak="0">
     <w:nsid w:val="5EFC4234"/>
     <w:multiLevelType w:val="multilevel"/>
     <w:tmpl w:val="33745FC0"/>
@@ -6169,7 +5935,7 @@
       </w:rPr>
     </w:lvl>
   </w:abstractNum>
-  <w:abstractNum w:abstractNumId="20" w15:restartNumberingAfterBreak="0">
+  <w:abstractNum w:abstractNumId="21" w15:restartNumberingAfterBreak="0">
     <w:nsid w:val="5F644B62"/>
     <w:multiLevelType w:val="multilevel"/>
     <w:tmpl w:val="435A4BA0"/>
@@ -6318,7 +6084,7 @@
       </w:rPr>
     </w:lvl>
   </w:abstractNum>
-  <w:abstractNum w:abstractNumId="21" w15:restartNumberingAfterBreak="0">
+  <w:abstractNum w:abstractNumId="22" w15:restartNumberingAfterBreak="0">
     <w:nsid w:val="5FD70394"/>
     <w:multiLevelType w:val="multilevel"/>
     <w:tmpl w:val="E62EF54E"/>
@@ -6467,7 +6233,7 @@
       </w:rPr>
     </w:lvl>
   </w:abstractNum>
-  <w:abstractNum w:abstractNumId="22" w15:restartNumberingAfterBreak="0">
+  <w:abstractNum w:abstractNumId="23" w15:restartNumberingAfterBreak="0">
     <w:nsid w:val="6150729F"/>
     <w:multiLevelType w:val="hybridMultilevel"/>
     <w:tmpl w:val="8AC8C198"/>
@@ -6580,7 +6346,7 @@
       </w:rPr>
     </w:lvl>
   </w:abstractNum>
-  <w:abstractNum w:abstractNumId="23" w15:restartNumberingAfterBreak="0">
+  <w:abstractNum w:abstractNumId="24" w15:restartNumberingAfterBreak="0">
     <w:nsid w:val="66A62CF8"/>
     <w:multiLevelType w:val="hybridMultilevel"/>
     <w:tmpl w:val="57ACCFD8"/>
@@ -6693,7 +6459,7 @@
       </w:rPr>
     </w:lvl>
   </w:abstractNum>
-  <w:abstractNum w:abstractNumId="24" w15:restartNumberingAfterBreak="0">
+  <w:abstractNum w:abstractNumId="25" w15:restartNumberingAfterBreak="0">
     <w:nsid w:val="671D01D0"/>
     <w:multiLevelType w:val="multilevel"/>
     <w:tmpl w:val="799005F6"/>
@@ -6842,7 +6608,7 @@
       </w:rPr>
     </w:lvl>
   </w:abstractNum>
-  <w:abstractNum w:abstractNumId="25" w15:restartNumberingAfterBreak="0">
+  <w:abstractNum w:abstractNumId="26" w15:restartNumberingAfterBreak="0">
     <w:nsid w:val="69744371"/>
     <w:multiLevelType w:val="hybridMultilevel"/>
     <w:tmpl w:val="FAB48194"/>
@@ -6955,7 +6721,7 @@
       </w:rPr>
     </w:lvl>
   </w:abstractNum>
-  <w:abstractNum w:abstractNumId="26" w15:restartNumberingAfterBreak="0">
+  <w:abstractNum w:abstractNumId="27" w15:restartNumberingAfterBreak="0">
     <w:nsid w:val="6B725516"/>
     <w:multiLevelType w:val="multilevel"/>
     <w:tmpl w:val="F2624B6A"/>
@@ -7104,7 +6870,7 @@
       </w:rPr>
     </w:lvl>
   </w:abstractNum>
-  <w:abstractNum w:abstractNumId="27" w15:restartNumberingAfterBreak="0">
+  <w:abstractNum w:abstractNumId="28" w15:restartNumberingAfterBreak="0">
     <w:nsid w:val="6D675BBA"/>
     <w:multiLevelType w:val="multilevel"/>
     <w:tmpl w:val="88ACB606"/>
@@ -7253,7 +7019,120 @@
       </w:rPr>
     </w:lvl>
   </w:abstractNum>
-  <w:abstractNum w:abstractNumId="28" w15:restartNumberingAfterBreak="0">
+  <w:abstractNum w:abstractNumId="29" w15:restartNumberingAfterBreak="0">
+    <w:nsid w:val="708B4735"/>
+    <w:multiLevelType w:val="hybridMultilevel"/>
+    <w:tmpl w:val="0C6AAC08"/>
+    <w:lvl w:ilvl="0" w:tplc="04090001">
+      <w:start w:val="1"/>
+      <w:numFmt w:val="bullet"/>
+      <w:lvlText w:val=""/>
+      <w:lvlJc w:val="left"/>
+      <w:pPr>
+        <w:ind w:left="1140" w:hanging="360"/>
+      </w:pPr>
+      <w:rPr>
+        <w:rFonts w:ascii="Symbol" w:hAnsi="Symbol" w:hint="default"/>
+      </w:rPr>
+    </w:lvl>
+    <w:lvl w:ilvl="1" w:tplc="04090003" w:tentative="1">
+      <w:start w:val="1"/>
+      <w:numFmt w:val="bullet"/>
+      <w:lvlText w:val="o"/>
+      <w:lvlJc w:val="left"/>
+      <w:pPr>
+        <w:ind w:left="1860" w:hanging="360"/>
+      </w:pPr>
+      <w:rPr>
+        <w:rFonts w:ascii="Courier New" w:hAnsi="Courier New" w:cs="Courier New" w:hint="default"/>
+      </w:rPr>
+    </w:lvl>
+    <w:lvl w:ilvl="2" w:tplc="04090005" w:tentative="1">
+      <w:start w:val="1"/>
+      <w:numFmt w:val="bullet"/>
+      <w:lvlText w:val=""/>
+      <w:lvlJc w:val="left"/>
+      <w:pPr>
+        <w:ind w:left="2580" w:hanging="360"/>
+      </w:pPr>
+      <w:rPr>
+        <w:rFonts w:ascii="Wingdings" w:hAnsi="Wingdings" w:hint="default"/>
+      </w:rPr>
+    </w:lvl>
+    <w:lvl w:ilvl="3" w:tplc="04090001" w:tentative="1">
+      <w:start w:val="1"/>
+      <w:numFmt w:val="bullet"/>
+      <w:lvlText w:val=""/>
+      <w:lvlJc w:val="left"/>
+      <w:pPr>
+        <w:ind w:left="3300" w:hanging="360"/>
+      </w:pPr>
+      <w:rPr>
+        <w:rFonts w:ascii="Symbol" w:hAnsi="Symbol" w:hint="default"/>
+      </w:rPr>
+    </w:lvl>
+    <w:lvl w:ilvl="4" w:tplc="04090003" w:tentative="1">
+      <w:start w:val="1"/>
+      <w:numFmt w:val="bullet"/>
+      <w:lvlText w:val="o"/>
+      <w:lvlJc w:val="left"/>
+      <w:pPr>
+        <w:ind w:left="4020" w:hanging="360"/>
+      </w:pPr>
+      <w:rPr>
+        <w:rFonts w:ascii="Courier New" w:hAnsi="Courier New" w:cs="Courier New" w:hint="default"/>
+      </w:rPr>
+    </w:lvl>
+    <w:lvl w:ilvl="5" w:tplc="04090005" w:tentative="1">
+      <w:start w:val="1"/>
+      <w:numFmt w:val="bullet"/>
+      <w:lvlText w:val=""/>
+      <w:lvlJc w:val="left"/>
+      <w:pPr>
+        <w:ind w:left="4740" w:hanging="360"/>
+      </w:pPr>
+      <w:rPr>
+        <w:rFonts w:ascii="Wingdings" w:hAnsi="Wingdings" w:hint="default"/>
+      </w:rPr>
+    </w:lvl>
+    <w:lvl w:ilvl="6" w:tplc="04090001" w:tentative="1">
+      <w:start w:val="1"/>
+      <w:numFmt w:val="bullet"/>
+      <w:lvlText w:val=""/>
+      <w:lvlJc w:val="left"/>
+      <w:pPr>
+        <w:ind w:left="5460" w:hanging="360"/>
+      </w:pPr>
+      <w:rPr>
+        <w:rFonts w:ascii="Symbol" w:hAnsi="Symbol" w:hint="default"/>
+      </w:rPr>
+    </w:lvl>
+    <w:lvl w:ilvl="7" w:tplc="04090003" w:tentative="1">
+      <w:start w:val="1"/>
+      <w:numFmt w:val="bullet"/>
+      <w:lvlText w:val="o"/>
+      <w:lvlJc w:val="left"/>
+      <w:pPr>
+        <w:ind w:left="6180" w:hanging="360"/>
+      </w:pPr>
+      <w:rPr>
+        <w:rFonts w:ascii="Courier New" w:hAnsi="Courier New" w:cs="Courier New" w:hint="default"/>
+      </w:rPr>
+    </w:lvl>
+    <w:lvl w:ilvl="8" w:tplc="04090005" w:tentative="1">
+      <w:start w:val="1"/>
+      <w:numFmt w:val="bullet"/>
+      <w:lvlText w:val=""/>
+      <w:lvlJc w:val="left"/>
+      <w:pPr>
+        <w:ind w:left="6900" w:hanging="360"/>
+      </w:pPr>
+      <w:rPr>
+        <w:rFonts w:ascii="Wingdings" w:hAnsi="Wingdings" w:hint="default"/>
+      </w:rPr>
+    </w:lvl>
+  </w:abstractNum>
+  <w:abstractNum w:abstractNumId="30" w15:restartNumberingAfterBreak="0">
     <w:nsid w:val="74202F16"/>
     <w:multiLevelType w:val="multilevel"/>
     <w:tmpl w:val="3B16221C"/>
@@ -7402,7 +7281,7 @@
       </w:rPr>
     </w:lvl>
   </w:abstractNum>
-  <w:abstractNum w:abstractNumId="29" w15:restartNumberingAfterBreak="0">
+  <w:abstractNum w:abstractNumId="31" w15:restartNumberingAfterBreak="0">
     <w:nsid w:val="74F528FB"/>
     <w:multiLevelType w:val="multilevel"/>
     <w:tmpl w:val="9CAAB638"/>
@@ -7551,7 +7430,7 @@
       </w:rPr>
     </w:lvl>
   </w:abstractNum>
-  <w:abstractNum w:abstractNumId="30" w15:restartNumberingAfterBreak="0">
+  <w:abstractNum w:abstractNumId="32" w15:restartNumberingAfterBreak="0">
     <w:nsid w:val="75656BE6"/>
     <w:multiLevelType w:val="hybridMultilevel"/>
     <w:tmpl w:val="413AA9F0"/>
@@ -7637,7 +7516,7 @@
       </w:pPr>
     </w:lvl>
   </w:abstractNum>
-  <w:abstractNum w:abstractNumId="31" w15:restartNumberingAfterBreak="0">
+  <w:abstractNum w:abstractNumId="33" w15:restartNumberingAfterBreak="0">
     <w:nsid w:val="762D6F8C"/>
     <w:multiLevelType w:val="hybridMultilevel"/>
     <w:tmpl w:val="7168FDB2"/>
@@ -7726,7 +7605,7 @@
       </w:pPr>
     </w:lvl>
   </w:abstractNum>
-  <w:abstractNum w:abstractNumId="32" w15:restartNumberingAfterBreak="0">
+  <w:abstractNum w:abstractNumId="34" w15:restartNumberingAfterBreak="0">
     <w:nsid w:val="779D11D0"/>
     <w:multiLevelType w:val="hybridMultilevel"/>
     <w:tmpl w:val="3118E690"/>
@@ -7815,7 +7694,7 @@
       </w:pPr>
     </w:lvl>
   </w:abstractNum>
-  <w:abstractNum w:abstractNumId="33" w15:restartNumberingAfterBreak="0">
+  <w:abstractNum w:abstractNumId="35" w15:restartNumberingAfterBreak="0">
     <w:nsid w:val="77FC5B4A"/>
     <w:multiLevelType w:val="hybridMultilevel"/>
     <w:tmpl w:val="C7048394"/>
@@ -7928,7 +7807,7 @@
       </w:rPr>
     </w:lvl>
   </w:abstractNum>
-  <w:abstractNum w:abstractNumId="34" w15:restartNumberingAfterBreak="0">
+  <w:abstractNum w:abstractNumId="36" w15:restartNumberingAfterBreak="0">
     <w:nsid w:val="7B7F086F"/>
     <w:multiLevelType w:val="multilevel"/>
     <w:tmpl w:val="7680AAB8"/>
@@ -8077,7 +7956,7 @@
       </w:rPr>
     </w:lvl>
   </w:abstractNum>
-  <w:abstractNum w:abstractNumId="35" w15:restartNumberingAfterBreak="0">
+  <w:abstractNum w:abstractNumId="37" w15:restartNumberingAfterBreak="0">
     <w:nsid w:val="7D17306B"/>
     <w:multiLevelType w:val="multilevel"/>
     <w:tmpl w:val="6CB019A2"/>
@@ -8227,16 +8106,16 @@
     </w:lvl>
   </w:abstractNum>
   <w:num w:numId="1" w16cid:durableId="283388493">
-    <w:abstractNumId w:val="32"/>
+    <w:abstractNumId w:val="34"/>
   </w:num>
   <w:num w:numId="2" w16cid:durableId="1180974328">
-    <w:abstractNumId w:val="23"/>
+    <w:abstractNumId w:val="24"/>
   </w:num>
   <w:num w:numId="3" w16cid:durableId="1941646935">
     <w:abstractNumId w:val="8"/>
   </w:num>
   <w:num w:numId="4" w16cid:durableId="1898935006">
-    <w:abstractNumId w:val="30"/>
+    <w:abstractNumId w:val="32"/>
   </w:num>
   <w:num w:numId="5" w16cid:durableId="208540098">
     <w:abstractNumId w:val="15"/>
@@ -8245,16 +8124,16 @@
     <w:abstractNumId w:val="5"/>
   </w:num>
   <w:num w:numId="7" w16cid:durableId="1935744618">
-    <w:abstractNumId w:val="34"/>
+    <w:abstractNumId w:val="36"/>
   </w:num>
   <w:num w:numId="8" w16cid:durableId="1888174969">
-    <w:abstractNumId w:val="35"/>
+    <w:abstractNumId w:val="37"/>
   </w:num>
   <w:num w:numId="9" w16cid:durableId="218634948">
     <w:abstractNumId w:val="6"/>
   </w:num>
   <w:num w:numId="10" w16cid:durableId="1354574204">
-    <w:abstractNumId w:val="27"/>
+    <w:abstractNumId w:val="28"/>
   </w:num>
   <w:num w:numId="11" w16cid:durableId="126247654">
     <w:abstractNumId w:val="9"/>
@@ -8263,7 +8142,7 @@
     <w:abstractNumId w:val="17"/>
   </w:num>
   <w:num w:numId="13" w16cid:durableId="1474639356">
-    <w:abstractNumId w:val="19"/>
+    <w:abstractNumId w:val="20"/>
   </w:num>
   <w:num w:numId="14" w16cid:durableId="840007154">
     <w:abstractNumId w:val="12"/>
@@ -8272,7 +8151,7 @@
     <w:abstractNumId w:val="0"/>
   </w:num>
   <w:num w:numId="16" w16cid:durableId="489753411">
-    <w:abstractNumId w:val="21"/>
+    <w:abstractNumId w:val="22"/>
   </w:num>
   <w:num w:numId="17" w16cid:durableId="513765401">
     <w:abstractNumId w:val="10"/>
@@ -8281,7 +8160,7 @@
     <w:abstractNumId w:val="7"/>
   </w:num>
   <w:num w:numId="19" w16cid:durableId="19549060">
-    <w:abstractNumId w:val="29"/>
+    <w:abstractNumId w:val="31"/>
   </w:num>
   <w:num w:numId="20" w16cid:durableId="1868061296">
     <w:abstractNumId w:val="13"/>
@@ -8290,16 +8169,16 @@
     <w:abstractNumId w:val="14"/>
   </w:num>
   <w:num w:numId="22" w16cid:durableId="1735664637">
-    <w:abstractNumId w:val="28"/>
+    <w:abstractNumId w:val="30"/>
   </w:num>
   <w:num w:numId="23" w16cid:durableId="1286275657">
-    <w:abstractNumId w:val="26"/>
+    <w:abstractNumId w:val="27"/>
   </w:num>
   <w:num w:numId="24" w16cid:durableId="131406531">
-    <w:abstractNumId w:val="24"/>
+    <w:abstractNumId w:val="25"/>
   </w:num>
   <w:num w:numId="25" w16cid:durableId="1342195951">
-    <w:abstractNumId w:val="20"/>
+    <w:abstractNumId w:val="21"/>
   </w:num>
   <w:num w:numId="26" w16cid:durableId="1733888811">
     <w:abstractNumId w:val="11"/>
@@ -8308,16 +8187,16 @@
     <w:abstractNumId w:val="4"/>
   </w:num>
   <w:num w:numId="28" w16cid:durableId="598754807">
-    <w:abstractNumId w:val="22"/>
+    <w:abstractNumId w:val="23"/>
   </w:num>
   <w:num w:numId="29" w16cid:durableId="732847819">
-    <w:abstractNumId w:val="25"/>
+    <w:abstractNumId w:val="26"/>
   </w:num>
   <w:num w:numId="30" w16cid:durableId="1746105994">
-    <w:abstractNumId w:val="18"/>
+    <w:abstractNumId w:val="19"/>
   </w:num>
   <w:num w:numId="31" w16cid:durableId="2124567133">
-    <w:abstractNumId w:val="33"/>
+    <w:abstractNumId w:val="35"/>
   </w:num>
   <w:num w:numId="32" w16cid:durableId="1919703828">
     <w:abstractNumId w:val="16"/>
@@ -8326,13 +8205,19 @@
     <w:abstractNumId w:val="1"/>
   </w:num>
   <w:num w:numId="34" w16cid:durableId="1687631720">
-    <w:abstractNumId w:val="31"/>
+    <w:abstractNumId w:val="33"/>
   </w:num>
   <w:num w:numId="35" w16cid:durableId="290063694">
     <w:abstractNumId w:val="2"/>
   </w:num>
   <w:num w:numId="36" w16cid:durableId="1729961498">
     <w:abstractNumId w:val="3"/>
+  </w:num>
+  <w:num w:numId="37" w16cid:durableId="668597">
+    <w:abstractNumId w:val="29"/>
+  </w:num>
+  <w:num w:numId="38" w16cid:durableId="1541891991">
+    <w:abstractNumId w:val="18"/>
   </w:num>
 </w:numbering>
 </file>
@@ -9224,6 +9109,22 @@
 </file>
 
 <file path=customXml/item1.xml><?xml version="1.0" encoding="utf-8"?>
+<b:Sources xmlns:b="http://schemas.openxmlformats.org/officeDocument/2006/bibliography" xmlns="http://schemas.openxmlformats.org/officeDocument/2006/bibliography" SelectedStyle="\APA.XSL" StyleName="APA"/>
+</file>
+
+<file path=customXml/item2.xml><?xml version="1.0" encoding="utf-8"?>
+<p:properties xmlns:p="http://schemas.microsoft.com/office/2006/metadata/properties" xmlns:xsi="http://www.w3.org/2001/XMLSchema-instance" xmlns:pc="http://schemas.microsoft.com/office/infopath/2007/PartnerControls">
+  <documentManagement>
+    <TaxCatchAll xmlns="a8e5abd5-4a68-4532-ab4e-f8b6047c71d9" xsi:nil="true"/>
+    <ReferenceId xmlns="ffb3042e-7aa6-4477-963b-117210bb9a5a" xsi:nil="true"/>
+    <lcf76f155ced4ddcb4097134ff3c332f xmlns="ffb3042e-7aa6-4477-963b-117210bb9a5a">
+      <Terms xmlns="http://schemas.microsoft.com/office/infopath/2007/PartnerControls"/>
+    </lcf76f155ced4ddcb4097134ff3c332f>
+  </documentManagement>
+</p:properties>
+</file>
+
+<file path=customXml/item3.xml><?xml version="1.0" encoding="utf-8"?>
 <?mso-contentType ?>
 <FormTemplates xmlns="http://schemas.microsoft.com/sharepoint/v3/contenttype/forms">
   <Display>DocumentLibraryForm</Display>
@@ -9232,7 +9133,7 @@
 </FormTemplates>
 </file>
 
-<file path=customXml/item2.xml><?xml version="1.0" encoding="utf-8"?>
+<file path=customXml/item4.xml><?xml version="1.0" encoding="utf-8"?>
 <ct:contentTypeSchema xmlns:ct="http://schemas.microsoft.com/office/2006/metadata/contentType" xmlns:ma="http://schemas.microsoft.com/office/2006/metadata/properties/metaAttributes" ct:_="" ma:_="" ma:contentTypeName="Document" ma:contentTypeID="0x010100DA604834E96D304AAFE64DE8819F0AE6" ma:contentTypeVersion="11" ma:contentTypeDescription="Create a new document." ma:contentTypeScope="" ma:versionID="ee9062911258d7acff46135caaf4a3b7">
   <xsd:schema xmlns:xsd="http://www.w3.org/2001/XMLSchema" xmlns:xs="http://www.w3.org/2001/XMLSchema" xmlns:p="http://schemas.microsoft.com/office/2006/metadata/properties" xmlns:ns2="ffb3042e-7aa6-4477-963b-117210bb9a5a" xmlns:ns3="a8e5abd5-4a68-4532-ab4e-f8b6047c71d9" targetNamespace="http://schemas.microsoft.com/office/2006/metadata/properties" ma:root="true" ma:fieldsID="a581d634fa98a3b36603a1feaba87db9" ns2:_="" ns3:_="">
     <xsd:import namespace="ffb3042e-7aa6-4477-963b-117210bb9a5a"/>
@@ -9427,23 +9328,26 @@
 </ct:contentTypeSchema>
 </file>
 
-<file path=customXml/item3.xml><?xml version="1.0" encoding="utf-8"?>
-<b:Sources xmlns:b="http://schemas.openxmlformats.org/officeDocument/2006/bibliography" xmlns="http://schemas.openxmlformats.org/officeDocument/2006/bibliography" SelectedStyle="\APA.XSL" StyleName="APA"/>
+<file path=customXml/itemProps1.xml><?xml version="1.0" encoding="utf-8"?>
+<ds:datastoreItem xmlns:ds="http://schemas.openxmlformats.org/officeDocument/2006/customXml" ds:itemID="{BE521747-BA93-43F2-A1E8-705C21D6DB3E}">
+  <ds:schemaRefs>
+    <ds:schemaRef ds:uri="http://schemas.openxmlformats.org/officeDocument/2006/bibliography"/>
+  </ds:schemaRefs>
+</ds:datastoreItem>
 </file>
 
-<file path=customXml/item4.xml><?xml version="1.0" encoding="utf-8"?>
-<p:properties xmlns:p="http://schemas.microsoft.com/office/2006/metadata/properties" xmlns:xsi="http://www.w3.org/2001/XMLSchema-instance" xmlns:pc="http://schemas.microsoft.com/office/infopath/2007/PartnerControls">
-  <documentManagement>
-    <TaxCatchAll xmlns="a8e5abd5-4a68-4532-ab4e-f8b6047c71d9" xsi:nil="true"/>
-    <ReferenceId xmlns="ffb3042e-7aa6-4477-963b-117210bb9a5a" xsi:nil="true"/>
-    <lcf76f155ced4ddcb4097134ff3c332f xmlns="ffb3042e-7aa6-4477-963b-117210bb9a5a">
-      <Terms xmlns="http://schemas.microsoft.com/office/infopath/2007/PartnerControls"/>
-    </lcf76f155ced4ddcb4097134ff3c332f>
-  </documentManagement>
-</p:properties>
+<file path=customXml/itemProps2.xml><?xml version="1.0" encoding="utf-8"?>
+<ds:datastoreItem xmlns:ds="http://schemas.openxmlformats.org/officeDocument/2006/customXml" ds:itemID="{1529C74D-0684-41AA-ABD0-D96035A8C7CC}">
+  <ds:schemaRefs>
+    <ds:schemaRef ds:uri="http://schemas.microsoft.com/office/2006/metadata/properties"/>
+    <ds:schemaRef ds:uri="http://schemas.microsoft.com/office/infopath/2007/PartnerControls"/>
+    <ds:schemaRef ds:uri="a8e5abd5-4a68-4532-ab4e-f8b6047c71d9"/>
+    <ds:schemaRef ds:uri="ffb3042e-7aa6-4477-963b-117210bb9a5a"/>
+  </ds:schemaRefs>
+</ds:datastoreItem>
 </file>
 
-<file path=customXml/itemProps1.xml><?xml version="1.0" encoding="utf-8"?>
+<file path=customXml/itemProps3.xml><?xml version="1.0" encoding="utf-8"?>
 <ds:datastoreItem xmlns:ds="http://schemas.openxmlformats.org/officeDocument/2006/customXml" ds:itemID="{FBAC6F0A-1C69-45E2-A44A-BCE0926327A8}">
   <ds:schemaRefs>
     <ds:schemaRef ds:uri="http://schemas.microsoft.com/sharepoint/v3/contenttype/forms"/>
@@ -9451,7 +9355,7 @@
 </ds:datastoreItem>
 </file>
 
-<file path=customXml/itemProps2.xml><?xml version="1.0" encoding="utf-8"?>
+<file path=customXml/itemProps4.xml><?xml version="1.0" encoding="utf-8"?>
 <ds:datastoreItem xmlns:ds="http://schemas.openxmlformats.org/officeDocument/2006/customXml" ds:itemID="{14F35175-5B2A-4DCA-8C55-8298E0B40431}">
   <ds:schemaRefs>
     <ds:schemaRef ds:uri="http://schemas.microsoft.com/office/2006/metadata/contentType"/>
@@ -9468,23 +9372,4 @@
     <ds:schemaRef ds:uri="http://schemas.microsoft.com/internal/obd"/>
   </ds:schemaRefs>
 </ds:datastoreItem>
-</file>
-
-<file path=customXml/itemProps3.xml><?xml version="1.0" encoding="utf-8"?>
-<ds:datastoreItem xmlns:ds="http://schemas.openxmlformats.org/officeDocument/2006/customXml" ds:itemID="{BE521747-BA93-43F2-A1E8-705C21D6DB3E}">
-  <ds:schemaRefs>
-    <ds:schemaRef ds:uri="http://schemas.openxmlformats.org/officeDocument/2006/bibliography"/>
-  </ds:schemaRefs>
-</ds:datastoreItem>
-</file>
-
-<file path=customXml/itemProps4.xml><?xml version="1.0" encoding="utf-8"?>
-<ds:datastoreItem xmlns:ds="http://schemas.openxmlformats.org/officeDocument/2006/customXml" ds:itemID="{1529C74D-0684-41AA-ABD0-D96035A8C7CC}">
-  <ds:schemaRefs>
-    <ds:schemaRef ds:uri="http://schemas.microsoft.com/office/2006/metadata/properties"/>
-    <ds:schemaRef ds:uri="http://schemas.microsoft.com/office/infopath/2007/PartnerControls"/>
-    <ds:schemaRef ds:uri="a8e5abd5-4a68-4532-ab4e-f8b6047c71d9"/>
-    <ds:schemaRef ds:uri="ffb3042e-7aa6-4477-963b-117210bb9a5a"/>
-  </ds:schemaRefs>
-</ds:datastoreItem>
 </file>